--- a/Для отчета/Руководство системного программиста.docx
+++ b/Для отчета/Руководство системного программиста.docx
@@ -18,7 +18,7 @@
           <w:sz w:val="28"/>
           <w:szCs w:val="28"/>
         </w:rPr>
-        <w:t>Руководство системного программиста.</w:t>
+        <w:t>Руководство системного программиста</w:t>
       </w:r>
     </w:p>
     <w:p>
@@ -61,6 +61,17 @@
     <w:p>
       <w:pPr>
         <w:spacing w:after="0" w:line="240" w:lineRule="auto"/>
+        <w:jc w:val="center"/>
+        <w:rPr>
+          <w:rFonts w:ascii="Times New Roman" w:hAnsi="Times New Roman" w:cs="Times New Roman"/>
+          <w:sz w:val="28"/>
+          <w:szCs w:val="28"/>
+        </w:rPr>
+      </w:pPr>
+    </w:p>
+    <w:p>
+      <w:pPr>
+        <w:spacing w:after="0" w:line="240" w:lineRule="auto"/>
         <w:ind w:firstLine="851"/>
         <w:jc w:val="both"/>
         <w:rPr>
@@ -69,6 +80,14 @@
           <w:szCs w:val="28"/>
         </w:rPr>
       </w:pPr>
+      <w:r>
+        <w:rPr>
+          <w:rFonts w:ascii="Times New Roman" w:hAnsi="Times New Roman" w:cs="Times New Roman"/>
+          <w:sz w:val="28"/>
+          <w:szCs w:val="28"/>
+        </w:rPr>
+        <w:t>1 Назначение программы</w:t>
+      </w:r>
     </w:p>
     <w:p>
       <w:pPr>
@@ -87,26 +106,6 @@
           <w:sz w:val="28"/>
           <w:szCs w:val="28"/>
         </w:rPr>
-        <w:t>1 Назначение программы</w:t>
-      </w:r>
-    </w:p>
-    <w:p>
-      <w:pPr>
-        <w:spacing w:after="0" w:line="240" w:lineRule="auto"/>
-        <w:ind w:firstLine="851"/>
-        <w:jc w:val="both"/>
-        <w:rPr>
-          <w:rFonts w:ascii="Times New Roman" w:hAnsi="Times New Roman" w:cs="Times New Roman"/>
-          <w:sz w:val="28"/>
-          <w:szCs w:val="28"/>
-        </w:rPr>
-      </w:pPr>
-      <w:r>
-        <w:rPr>
-          <w:rFonts w:ascii="Times New Roman" w:hAnsi="Times New Roman" w:cs="Times New Roman"/>
-          <w:sz w:val="28"/>
-          <w:szCs w:val="28"/>
-        </w:rPr>
         <w:t>Программный модуль предназначен для автоматизации процесса учёта заявок на ремонт автомобилей в автосервисе «</w:t>
       </w:r>
       <w:proofErr w:type="spellStart"/>
@@ -125,37 +124,17 @@
           <w:sz w:val="28"/>
           <w:szCs w:val="28"/>
         </w:rPr>
-        <w:t>». Модуль обеспечивает приём, регистрацию, обработку и отслеживание заявок, управление сотрудниками, а также анализ статистики работы сервисного центра.</w:t>
-      </w:r>
-    </w:p>
-    <w:p>
-      <w:pPr>
-        <w:spacing w:after="0" w:line="240" w:lineRule="auto"/>
-        <w:ind w:firstLine="851"/>
-        <w:jc w:val="both"/>
-        <w:rPr>
-          <w:rFonts w:ascii="Times New Roman" w:hAnsi="Times New Roman" w:cs="Times New Roman"/>
-          <w:sz w:val="28"/>
-          <w:szCs w:val="28"/>
-        </w:rPr>
-      </w:pPr>
-      <w:r>
-        <w:rPr>
-          <w:rFonts w:ascii="Times New Roman" w:hAnsi="Times New Roman" w:cs="Times New Roman"/>
-          <w:sz w:val="28"/>
-          <w:szCs w:val="28"/>
-        </w:rPr>
-        <w:t>Модуль реализует следующие функции:</w:t>
+        <w:t>». Модуль реализован в виде веб-приложения с клиент-серверной архитектурой и обеспечивает следующие функции:</w:t>
       </w:r>
     </w:p>
     <w:p>
       <w:pPr>
         <w:numPr>
           <w:ilvl w:val="0"/>
-          <w:numId w:val="9"/>
+          <w:numId w:val="11"/>
         </w:numPr>
         <w:spacing w:after="0" w:line="240" w:lineRule="auto"/>
-        <w:ind w:firstLine="851"/>
+        <w:ind w:left="0" w:firstLine="851"/>
         <w:jc w:val="both"/>
         <w:rPr>
           <w:rFonts w:ascii="Times New Roman" w:hAnsi="Times New Roman" w:cs="Times New Roman"/>
@@ -176,10 +155,10 @@
       <w:pPr>
         <w:numPr>
           <w:ilvl w:val="0"/>
-          <w:numId w:val="9"/>
+          <w:numId w:val="11"/>
         </w:numPr>
         <w:spacing w:after="0" w:line="240" w:lineRule="auto"/>
-        <w:ind w:firstLine="851"/>
+        <w:ind w:left="0" w:firstLine="851"/>
         <w:jc w:val="both"/>
         <w:rPr>
           <w:rFonts w:ascii="Times New Roman" w:hAnsi="Times New Roman" w:cs="Times New Roman"/>
@@ -200,201 +179,161 @@
       <w:pPr>
         <w:numPr>
           <w:ilvl w:val="0"/>
-          <w:numId w:val="9"/>
+          <w:numId w:val="11"/>
         </w:numPr>
         <w:spacing w:after="0" w:line="240" w:lineRule="auto"/>
-        <w:ind w:firstLine="851"/>
-        <w:jc w:val="both"/>
-        <w:rPr>
-          <w:rFonts w:ascii="Times New Roman" w:hAnsi="Times New Roman" w:cs="Times New Roman"/>
-          <w:sz w:val="28"/>
-          <w:szCs w:val="28"/>
-        </w:rPr>
-      </w:pPr>
-      <w:r>
-        <w:rPr>
-          <w:rFonts w:ascii="Times New Roman" w:hAnsi="Times New Roman" w:cs="Times New Roman"/>
-          <w:sz w:val="28"/>
-          <w:szCs w:val="28"/>
-        </w:rPr>
-        <w:t>отслеживание статуса выполнения заявок;</w:t>
+        <w:ind w:left="0" w:firstLine="851"/>
+        <w:jc w:val="both"/>
+        <w:rPr>
+          <w:rFonts w:ascii="Times New Roman" w:hAnsi="Times New Roman" w:cs="Times New Roman"/>
+          <w:sz w:val="28"/>
+          <w:szCs w:val="28"/>
+        </w:rPr>
+      </w:pPr>
+      <w:r>
+        <w:rPr>
+          <w:rFonts w:ascii="Times New Roman" w:hAnsi="Times New Roman" w:cs="Times New Roman"/>
+          <w:sz w:val="28"/>
+          <w:szCs w:val="28"/>
+        </w:rPr>
+        <w:t>отслеживание статуса выполнения заявок в реальном времени;</w:t>
       </w:r>
     </w:p>
     <w:p>
       <w:pPr>
         <w:numPr>
           <w:ilvl w:val="0"/>
-          <w:numId w:val="9"/>
+          <w:numId w:val="11"/>
         </w:numPr>
         <w:spacing w:after="0" w:line="240" w:lineRule="auto"/>
-        <w:ind w:firstLine="851"/>
-        <w:jc w:val="both"/>
-        <w:rPr>
-          <w:rFonts w:ascii="Times New Roman" w:hAnsi="Times New Roman" w:cs="Times New Roman"/>
-          <w:sz w:val="28"/>
-          <w:szCs w:val="28"/>
-        </w:rPr>
-      </w:pPr>
-      <w:r>
-        <w:rPr>
-          <w:rFonts w:ascii="Times New Roman" w:hAnsi="Times New Roman" w:cs="Times New Roman"/>
-          <w:sz w:val="28"/>
-          <w:szCs w:val="28"/>
-        </w:rPr>
-        <w:t>расчёт статистики: количество выполненных заявок, среднее время ремонта, топ неисправностей;</w:t>
+        <w:ind w:left="0" w:firstLine="851"/>
+        <w:jc w:val="both"/>
+        <w:rPr>
+          <w:rFonts w:ascii="Times New Roman" w:hAnsi="Times New Roman" w:cs="Times New Roman"/>
+          <w:sz w:val="28"/>
+          <w:szCs w:val="28"/>
+        </w:rPr>
+      </w:pPr>
+      <w:r>
+        <w:rPr>
+          <w:rFonts w:ascii="Times New Roman" w:hAnsi="Times New Roman" w:cs="Times New Roman"/>
+          <w:sz w:val="28"/>
+          <w:szCs w:val="28"/>
+        </w:rPr>
+        <w:t>обмен сообщениями между клиентами и менеджерами;</w:t>
       </w:r>
     </w:p>
     <w:p>
       <w:pPr>
         <w:numPr>
           <w:ilvl w:val="0"/>
-          <w:numId w:val="9"/>
+          <w:numId w:val="11"/>
         </w:numPr>
         <w:spacing w:after="0" w:line="240" w:lineRule="auto"/>
-        <w:ind w:firstLine="851"/>
-        <w:jc w:val="both"/>
-        <w:rPr>
-          <w:rFonts w:ascii="Times New Roman" w:hAnsi="Times New Roman" w:cs="Times New Roman"/>
-          <w:sz w:val="28"/>
-          <w:szCs w:val="28"/>
-        </w:rPr>
-      </w:pPr>
-      <w:r>
-        <w:rPr>
-          <w:rFonts w:ascii="Times New Roman" w:hAnsi="Times New Roman" w:cs="Times New Roman"/>
-          <w:sz w:val="28"/>
-          <w:szCs w:val="28"/>
-        </w:rPr>
-        <w:t>управление учётными записями сотрудников;</w:t>
+        <w:ind w:left="0" w:firstLine="851"/>
+        <w:jc w:val="both"/>
+        <w:rPr>
+          <w:rFonts w:ascii="Times New Roman" w:hAnsi="Times New Roman" w:cs="Times New Roman"/>
+          <w:sz w:val="28"/>
+          <w:szCs w:val="28"/>
+        </w:rPr>
+      </w:pPr>
+      <w:r>
+        <w:rPr>
+          <w:rFonts w:ascii="Times New Roman" w:hAnsi="Times New Roman" w:cs="Times New Roman"/>
+          <w:sz w:val="28"/>
+          <w:szCs w:val="28"/>
+        </w:rPr>
+        <w:t>расчёт статистики: количество выполненных заявок, среднее время ремонта, топ неисправностей;</w:t>
       </w:r>
     </w:p>
     <w:p>
       <w:pPr>
         <w:numPr>
           <w:ilvl w:val="0"/>
-          <w:numId w:val="9"/>
+          <w:numId w:val="11"/>
         </w:numPr>
         <w:spacing w:after="0" w:line="240" w:lineRule="auto"/>
-        <w:ind w:firstLine="851"/>
-        <w:jc w:val="both"/>
-        <w:rPr>
-          <w:rFonts w:ascii="Times New Roman" w:hAnsi="Times New Roman" w:cs="Times New Roman"/>
-          <w:sz w:val="28"/>
-          <w:szCs w:val="28"/>
-        </w:rPr>
-      </w:pPr>
-      <w:r>
-        <w:rPr>
-          <w:rFonts w:ascii="Times New Roman" w:hAnsi="Times New Roman" w:cs="Times New Roman"/>
-          <w:sz w:val="28"/>
-          <w:szCs w:val="28"/>
-        </w:rPr>
-        <w:t>разграничение прав доступа по ролям пользователей;</w:t>
+        <w:ind w:left="0" w:firstLine="851"/>
+        <w:jc w:val="both"/>
+        <w:rPr>
+          <w:rFonts w:ascii="Times New Roman" w:hAnsi="Times New Roman" w:cs="Times New Roman"/>
+          <w:sz w:val="28"/>
+          <w:szCs w:val="28"/>
+        </w:rPr>
+      </w:pPr>
+      <w:r>
+        <w:rPr>
+          <w:rFonts w:ascii="Times New Roman" w:hAnsi="Times New Roman" w:cs="Times New Roman"/>
+          <w:sz w:val="28"/>
+          <w:szCs w:val="28"/>
+        </w:rPr>
+        <w:t>управление учётными записями сотрудников;</w:t>
       </w:r>
     </w:p>
     <w:p>
       <w:pPr>
         <w:numPr>
           <w:ilvl w:val="0"/>
-          <w:numId w:val="9"/>
+          <w:numId w:val="11"/>
         </w:numPr>
         <w:spacing w:after="0" w:line="240" w:lineRule="auto"/>
-        <w:ind w:firstLine="851"/>
-        <w:jc w:val="both"/>
-        <w:rPr>
-          <w:rFonts w:ascii="Times New Roman" w:hAnsi="Times New Roman" w:cs="Times New Roman"/>
-          <w:sz w:val="28"/>
-          <w:szCs w:val="28"/>
-        </w:rPr>
-      </w:pPr>
-      <w:r>
-        <w:rPr>
-          <w:rFonts w:ascii="Times New Roman" w:hAnsi="Times New Roman" w:cs="Times New Roman"/>
-          <w:sz w:val="28"/>
-          <w:szCs w:val="28"/>
-        </w:rPr>
-        <w:t>генерация QR-кода для оценки качества работы сервисного центра.</w:t>
-      </w:r>
-    </w:p>
-    <w:p>
-      <w:pPr>
-        <w:spacing w:after="0" w:line="240" w:lineRule="auto"/>
-        <w:ind w:left="851"/>
-        <w:jc w:val="both"/>
-        <w:rPr>
-          <w:rFonts w:ascii="Times New Roman" w:hAnsi="Times New Roman" w:cs="Times New Roman"/>
-          <w:sz w:val="28"/>
-          <w:szCs w:val="28"/>
-        </w:rPr>
-      </w:pPr>
-    </w:p>
-    <w:p>
-      <w:pPr>
-        <w:spacing w:after="0" w:line="240" w:lineRule="auto"/>
-        <w:ind w:firstLine="851"/>
-        <w:jc w:val="both"/>
-        <w:rPr>
-          <w:rFonts w:ascii="Times New Roman" w:hAnsi="Times New Roman" w:cs="Times New Roman"/>
-          <w:sz w:val="28"/>
-          <w:szCs w:val="28"/>
-        </w:rPr>
-      </w:pPr>
-      <w:r>
-        <w:rPr>
-          <w:rFonts w:ascii="Times New Roman" w:hAnsi="Times New Roman" w:cs="Times New Roman"/>
-          <w:sz w:val="28"/>
-          <w:szCs w:val="28"/>
-        </w:rPr>
-        <w:t>2 Условия применения</w:t>
-      </w:r>
-    </w:p>
-    <w:p>
-      <w:pPr>
-        <w:spacing w:after="0" w:line="240" w:lineRule="auto"/>
-        <w:ind w:firstLine="851"/>
-        <w:jc w:val="both"/>
-        <w:rPr>
-          <w:rFonts w:ascii="Times New Roman" w:hAnsi="Times New Roman" w:cs="Times New Roman"/>
-          <w:sz w:val="28"/>
-          <w:szCs w:val="28"/>
-        </w:rPr>
-      </w:pPr>
-      <w:r>
-        <w:rPr>
-          <w:rFonts w:ascii="Times New Roman" w:hAnsi="Times New Roman" w:cs="Times New Roman"/>
-          <w:sz w:val="28"/>
-          <w:szCs w:val="28"/>
-        </w:rPr>
-        <w:t>Для корректной работы программного модуля необходимо выполнение следующих требований к программному и аппаратному обеспечению.</w:t>
-      </w:r>
-    </w:p>
-    <w:p>
-      <w:pPr>
-        <w:spacing w:after="0" w:line="240" w:lineRule="auto"/>
-        <w:ind w:firstLine="851"/>
-        <w:jc w:val="both"/>
-        <w:rPr>
-          <w:rFonts w:ascii="Times New Roman" w:hAnsi="Times New Roman" w:cs="Times New Roman"/>
-          <w:sz w:val="28"/>
-          <w:szCs w:val="28"/>
-        </w:rPr>
-      </w:pPr>
-      <w:r>
-        <w:rPr>
-          <w:rFonts w:ascii="Times New Roman" w:hAnsi="Times New Roman" w:cs="Times New Roman"/>
-          <w:sz w:val="28"/>
-          <w:szCs w:val="28"/>
-        </w:rPr>
-        <w:t>2.1 Требования к программному обеспечению</w:t>
+        <w:ind w:left="0" w:firstLine="851"/>
+        <w:jc w:val="both"/>
+        <w:rPr>
+          <w:rFonts w:ascii="Times New Roman" w:hAnsi="Times New Roman" w:cs="Times New Roman"/>
+          <w:sz w:val="28"/>
+          <w:szCs w:val="28"/>
+        </w:rPr>
+      </w:pPr>
+      <w:r>
+        <w:rPr>
+          <w:rFonts w:ascii="Times New Roman" w:hAnsi="Times New Roman" w:cs="Times New Roman"/>
+          <w:sz w:val="28"/>
+          <w:szCs w:val="28"/>
+        </w:rPr>
+        <w:t>разграничение прав доступа по ролям пользователей;</w:t>
       </w:r>
     </w:p>
     <w:p>
       <w:pPr>
         <w:numPr>
           <w:ilvl w:val="0"/>
-          <w:numId w:val="9"/>
+          <w:numId w:val="11"/>
         </w:numPr>
         <w:spacing w:after="0" w:line="240" w:lineRule="auto"/>
+        <w:ind w:left="0" w:firstLine="851"/>
+        <w:jc w:val="both"/>
+        <w:rPr>
+          <w:rFonts w:ascii="Times New Roman" w:hAnsi="Times New Roman" w:cs="Times New Roman"/>
+          <w:sz w:val="28"/>
+          <w:szCs w:val="28"/>
+        </w:rPr>
+      </w:pPr>
+      <w:r>
+        <w:rPr>
+          <w:rFonts w:ascii="Times New Roman" w:hAnsi="Times New Roman" w:cs="Times New Roman"/>
+          <w:sz w:val="28"/>
+          <w:szCs w:val="28"/>
+        </w:rPr>
+        <w:t>генерация QR-кода для оценки качества работы сервисного центра.</w:t>
+      </w:r>
+    </w:p>
+    <w:p>
+      <w:pPr>
+        <w:spacing w:after="0" w:line="240" w:lineRule="auto"/>
+        <w:ind w:left="851"/>
+        <w:jc w:val="both"/>
+        <w:rPr>
+          <w:rFonts w:ascii="Times New Roman" w:hAnsi="Times New Roman" w:cs="Times New Roman"/>
+          <w:sz w:val="28"/>
+          <w:szCs w:val="28"/>
+        </w:rPr>
+      </w:pPr>
+    </w:p>
+    <w:p>
+      <w:pPr>
+        <w:spacing w:after="0" w:line="240" w:lineRule="auto"/>
         <w:ind w:firstLine="851"/>
         <w:jc w:val="both"/>
         <w:rPr>
@@ -409,89 +348,75 @@
           <w:sz w:val="28"/>
           <w:szCs w:val="28"/>
         </w:rPr>
-        <w:t>Операционная система: Windows 10 (версия 1903 и выше) или Windows 11;</w:t>
+        <w:t>2 Условия применения</w:t>
+      </w:r>
+    </w:p>
+    <w:p>
+      <w:pPr>
+        <w:spacing w:after="0" w:line="240" w:lineRule="auto"/>
+        <w:ind w:firstLine="851"/>
+        <w:jc w:val="both"/>
+        <w:rPr>
+          <w:rFonts w:ascii="Times New Roman" w:hAnsi="Times New Roman" w:cs="Times New Roman"/>
+          <w:sz w:val="28"/>
+          <w:szCs w:val="28"/>
+        </w:rPr>
+      </w:pPr>
+      <w:r>
+        <w:rPr>
+          <w:rFonts w:ascii="Times New Roman" w:hAnsi="Times New Roman" w:cs="Times New Roman"/>
+          <w:sz w:val="28"/>
+          <w:szCs w:val="28"/>
+        </w:rPr>
+        <w:t>2.1 Требования к программному обеспечению</w:t>
       </w:r>
     </w:p>
     <w:p>
       <w:pPr>
         <w:numPr>
           <w:ilvl w:val="0"/>
-          <w:numId w:val="9"/>
+          <w:numId w:val="11"/>
         </w:numPr>
         <w:spacing w:after="0" w:line="240" w:lineRule="auto"/>
-        <w:ind w:firstLine="851"/>
-        <w:jc w:val="both"/>
-        <w:rPr>
-          <w:rFonts w:ascii="Times New Roman" w:hAnsi="Times New Roman" w:cs="Times New Roman"/>
-          <w:sz w:val="28"/>
-          <w:szCs w:val="28"/>
-        </w:rPr>
-      </w:pPr>
-      <w:r>
-        <w:rPr>
-          <w:rFonts w:ascii="Times New Roman" w:hAnsi="Times New Roman" w:cs="Times New Roman"/>
-          <w:sz w:val="28"/>
-          <w:szCs w:val="28"/>
-        </w:rPr>
-        <w:t xml:space="preserve">Среда выполнения: .NET </w:t>
-      </w:r>
-      <w:r>
-        <w:rPr>
-          <w:rFonts w:ascii="Times New Roman" w:hAnsi="Times New Roman" w:cs="Times New Roman"/>
-          <w:sz w:val="28"/>
-          <w:szCs w:val="28"/>
-        </w:rPr>
-        <w:t>10</w:t>
-      </w:r>
-      <w:r>
-        <w:rPr>
-          <w:rFonts w:ascii="Times New Roman" w:hAnsi="Times New Roman" w:cs="Times New Roman"/>
-          <w:sz w:val="28"/>
-          <w:szCs w:val="28"/>
-        </w:rPr>
-        <w:t xml:space="preserve">.0 </w:t>
-      </w:r>
-      <w:proofErr w:type="spellStart"/>
-      <w:r>
-        <w:rPr>
-          <w:rFonts w:ascii="Times New Roman" w:hAnsi="Times New Roman" w:cs="Times New Roman"/>
-          <w:sz w:val="28"/>
-          <w:szCs w:val="28"/>
-        </w:rPr>
-        <w:t>Runtime</w:t>
-      </w:r>
-      <w:proofErr w:type="spellEnd"/>
-      <w:r>
-        <w:rPr>
-          <w:rFonts w:ascii="Times New Roman" w:hAnsi="Times New Roman" w:cs="Times New Roman"/>
-          <w:sz w:val="28"/>
-          <w:szCs w:val="28"/>
-        </w:rPr>
-        <w:t>;</w:t>
+        <w:ind w:left="0" w:firstLine="851"/>
+        <w:jc w:val="both"/>
+        <w:rPr>
+          <w:rFonts w:ascii="Times New Roman" w:hAnsi="Times New Roman" w:cs="Times New Roman"/>
+          <w:sz w:val="28"/>
+          <w:szCs w:val="28"/>
+        </w:rPr>
+      </w:pPr>
+      <w:r>
+        <w:rPr>
+          <w:rFonts w:ascii="Times New Roman" w:hAnsi="Times New Roman" w:cs="Times New Roman"/>
+          <w:sz w:val="28"/>
+          <w:szCs w:val="28"/>
+        </w:rPr>
+        <w:t>Операционная система: Windows 10 (версия 1903 и выше) или Windows 11;</w:t>
       </w:r>
     </w:p>
     <w:p>
       <w:pPr>
         <w:numPr>
           <w:ilvl w:val="0"/>
-          <w:numId w:val="9"/>
+          <w:numId w:val="11"/>
         </w:numPr>
         <w:spacing w:after="0" w:line="240" w:lineRule="auto"/>
-        <w:ind w:firstLine="851"/>
-        <w:jc w:val="both"/>
-        <w:rPr>
-          <w:rFonts w:ascii="Times New Roman" w:hAnsi="Times New Roman" w:cs="Times New Roman"/>
-          <w:sz w:val="28"/>
-          <w:szCs w:val="28"/>
-        </w:rPr>
-      </w:pPr>
-      <w:r>
-        <w:rPr>
-          <w:rFonts w:ascii="Times New Roman" w:hAnsi="Times New Roman" w:cs="Times New Roman"/>
-          <w:sz w:val="28"/>
-          <w:szCs w:val="28"/>
-        </w:rPr>
-        <w:t xml:space="preserve">СУБД: </w:t>
+        <w:ind w:left="0" w:firstLine="851"/>
+        <w:jc w:val="both"/>
+        <w:rPr>
+          <w:rFonts w:ascii="Times New Roman" w:hAnsi="Times New Roman" w:cs="Times New Roman"/>
+          <w:sz w:val="28"/>
+          <w:szCs w:val="28"/>
+        </w:rPr>
+      </w:pPr>
+      <w:r>
+        <w:rPr>
+          <w:rFonts w:ascii="Times New Roman" w:hAnsi="Times New Roman" w:cs="Times New Roman"/>
+          <w:sz w:val="28"/>
+          <w:szCs w:val="28"/>
+        </w:rPr>
+        <w:t xml:space="preserve">Среда выполнения: .NET 10.0 </w:t>
       </w:r>
       <w:proofErr w:type="spellStart"/>
       <w:r>
@@ -500,7 +425,7 @@
           <w:sz w:val="28"/>
           <w:szCs w:val="28"/>
         </w:rPr>
-        <w:t>PostgreSQL</w:t>
+        <w:t>Runtime</w:t>
       </w:r>
       <w:proofErr w:type="spellEnd"/>
       <w:r>
@@ -509,31 +434,31 @@
           <w:sz w:val="28"/>
           <w:szCs w:val="28"/>
         </w:rPr>
-        <w:t xml:space="preserve"> версии 15 и выше;</w:t>
+        <w:t>;</w:t>
       </w:r>
     </w:p>
     <w:p>
       <w:pPr>
         <w:numPr>
           <w:ilvl w:val="0"/>
-          <w:numId w:val="9"/>
+          <w:numId w:val="11"/>
         </w:numPr>
         <w:spacing w:after="0" w:line="240" w:lineRule="auto"/>
-        <w:ind w:firstLine="851"/>
-        <w:jc w:val="both"/>
-        <w:rPr>
-          <w:rFonts w:ascii="Times New Roman" w:hAnsi="Times New Roman" w:cs="Times New Roman"/>
-          <w:sz w:val="28"/>
-          <w:szCs w:val="28"/>
-        </w:rPr>
-      </w:pPr>
-      <w:r>
-        <w:rPr>
-          <w:rFonts w:ascii="Times New Roman" w:hAnsi="Times New Roman" w:cs="Times New Roman"/>
-          <w:sz w:val="28"/>
-          <w:szCs w:val="28"/>
-        </w:rPr>
-        <w:t xml:space="preserve">Веб-браузер: Google </w:t>
+        <w:ind w:left="0" w:firstLine="851"/>
+        <w:jc w:val="both"/>
+        <w:rPr>
+          <w:rFonts w:ascii="Times New Roman" w:hAnsi="Times New Roman" w:cs="Times New Roman"/>
+          <w:sz w:val="28"/>
+          <w:szCs w:val="28"/>
+        </w:rPr>
+      </w:pPr>
+      <w:r>
+        <w:rPr>
+          <w:rFonts w:ascii="Times New Roman" w:hAnsi="Times New Roman" w:cs="Times New Roman"/>
+          <w:sz w:val="28"/>
+          <w:szCs w:val="28"/>
+        </w:rPr>
+        <w:t xml:space="preserve">СУБД: </w:t>
       </w:r>
       <w:proofErr w:type="spellStart"/>
       <w:r>
@@ -542,7 +467,7 @@
           <w:sz w:val="28"/>
           <w:szCs w:val="28"/>
         </w:rPr>
-        <w:t>Chrome</w:t>
+        <w:t>PostgreSQL</w:t>
       </w:r>
       <w:proofErr w:type="spellEnd"/>
       <w:r>
@@ -551,36 +476,54 @@
           <w:sz w:val="28"/>
           <w:szCs w:val="28"/>
         </w:rPr>
-        <w:t>, Mozilla Firefox или Microsoft Edge (актуальные версии).</w:t>
-      </w:r>
-    </w:p>
-    <w:p>
-      <w:pPr>
-        <w:spacing w:after="0" w:line="240" w:lineRule="auto"/>
-        <w:ind w:firstLine="851"/>
-        <w:jc w:val="both"/>
-        <w:rPr>
-          <w:rFonts w:ascii="Times New Roman" w:hAnsi="Times New Roman" w:cs="Times New Roman"/>
-          <w:sz w:val="28"/>
-          <w:szCs w:val="28"/>
-        </w:rPr>
-      </w:pPr>
-      <w:r>
-        <w:rPr>
-          <w:rFonts w:ascii="Times New Roman" w:hAnsi="Times New Roman" w:cs="Times New Roman"/>
-          <w:sz w:val="28"/>
-          <w:szCs w:val="28"/>
-        </w:rPr>
-        <w:t>2.2 Требования к аппаратному обеспечению</w:t>
+        <w:t xml:space="preserve"> версии 15 и выше;</w:t>
       </w:r>
     </w:p>
     <w:p>
       <w:pPr>
         <w:numPr>
           <w:ilvl w:val="0"/>
-          <w:numId w:val="9"/>
+          <w:numId w:val="11"/>
         </w:numPr>
         <w:spacing w:after="0" w:line="240" w:lineRule="auto"/>
+        <w:ind w:left="0" w:firstLine="851"/>
+        <w:jc w:val="both"/>
+        <w:rPr>
+          <w:rFonts w:ascii="Times New Roman" w:hAnsi="Times New Roman" w:cs="Times New Roman"/>
+          <w:sz w:val="28"/>
+          <w:szCs w:val="28"/>
+        </w:rPr>
+      </w:pPr>
+      <w:r>
+        <w:rPr>
+          <w:rFonts w:ascii="Times New Roman" w:hAnsi="Times New Roman" w:cs="Times New Roman"/>
+          <w:sz w:val="28"/>
+          <w:szCs w:val="28"/>
+        </w:rPr>
+        <w:t xml:space="preserve">Веб-браузер: Google </w:t>
+      </w:r>
+      <w:proofErr w:type="spellStart"/>
+      <w:r>
+        <w:rPr>
+          <w:rFonts w:ascii="Times New Roman" w:hAnsi="Times New Roman" w:cs="Times New Roman"/>
+          <w:sz w:val="28"/>
+          <w:szCs w:val="28"/>
+        </w:rPr>
+        <w:t>Chrome</w:t>
+      </w:r>
+      <w:proofErr w:type="spellEnd"/>
+      <w:r>
+        <w:rPr>
+          <w:rFonts w:ascii="Times New Roman" w:hAnsi="Times New Roman" w:cs="Times New Roman"/>
+          <w:sz w:val="28"/>
+          <w:szCs w:val="28"/>
+        </w:rPr>
+        <w:t>, Mozilla Firefox или Microsoft Edge (актуальные версии).</w:t>
+      </w:r>
+    </w:p>
+    <w:p>
+      <w:pPr>
+        <w:spacing w:after="0" w:line="240" w:lineRule="auto"/>
         <w:ind w:firstLine="851"/>
         <w:jc w:val="both"/>
         <w:rPr>
@@ -595,209 +538,165 @@
           <w:sz w:val="28"/>
           <w:szCs w:val="28"/>
         </w:rPr>
-        <w:t>Процессор: 1 ГГц и выше;</w:t>
+        <w:t>2.2 Требования к аппаратному обеспечению</w:t>
       </w:r>
     </w:p>
     <w:p>
       <w:pPr>
         <w:numPr>
           <w:ilvl w:val="0"/>
-          <w:numId w:val="9"/>
+          <w:numId w:val="11"/>
         </w:numPr>
         <w:spacing w:after="0" w:line="240" w:lineRule="auto"/>
-        <w:ind w:firstLine="851"/>
-        <w:jc w:val="both"/>
-        <w:rPr>
-          <w:rFonts w:ascii="Times New Roman" w:hAnsi="Times New Roman" w:cs="Times New Roman"/>
-          <w:sz w:val="28"/>
-          <w:szCs w:val="28"/>
-        </w:rPr>
-      </w:pPr>
-      <w:r>
-        <w:rPr>
-          <w:rFonts w:ascii="Times New Roman" w:hAnsi="Times New Roman" w:cs="Times New Roman"/>
-          <w:sz w:val="28"/>
-          <w:szCs w:val="28"/>
-        </w:rPr>
-        <w:t>Оперативная память: не менее 512 МБ;</w:t>
+        <w:ind w:left="0" w:firstLine="851"/>
+        <w:jc w:val="both"/>
+        <w:rPr>
+          <w:rFonts w:ascii="Times New Roman" w:hAnsi="Times New Roman" w:cs="Times New Roman"/>
+          <w:sz w:val="28"/>
+          <w:szCs w:val="28"/>
+        </w:rPr>
+      </w:pPr>
+      <w:r>
+        <w:rPr>
+          <w:rFonts w:ascii="Times New Roman" w:hAnsi="Times New Roman" w:cs="Times New Roman"/>
+          <w:sz w:val="28"/>
+          <w:szCs w:val="28"/>
+        </w:rPr>
+        <w:t>Процессор: 1 ГГц и выше;</w:t>
       </w:r>
     </w:p>
     <w:p>
       <w:pPr>
         <w:numPr>
           <w:ilvl w:val="0"/>
-          <w:numId w:val="9"/>
+          <w:numId w:val="11"/>
         </w:numPr>
         <w:spacing w:after="0" w:line="240" w:lineRule="auto"/>
-        <w:ind w:firstLine="851"/>
-        <w:jc w:val="both"/>
-        <w:rPr>
-          <w:rFonts w:ascii="Times New Roman" w:hAnsi="Times New Roman" w:cs="Times New Roman"/>
-          <w:sz w:val="28"/>
-          <w:szCs w:val="28"/>
-        </w:rPr>
-      </w:pPr>
-      <w:r>
-        <w:rPr>
-          <w:rFonts w:ascii="Times New Roman" w:hAnsi="Times New Roman" w:cs="Times New Roman"/>
-          <w:sz w:val="28"/>
-          <w:szCs w:val="28"/>
-        </w:rPr>
-        <w:t>Свободное место на диске: не менее 200 МБ;</w:t>
+        <w:ind w:left="0" w:firstLine="851"/>
+        <w:jc w:val="both"/>
+        <w:rPr>
+          <w:rFonts w:ascii="Times New Roman" w:hAnsi="Times New Roman" w:cs="Times New Roman"/>
+          <w:sz w:val="28"/>
+          <w:szCs w:val="28"/>
+        </w:rPr>
+      </w:pPr>
+      <w:r>
+        <w:rPr>
+          <w:rFonts w:ascii="Times New Roman" w:hAnsi="Times New Roman" w:cs="Times New Roman"/>
+          <w:sz w:val="28"/>
+          <w:szCs w:val="28"/>
+        </w:rPr>
+        <w:t>Оперативная память: не менее 512 МБ;</w:t>
       </w:r>
     </w:p>
     <w:p>
       <w:pPr>
         <w:numPr>
           <w:ilvl w:val="0"/>
-          <w:numId w:val="9"/>
+          <w:numId w:val="11"/>
         </w:numPr>
         <w:spacing w:after="0" w:line="240" w:lineRule="auto"/>
-        <w:ind w:firstLine="851"/>
-        <w:jc w:val="both"/>
-        <w:rPr>
-          <w:rFonts w:ascii="Times New Roman" w:hAnsi="Times New Roman" w:cs="Times New Roman"/>
-          <w:sz w:val="28"/>
-          <w:szCs w:val="28"/>
-        </w:rPr>
-      </w:pPr>
-      <w:r>
-        <w:rPr>
-          <w:rFonts w:ascii="Times New Roman" w:hAnsi="Times New Roman" w:cs="Times New Roman"/>
-          <w:sz w:val="28"/>
-          <w:szCs w:val="28"/>
-        </w:rPr>
-        <w:t>Сетевое подключение: не требуется (локальный сервер).</w:t>
-      </w:r>
-    </w:p>
-    <w:p>
-      <w:pPr>
-        <w:spacing w:after="0" w:line="240" w:lineRule="auto"/>
-        <w:ind w:left="851"/>
-        <w:jc w:val="both"/>
-        <w:rPr>
-          <w:rFonts w:ascii="Times New Roman" w:hAnsi="Times New Roman" w:cs="Times New Roman"/>
-          <w:sz w:val="28"/>
-          <w:szCs w:val="28"/>
-        </w:rPr>
-      </w:pPr>
-    </w:p>
-    <w:p>
-      <w:pPr>
-        <w:spacing w:after="0" w:line="240" w:lineRule="auto"/>
-        <w:ind w:firstLine="851"/>
-        <w:jc w:val="both"/>
-        <w:rPr>
-          <w:rFonts w:ascii="Times New Roman" w:hAnsi="Times New Roman" w:cs="Times New Roman"/>
-          <w:sz w:val="28"/>
-          <w:szCs w:val="28"/>
-        </w:rPr>
-      </w:pPr>
-      <w:r>
-        <w:rPr>
-          <w:rFonts w:ascii="Times New Roman" w:hAnsi="Times New Roman" w:cs="Times New Roman"/>
-          <w:sz w:val="28"/>
-          <w:szCs w:val="28"/>
-        </w:rPr>
-        <w:t>3 Характеристика программы</w:t>
-      </w:r>
-    </w:p>
-    <w:p>
-      <w:pPr>
-        <w:spacing w:after="0" w:line="240" w:lineRule="auto"/>
-        <w:ind w:firstLine="851"/>
-        <w:jc w:val="both"/>
-        <w:rPr>
-          <w:rFonts w:ascii="Times New Roman" w:hAnsi="Times New Roman" w:cs="Times New Roman"/>
-          <w:sz w:val="28"/>
-          <w:szCs w:val="28"/>
-        </w:rPr>
-      </w:pPr>
-      <w:r>
-        <w:rPr>
-          <w:rFonts w:ascii="Times New Roman" w:hAnsi="Times New Roman" w:cs="Times New Roman"/>
-          <w:sz w:val="28"/>
-          <w:szCs w:val="28"/>
-        </w:rPr>
-        <w:t>Программный модуль реализован с использованием следующего технологического стека:</w:t>
+        <w:ind w:left="0" w:firstLine="851"/>
+        <w:jc w:val="both"/>
+        <w:rPr>
+          <w:rFonts w:ascii="Times New Roman" w:hAnsi="Times New Roman" w:cs="Times New Roman"/>
+          <w:sz w:val="28"/>
+          <w:szCs w:val="28"/>
+        </w:rPr>
+      </w:pPr>
+      <w:r>
+        <w:rPr>
+          <w:rFonts w:ascii="Times New Roman" w:hAnsi="Times New Roman" w:cs="Times New Roman"/>
+          <w:sz w:val="28"/>
+          <w:szCs w:val="28"/>
+        </w:rPr>
+        <w:t>Свободное место на диске: не менее 200 МБ;</w:t>
       </w:r>
     </w:p>
     <w:p>
       <w:pPr>
         <w:numPr>
           <w:ilvl w:val="0"/>
-          <w:numId w:val="9"/>
+          <w:numId w:val="11"/>
         </w:numPr>
         <w:spacing w:after="0" w:line="240" w:lineRule="auto"/>
+        <w:ind w:left="0" w:firstLine="851"/>
+        <w:jc w:val="both"/>
+        <w:rPr>
+          <w:rFonts w:ascii="Times New Roman" w:hAnsi="Times New Roman" w:cs="Times New Roman"/>
+          <w:sz w:val="28"/>
+          <w:szCs w:val="28"/>
+        </w:rPr>
+      </w:pPr>
+      <w:r>
+        <w:rPr>
+          <w:rFonts w:ascii="Times New Roman" w:hAnsi="Times New Roman" w:cs="Times New Roman"/>
+          <w:sz w:val="28"/>
+          <w:szCs w:val="28"/>
+        </w:rPr>
+        <w:t>Сетевое подключение: не требуется (локальный сервер).</w:t>
+      </w:r>
+    </w:p>
+    <w:p>
+      <w:pPr>
+        <w:spacing w:after="0" w:line="240" w:lineRule="auto"/>
+        <w:ind w:left="851"/>
+        <w:jc w:val="both"/>
+        <w:rPr>
+          <w:rFonts w:ascii="Times New Roman" w:hAnsi="Times New Roman" w:cs="Times New Roman"/>
+          <w:sz w:val="28"/>
+          <w:szCs w:val="28"/>
+        </w:rPr>
+      </w:pPr>
+    </w:p>
+    <w:p>
+      <w:pPr>
+        <w:spacing w:after="0" w:line="240" w:lineRule="auto"/>
         <w:ind w:firstLine="851"/>
         <w:jc w:val="both"/>
         <w:rPr>
           <w:rFonts w:ascii="Times New Roman" w:hAnsi="Times New Roman" w:cs="Times New Roman"/>
           <w:sz w:val="28"/>
           <w:szCs w:val="28"/>
-          <w:lang w:val="en-US"/>
-        </w:rPr>
-      </w:pPr>
-      <w:r>
-        <w:rPr>
-          <w:rFonts w:ascii="Times New Roman" w:hAnsi="Times New Roman" w:cs="Times New Roman"/>
-          <w:sz w:val="28"/>
-          <w:szCs w:val="28"/>
-        </w:rPr>
-        <w:t>Серверная</w:t>
-      </w:r>
-      <w:r>
-        <w:rPr>
-          <w:rFonts w:ascii="Times New Roman" w:hAnsi="Times New Roman" w:cs="Times New Roman"/>
-          <w:sz w:val="28"/>
-          <w:szCs w:val="28"/>
-          <w:lang w:val="en-US"/>
-        </w:rPr>
-        <w:t xml:space="preserve"> </w:t>
-      </w:r>
-      <w:r>
-        <w:rPr>
-          <w:rFonts w:ascii="Times New Roman" w:hAnsi="Times New Roman" w:cs="Times New Roman"/>
-          <w:sz w:val="28"/>
-          <w:szCs w:val="28"/>
-        </w:rPr>
-        <w:t>часть</w:t>
-      </w:r>
-      <w:r>
-        <w:rPr>
-          <w:rFonts w:ascii="Times New Roman" w:hAnsi="Times New Roman" w:cs="Times New Roman"/>
-          <w:sz w:val="28"/>
-          <w:szCs w:val="28"/>
-          <w:lang w:val="en-US"/>
-        </w:rPr>
-        <w:t xml:space="preserve"> (</w:t>
-      </w:r>
-      <w:r>
-        <w:rPr>
-          <w:rFonts w:ascii="Times New Roman" w:hAnsi="Times New Roman" w:cs="Times New Roman"/>
-          <w:sz w:val="28"/>
-          <w:szCs w:val="28"/>
-        </w:rPr>
-        <w:t>бэкенд</w:t>
-      </w:r>
-      <w:r>
-        <w:rPr>
-          <w:rFonts w:ascii="Times New Roman" w:hAnsi="Times New Roman" w:cs="Times New Roman"/>
-          <w:sz w:val="28"/>
-          <w:szCs w:val="28"/>
-          <w:lang w:val="en-US"/>
-        </w:rPr>
-        <w:t>): C# ASP.NET Core Minimal API (.NET 8.0);</w:t>
+        </w:rPr>
+      </w:pPr>
+      <w:r>
+        <w:rPr>
+          <w:rFonts w:ascii="Times New Roman" w:hAnsi="Times New Roman" w:cs="Times New Roman"/>
+          <w:sz w:val="28"/>
+          <w:szCs w:val="28"/>
+        </w:rPr>
+        <w:t>3 Характеристика программы</w:t>
+      </w:r>
+    </w:p>
+    <w:p>
+      <w:pPr>
+        <w:spacing w:after="0" w:line="240" w:lineRule="auto"/>
+        <w:ind w:firstLine="851"/>
+        <w:jc w:val="both"/>
+        <w:rPr>
+          <w:rFonts w:ascii="Times New Roman" w:hAnsi="Times New Roman" w:cs="Times New Roman"/>
+          <w:sz w:val="28"/>
+          <w:szCs w:val="28"/>
+        </w:rPr>
+      </w:pPr>
+      <w:r>
+        <w:rPr>
+          <w:rFonts w:ascii="Times New Roman" w:hAnsi="Times New Roman" w:cs="Times New Roman"/>
+          <w:sz w:val="28"/>
+          <w:szCs w:val="28"/>
+        </w:rPr>
+        <w:t>Программный модуль реализован с использованием следующего технологического стека:</w:t>
       </w:r>
     </w:p>
     <w:p>
       <w:pPr>
         <w:numPr>
           <w:ilvl w:val="0"/>
-          <w:numId w:val="9"/>
+          <w:numId w:val="11"/>
         </w:numPr>
         <w:spacing w:after="0" w:line="240" w:lineRule="auto"/>
-        <w:ind w:firstLine="851"/>
+        <w:ind w:left="0" w:firstLine="851"/>
         <w:jc w:val="both"/>
         <w:rPr>
           <w:rFonts w:ascii="Times New Roman" w:hAnsi="Times New Roman" w:cs="Times New Roman"/>
@@ -812,7 +711,7 @@
           <w:sz w:val="28"/>
           <w:szCs w:val="28"/>
         </w:rPr>
-        <w:t>Клиентская</w:t>
+        <w:t>Серверная</w:t>
       </w:r>
       <w:r>
         <w:rPr>
@@ -846,7 +745,7 @@
           <w:sz w:val="28"/>
           <w:szCs w:val="28"/>
         </w:rPr>
-        <w:t>фронтенд</w:t>
+        <w:t>бэкенд</w:t>
       </w:r>
       <w:r>
         <w:rPr>
@@ -855,157 +754,180 @@
           <w:szCs w:val="28"/>
           <w:lang w:val="en-US"/>
         </w:rPr>
-        <w:t>): HTML5, CSS3, JavaScript (ES6+);</w:t>
+        <w:t>): C# ASP.NET Core Minimal API (.NET 10.0);</w:t>
       </w:r>
     </w:p>
     <w:p>
       <w:pPr>
         <w:numPr>
           <w:ilvl w:val="0"/>
-          <w:numId w:val="9"/>
+          <w:numId w:val="11"/>
         </w:numPr>
         <w:spacing w:after="0" w:line="240" w:lineRule="auto"/>
-        <w:ind w:firstLine="851"/>
-        <w:jc w:val="both"/>
-        <w:rPr>
-          <w:rFonts w:ascii="Times New Roman" w:hAnsi="Times New Roman" w:cs="Times New Roman"/>
-          <w:sz w:val="28"/>
-          <w:szCs w:val="28"/>
-        </w:rPr>
-      </w:pPr>
-      <w:r>
-        <w:rPr>
-          <w:rFonts w:ascii="Times New Roman" w:hAnsi="Times New Roman" w:cs="Times New Roman"/>
-          <w:sz w:val="28"/>
-          <w:szCs w:val="28"/>
-        </w:rPr>
-        <w:t xml:space="preserve">Система управления базами данных: </w:t>
-      </w:r>
-      <w:proofErr w:type="spellStart"/>
-      <w:r>
-        <w:rPr>
-          <w:rFonts w:ascii="Times New Roman" w:hAnsi="Times New Roman" w:cs="Times New Roman"/>
-          <w:sz w:val="28"/>
-          <w:szCs w:val="28"/>
-        </w:rPr>
-        <w:t>PostgreSQL</w:t>
-      </w:r>
-      <w:proofErr w:type="spellEnd"/>
-      <w:r>
-        <w:rPr>
-          <w:rFonts w:ascii="Times New Roman" w:hAnsi="Times New Roman" w:cs="Times New Roman"/>
-          <w:sz w:val="28"/>
-          <w:szCs w:val="28"/>
-        </w:rPr>
-        <w:t xml:space="preserve"> 15;</w:t>
+        <w:ind w:left="0" w:firstLine="851"/>
+        <w:jc w:val="both"/>
+        <w:rPr>
+          <w:rFonts w:ascii="Times New Roman" w:hAnsi="Times New Roman" w:cs="Times New Roman"/>
+          <w:sz w:val="28"/>
+          <w:szCs w:val="28"/>
+          <w:lang w:val="en-US"/>
+        </w:rPr>
+      </w:pPr>
+      <w:r>
+        <w:rPr>
+          <w:rFonts w:ascii="Times New Roman" w:hAnsi="Times New Roman" w:cs="Times New Roman"/>
+          <w:sz w:val="28"/>
+          <w:szCs w:val="28"/>
+        </w:rPr>
+        <w:t>Клиентская</w:t>
+      </w:r>
+      <w:r>
+        <w:rPr>
+          <w:rFonts w:ascii="Times New Roman" w:hAnsi="Times New Roman" w:cs="Times New Roman"/>
+          <w:sz w:val="28"/>
+          <w:szCs w:val="28"/>
+          <w:lang w:val="en-US"/>
+        </w:rPr>
+        <w:t xml:space="preserve"> </w:t>
+      </w:r>
+      <w:r>
+        <w:rPr>
+          <w:rFonts w:ascii="Times New Roman" w:hAnsi="Times New Roman" w:cs="Times New Roman"/>
+          <w:sz w:val="28"/>
+          <w:szCs w:val="28"/>
+        </w:rPr>
+        <w:t>часть</w:t>
+      </w:r>
+      <w:r>
+        <w:rPr>
+          <w:rFonts w:ascii="Times New Roman" w:hAnsi="Times New Roman" w:cs="Times New Roman"/>
+          <w:sz w:val="28"/>
+          <w:szCs w:val="28"/>
+          <w:lang w:val="en-US"/>
+        </w:rPr>
+        <w:t xml:space="preserve"> (</w:t>
+      </w:r>
+      <w:r>
+        <w:rPr>
+          <w:rFonts w:ascii="Times New Roman" w:hAnsi="Times New Roman" w:cs="Times New Roman"/>
+          <w:sz w:val="28"/>
+          <w:szCs w:val="28"/>
+        </w:rPr>
+        <w:t>фронтенд</w:t>
+      </w:r>
+      <w:r>
+        <w:rPr>
+          <w:rFonts w:ascii="Times New Roman" w:hAnsi="Times New Roman" w:cs="Times New Roman"/>
+          <w:sz w:val="28"/>
+          <w:szCs w:val="28"/>
+          <w:lang w:val="en-US"/>
+        </w:rPr>
+        <w:t>): HTML5, CSS3, JavaScript (ES6+);</w:t>
       </w:r>
     </w:p>
     <w:p>
       <w:pPr>
         <w:numPr>
           <w:ilvl w:val="0"/>
-          <w:numId w:val="9"/>
+          <w:numId w:val="11"/>
         </w:numPr>
         <w:spacing w:after="0" w:line="240" w:lineRule="auto"/>
-        <w:ind w:firstLine="851"/>
-        <w:jc w:val="both"/>
-        <w:rPr>
-          <w:rFonts w:ascii="Times New Roman" w:hAnsi="Times New Roman" w:cs="Times New Roman"/>
-          <w:sz w:val="28"/>
-          <w:szCs w:val="28"/>
-        </w:rPr>
-      </w:pPr>
-      <w:r>
-        <w:rPr>
-          <w:rFonts w:ascii="Times New Roman" w:hAnsi="Times New Roman" w:cs="Times New Roman"/>
-          <w:sz w:val="28"/>
-          <w:szCs w:val="28"/>
-        </w:rPr>
-        <w:t>Взаимодействие клиента и сервера: REST API (формат данных JSON);</w:t>
+        <w:ind w:left="0" w:firstLine="851"/>
+        <w:jc w:val="both"/>
+        <w:rPr>
+          <w:rFonts w:ascii="Times New Roman" w:hAnsi="Times New Roman" w:cs="Times New Roman"/>
+          <w:sz w:val="28"/>
+          <w:szCs w:val="28"/>
+        </w:rPr>
+      </w:pPr>
+      <w:r>
+        <w:rPr>
+          <w:rFonts w:ascii="Times New Roman" w:hAnsi="Times New Roman" w:cs="Times New Roman"/>
+          <w:sz w:val="28"/>
+          <w:szCs w:val="28"/>
+        </w:rPr>
+        <w:t xml:space="preserve">СУБД: </w:t>
+      </w:r>
+      <w:proofErr w:type="spellStart"/>
+      <w:r>
+        <w:rPr>
+          <w:rFonts w:ascii="Times New Roman" w:hAnsi="Times New Roman" w:cs="Times New Roman"/>
+          <w:sz w:val="28"/>
+          <w:szCs w:val="28"/>
+        </w:rPr>
+        <w:t>PostgreSQL</w:t>
+      </w:r>
+      <w:proofErr w:type="spellEnd"/>
+      <w:r>
+        <w:rPr>
+          <w:rFonts w:ascii="Times New Roman" w:hAnsi="Times New Roman" w:cs="Times New Roman"/>
+          <w:sz w:val="28"/>
+          <w:szCs w:val="28"/>
+        </w:rPr>
+        <w:t xml:space="preserve"> 15;</w:t>
       </w:r>
     </w:p>
     <w:p>
       <w:pPr>
         <w:numPr>
           <w:ilvl w:val="0"/>
-          <w:numId w:val="9"/>
+          <w:numId w:val="11"/>
         </w:numPr>
         <w:spacing w:after="0" w:line="240" w:lineRule="auto"/>
-        <w:ind w:firstLine="851"/>
-        <w:jc w:val="both"/>
-        <w:rPr>
-          <w:rFonts w:ascii="Times New Roman" w:hAnsi="Times New Roman" w:cs="Times New Roman"/>
-          <w:sz w:val="28"/>
-          <w:szCs w:val="28"/>
-          <w:lang w:val="en-US"/>
-        </w:rPr>
-      </w:pPr>
-      <w:r>
-        <w:rPr>
-          <w:rFonts w:ascii="Times New Roman" w:hAnsi="Times New Roman" w:cs="Times New Roman"/>
-          <w:sz w:val="28"/>
-          <w:szCs w:val="28"/>
-        </w:rPr>
-        <w:lastRenderedPageBreak/>
-        <w:t>Аутентификация</w:t>
-      </w:r>
-      <w:r>
-        <w:rPr>
-          <w:rFonts w:ascii="Times New Roman" w:hAnsi="Times New Roman" w:cs="Times New Roman"/>
-          <w:sz w:val="28"/>
-          <w:szCs w:val="28"/>
-          <w:lang w:val="en-US"/>
-        </w:rPr>
-        <w:t>: Cookie-based (ASP.NET Core Cookie Authentication).</w:t>
-      </w:r>
-    </w:p>
-    <w:p>
-      <w:pPr>
-        <w:spacing w:after="0" w:line="240" w:lineRule="auto"/>
-        <w:ind w:firstLine="851"/>
-        <w:jc w:val="both"/>
-        <w:rPr>
-          <w:rFonts w:ascii="Times New Roman" w:hAnsi="Times New Roman" w:cs="Times New Roman"/>
-          <w:sz w:val="28"/>
-          <w:szCs w:val="28"/>
-        </w:rPr>
-      </w:pPr>
-      <w:r>
-        <w:rPr>
-          <w:rFonts w:ascii="Times New Roman" w:hAnsi="Times New Roman" w:cs="Times New Roman"/>
-          <w:sz w:val="28"/>
-          <w:szCs w:val="28"/>
-        </w:rPr>
-        <w:t>Архитектура приложения: клиент-серверная. Сервер обрабатывает запросы и обращается к БД, клиентская часть отображает данные в браузере пользователя.</w:t>
-      </w:r>
-    </w:p>
-    <w:p>
-      <w:pPr>
-        <w:spacing w:after="0" w:line="240" w:lineRule="auto"/>
-        <w:ind w:firstLine="851"/>
-        <w:jc w:val="both"/>
-        <w:rPr>
-          <w:rFonts w:ascii="Times New Roman" w:hAnsi="Times New Roman" w:cs="Times New Roman"/>
-          <w:sz w:val="28"/>
-          <w:szCs w:val="28"/>
-        </w:rPr>
-      </w:pPr>
-      <w:r>
-        <w:rPr>
-          <w:rFonts w:ascii="Times New Roman" w:hAnsi="Times New Roman" w:cs="Times New Roman"/>
-          <w:sz w:val="28"/>
-          <w:szCs w:val="28"/>
-        </w:rPr>
-        <w:t>Система поддерживает следующие роли пользователей:</w:t>
+        <w:ind w:left="0" w:firstLine="851"/>
+        <w:jc w:val="both"/>
+        <w:rPr>
+          <w:rFonts w:ascii="Times New Roman" w:hAnsi="Times New Roman" w:cs="Times New Roman"/>
+          <w:sz w:val="28"/>
+          <w:szCs w:val="28"/>
+        </w:rPr>
+      </w:pPr>
+      <w:r>
+        <w:rPr>
+          <w:rFonts w:ascii="Times New Roman" w:hAnsi="Times New Roman" w:cs="Times New Roman"/>
+          <w:sz w:val="28"/>
+          <w:szCs w:val="28"/>
+        </w:rPr>
+        <w:t>Взаимодействие клиента и сервера: REST API (формат данных JSON);</w:t>
       </w:r>
     </w:p>
     <w:p>
       <w:pPr>
         <w:numPr>
           <w:ilvl w:val="0"/>
-          <w:numId w:val="9"/>
+          <w:numId w:val="11"/>
         </w:numPr>
         <w:spacing w:after="0" w:line="240" w:lineRule="auto"/>
+        <w:ind w:left="0" w:firstLine="851"/>
+        <w:jc w:val="both"/>
+        <w:rPr>
+          <w:rFonts w:ascii="Times New Roman" w:hAnsi="Times New Roman" w:cs="Times New Roman"/>
+          <w:sz w:val="28"/>
+          <w:szCs w:val="28"/>
+          <w:lang w:val="en-US"/>
+        </w:rPr>
+      </w:pPr>
+      <w:r>
+        <w:rPr>
+          <w:rFonts w:ascii="Times New Roman" w:hAnsi="Times New Roman" w:cs="Times New Roman"/>
+          <w:sz w:val="28"/>
+          <w:szCs w:val="28"/>
+        </w:rPr>
+        <w:t>Аутентификация</w:t>
+      </w:r>
+      <w:r>
+        <w:rPr>
+          <w:rFonts w:ascii="Times New Roman" w:hAnsi="Times New Roman" w:cs="Times New Roman"/>
+          <w:sz w:val="28"/>
+          <w:szCs w:val="28"/>
+          <w:lang w:val="en-US"/>
+        </w:rPr>
+        <w:t>: Cookie-based (ASP.NET Core Cookie Authentication).</w:t>
+      </w:r>
+    </w:p>
+    <w:p>
+      <w:pPr>
+        <w:spacing w:after="0" w:line="240" w:lineRule="auto"/>
         <w:ind w:firstLine="851"/>
         <w:jc w:val="both"/>
         <w:rPr>
@@ -1020,7 +942,8 @@
           <w:sz w:val="28"/>
           <w:szCs w:val="28"/>
         </w:rPr>
-        <w:t>Клиент (</w:t>
+        <w:lastRenderedPageBreak/>
+        <w:t xml:space="preserve">Архитектура приложения: клиент-серверная. Сервер обрабатывает запросы через </w:t>
       </w:r>
       <w:proofErr w:type="spellStart"/>
       <w:r>
@@ -1029,7 +952,7 @@
           <w:sz w:val="28"/>
           <w:szCs w:val="28"/>
         </w:rPr>
-        <w:t>client</w:t>
+        <w:t>Minimal</w:t>
       </w:r>
       <w:proofErr w:type="spellEnd"/>
       <w:r>
@@ -1038,206 +961,220 @@
           <w:sz w:val="28"/>
           <w:szCs w:val="28"/>
         </w:rPr>
-        <w:t xml:space="preserve">) </w:t>
-      </w:r>
-      <w:r>
-        <w:rPr>
-          <w:rFonts w:ascii="Times New Roman" w:hAnsi="Times New Roman" w:cs="Times New Roman"/>
-          <w:sz w:val="28"/>
-          <w:szCs w:val="28"/>
-        </w:rPr>
-        <w:t>–</w:t>
-      </w:r>
-      <w:r>
-        <w:rPr>
-          <w:rFonts w:ascii="Times New Roman" w:hAnsi="Times New Roman" w:cs="Times New Roman"/>
-          <w:sz w:val="28"/>
-          <w:szCs w:val="28"/>
-        </w:rPr>
-        <w:t xml:space="preserve"> создаёт заявки, отслеживает их статус;</w:t>
+        <w:t xml:space="preserve"> API и обращается к базе данных </w:t>
+      </w:r>
+      <w:proofErr w:type="spellStart"/>
+      <w:r>
+        <w:rPr>
+          <w:rFonts w:ascii="Times New Roman" w:hAnsi="Times New Roman" w:cs="Times New Roman"/>
+          <w:sz w:val="28"/>
+          <w:szCs w:val="28"/>
+        </w:rPr>
+        <w:t>PostgreSQL</w:t>
+      </w:r>
+      <w:proofErr w:type="spellEnd"/>
+      <w:r>
+        <w:rPr>
+          <w:rFonts w:ascii="Times New Roman" w:hAnsi="Times New Roman" w:cs="Times New Roman"/>
+          <w:sz w:val="28"/>
+          <w:szCs w:val="28"/>
+        </w:rPr>
+        <w:t xml:space="preserve"> через </w:t>
+      </w:r>
+      <w:proofErr w:type="spellStart"/>
+      <w:r>
+        <w:rPr>
+          <w:rFonts w:ascii="Times New Roman" w:hAnsi="Times New Roman" w:cs="Times New Roman"/>
+          <w:sz w:val="28"/>
+          <w:szCs w:val="28"/>
+        </w:rPr>
+        <w:t>Entity</w:t>
+      </w:r>
+      <w:proofErr w:type="spellEnd"/>
+      <w:r>
+        <w:rPr>
+          <w:rFonts w:ascii="Times New Roman" w:hAnsi="Times New Roman" w:cs="Times New Roman"/>
+          <w:sz w:val="28"/>
+          <w:szCs w:val="28"/>
+        </w:rPr>
+        <w:t xml:space="preserve"> Framework Core. Клиентская часть отображает данные в браузере пользователя без использования фреймворков.</w:t>
+      </w:r>
+    </w:p>
+    <w:p>
+      <w:pPr>
+        <w:spacing w:after="0" w:line="240" w:lineRule="auto"/>
+        <w:ind w:firstLine="851"/>
+        <w:jc w:val="both"/>
+        <w:rPr>
+          <w:rFonts w:ascii="Times New Roman" w:hAnsi="Times New Roman" w:cs="Times New Roman"/>
+          <w:sz w:val="28"/>
+          <w:szCs w:val="28"/>
+        </w:rPr>
+      </w:pPr>
+      <w:r>
+        <w:rPr>
+          <w:rFonts w:ascii="Times New Roman" w:hAnsi="Times New Roman" w:cs="Times New Roman"/>
+          <w:sz w:val="28"/>
+          <w:szCs w:val="28"/>
+        </w:rPr>
+        <w:t>Система поддерживает следующие роли пользователей:</w:t>
       </w:r>
     </w:p>
     <w:p>
       <w:pPr>
         <w:numPr>
           <w:ilvl w:val="0"/>
-          <w:numId w:val="9"/>
+          <w:numId w:val="11"/>
         </w:numPr>
         <w:spacing w:after="0" w:line="240" w:lineRule="auto"/>
-        <w:ind w:firstLine="851"/>
-        <w:jc w:val="both"/>
-        <w:rPr>
-          <w:rFonts w:ascii="Times New Roman" w:hAnsi="Times New Roman" w:cs="Times New Roman"/>
-          <w:sz w:val="28"/>
-          <w:szCs w:val="28"/>
-        </w:rPr>
-      </w:pPr>
-      <w:r>
-        <w:rPr>
-          <w:rFonts w:ascii="Times New Roman" w:hAnsi="Times New Roman" w:cs="Times New Roman"/>
-          <w:sz w:val="28"/>
-          <w:szCs w:val="28"/>
-        </w:rPr>
-        <w:t>Оператор (</w:t>
-      </w:r>
-      <w:proofErr w:type="spellStart"/>
-      <w:r>
-        <w:rPr>
-          <w:rFonts w:ascii="Times New Roman" w:hAnsi="Times New Roman" w:cs="Times New Roman"/>
-          <w:sz w:val="28"/>
-          <w:szCs w:val="28"/>
-        </w:rPr>
-        <w:t>operator</w:t>
-      </w:r>
-      <w:proofErr w:type="spellEnd"/>
-      <w:r>
-        <w:rPr>
-          <w:rFonts w:ascii="Times New Roman" w:hAnsi="Times New Roman" w:cs="Times New Roman"/>
-          <w:sz w:val="28"/>
-          <w:szCs w:val="28"/>
-        </w:rPr>
-        <w:t xml:space="preserve">) </w:t>
-      </w:r>
-      <w:r>
-        <w:rPr>
-          <w:rFonts w:ascii="Times New Roman" w:hAnsi="Times New Roman" w:cs="Times New Roman"/>
-          <w:sz w:val="28"/>
-          <w:szCs w:val="28"/>
-        </w:rPr>
-        <w:t>–</w:t>
-      </w:r>
-      <w:r>
-        <w:rPr>
-          <w:rFonts w:ascii="Times New Roman" w:hAnsi="Times New Roman" w:cs="Times New Roman"/>
-          <w:sz w:val="28"/>
-          <w:szCs w:val="28"/>
-        </w:rPr>
-        <w:t xml:space="preserve"> принимает и регистрирует заявки, назначает механиков;</w:t>
+        <w:ind w:left="0" w:firstLine="851"/>
+        <w:jc w:val="both"/>
+        <w:rPr>
+          <w:rFonts w:ascii="Times New Roman" w:hAnsi="Times New Roman" w:cs="Times New Roman"/>
+          <w:sz w:val="28"/>
+          <w:szCs w:val="28"/>
+        </w:rPr>
+      </w:pPr>
+      <w:r>
+        <w:rPr>
+          <w:rFonts w:ascii="Times New Roman" w:hAnsi="Times New Roman" w:cs="Times New Roman"/>
+          <w:sz w:val="28"/>
+          <w:szCs w:val="28"/>
+        </w:rPr>
+        <w:t>Заказчик — создаёт заявки, отслеживает их статус, отправляет обращения менеджеру;</w:t>
       </w:r>
     </w:p>
     <w:p>
       <w:pPr>
         <w:numPr>
           <w:ilvl w:val="0"/>
-          <w:numId w:val="9"/>
+          <w:numId w:val="11"/>
         </w:numPr>
         <w:spacing w:after="0" w:line="240" w:lineRule="auto"/>
-        <w:ind w:firstLine="851"/>
-        <w:jc w:val="both"/>
-        <w:rPr>
-          <w:rFonts w:ascii="Times New Roman" w:hAnsi="Times New Roman" w:cs="Times New Roman"/>
-          <w:sz w:val="28"/>
-          <w:szCs w:val="28"/>
-        </w:rPr>
-      </w:pPr>
-      <w:r>
-        <w:rPr>
-          <w:rFonts w:ascii="Times New Roman" w:hAnsi="Times New Roman" w:cs="Times New Roman"/>
-          <w:sz w:val="28"/>
-          <w:szCs w:val="28"/>
-        </w:rPr>
-        <w:t>Автомеханик (</w:t>
-      </w:r>
-      <w:proofErr w:type="spellStart"/>
-      <w:r>
-        <w:rPr>
-          <w:rFonts w:ascii="Times New Roman" w:hAnsi="Times New Roman" w:cs="Times New Roman"/>
-          <w:sz w:val="28"/>
-          <w:szCs w:val="28"/>
-        </w:rPr>
-        <w:t>mechanic</w:t>
-      </w:r>
-      <w:proofErr w:type="spellEnd"/>
-      <w:r>
-        <w:rPr>
-          <w:rFonts w:ascii="Times New Roman" w:hAnsi="Times New Roman" w:cs="Times New Roman"/>
-          <w:sz w:val="28"/>
-          <w:szCs w:val="28"/>
-        </w:rPr>
-        <w:t xml:space="preserve">) </w:t>
-      </w:r>
-      <w:r>
-        <w:rPr>
-          <w:rFonts w:ascii="Times New Roman" w:hAnsi="Times New Roman" w:cs="Times New Roman"/>
-          <w:sz w:val="28"/>
-          <w:szCs w:val="28"/>
-        </w:rPr>
-        <w:t>–</w:t>
-      </w:r>
-      <w:r>
-        <w:rPr>
-          <w:rFonts w:ascii="Times New Roman" w:hAnsi="Times New Roman" w:cs="Times New Roman"/>
-          <w:sz w:val="28"/>
-          <w:szCs w:val="28"/>
-        </w:rPr>
-        <w:t xml:space="preserve"> выполняет ремонт, добавляет комментарии к заявке;</w:t>
+        <w:ind w:left="0" w:firstLine="851"/>
+        <w:jc w:val="both"/>
+        <w:rPr>
+          <w:rFonts w:ascii="Times New Roman" w:hAnsi="Times New Roman" w:cs="Times New Roman"/>
+          <w:sz w:val="28"/>
+          <w:szCs w:val="28"/>
+        </w:rPr>
+      </w:pPr>
+      <w:r>
+        <w:rPr>
+          <w:rFonts w:ascii="Times New Roman" w:hAnsi="Times New Roman" w:cs="Times New Roman"/>
+          <w:sz w:val="28"/>
+          <w:szCs w:val="28"/>
+        </w:rPr>
+        <w:t>Автомеханик</w:t>
+      </w:r>
+      <w:r>
+        <w:rPr>
+          <w:rFonts w:ascii="Times New Roman" w:hAnsi="Times New Roman" w:cs="Times New Roman"/>
+          <w:sz w:val="28"/>
+          <w:szCs w:val="28"/>
+        </w:rPr>
+        <w:t xml:space="preserve"> </w:t>
+      </w:r>
+      <w:r>
+        <w:rPr>
+          <w:rFonts w:ascii="Times New Roman" w:hAnsi="Times New Roman" w:cs="Times New Roman"/>
+          <w:sz w:val="28"/>
+          <w:szCs w:val="28"/>
+        </w:rPr>
+        <w:t>— выполняет ремонт, добавляет комментарии к заявке, фиксирует запчасти;</w:t>
       </w:r>
     </w:p>
     <w:p>
       <w:pPr>
         <w:numPr>
           <w:ilvl w:val="0"/>
-          <w:numId w:val="9"/>
+          <w:numId w:val="11"/>
         </w:numPr>
         <w:spacing w:after="0" w:line="240" w:lineRule="auto"/>
-        <w:ind w:firstLine="851"/>
-        <w:jc w:val="both"/>
-        <w:rPr>
-          <w:rFonts w:ascii="Times New Roman" w:hAnsi="Times New Roman" w:cs="Times New Roman"/>
-          <w:sz w:val="28"/>
-          <w:szCs w:val="28"/>
-        </w:rPr>
-      </w:pPr>
-      <w:r>
-        <w:rPr>
-          <w:rFonts w:ascii="Times New Roman" w:hAnsi="Times New Roman" w:cs="Times New Roman"/>
-          <w:sz w:val="28"/>
-          <w:szCs w:val="28"/>
-        </w:rPr>
-        <w:t>Менеджер по качеству (</w:t>
-      </w:r>
-      <w:proofErr w:type="spellStart"/>
-      <w:r>
-        <w:rPr>
-          <w:rFonts w:ascii="Times New Roman" w:hAnsi="Times New Roman" w:cs="Times New Roman"/>
-          <w:sz w:val="28"/>
-          <w:szCs w:val="28"/>
-        </w:rPr>
-        <w:t>manager</w:t>
-      </w:r>
-      <w:proofErr w:type="spellEnd"/>
-      <w:r>
-        <w:rPr>
-          <w:rFonts w:ascii="Times New Roman" w:hAnsi="Times New Roman" w:cs="Times New Roman"/>
-          <w:sz w:val="28"/>
-          <w:szCs w:val="28"/>
-        </w:rPr>
-        <w:t xml:space="preserve">) </w:t>
-      </w:r>
-      <w:r>
-        <w:rPr>
-          <w:rFonts w:ascii="Times New Roman" w:hAnsi="Times New Roman" w:cs="Times New Roman"/>
-          <w:sz w:val="28"/>
-          <w:szCs w:val="28"/>
-        </w:rPr>
-        <w:t>–</w:t>
-      </w:r>
-      <w:r>
-        <w:rPr>
-          <w:rFonts w:ascii="Times New Roman" w:hAnsi="Times New Roman" w:cs="Times New Roman"/>
-          <w:sz w:val="28"/>
-          <w:szCs w:val="28"/>
-        </w:rPr>
-        <w:t xml:space="preserve"> привлекает дополнительных механиков, продлевает сроки, просматривает статистику;</w:t>
+        <w:ind w:left="0" w:firstLine="851"/>
+        <w:jc w:val="both"/>
+        <w:rPr>
+          <w:rFonts w:ascii="Times New Roman" w:hAnsi="Times New Roman" w:cs="Times New Roman"/>
+          <w:sz w:val="28"/>
+          <w:szCs w:val="28"/>
+        </w:rPr>
+      </w:pPr>
+      <w:r>
+        <w:rPr>
+          <w:rFonts w:ascii="Times New Roman" w:hAnsi="Times New Roman" w:cs="Times New Roman"/>
+          <w:sz w:val="28"/>
+          <w:szCs w:val="28"/>
+        </w:rPr>
+        <w:t>Менеджер</w:t>
+      </w:r>
+      <w:r>
+        <w:rPr>
+          <w:rFonts w:ascii="Times New Roman" w:hAnsi="Times New Roman" w:cs="Times New Roman"/>
+          <w:sz w:val="28"/>
+          <w:szCs w:val="28"/>
+        </w:rPr>
+        <w:t xml:space="preserve"> (оператор)</w:t>
+      </w:r>
+      <w:r>
+        <w:rPr>
+          <w:rFonts w:ascii="Times New Roman" w:hAnsi="Times New Roman" w:cs="Times New Roman"/>
+          <w:sz w:val="28"/>
+          <w:szCs w:val="28"/>
+        </w:rPr>
+        <w:t xml:space="preserve"> </w:t>
+      </w:r>
+      <w:r>
+        <w:rPr>
+          <w:rFonts w:ascii="Times New Roman" w:hAnsi="Times New Roman" w:cs="Times New Roman"/>
+          <w:sz w:val="28"/>
+          <w:szCs w:val="28"/>
+        </w:rPr>
+        <w:t>— назначает механиков, привлекает дополнительных специалистов, продлевает сроки, просматривает статистику и отвечает на сообщения клиентов;</w:t>
       </w:r>
     </w:p>
     <w:p>
       <w:pPr>
         <w:numPr>
           <w:ilvl w:val="0"/>
-          <w:numId w:val="9"/>
+          <w:numId w:val="11"/>
         </w:numPr>
         <w:spacing w:after="0" w:line="240" w:lineRule="auto"/>
+        <w:ind w:left="0" w:firstLine="851"/>
+        <w:jc w:val="both"/>
+        <w:rPr>
+          <w:rFonts w:ascii="Times New Roman" w:hAnsi="Times New Roman" w:cs="Times New Roman"/>
+          <w:sz w:val="28"/>
+          <w:szCs w:val="28"/>
+        </w:rPr>
+      </w:pPr>
+      <w:r>
+        <w:rPr>
+          <w:rFonts w:ascii="Times New Roman" w:hAnsi="Times New Roman" w:cs="Times New Roman"/>
+          <w:sz w:val="28"/>
+          <w:szCs w:val="28"/>
+        </w:rPr>
+        <w:t>Администратор</w:t>
+      </w:r>
+      <w:r>
+        <w:rPr>
+          <w:rFonts w:ascii="Times New Roman" w:hAnsi="Times New Roman" w:cs="Times New Roman"/>
+          <w:sz w:val="28"/>
+          <w:szCs w:val="28"/>
+        </w:rPr>
+        <w:t xml:space="preserve"> </w:t>
+      </w:r>
+      <w:r>
+        <w:rPr>
+          <w:rFonts w:ascii="Times New Roman" w:hAnsi="Times New Roman" w:cs="Times New Roman"/>
+          <w:sz w:val="28"/>
+          <w:szCs w:val="28"/>
+        </w:rPr>
+        <w:t>— управляет учётными записями всех пользователей.</w:t>
+      </w:r>
+    </w:p>
+    <w:p>
+      <w:pPr>
+        <w:spacing w:after="0" w:line="240" w:lineRule="auto"/>
         <w:ind w:firstLine="851"/>
         <w:jc w:val="both"/>
         <w:rPr>
@@ -1252,154 +1189,24 @@
           <w:sz w:val="28"/>
           <w:szCs w:val="28"/>
         </w:rPr>
-        <w:t>Администратор (</w:t>
-      </w:r>
-      <w:proofErr w:type="spellStart"/>
-      <w:r>
-        <w:rPr>
-          <w:rFonts w:ascii="Times New Roman" w:hAnsi="Times New Roman" w:cs="Times New Roman"/>
-          <w:sz w:val="28"/>
-          <w:szCs w:val="28"/>
-        </w:rPr>
-        <w:t>admin</w:t>
-      </w:r>
-      <w:proofErr w:type="spellEnd"/>
-      <w:r>
-        <w:rPr>
-          <w:rFonts w:ascii="Times New Roman" w:hAnsi="Times New Roman" w:cs="Times New Roman"/>
-          <w:sz w:val="28"/>
-          <w:szCs w:val="28"/>
-        </w:rPr>
-        <w:t xml:space="preserve">) </w:t>
-      </w:r>
-      <w:r>
-        <w:rPr>
-          <w:rFonts w:ascii="Times New Roman" w:hAnsi="Times New Roman" w:cs="Times New Roman"/>
-          <w:sz w:val="28"/>
-          <w:szCs w:val="28"/>
-        </w:rPr>
-        <w:t>–</w:t>
-      </w:r>
-      <w:r>
-        <w:rPr>
-          <w:rFonts w:ascii="Times New Roman" w:hAnsi="Times New Roman" w:cs="Times New Roman"/>
-          <w:sz w:val="28"/>
-          <w:szCs w:val="28"/>
-        </w:rPr>
-        <w:t xml:space="preserve"> управляет учётными записями всех пользователей.</w:t>
-      </w:r>
-    </w:p>
-    <w:p>
-      <w:pPr>
-        <w:spacing w:after="0" w:line="240" w:lineRule="auto"/>
-        <w:ind w:left="851"/>
-        <w:jc w:val="both"/>
-        <w:rPr>
-          <w:rFonts w:ascii="Times New Roman" w:hAnsi="Times New Roman" w:cs="Times New Roman"/>
-          <w:sz w:val="28"/>
-          <w:szCs w:val="28"/>
-        </w:rPr>
-      </w:pPr>
-    </w:p>
-    <w:p>
-      <w:pPr>
-        <w:spacing w:after="0" w:line="240" w:lineRule="auto"/>
-        <w:ind w:firstLine="851"/>
-        <w:jc w:val="both"/>
-        <w:rPr>
-          <w:rFonts w:ascii="Times New Roman" w:hAnsi="Times New Roman" w:cs="Times New Roman"/>
-          <w:sz w:val="28"/>
-          <w:szCs w:val="28"/>
-        </w:rPr>
-      </w:pPr>
-      <w:r>
-        <w:rPr>
-          <w:rFonts w:ascii="Times New Roman" w:hAnsi="Times New Roman" w:cs="Times New Roman"/>
-          <w:sz w:val="28"/>
-          <w:szCs w:val="28"/>
-        </w:rPr>
-        <w:t>4 Обращение к программе</w:t>
-      </w:r>
-    </w:p>
-    <w:p>
-      <w:pPr>
-        <w:spacing w:after="0" w:line="240" w:lineRule="auto"/>
-        <w:ind w:firstLine="851"/>
-        <w:jc w:val="both"/>
-        <w:rPr>
-          <w:rFonts w:ascii="Times New Roman" w:hAnsi="Times New Roman" w:cs="Times New Roman"/>
-          <w:sz w:val="28"/>
-          <w:szCs w:val="28"/>
-        </w:rPr>
-      </w:pPr>
-      <w:r>
-        <w:rPr>
-          <w:rFonts w:ascii="Times New Roman" w:hAnsi="Times New Roman" w:cs="Times New Roman"/>
-          <w:sz w:val="28"/>
-          <w:szCs w:val="28"/>
-        </w:rPr>
-        <w:t>4.1</w:t>
-      </w:r>
-      <w:r>
-        <w:rPr>
-          <w:rFonts w:ascii="Times New Roman" w:hAnsi="Times New Roman" w:cs="Times New Roman"/>
-          <w:sz w:val="28"/>
-          <w:szCs w:val="28"/>
-        </w:rPr>
-        <w:t xml:space="preserve"> </w:t>
-      </w:r>
-      <w:r>
-        <w:rPr>
-          <w:rFonts w:ascii="Times New Roman" w:hAnsi="Times New Roman" w:cs="Times New Roman"/>
-          <w:sz w:val="28"/>
-          <w:szCs w:val="28"/>
-        </w:rPr>
-        <w:t>Установка</w:t>
-      </w:r>
-    </w:p>
-    <w:p>
-      <w:pPr>
-        <w:spacing w:after="0" w:line="240" w:lineRule="auto"/>
-        <w:ind w:firstLine="851"/>
-        <w:jc w:val="both"/>
-        <w:rPr>
-          <w:rFonts w:ascii="Times New Roman" w:hAnsi="Times New Roman" w:cs="Times New Roman"/>
-          <w:sz w:val="28"/>
-          <w:szCs w:val="28"/>
-        </w:rPr>
-      </w:pPr>
-      <w:r>
-        <w:rPr>
-          <w:rFonts w:ascii="Times New Roman" w:hAnsi="Times New Roman" w:cs="Times New Roman"/>
-          <w:sz w:val="28"/>
-          <w:szCs w:val="28"/>
-        </w:rPr>
-        <w:t>Для установки и запуска программного модуля необходимо выполнить следующие шаги:</w:t>
+        <w:t>Структура базы данных включает четыре таблицы:</w:t>
       </w:r>
     </w:p>
     <w:p>
       <w:pPr>
         <w:numPr>
           <w:ilvl w:val="0"/>
-          <w:numId w:val="9"/>
+          <w:numId w:val="11"/>
         </w:numPr>
         <w:spacing w:after="0" w:line="240" w:lineRule="auto"/>
-        <w:ind w:firstLine="851"/>
-        <w:jc w:val="both"/>
-        <w:rPr>
-          <w:rFonts w:ascii="Times New Roman" w:hAnsi="Times New Roman" w:cs="Times New Roman"/>
-          <w:sz w:val="28"/>
-          <w:szCs w:val="28"/>
-        </w:rPr>
-      </w:pPr>
-      <w:r>
-        <w:rPr>
-          <w:rFonts w:ascii="Times New Roman" w:hAnsi="Times New Roman" w:cs="Times New Roman"/>
-          <w:sz w:val="28"/>
-          <w:szCs w:val="28"/>
-        </w:rPr>
-        <w:t xml:space="preserve">Установить .NET 8.0 </w:t>
-      </w:r>
+        <w:ind w:left="0" w:firstLine="851"/>
+        <w:jc w:val="both"/>
+        <w:rPr>
+          <w:rFonts w:ascii="Times New Roman" w:hAnsi="Times New Roman" w:cs="Times New Roman"/>
+          <w:sz w:val="28"/>
+          <w:szCs w:val="28"/>
+        </w:rPr>
+      </w:pPr>
       <w:proofErr w:type="spellStart"/>
       <w:r>
         <w:rPr>
@@ -1407,7 +1214,7 @@
           <w:sz w:val="28"/>
           <w:szCs w:val="28"/>
         </w:rPr>
-        <w:t>Runtime</w:t>
+        <w:t>Users</w:t>
       </w:r>
       <w:proofErr w:type="spellEnd"/>
       <w:r>
@@ -1416,32 +1223,24 @@
           <w:sz w:val="28"/>
           <w:szCs w:val="28"/>
         </w:rPr>
-        <w:t xml:space="preserve"> с официального сайта Microsoft;</w:t>
+        <w:t xml:space="preserve"> — пользователи системы (клиенты, механики, менеджеры, администраторы);</w:t>
       </w:r>
     </w:p>
     <w:p>
       <w:pPr>
         <w:numPr>
           <w:ilvl w:val="0"/>
-          <w:numId w:val="9"/>
+          <w:numId w:val="11"/>
         </w:numPr>
         <w:spacing w:after="0" w:line="240" w:lineRule="auto"/>
-        <w:ind w:firstLine="851"/>
-        <w:jc w:val="both"/>
-        <w:rPr>
-          <w:rFonts w:ascii="Times New Roman" w:hAnsi="Times New Roman" w:cs="Times New Roman"/>
-          <w:sz w:val="28"/>
-          <w:szCs w:val="28"/>
-        </w:rPr>
-      </w:pPr>
-      <w:r>
-        <w:rPr>
-          <w:rFonts w:ascii="Times New Roman" w:hAnsi="Times New Roman" w:cs="Times New Roman"/>
-          <w:sz w:val="28"/>
-          <w:szCs w:val="28"/>
-        </w:rPr>
-        <w:t xml:space="preserve">Установить </w:t>
-      </w:r>
+        <w:ind w:left="0" w:firstLine="851"/>
+        <w:jc w:val="both"/>
+        <w:rPr>
+          <w:rFonts w:ascii="Times New Roman" w:hAnsi="Times New Roman" w:cs="Times New Roman"/>
+          <w:sz w:val="28"/>
+          <w:szCs w:val="28"/>
+        </w:rPr>
+      </w:pPr>
       <w:proofErr w:type="spellStart"/>
       <w:r>
         <w:rPr>
@@ -1449,7 +1248,7 @@
           <w:sz w:val="28"/>
           <w:szCs w:val="28"/>
         </w:rPr>
-        <w:t>PostgreSQL</w:t>
+        <w:t>Requests</w:t>
       </w:r>
       <w:proofErr w:type="spellEnd"/>
       <w:r>
@@ -1458,32 +1257,24 @@
           <w:sz w:val="28"/>
           <w:szCs w:val="28"/>
         </w:rPr>
-        <w:t xml:space="preserve"> 15+ и создать базу данных;</w:t>
+        <w:t xml:space="preserve"> — заявки на ремонт автомобилей;</w:t>
       </w:r>
     </w:p>
     <w:p>
       <w:pPr>
         <w:numPr>
           <w:ilvl w:val="0"/>
-          <w:numId w:val="9"/>
+          <w:numId w:val="11"/>
         </w:numPr>
         <w:spacing w:after="0" w:line="240" w:lineRule="auto"/>
-        <w:ind w:firstLine="851"/>
-        <w:jc w:val="both"/>
-        <w:rPr>
-          <w:rFonts w:ascii="Times New Roman" w:hAnsi="Times New Roman" w:cs="Times New Roman"/>
-          <w:sz w:val="28"/>
-          <w:szCs w:val="28"/>
-        </w:rPr>
-      </w:pPr>
-      <w:r>
-        <w:rPr>
-          <w:rFonts w:ascii="Times New Roman" w:hAnsi="Times New Roman" w:cs="Times New Roman"/>
-          <w:sz w:val="28"/>
-          <w:szCs w:val="28"/>
-        </w:rPr>
-        <w:t xml:space="preserve">Выполнить SQL-скрипт создания таблиц (файл </w:t>
-      </w:r>
+        <w:ind w:left="0" w:firstLine="851"/>
+        <w:jc w:val="both"/>
+        <w:rPr>
+          <w:rFonts w:ascii="Times New Roman" w:hAnsi="Times New Roman" w:cs="Times New Roman"/>
+          <w:sz w:val="28"/>
+          <w:szCs w:val="28"/>
+        </w:rPr>
+      </w:pPr>
       <w:proofErr w:type="spellStart"/>
       <w:r>
         <w:rPr>
@@ -1491,7 +1282,7 @@
           <w:sz w:val="28"/>
           <w:szCs w:val="28"/>
         </w:rPr>
-        <w:t>schema.sql</w:t>
+        <w:t>Comments</w:t>
       </w:r>
       <w:proofErr w:type="spellEnd"/>
       <w:r>
@@ -1500,16 +1291,58 @@
           <w:sz w:val="28"/>
           <w:szCs w:val="28"/>
         </w:rPr>
-        <w:t xml:space="preserve"> из репозитория);</w:t>
+        <w:t xml:space="preserve"> — комментарии механиков к заявкам;</w:t>
       </w:r>
     </w:p>
     <w:p>
       <w:pPr>
         <w:numPr>
           <w:ilvl w:val="0"/>
-          <w:numId w:val="9"/>
+          <w:numId w:val="11"/>
         </w:numPr>
         <w:spacing w:after="0" w:line="240" w:lineRule="auto"/>
+        <w:ind w:left="0" w:firstLine="851"/>
+        <w:jc w:val="both"/>
+        <w:rPr>
+          <w:rFonts w:ascii="Times New Roman" w:hAnsi="Times New Roman" w:cs="Times New Roman"/>
+          <w:sz w:val="28"/>
+          <w:szCs w:val="28"/>
+        </w:rPr>
+      </w:pPr>
+      <w:proofErr w:type="spellStart"/>
+      <w:r>
+        <w:rPr>
+          <w:rFonts w:ascii="Times New Roman" w:hAnsi="Times New Roman" w:cs="Times New Roman"/>
+          <w:sz w:val="28"/>
+          <w:szCs w:val="28"/>
+        </w:rPr>
+        <w:t>Messages</w:t>
+      </w:r>
+      <w:proofErr w:type="spellEnd"/>
+      <w:r>
+        <w:rPr>
+          <w:rFonts w:ascii="Times New Roman" w:hAnsi="Times New Roman" w:cs="Times New Roman"/>
+          <w:sz w:val="28"/>
+          <w:szCs w:val="28"/>
+        </w:rPr>
+        <w:t xml:space="preserve"> — сообщения клиентов и ответы менеджеров.</w:t>
+      </w:r>
+    </w:p>
+    <w:p>
+      <w:pPr>
+        <w:spacing w:after="0" w:line="240" w:lineRule="auto"/>
+        <w:ind w:left="851"/>
+        <w:jc w:val="both"/>
+        <w:rPr>
+          <w:rFonts w:ascii="Times New Roman" w:hAnsi="Times New Roman" w:cs="Times New Roman"/>
+          <w:sz w:val="28"/>
+          <w:szCs w:val="28"/>
+        </w:rPr>
+      </w:pPr>
+    </w:p>
+    <w:p>
+      <w:pPr>
+        <w:spacing w:after="0" w:line="240" w:lineRule="auto"/>
         <w:ind w:firstLine="851"/>
         <w:jc w:val="both"/>
         <w:rPr>
@@ -1524,7 +1357,67 @@
           <w:sz w:val="28"/>
           <w:szCs w:val="28"/>
         </w:rPr>
-        <w:t xml:space="preserve">В файле </w:t>
+        <w:t>4 Обращение к программе</w:t>
+      </w:r>
+    </w:p>
+    <w:p>
+      <w:pPr>
+        <w:spacing w:after="0" w:line="240" w:lineRule="auto"/>
+        <w:ind w:firstLine="851"/>
+        <w:jc w:val="both"/>
+        <w:rPr>
+          <w:rFonts w:ascii="Times New Roman" w:hAnsi="Times New Roman" w:cs="Times New Roman"/>
+          <w:sz w:val="28"/>
+          <w:szCs w:val="28"/>
+        </w:rPr>
+      </w:pPr>
+      <w:r>
+        <w:rPr>
+          <w:rFonts w:ascii="Times New Roman" w:hAnsi="Times New Roman" w:cs="Times New Roman"/>
+          <w:sz w:val="28"/>
+          <w:szCs w:val="28"/>
+        </w:rPr>
+        <w:t>4.1 Установка</w:t>
+      </w:r>
+    </w:p>
+    <w:p>
+      <w:pPr>
+        <w:spacing w:after="0" w:line="240" w:lineRule="auto"/>
+        <w:ind w:firstLine="851"/>
+        <w:jc w:val="both"/>
+        <w:rPr>
+          <w:rFonts w:ascii="Times New Roman" w:hAnsi="Times New Roman" w:cs="Times New Roman"/>
+          <w:sz w:val="28"/>
+          <w:szCs w:val="28"/>
+        </w:rPr>
+      </w:pPr>
+      <w:r>
+        <w:rPr>
+          <w:rFonts w:ascii="Times New Roman" w:hAnsi="Times New Roman" w:cs="Times New Roman"/>
+          <w:sz w:val="28"/>
+          <w:szCs w:val="28"/>
+        </w:rPr>
+        <w:t>Для установки и запуска программного модуля необходимо выполнить следующие шаги:</w:t>
+      </w:r>
+    </w:p>
+    <w:p>
+      <w:pPr>
+        <w:spacing w:after="0" w:line="240" w:lineRule="auto"/>
+        <w:ind w:firstLine="851"/>
+        <w:jc w:val="both"/>
+        <w:rPr>
+          <w:rFonts w:ascii="Times New Roman" w:hAnsi="Times New Roman" w:cs="Times New Roman"/>
+          <w:sz w:val="28"/>
+          <w:szCs w:val="28"/>
+        </w:rPr>
+      </w:pPr>
+      <w:r>
+        <w:rPr>
+          <w:rFonts w:ascii="Times New Roman" w:hAnsi="Times New Roman" w:cs="Times New Roman"/>
+          <w:sz w:val="28"/>
+          <w:szCs w:val="28"/>
+        </w:rPr>
+        <w:t xml:space="preserve">Шаг 1. Установить .NET 10.0 </w:t>
       </w:r>
       <w:proofErr w:type="spellStart"/>
       <w:r>
@@ -1533,6 +1426,570 @@
           <w:sz w:val="28"/>
           <w:szCs w:val="28"/>
         </w:rPr>
+        <w:t>Runtime</w:t>
+      </w:r>
+      <w:proofErr w:type="spellEnd"/>
+      <w:r>
+        <w:rPr>
+          <w:rFonts w:ascii="Times New Roman" w:hAnsi="Times New Roman" w:cs="Times New Roman"/>
+          <w:sz w:val="28"/>
+          <w:szCs w:val="28"/>
+        </w:rPr>
+        <w:t xml:space="preserve"> с официального сайта Microsoft (https://dotnet.microsoft.com/download).</w:t>
+      </w:r>
+    </w:p>
+    <w:p>
+      <w:pPr>
+        <w:spacing w:after="0" w:line="240" w:lineRule="auto"/>
+        <w:ind w:firstLine="851"/>
+        <w:jc w:val="both"/>
+        <w:rPr>
+          <w:rFonts w:ascii="Times New Roman" w:hAnsi="Times New Roman" w:cs="Times New Roman"/>
+          <w:sz w:val="28"/>
+          <w:szCs w:val="28"/>
+        </w:rPr>
+      </w:pPr>
+      <w:r>
+        <w:rPr>
+          <w:rFonts w:ascii="Times New Roman" w:hAnsi="Times New Roman" w:cs="Times New Roman"/>
+          <w:sz w:val="28"/>
+          <w:szCs w:val="28"/>
+        </w:rPr>
+        <w:t xml:space="preserve">Шаг 2. Установить </w:t>
+      </w:r>
+      <w:proofErr w:type="spellStart"/>
+      <w:r>
+        <w:rPr>
+          <w:rFonts w:ascii="Times New Roman" w:hAnsi="Times New Roman" w:cs="Times New Roman"/>
+          <w:sz w:val="28"/>
+          <w:szCs w:val="28"/>
+        </w:rPr>
+        <w:t>PostgreSQL</w:t>
+      </w:r>
+      <w:proofErr w:type="spellEnd"/>
+      <w:r>
+        <w:rPr>
+          <w:rFonts w:ascii="Times New Roman" w:hAnsi="Times New Roman" w:cs="Times New Roman"/>
+          <w:sz w:val="28"/>
+          <w:szCs w:val="28"/>
+        </w:rPr>
+        <w:t xml:space="preserve"> 15+ с официального сайта (https://www.postgresql.org/download/). В процессе установки задать пароль суперпользователя </w:t>
+      </w:r>
+      <w:proofErr w:type="spellStart"/>
+      <w:r>
+        <w:rPr>
+          <w:rFonts w:ascii="Times New Roman" w:hAnsi="Times New Roman" w:cs="Times New Roman"/>
+          <w:sz w:val="28"/>
+          <w:szCs w:val="28"/>
+        </w:rPr>
+        <w:t>postgres</w:t>
+      </w:r>
+      <w:proofErr w:type="spellEnd"/>
+      <w:r>
+        <w:rPr>
+          <w:rFonts w:ascii="Times New Roman" w:hAnsi="Times New Roman" w:cs="Times New Roman"/>
+          <w:sz w:val="28"/>
+          <w:szCs w:val="28"/>
+        </w:rPr>
+        <w:t>.</w:t>
+      </w:r>
+    </w:p>
+    <w:p>
+      <w:pPr>
+        <w:spacing w:after="0" w:line="240" w:lineRule="auto"/>
+        <w:ind w:firstLine="851"/>
+        <w:jc w:val="both"/>
+        <w:rPr>
+          <w:rFonts w:ascii="Times New Roman" w:hAnsi="Times New Roman" w:cs="Times New Roman"/>
+          <w:sz w:val="28"/>
+          <w:szCs w:val="28"/>
+        </w:rPr>
+      </w:pPr>
+      <w:r>
+        <w:rPr>
+          <w:rFonts w:ascii="Times New Roman" w:hAnsi="Times New Roman" w:cs="Times New Roman"/>
+          <w:sz w:val="28"/>
+          <w:szCs w:val="28"/>
+        </w:rPr>
+        <w:t xml:space="preserve">Шаг 3. Создать базу данных и выполнить SQL-скрипт инициализации. Запустить </w:t>
+      </w:r>
+      <w:proofErr w:type="spellStart"/>
+      <w:r>
+        <w:rPr>
+          <w:rFonts w:ascii="Times New Roman" w:hAnsi="Times New Roman" w:cs="Times New Roman"/>
+          <w:sz w:val="28"/>
+          <w:szCs w:val="28"/>
+        </w:rPr>
+        <w:t>pgAdmin</w:t>
+      </w:r>
+      <w:proofErr w:type="spellEnd"/>
+      <w:r>
+        <w:rPr>
+          <w:rFonts w:ascii="Times New Roman" w:hAnsi="Times New Roman" w:cs="Times New Roman"/>
+          <w:sz w:val="28"/>
+          <w:szCs w:val="28"/>
+        </w:rPr>
+        <w:t xml:space="preserve"> или </w:t>
+      </w:r>
+      <w:proofErr w:type="spellStart"/>
+      <w:r>
+        <w:rPr>
+          <w:rFonts w:ascii="Times New Roman" w:hAnsi="Times New Roman" w:cs="Times New Roman"/>
+          <w:sz w:val="28"/>
+          <w:szCs w:val="28"/>
+        </w:rPr>
+        <w:t>psql</w:t>
+      </w:r>
+      <w:proofErr w:type="spellEnd"/>
+      <w:r>
+        <w:rPr>
+          <w:rFonts w:ascii="Times New Roman" w:hAnsi="Times New Roman" w:cs="Times New Roman"/>
+          <w:sz w:val="28"/>
+          <w:szCs w:val="28"/>
+        </w:rPr>
+        <w:t xml:space="preserve"> и выполнить скрипт из файла «Запросы в БД.txt»:</w:t>
+      </w:r>
+    </w:p>
+    <w:p>
+      <w:pPr>
+        <w:spacing w:after="0" w:line="240" w:lineRule="auto"/>
+        <w:ind w:firstLine="851"/>
+        <w:jc w:val="both"/>
+        <w:rPr>
+          <w:rFonts w:ascii="Times New Roman" w:hAnsi="Times New Roman" w:cs="Times New Roman"/>
+          <w:sz w:val="28"/>
+          <w:szCs w:val="28"/>
+        </w:rPr>
+      </w:pPr>
+    </w:p>
+    <w:p>
+      <w:pPr>
+        <w:spacing w:after="0" w:line="240" w:lineRule="auto"/>
+        <w:jc w:val="both"/>
+        <w:rPr>
+          <w:rFonts w:ascii="Times New Roman" w:hAnsi="Times New Roman" w:cs="Times New Roman"/>
+          <w:sz w:val="28"/>
+          <w:szCs w:val="28"/>
+          <w:lang w:val="en-US"/>
+        </w:rPr>
+      </w:pPr>
+      <w:r>
+        <w:rPr>
+          <w:rFonts w:ascii="Times New Roman" w:hAnsi="Times New Roman" w:cs="Times New Roman"/>
+          <w:sz w:val="28"/>
+          <w:szCs w:val="28"/>
+        </w:rPr>
+        <w:t>Листинг</w:t>
+      </w:r>
+      <w:r>
+        <w:rPr>
+          <w:rFonts w:ascii="Times New Roman" w:hAnsi="Times New Roman" w:cs="Times New Roman"/>
+          <w:sz w:val="28"/>
+          <w:szCs w:val="28"/>
+          <w:lang w:val="en-US"/>
+        </w:rPr>
+        <w:t xml:space="preserve"> 4.1 –</w:t>
+      </w:r>
+      <w:r>
+        <w:rPr>
+          <w:rFonts w:ascii="Times New Roman" w:hAnsi="Times New Roman" w:cs="Times New Roman"/>
+          <w:sz w:val="28"/>
+          <w:szCs w:val="28"/>
+          <w:lang w:val="en-US"/>
+        </w:rPr>
+        <w:t xml:space="preserve"> </w:t>
+      </w:r>
+      <w:r>
+        <w:rPr>
+          <w:rFonts w:ascii="Times New Roman" w:hAnsi="Times New Roman" w:cs="Times New Roman"/>
+          <w:sz w:val="28"/>
+          <w:szCs w:val="28"/>
+        </w:rPr>
+        <w:t>Создание</w:t>
+      </w:r>
+      <w:r>
+        <w:rPr>
+          <w:rFonts w:ascii="Times New Roman" w:hAnsi="Times New Roman" w:cs="Times New Roman"/>
+          <w:sz w:val="28"/>
+          <w:szCs w:val="28"/>
+          <w:lang w:val="en-US"/>
+        </w:rPr>
+        <w:t xml:space="preserve"> </w:t>
+      </w:r>
+      <w:r>
+        <w:rPr>
+          <w:rFonts w:ascii="Times New Roman" w:hAnsi="Times New Roman" w:cs="Times New Roman"/>
+          <w:sz w:val="28"/>
+          <w:szCs w:val="28"/>
+        </w:rPr>
+        <w:t>таблиц</w:t>
+      </w:r>
+    </w:p>
+    <w:p>
+      <w:pPr>
+        <w:pBdr>
+          <w:top w:val="single" w:sz="4" w:space="1" w:color="auto"/>
+          <w:left w:val="single" w:sz="4" w:space="4" w:color="auto"/>
+          <w:bottom w:val="single" w:sz="4" w:space="1" w:color="auto"/>
+          <w:right w:val="single" w:sz="4" w:space="4" w:color="auto"/>
+        </w:pBdr>
+        <w:spacing w:after="0" w:line="240" w:lineRule="auto"/>
+        <w:jc w:val="both"/>
+        <w:rPr>
+          <w:rFonts w:ascii="Courier New" w:hAnsi="Courier New" w:cs="Courier New"/>
+          <w:sz w:val="24"/>
+          <w:szCs w:val="24"/>
+          <w:lang w:val="en-US"/>
+        </w:rPr>
+      </w:pPr>
+      <w:r>
+        <w:rPr>
+          <w:rFonts w:ascii="Courier New" w:hAnsi="Courier New" w:cs="Courier New"/>
+          <w:sz w:val="24"/>
+          <w:szCs w:val="24"/>
+          <w:lang w:val="en-US"/>
+        </w:rPr>
+        <w:t>CREATE TABLE "Users" ( ... );</w:t>
+      </w:r>
+    </w:p>
+    <w:p>
+      <w:pPr>
+        <w:pBdr>
+          <w:top w:val="single" w:sz="4" w:space="1" w:color="auto"/>
+          <w:left w:val="single" w:sz="4" w:space="4" w:color="auto"/>
+          <w:bottom w:val="single" w:sz="4" w:space="1" w:color="auto"/>
+          <w:right w:val="single" w:sz="4" w:space="4" w:color="auto"/>
+        </w:pBdr>
+        <w:spacing w:after="0" w:line="240" w:lineRule="auto"/>
+        <w:jc w:val="both"/>
+        <w:rPr>
+          <w:rFonts w:ascii="Courier New" w:hAnsi="Courier New" w:cs="Courier New"/>
+          <w:sz w:val="24"/>
+          <w:szCs w:val="24"/>
+          <w:lang w:val="en-US"/>
+        </w:rPr>
+      </w:pPr>
+      <w:r>
+        <w:rPr>
+          <w:rFonts w:ascii="Courier New" w:hAnsi="Courier New" w:cs="Courier New"/>
+          <w:sz w:val="24"/>
+          <w:szCs w:val="24"/>
+          <w:lang w:val="en-US"/>
+        </w:rPr>
+        <w:t>CREATE TABLE "Requests" ( ... );</w:t>
+      </w:r>
+    </w:p>
+    <w:p>
+      <w:pPr>
+        <w:pBdr>
+          <w:top w:val="single" w:sz="4" w:space="1" w:color="auto"/>
+          <w:left w:val="single" w:sz="4" w:space="4" w:color="auto"/>
+          <w:bottom w:val="single" w:sz="4" w:space="1" w:color="auto"/>
+          <w:right w:val="single" w:sz="4" w:space="4" w:color="auto"/>
+        </w:pBdr>
+        <w:spacing w:after="0" w:line="240" w:lineRule="auto"/>
+        <w:jc w:val="both"/>
+        <w:rPr>
+          <w:rFonts w:ascii="Courier New" w:hAnsi="Courier New" w:cs="Courier New"/>
+          <w:sz w:val="24"/>
+          <w:szCs w:val="24"/>
+          <w:lang w:val="en-US"/>
+        </w:rPr>
+      </w:pPr>
+      <w:r>
+        <w:rPr>
+          <w:rFonts w:ascii="Courier New" w:hAnsi="Courier New" w:cs="Courier New"/>
+          <w:sz w:val="24"/>
+          <w:szCs w:val="24"/>
+          <w:lang w:val="en-US"/>
+        </w:rPr>
+        <w:t>CREATE TABLE "Comments" ( ... );</w:t>
+      </w:r>
+    </w:p>
+    <w:p>
+      <w:pPr>
+        <w:pBdr>
+          <w:top w:val="single" w:sz="4" w:space="1" w:color="auto"/>
+          <w:left w:val="single" w:sz="4" w:space="4" w:color="auto"/>
+          <w:bottom w:val="single" w:sz="4" w:space="1" w:color="auto"/>
+          <w:right w:val="single" w:sz="4" w:space="4" w:color="auto"/>
+        </w:pBdr>
+        <w:spacing w:after="0" w:line="240" w:lineRule="auto"/>
+        <w:jc w:val="both"/>
+        <w:rPr>
+          <w:rFonts w:ascii="Courier New" w:hAnsi="Courier New" w:cs="Courier New"/>
+          <w:sz w:val="24"/>
+          <w:szCs w:val="24"/>
+          <w:lang w:val="en-US"/>
+        </w:rPr>
+      </w:pPr>
+      <w:r>
+        <w:rPr>
+          <w:rFonts w:ascii="Courier New" w:hAnsi="Courier New" w:cs="Courier New"/>
+          <w:sz w:val="24"/>
+          <w:szCs w:val="24"/>
+          <w:lang w:val="en-US"/>
+        </w:rPr>
+        <w:t>CREATE TABLE "Messages" ( ... );</w:t>
+      </w:r>
+    </w:p>
+    <w:p>
+      <w:pPr>
+        <w:spacing w:after="0" w:line="240" w:lineRule="auto"/>
+        <w:ind w:firstLine="851"/>
+        <w:jc w:val="both"/>
+        <w:rPr>
+          <w:rFonts w:ascii="Times New Roman" w:hAnsi="Times New Roman" w:cs="Times New Roman"/>
+          <w:sz w:val="28"/>
+          <w:szCs w:val="28"/>
+          <w:lang w:val="en-US"/>
+        </w:rPr>
+      </w:pPr>
+    </w:p>
+    <w:p>
+      <w:pPr>
+        <w:spacing w:after="0" w:line="240" w:lineRule="auto"/>
+        <w:ind w:firstLine="851"/>
+        <w:jc w:val="both"/>
+        <w:rPr>
+          <w:rFonts w:ascii="Times New Roman" w:hAnsi="Times New Roman" w:cs="Times New Roman"/>
+          <w:sz w:val="28"/>
+          <w:szCs w:val="28"/>
+          <w:lang w:val="en-US"/>
+        </w:rPr>
+      </w:pPr>
+      <w:r>
+        <w:rPr>
+          <w:rFonts w:ascii="Times New Roman" w:hAnsi="Times New Roman" w:cs="Times New Roman"/>
+          <w:sz w:val="28"/>
+          <w:szCs w:val="28"/>
+        </w:rPr>
+        <w:t>Шаг</w:t>
+      </w:r>
+      <w:r>
+        <w:rPr>
+          <w:rFonts w:ascii="Times New Roman" w:hAnsi="Times New Roman" w:cs="Times New Roman"/>
+          <w:sz w:val="28"/>
+          <w:szCs w:val="28"/>
+          <w:lang w:val="en-US"/>
+        </w:rPr>
+        <w:t xml:space="preserve"> 4. </w:t>
+      </w:r>
+      <w:r>
+        <w:rPr>
+          <w:rFonts w:ascii="Times New Roman" w:hAnsi="Times New Roman" w:cs="Times New Roman"/>
+          <w:sz w:val="28"/>
+          <w:szCs w:val="28"/>
+        </w:rPr>
+        <w:t>Импортировать</w:t>
+      </w:r>
+      <w:r>
+        <w:rPr>
+          <w:rFonts w:ascii="Times New Roman" w:hAnsi="Times New Roman" w:cs="Times New Roman"/>
+          <w:sz w:val="28"/>
+          <w:szCs w:val="28"/>
+          <w:lang w:val="en-US"/>
+        </w:rPr>
+        <w:t xml:space="preserve"> </w:t>
+      </w:r>
+      <w:r>
+        <w:rPr>
+          <w:rFonts w:ascii="Times New Roman" w:hAnsi="Times New Roman" w:cs="Times New Roman"/>
+          <w:sz w:val="28"/>
+          <w:szCs w:val="28"/>
+        </w:rPr>
+        <w:t>начальные</w:t>
+      </w:r>
+      <w:r>
+        <w:rPr>
+          <w:rFonts w:ascii="Times New Roman" w:hAnsi="Times New Roman" w:cs="Times New Roman"/>
+          <w:sz w:val="28"/>
+          <w:szCs w:val="28"/>
+          <w:lang w:val="en-US"/>
+        </w:rPr>
+        <w:t xml:space="preserve"> </w:t>
+      </w:r>
+      <w:r>
+        <w:rPr>
+          <w:rFonts w:ascii="Times New Roman" w:hAnsi="Times New Roman" w:cs="Times New Roman"/>
+          <w:sz w:val="28"/>
+          <w:szCs w:val="28"/>
+        </w:rPr>
+        <w:t>данные</w:t>
+      </w:r>
+      <w:r>
+        <w:rPr>
+          <w:rFonts w:ascii="Times New Roman" w:hAnsi="Times New Roman" w:cs="Times New Roman"/>
+          <w:sz w:val="28"/>
+          <w:szCs w:val="28"/>
+          <w:lang w:val="en-US"/>
+        </w:rPr>
+        <w:t xml:space="preserve"> </w:t>
+      </w:r>
+      <w:r>
+        <w:rPr>
+          <w:rFonts w:ascii="Times New Roman" w:hAnsi="Times New Roman" w:cs="Times New Roman"/>
+          <w:sz w:val="28"/>
+          <w:szCs w:val="28"/>
+        </w:rPr>
+        <w:t>из</w:t>
+      </w:r>
+      <w:r>
+        <w:rPr>
+          <w:rFonts w:ascii="Times New Roman" w:hAnsi="Times New Roman" w:cs="Times New Roman"/>
+          <w:sz w:val="28"/>
+          <w:szCs w:val="28"/>
+          <w:lang w:val="en-US"/>
+        </w:rPr>
+        <w:t xml:space="preserve"> CSV-</w:t>
+      </w:r>
+      <w:r>
+        <w:rPr>
+          <w:rFonts w:ascii="Times New Roman" w:hAnsi="Times New Roman" w:cs="Times New Roman"/>
+          <w:sz w:val="28"/>
+          <w:szCs w:val="28"/>
+        </w:rPr>
+        <w:t>файлов</w:t>
+      </w:r>
+      <w:r>
+        <w:rPr>
+          <w:rFonts w:ascii="Times New Roman" w:hAnsi="Times New Roman" w:cs="Times New Roman"/>
+          <w:sz w:val="28"/>
+          <w:szCs w:val="28"/>
+          <w:lang w:val="en-US"/>
+        </w:rPr>
+        <w:t xml:space="preserve"> (inputDataUsers.csv, inputDataRequests.txt, inputDataComments.csv) </w:t>
+      </w:r>
+      <w:r>
+        <w:rPr>
+          <w:rFonts w:ascii="Times New Roman" w:hAnsi="Times New Roman" w:cs="Times New Roman"/>
+          <w:sz w:val="28"/>
+          <w:szCs w:val="28"/>
+        </w:rPr>
+        <w:t>командами</w:t>
+      </w:r>
+      <w:r>
+        <w:rPr>
+          <w:rFonts w:ascii="Times New Roman" w:hAnsi="Times New Roman" w:cs="Times New Roman"/>
+          <w:sz w:val="28"/>
+          <w:szCs w:val="28"/>
+          <w:lang w:val="en-US"/>
+        </w:rPr>
+        <w:t xml:space="preserve"> COPY, </w:t>
+      </w:r>
+      <w:r>
+        <w:rPr>
+          <w:rFonts w:ascii="Times New Roman" w:hAnsi="Times New Roman" w:cs="Times New Roman"/>
+          <w:sz w:val="28"/>
+          <w:szCs w:val="28"/>
+        </w:rPr>
+        <w:t>указав</w:t>
+      </w:r>
+      <w:r>
+        <w:rPr>
+          <w:rFonts w:ascii="Times New Roman" w:hAnsi="Times New Roman" w:cs="Times New Roman"/>
+          <w:sz w:val="28"/>
+          <w:szCs w:val="28"/>
+          <w:lang w:val="en-US"/>
+        </w:rPr>
+        <w:t xml:space="preserve"> </w:t>
+      </w:r>
+      <w:r>
+        <w:rPr>
+          <w:rFonts w:ascii="Times New Roman" w:hAnsi="Times New Roman" w:cs="Times New Roman"/>
+          <w:sz w:val="28"/>
+          <w:szCs w:val="28"/>
+        </w:rPr>
+        <w:t>корректный</w:t>
+      </w:r>
+      <w:r>
+        <w:rPr>
+          <w:rFonts w:ascii="Times New Roman" w:hAnsi="Times New Roman" w:cs="Times New Roman"/>
+          <w:sz w:val="28"/>
+          <w:szCs w:val="28"/>
+          <w:lang w:val="en-US"/>
+        </w:rPr>
+        <w:t xml:space="preserve"> </w:t>
+      </w:r>
+      <w:r>
+        <w:rPr>
+          <w:rFonts w:ascii="Times New Roman" w:hAnsi="Times New Roman" w:cs="Times New Roman"/>
+          <w:sz w:val="28"/>
+          <w:szCs w:val="28"/>
+        </w:rPr>
+        <w:t>путь</w:t>
+      </w:r>
+      <w:r>
+        <w:rPr>
+          <w:rFonts w:ascii="Times New Roman" w:hAnsi="Times New Roman" w:cs="Times New Roman"/>
+          <w:sz w:val="28"/>
+          <w:szCs w:val="28"/>
+          <w:lang w:val="en-US"/>
+        </w:rPr>
+        <w:t xml:space="preserve"> </w:t>
+      </w:r>
+      <w:r>
+        <w:rPr>
+          <w:rFonts w:ascii="Times New Roman" w:hAnsi="Times New Roman" w:cs="Times New Roman"/>
+          <w:sz w:val="28"/>
+          <w:szCs w:val="28"/>
+        </w:rPr>
+        <w:t>к</w:t>
+      </w:r>
+      <w:r>
+        <w:rPr>
+          <w:rFonts w:ascii="Times New Roman" w:hAnsi="Times New Roman" w:cs="Times New Roman"/>
+          <w:sz w:val="28"/>
+          <w:szCs w:val="28"/>
+          <w:lang w:val="en-US"/>
+        </w:rPr>
+        <w:t xml:space="preserve"> </w:t>
+      </w:r>
+      <w:r>
+        <w:rPr>
+          <w:rFonts w:ascii="Times New Roman" w:hAnsi="Times New Roman" w:cs="Times New Roman"/>
+          <w:sz w:val="28"/>
+          <w:szCs w:val="28"/>
+        </w:rPr>
+        <w:t>файлам</w:t>
+      </w:r>
+      <w:r>
+        <w:rPr>
+          <w:rFonts w:ascii="Times New Roman" w:hAnsi="Times New Roman" w:cs="Times New Roman"/>
+          <w:sz w:val="28"/>
+          <w:szCs w:val="28"/>
+          <w:lang w:val="en-US"/>
+        </w:rPr>
+        <w:t>.</w:t>
+      </w:r>
+    </w:p>
+    <w:p>
+      <w:pPr>
+        <w:spacing w:after="0" w:line="240" w:lineRule="auto"/>
+        <w:ind w:firstLine="851"/>
+        <w:jc w:val="both"/>
+        <w:rPr>
+          <w:rFonts w:ascii="Times New Roman" w:hAnsi="Times New Roman" w:cs="Times New Roman"/>
+          <w:sz w:val="28"/>
+          <w:szCs w:val="28"/>
+        </w:rPr>
+      </w:pPr>
+      <w:r>
+        <w:rPr>
+          <w:rFonts w:ascii="Times New Roman" w:hAnsi="Times New Roman" w:cs="Times New Roman"/>
+          <w:sz w:val="28"/>
+          <w:szCs w:val="28"/>
+        </w:rPr>
+        <w:lastRenderedPageBreak/>
+        <w:t xml:space="preserve">Шаг 5. В файле </w:t>
+      </w:r>
+      <w:proofErr w:type="spellStart"/>
+      <w:r>
+        <w:rPr>
+          <w:rFonts w:ascii="Times New Roman" w:hAnsi="Times New Roman" w:cs="Times New Roman"/>
+          <w:sz w:val="28"/>
+          <w:szCs w:val="28"/>
+        </w:rPr>
         <w:t>appsettings.json</w:t>
       </w:r>
       <w:proofErr w:type="spellEnd"/>
@@ -1554,6 +2011,17 @@
           <w:rFonts w:ascii="Times New Roman" w:hAnsi="Times New Roman" w:cs="Times New Roman"/>
           <w:sz w:val="28"/>
           <w:szCs w:val="28"/>
+        </w:rPr>
+      </w:pPr>
+    </w:p>
+    <w:p>
+      <w:pPr>
+        <w:spacing w:after="0" w:line="240" w:lineRule="auto"/>
+        <w:jc w:val="both"/>
+        <w:rPr>
+          <w:rFonts w:ascii="Times New Roman" w:hAnsi="Times New Roman" w:cs="Times New Roman"/>
+          <w:sz w:val="28"/>
+          <w:szCs w:val="28"/>
           <w:lang w:val="en-US"/>
         </w:rPr>
       </w:pPr>
@@ -1562,16 +2030,93 @@
           <w:rFonts w:ascii="Times New Roman" w:hAnsi="Times New Roman" w:cs="Times New Roman"/>
           <w:sz w:val="28"/>
           <w:szCs w:val="28"/>
+        </w:rPr>
+        <w:t>Листинг</w:t>
+      </w:r>
+      <w:r>
+        <w:rPr>
+          <w:rFonts w:ascii="Times New Roman" w:hAnsi="Times New Roman" w:cs="Times New Roman"/>
+          <w:sz w:val="28"/>
+          <w:szCs w:val="28"/>
           <w:lang w:val="en-US"/>
         </w:rPr>
+        <w:t xml:space="preserve"> 4.2 – </w:t>
+      </w:r>
+      <w:r>
+        <w:rPr>
+          <w:rFonts w:ascii="Times New Roman" w:hAnsi="Times New Roman" w:cs="Times New Roman"/>
+          <w:sz w:val="28"/>
+          <w:szCs w:val="28"/>
+        </w:rPr>
+        <w:t>Подключение</w:t>
+      </w:r>
+      <w:r>
+        <w:rPr>
+          <w:rFonts w:ascii="Times New Roman" w:hAnsi="Times New Roman" w:cs="Times New Roman"/>
+          <w:sz w:val="28"/>
+          <w:szCs w:val="28"/>
+          <w:lang w:val="en-US"/>
+        </w:rPr>
+        <w:t xml:space="preserve"> </w:t>
+      </w:r>
+      <w:r>
+        <w:rPr>
+          <w:rFonts w:ascii="Times New Roman" w:hAnsi="Times New Roman" w:cs="Times New Roman"/>
+          <w:sz w:val="28"/>
+          <w:szCs w:val="28"/>
+        </w:rPr>
+        <w:t>к</w:t>
+      </w:r>
+      <w:r>
+        <w:rPr>
+          <w:rFonts w:ascii="Times New Roman" w:hAnsi="Times New Roman" w:cs="Times New Roman"/>
+          <w:sz w:val="28"/>
+          <w:szCs w:val="28"/>
+          <w:lang w:val="en-US"/>
+        </w:rPr>
+        <w:t xml:space="preserve"> </w:t>
+      </w:r>
+      <w:r>
+        <w:rPr>
+          <w:rFonts w:ascii="Times New Roman" w:hAnsi="Times New Roman" w:cs="Times New Roman"/>
+          <w:sz w:val="28"/>
+          <w:szCs w:val="28"/>
+        </w:rPr>
+        <w:t>БД</w:t>
+      </w:r>
+    </w:p>
+    <w:p>
+      <w:pPr>
+        <w:pBdr>
+          <w:top w:val="single" w:sz="4" w:space="1" w:color="auto"/>
+          <w:left w:val="single" w:sz="4" w:space="4" w:color="auto"/>
+          <w:bottom w:val="single" w:sz="4" w:space="1" w:color="auto"/>
+          <w:right w:val="single" w:sz="4" w:space="4" w:color="auto"/>
+        </w:pBdr>
+        <w:spacing w:after="0" w:line="240" w:lineRule="auto"/>
+        <w:jc w:val="both"/>
+        <w:rPr>
+          <w:rFonts w:ascii="Courier New" w:hAnsi="Courier New" w:cs="Courier New"/>
+          <w:sz w:val="24"/>
+          <w:szCs w:val="24"/>
+          <w:lang w:val="en-US"/>
+        </w:rPr>
+      </w:pPr>
+      <w:r>
+        <w:rPr>
+          <w:rFonts w:ascii="Courier New" w:hAnsi="Courier New" w:cs="Courier New"/>
+          <w:sz w:val="24"/>
+          <w:szCs w:val="24"/>
+          <w:lang w:val="en-US"/>
+        </w:rPr>
         <w:t>"</w:t>
       </w:r>
       <w:proofErr w:type="spellStart"/>
       <w:r>
         <w:rPr>
-          <w:rFonts w:ascii="Times New Roman" w:hAnsi="Times New Roman" w:cs="Times New Roman"/>
-          <w:sz w:val="28"/>
-          <w:szCs w:val="28"/>
+          <w:rFonts w:ascii="Courier New" w:hAnsi="Courier New" w:cs="Courier New"/>
+          <w:sz w:val="24"/>
+          <w:szCs w:val="24"/>
           <w:lang w:val="en-US"/>
         </w:rPr>
         <w:t>DefaultConnection</w:t>
@@ -1579,9 +2124,9 @@
       <w:proofErr w:type="spellEnd"/>
       <w:r>
         <w:rPr>
-          <w:rFonts w:ascii="Times New Roman" w:hAnsi="Times New Roman" w:cs="Times New Roman"/>
-          <w:sz w:val="28"/>
-          <w:szCs w:val="28"/>
+          <w:rFonts w:ascii="Courier New" w:hAnsi="Courier New" w:cs="Courier New"/>
+          <w:sz w:val="24"/>
+          <w:szCs w:val="24"/>
           <w:lang w:val="en-US"/>
         </w:rPr>
         <w:t>": "Host=</w:t>
@@ -1589,9 +2134,9 @@
       <w:proofErr w:type="spellStart"/>
       <w:r>
         <w:rPr>
-          <w:rFonts w:ascii="Times New Roman" w:hAnsi="Times New Roman" w:cs="Times New Roman"/>
-          <w:sz w:val="28"/>
-          <w:szCs w:val="28"/>
+          <w:rFonts w:ascii="Courier New" w:hAnsi="Courier New" w:cs="Courier New"/>
+          <w:sz w:val="24"/>
+          <w:szCs w:val="24"/>
           <w:lang w:val="en-US"/>
         </w:rPr>
         <w:t>localhost;Database</w:t>
@@ -1599,9 +2144,9 @@
       <w:proofErr w:type="spellEnd"/>
       <w:r>
         <w:rPr>
-          <w:rFonts w:ascii="Times New Roman" w:hAnsi="Times New Roman" w:cs="Times New Roman"/>
-          <w:sz w:val="28"/>
-          <w:szCs w:val="28"/>
+          <w:rFonts w:ascii="Courier New" w:hAnsi="Courier New" w:cs="Courier New"/>
+          <w:sz w:val="24"/>
+          <w:szCs w:val="24"/>
           <w:lang w:val="en-US"/>
         </w:rPr>
         <w:t>=</w:t>
@@ -1609,9 +2154,9 @@
       <w:proofErr w:type="spellStart"/>
       <w:r>
         <w:rPr>
-          <w:rFonts w:ascii="Times New Roman" w:hAnsi="Times New Roman" w:cs="Times New Roman"/>
-          <w:sz w:val="28"/>
-          <w:szCs w:val="28"/>
+          <w:rFonts w:ascii="Courier New" w:hAnsi="Courier New" w:cs="Courier New"/>
+          <w:sz w:val="24"/>
+          <w:szCs w:val="24"/>
           <w:lang w:val="en-US"/>
         </w:rPr>
         <w:t>avtotrans;Username</w:t>
@@ -1619,9 +2164,9 @@
       <w:proofErr w:type="spellEnd"/>
       <w:r>
         <w:rPr>
-          <w:rFonts w:ascii="Times New Roman" w:hAnsi="Times New Roman" w:cs="Times New Roman"/>
-          <w:sz w:val="28"/>
-          <w:szCs w:val="28"/>
+          <w:rFonts w:ascii="Courier New" w:hAnsi="Courier New" w:cs="Courier New"/>
+          <w:sz w:val="24"/>
+          <w:szCs w:val="24"/>
           <w:lang w:val="en-US"/>
         </w:rPr>
         <w:t>=</w:t>
@@ -1629,9 +2174,9 @@
       <w:proofErr w:type="spellStart"/>
       <w:r>
         <w:rPr>
-          <w:rFonts w:ascii="Times New Roman" w:hAnsi="Times New Roman" w:cs="Times New Roman"/>
-          <w:sz w:val="28"/>
-          <w:szCs w:val="28"/>
+          <w:rFonts w:ascii="Courier New" w:hAnsi="Courier New" w:cs="Courier New"/>
+          <w:sz w:val="24"/>
+          <w:szCs w:val="24"/>
           <w:lang w:val="en-US"/>
         </w:rPr>
         <w:t>postgres;Password</w:t>
@@ -1639,343 +2184,429 @@
       <w:proofErr w:type="spellEnd"/>
       <w:r>
         <w:rPr>
-          <w:rFonts w:ascii="Times New Roman" w:hAnsi="Times New Roman" w:cs="Times New Roman"/>
-          <w:sz w:val="28"/>
-          <w:szCs w:val="28"/>
+          <w:rFonts w:ascii="Courier New" w:hAnsi="Courier New" w:cs="Courier New"/>
+          <w:sz w:val="24"/>
+          <w:szCs w:val="24"/>
           <w:lang w:val="en-US"/>
         </w:rPr>
         <w:t>=</w:t>
       </w:r>
       <w:r>
         <w:rPr>
-          <w:rFonts w:ascii="Times New Roman" w:hAnsi="Times New Roman" w:cs="Times New Roman"/>
-          <w:sz w:val="28"/>
-          <w:szCs w:val="28"/>
+          <w:rFonts w:ascii="Courier New" w:hAnsi="Courier New" w:cs="Courier New"/>
+          <w:sz w:val="24"/>
+          <w:szCs w:val="24"/>
         </w:rPr>
         <w:t>ваш</w:t>
       </w:r>
       <w:r>
         <w:rPr>
-          <w:rFonts w:ascii="Times New Roman" w:hAnsi="Times New Roman" w:cs="Times New Roman"/>
-          <w:sz w:val="28"/>
-          <w:szCs w:val="28"/>
+          <w:rFonts w:ascii="Courier New" w:hAnsi="Courier New" w:cs="Courier New"/>
+          <w:sz w:val="24"/>
+          <w:szCs w:val="24"/>
           <w:lang w:val="en-US"/>
         </w:rPr>
         <w:t>_</w:t>
       </w:r>
       <w:r>
         <w:rPr>
-          <w:rFonts w:ascii="Times New Roman" w:hAnsi="Times New Roman" w:cs="Times New Roman"/>
-          <w:sz w:val="28"/>
-          <w:szCs w:val="28"/>
+          <w:rFonts w:ascii="Courier New" w:hAnsi="Courier New" w:cs="Courier New"/>
+          <w:sz w:val="24"/>
+          <w:szCs w:val="24"/>
         </w:rPr>
         <w:t>пароль</w:t>
       </w:r>
       <w:r>
         <w:rPr>
-          <w:rFonts w:ascii="Times New Roman" w:hAnsi="Times New Roman" w:cs="Times New Roman"/>
-          <w:sz w:val="28"/>
-          <w:szCs w:val="28"/>
+          <w:rFonts w:ascii="Courier New" w:hAnsi="Courier New" w:cs="Courier New"/>
+          <w:sz w:val="24"/>
+          <w:szCs w:val="24"/>
           <w:lang w:val="en-US"/>
         </w:rPr>
         <w:t>"</w:t>
+      </w:r>
+    </w:p>
+    <w:p>
+      <w:pPr>
+        <w:spacing w:after="0" w:line="240" w:lineRule="auto"/>
+        <w:ind w:firstLine="851"/>
+        <w:jc w:val="both"/>
+        <w:rPr>
+          <w:rFonts w:ascii="Times New Roman" w:hAnsi="Times New Roman" w:cs="Times New Roman"/>
+          <w:sz w:val="28"/>
+          <w:szCs w:val="28"/>
+          <w:lang w:val="en-US"/>
+        </w:rPr>
+      </w:pPr>
+    </w:p>
+    <w:p>
+      <w:pPr>
+        <w:spacing w:after="0" w:line="240" w:lineRule="auto"/>
+        <w:ind w:firstLine="851"/>
+        <w:jc w:val="both"/>
+        <w:rPr>
+          <w:rFonts w:ascii="Times New Roman" w:hAnsi="Times New Roman" w:cs="Times New Roman"/>
+          <w:sz w:val="28"/>
+          <w:szCs w:val="28"/>
+        </w:rPr>
+      </w:pPr>
+      <w:r>
+        <w:rPr>
+          <w:rFonts w:ascii="Times New Roman" w:hAnsi="Times New Roman" w:cs="Times New Roman"/>
+          <w:sz w:val="28"/>
+          <w:szCs w:val="28"/>
+        </w:rPr>
+        <w:t>Шаг 6. Разместить файлы проекта в рабочем каталоге.</w:t>
+      </w:r>
+    </w:p>
+    <w:p>
+      <w:pPr>
+        <w:spacing w:after="0" w:line="240" w:lineRule="auto"/>
+        <w:ind w:firstLine="851"/>
+        <w:jc w:val="both"/>
+        <w:rPr>
+          <w:rFonts w:ascii="Times New Roman" w:hAnsi="Times New Roman" w:cs="Times New Roman"/>
+          <w:sz w:val="28"/>
+          <w:szCs w:val="28"/>
+        </w:rPr>
+      </w:pPr>
+      <w:r>
+        <w:rPr>
+          <w:rFonts w:ascii="Times New Roman" w:hAnsi="Times New Roman" w:cs="Times New Roman"/>
+          <w:sz w:val="28"/>
+          <w:szCs w:val="28"/>
+        </w:rPr>
+        <w:t>4.2 Запуск</w:t>
+      </w:r>
+    </w:p>
+    <w:p>
+      <w:pPr>
+        <w:spacing w:after="0" w:line="240" w:lineRule="auto"/>
+        <w:ind w:firstLine="851"/>
+        <w:jc w:val="both"/>
+        <w:rPr>
+          <w:rFonts w:ascii="Times New Roman" w:hAnsi="Times New Roman" w:cs="Times New Roman"/>
+          <w:sz w:val="28"/>
+          <w:szCs w:val="28"/>
+        </w:rPr>
+      </w:pPr>
+      <w:r>
+        <w:rPr>
+          <w:rFonts w:ascii="Times New Roman" w:hAnsi="Times New Roman" w:cs="Times New Roman"/>
+          <w:sz w:val="28"/>
+          <w:szCs w:val="28"/>
+        </w:rPr>
+        <w:t>Запуск программного модуля выполняется из командной строки в каталоге проекта:</w:t>
+      </w:r>
+    </w:p>
+    <w:p>
+      <w:pPr>
+        <w:spacing w:after="0" w:line="240" w:lineRule="auto"/>
+        <w:ind w:firstLine="851"/>
+        <w:jc w:val="both"/>
+        <w:rPr>
+          <w:rFonts w:ascii="Times New Roman" w:hAnsi="Times New Roman" w:cs="Times New Roman"/>
+          <w:sz w:val="28"/>
+          <w:szCs w:val="28"/>
+        </w:rPr>
+      </w:pPr>
+      <w:proofErr w:type="spellStart"/>
+      <w:r>
+        <w:rPr>
+          <w:rFonts w:ascii="Times New Roman" w:hAnsi="Times New Roman" w:cs="Times New Roman"/>
+          <w:sz w:val="28"/>
+          <w:szCs w:val="28"/>
+        </w:rPr>
+        <w:t>dotnet</w:t>
+      </w:r>
+      <w:proofErr w:type="spellEnd"/>
+      <w:r>
+        <w:rPr>
+          <w:rFonts w:ascii="Times New Roman" w:hAnsi="Times New Roman" w:cs="Times New Roman"/>
+          <w:sz w:val="28"/>
+          <w:szCs w:val="28"/>
+        </w:rPr>
+        <w:t xml:space="preserve"> </w:t>
+      </w:r>
+      <w:proofErr w:type="spellStart"/>
+      <w:r>
+        <w:rPr>
+          <w:rFonts w:ascii="Times New Roman" w:hAnsi="Times New Roman" w:cs="Times New Roman"/>
+          <w:sz w:val="28"/>
+          <w:szCs w:val="28"/>
+        </w:rPr>
+        <w:t>run</w:t>
+      </w:r>
+      <w:proofErr w:type="spellEnd"/>
+    </w:p>
+    <w:p>
+      <w:pPr>
+        <w:spacing w:after="0" w:line="240" w:lineRule="auto"/>
+        <w:ind w:firstLine="851"/>
+        <w:jc w:val="both"/>
+        <w:rPr>
+          <w:rFonts w:ascii="Times New Roman" w:hAnsi="Times New Roman" w:cs="Times New Roman"/>
+          <w:sz w:val="28"/>
+          <w:szCs w:val="28"/>
+        </w:rPr>
+      </w:pPr>
+      <w:r>
+        <w:rPr>
+          <w:rFonts w:ascii="Times New Roman" w:hAnsi="Times New Roman" w:cs="Times New Roman"/>
+          <w:sz w:val="28"/>
+          <w:szCs w:val="28"/>
+        </w:rPr>
+        <w:t>После запуска сервер доступен по адресу: http://localhost:5262</w:t>
+      </w:r>
+    </w:p>
+    <w:p>
+      <w:pPr>
+        <w:spacing w:after="0" w:line="240" w:lineRule="auto"/>
+        <w:ind w:firstLine="851"/>
+        <w:jc w:val="both"/>
+        <w:rPr>
+          <w:rFonts w:ascii="Times New Roman" w:hAnsi="Times New Roman" w:cs="Times New Roman"/>
+          <w:sz w:val="28"/>
+          <w:szCs w:val="28"/>
+        </w:rPr>
+      </w:pPr>
+      <w:r>
+        <w:rPr>
+          <w:rFonts w:ascii="Times New Roman" w:hAnsi="Times New Roman" w:cs="Times New Roman"/>
+          <w:sz w:val="28"/>
+          <w:szCs w:val="28"/>
+        </w:rPr>
+        <w:t>Для входа в систему необходимо открыть указанный адрес в браузере и авторизоваться с использованием логина и пароля.</w:t>
+      </w:r>
+    </w:p>
+    <w:p>
+      <w:pPr>
+        <w:spacing w:after="0" w:line="240" w:lineRule="auto"/>
+        <w:ind w:firstLine="851"/>
+        <w:jc w:val="both"/>
+        <w:rPr>
+          <w:rFonts w:ascii="Times New Roman" w:hAnsi="Times New Roman" w:cs="Times New Roman"/>
+          <w:sz w:val="28"/>
+          <w:szCs w:val="28"/>
+        </w:rPr>
+      </w:pPr>
+      <w:r>
+        <w:rPr>
+          <w:rFonts w:ascii="Times New Roman" w:hAnsi="Times New Roman" w:cs="Times New Roman"/>
+          <w:sz w:val="28"/>
+          <w:szCs w:val="28"/>
+        </w:rPr>
+        <w:t xml:space="preserve">Для остановки сервера нажать </w:t>
+      </w:r>
+      <w:proofErr w:type="spellStart"/>
+      <w:r>
+        <w:rPr>
+          <w:rFonts w:ascii="Times New Roman" w:hAnsi="Times New Roman" w:cs="Times New Roman"/>
+          <w:sz w:val="28"/>
+          <w:szCs w:val="28"/>
+        </w:rPr>
+        <w:t>Ctrl+C</w:t>
+      </w:r>
+      <w:proofErr w:type="spellEnd"/>
+      <w:r>
+        <w:rPr>
+          <w:rFonts w:ascii="Times New Roman" w:hAnsi="Times New Roman" w:cs="Times New Roman"/>
+          <w:sz w:val="28"/>
+          <w:szCs w:val="28"/>
+        </w:rPr>
+        <w:t xml:space="preserve"> в командной строке.</w:t>
+      </w:r>
+    </w:p>
+    <w:p>
+      <w:pPr>
+        <w:spacing w:after="0" w:line="240" w:lineRule="auto"/>
+        <w:jc w:val="both"/>
+        <w:rPr>
+          <w:rFonts w:ascii="Times New Roman" w:hAnsi="Times New Roman" w:cs="Times New Roman"/>
+          <w:sz w:val="28"/>
+          <w:szCs w:val="28"/>
+        </w:rPr>
+      </w:pPr>
+    </w:p>
+    <w:p>
+      <w:pPr>
+        <w:spacing w:after="0" w:line="240" w:lineRule="auto"/>
+        <w:ind w:firstLine="851"/>
+        <w:jc w:val="both"/>
+        <w:rPr>
+          <w:rFonts w:ascii="Times New Roman" w:hAnsi="Times New Roman" w:cs="Times New Roman"/>
+          <w:sz w:val="28"/>
+          <w:szCs w:val="28"/>
+        </w:rPr>
+      </w:pPr>
+      <w:r>
+        <w:rPr>
+          <w:rFonts w:ascii="Times New Roman" w:hAnsi="Times New Roman" w:cs="Times New Roman"/>
+          <w:sz w:val="28"/>
+          <w:szCs w:val="28"/>
+        </w:rPr>
+        <w:t>5 Входные данные</w:t>
+      </w:r>
+    </w:p>
+    <w:p>
+      <w:pPr>
+        <w:spacing w:after="0" w:line="240" w:lineRule="auto"/>
+        <w:ind w:firstLine="851"/>
+        <w:jc w:val="both"/>
+        <w:rPr>
+          <w:rFonts w:ascii="Times New Roman" w:hAnsi="Times New Roman" w:cs="Times New Roman"/>
+          <w:sz w:val="28"/>
+          <w:szCs w:val="28"/>
+        </w:rPr>
+      </w:pPr>
+      <w:r>
+        <w:rPr>
+          <w:rFonts w:ascii="Times New Roman" w:hAnsi="Times New Roman" w:cs="Times New Roman"/>
+          <w:sz w:val="28"/>
+          <w:szCs w:val="28"/>
+        </w:rPr>
+        <w:t>5.1 Данные заявки</w:t>
       </w:r>
     </w:p>
     <w:p>
       <w:pPr>
         <w:numPr>
           <w:ilvl w:val="0"/>
-          <w:numId w:val="9"/>
+          <w:numId w:val="11"/>
         </w:numPr>
         <w:spacing w:after="0" w:line="240" w:lineRule="auto"/>
-        <w:ind w:firstLine="851"/>
-        <w:jc w:val="both"/>
-        <w:rPr>
-          <w:rFonts w:ascii="Times New Roman" w:hAnsi="Times New Roman" w:cs="Times New Roman"/>
-          <w:sz w:val="28"/>
-          <w:szCs w:val="28"/>
-        </w:rPr>
-      </w:pPr>
-      <w:r>
-        <w:rPr>
-          <w:rFonts w:ascii="Times New Roman" w:hAnsi="Times New Roman" w:cs="Times New Roman"/>
-          <w:sz w:val="28"/>
-          <w:szCs w:val="28"/>
-        </w:rPr>
-        <w:t>Разместить файлы проекта в рабочем каталоге.</w:t>
-      </w:r>
-    </w:p>
-    <w:p>
-      <w:pPr>
-        <w:spacing w:after="0" w:line="240" w:lineRule="auto"/>
-        <w:ind w:firstLine="851"/>
-        <w:jc w:val="both"/>
-        <w:rPr>
-          <w:rFonts w:ascii="Times New Roman" w:hAnsi="Times New Roman" w:cs="Times New Roman"/>
-          <w:sz w:val="28"/>
-          <w:szCs w:val="28"/>
-        </w:rPr>
-      </w:pPr>
-      <w:r>
-        <w:rPr>
-          <w:rFonts w:ascii="Times New Roman" w:hAnsi="Times New Roman" w:cs="Times New Roman"/>
-          <w:sz w:val="28"/>
-          <w:szCs w:val="28"/>
-        </w:rPr>
-        <w:t>4.2 Запуск</w:t>
-      </w:r>
-    </w:p>
-    <w:p>
-      <w:pPr>
-        <w:spacing w:after="0" w:line="240" w:lineRule="auto"/>
-        <w:ind w:firstLine="851"/>
-        <w:jc w:val="both"/>
-        <w:rPr>
-          <w:rFonts w:ascii="Times New Roman" w:hAnsi="Times New Roman" w:cs="Times New Roman"/>
-          <w:sz w:val="28"/>
-          <w:szCs w:val="28"/>
-        </w:rPr>
-      </w:pPr>
-      <w:r>
-        <w:rPr>
-          <w:rFonts w:ascii="Times New Roman" w:hAnsi="Times New Roman" w:cs="Times New Roman"/>
-          <w:sz w:val="28"/>
-          <w:szCs w:val="28"/>
-        </w:rPr>
-        <w:t>Запуск программного модуля выполняется из командной строки в каталоге проекта:</w:t>
-      </w:r>
-    </w:p>
-    <w:p>
-      <w:pPr>
-        <w:spacing w:after="0" w:line="240" w:lineRule="auto"/>
-        <w:ind w:firstLine="851"/>
-        <w:jc w:val="both"/>
-        <w:rPr>
-          <w:rFonts w:ascii="Times New Roman" w:hAnsi="Times New Roman" w:cs="Times New Roman"/>
-          <w:sz w:val="28"/>
-          <w:szCs w:val="28"/>
-        </w:rPr>
-      </w:pPr>
-      <w:proofErr w:type="spellStart"/>
-      <w:r>
-        <w:rPr>
-          <w:rFonts w:ascii="Times New Roman" w:hAnsi="Times New Roman" w:cs="Times New Roman"/>
-          <w:sz w:val="28"/>
-          <w:szCs w:val="28"/>
-        </w:rPr>
-        <w:t>dotnet</w:t>
-      </w:r>
-      <w:proofErr w:type="spellEnd"/>
-      <w:r>
-        <w:rPr>
-          <w:rFonts w:ascii="Times New Roman" w:hAnsi="Times New Roman" w:cs="Times New Roman"/>
-          <w:sz w:val="28"/>
-          <w:szCs w:val="28"/>
-        </w:rPr>
-        <w:t xml:space="preserve"> </w:t>
-      </w:r>
-      <w:proofErr w:type="spellStart"/>
-      <w:r>
-        <w:rPr>
-          <w:rFonts w:ascii="Times New Roman" w:hAnsi="Times New Roman" w:cs="Times New Roman"/>
-          <w:sz w:val="28"/>
-          <w:szCs w:val="28"/>
-        </w:rPr>
-        <w:t>run</w:t>
-      </w:r>
-      <w:proofErr w:type="spellEnd"/>
-    </w:p>
-    <w:p>
-      <w:pPr>
-        <w:spacing w:after="0" w:line="240" w:lineRule="auto"/>
-        <w:ind w:firstLine="851"/>
-        <w:jc w:val="both"/>
-        <w:rPr>
-          <w:rFonts w:ascii="Times New Roman" w:hAnsi="Times New Roman" w:cs="Times New Roman"/>
-          <w:sz w:val="28"/>
-          <w:szCs w:val="28"/>
-        </w:rPr>
-      </w:pPr>
-      <w:r>
-        <w:rPr>
-          <w:rFonts w:ascii="Times New Roman" w:hAnsi="Times New Roman" w:cs="Times New Roman"/>
-          <w:sz w:val="28"/>
-          <w:szCs w:val="28"/>
-        </w:rPr>
-        <w:t>После запуска сервер доступен по адресу: http://localhost:5262</w:t>
-      </w:r>
-    </w:p>
-    <w:p>
-      <w:pPr>
-        <w:spacing w:after="0" w:line="240" w:lineRule="auto"/>
-        <w:ind w:firstLine="851"/>
-        <w:jc w:val="both"/>
-        <w:rPr>
-          <w:rFonts w:ascii="Times New Roman" w:hAnsi="Times New Roman" w:cs="Times New Roman"/>
-          <w:sz w:val="28"/>
-          <w:szCs w:val="28"/>
-        </w:rPr>
-      </w:pPr>
-      <w:r>
-        <w:rPr>
-          <w:rFonts w:ascii="Times New Roman" w:hAnsi="Times New Roman" w:cs="Times New Roman"/>
-          <w:sz w:val="28"/>
-          <w:szCs w:val="28"/>
-        </w:rPr>
-        <w:t>Для входа в систему необходимо открыть указанный адрес в браузере и авторизоваться с использованием логина и пароля.</w:t>
-      </w:r>
-    </w:p>
-    <w:p>
-      <w:pPr>
-        <w:spacing w:after="0" w:line="240" w:lineRule="auto"/>
-        <w:ind w:firstLine="851"/>
-        <w:jc w:val="both"/>
-        <w:rPr>
-          <w:rFonts w:ascii="Times New Roman" w:hAnsi="Times New Roman" w:cs="Times New Roman"/>
-          <w:sz w:val="28"/>
-          <w:szCs w:val="28"/>
-        </w:rPr>
-      </w:pPr>
-    </w:p>
-    <w:p>
-      <w:pPr>
-        <w:spacing w:after="0" w:line="240" w:lineRule="auto"/>
-        <w:ind w:firstLine="851"/>
-        <w:jc w:val="both"/>
-        <w:rPr>
-          <w:rFonts w:ascii="Times New Roman" w:hAnsi="Times New Roman" w:cs="Times New Roman"/>
-          <w:sz w:val="28"/>
-          <w:szCs w:val="28"/>
-        </w:rPr>
-      </w:pPr>
-      <w:r>
-        <w:rPr>
-          <w:rFonts w:ascii="Times New Roman" w:hAnsi="Times New Roman" w:cs="Times New Roman"/>
-          <w:sz w:val="28"/>
-          <w:szCs w:val="28"/>
-        </w:rPr>
-        <w:t>5 Входные данные</w:t>
-      </w:r>
-    </w:p>
-    <w:p>
-      <w:pPr>
-        <w:spacing w:after="0" w:line="240" w:lineRule="auto"/>
-        <w:ind w:firstLine="851"/>
-        <w:jc w:val="both"/>
-        <w:rPr>
-          <w:rFonts w:ascii="Times New Roman" w:hAnsi="Times New Roman" w:cs="Times New Roman"/>
-          <w:sz w:val="28"/>
-          <w:szCs w:val="28"/>
-        </w:rPr>
-      </w:pPr>
-      <w:r>
-        <w:rPr>
-          <w:rFonts w:ascii="Times New Roman" w:hAnsi="Times New Roman" w:cs="Times New Roman"/>
-          <w:sz w:val="28"/>
-          <w:szCs w:val="28"/>
-        </w:rPr>
-        <w:t>В процессе работы программный модуль принимает следующие входные данные:</w:t>
-      </w:r>
-    </w:p>
-    <w:p>
-      <w:pPr>
-        <w:spacing w:after="0" w:line="240" w:lineRule="auto"/>
-        <w:ind w:firstLine="851"/>
-        <w:jc w:val="both"/>
-        <w:rPr>
-          <w:rFonts w:ascii="Times New Roman" w:hAnsi="Times New Roman" w:cs="Times New Roman"/>
-          <w:sz w:val="28"/>
-          <w:szCs w:val="28"/>
-        </w:rPr>
-      </w:pPr>
-      <w:r>
-        <w:rPr>
-          <w:rFonts w:ascii="Times New Roman" w:hAnsi="Times New Roman" w:cs="Times New Roman"/>
-          <w:sz w:val="28"/>
-          <w:szCs w:val="28"/>
-        </w:rPr>
-        <w:t>5.1 Данные заявки</w:t>
+        <w:ind w:left="0" w:firstLine="851"/>
+        <w:jc w:val="both"/>
+        <w:rPr>
+          <w:rFonts w:ascii="Times New Roman" w:hAnsi="Times New Roman" w:cs="Times New Roman"/>
+          <w:sz w:val="28"/>
+          <w:szCs w:val="28"/>
+        </w:rPr>
+      </w:pPr>
+      <w:r>
+        <w:rPr>
+          <w:rFonts w:ascii="Times New Roman" w:hAnsi="Times New Roman" w:cs="Times New Roman"/>
+          <w:sz w:val="28"/>
+          <w:szCs w:val="28"/>
+        </w:rPr>
+        <w:t>Вид автомобиля (</w:t>
+      </w:r>
+      <w:r>
+        <w:rPr>
+          <w:rFonts w:ascii="Times New Roman" w:hAnsi="Times New Roman" w:cs="Times New Roman"/>
+          <w:sz w:val="28"/>
+          <w:szCs w:val="28"/>
+        </w:rPr>
+        <w:t>текстовое поле, обязательно</w:t>
+      </w:r>
+      <w:r>
+        <w:rPr>
+          <w:rFonts w:ascii="Times New Roman" w:hAnsi="Times New Roman" w:cs="Times New Roman"/>
+          <w:sz w:val="28"/>
+          <w:szCs w:val="28"/>
+        </w:rPr>
+        <w:t>);</w:t>
       </w:r>
     </w:p>
     <w:p>
       <w:pPr>
         <w:numPr>
           <w:ilvl w:val="0"/>
-          <w:numId w:val="9"/>
+          <w:numId w:val="11"/>
         </w:numPr>
         <w:spacing w:after="0" w:line="240" w:lineRule="auto"/>
-        <w:ind w:firstLine="851"/>
-        <w:jc w:val="both"/>
-        <w:rPr>
-          <w:rFonts w:ascii="Times New Roman" w:hAnsi="Times New Roman" w:cs="Times New Roman"/>
-          <w:sz w:val="28"/>
-          <w:szCs w:val="28"/>
-        </w:rPr>
-      </w:pPr>
-      <w:r>
-        <w:rPr>
-          <w:rFonts w:ascii="Times New Roman" w:hAnsi="Times New Roman" w:cs="Times New Roman"/>
-          <w:sz w:val="28"/>
-          <w:szCs w:val="28"/>
-        </w:rPr>
-        <w:t>Вид автомобиля (Легковая / Грузовая / Другое);</w:t>
+        <w:ind w:left="0" w:firstLine="851"/>
+        <w:jc w:val="both"/>
+        <w:rPr>
+          <w:rFonts w:ascii="Times New Roman" w:hAnsi="Times New Roman" w:cs="Times New Roman"/>
+          <w:sz w:val="28"/>
+          <w:szCs w:val="28"/>
+        </w:rPr>
+      </w:pPr>
+      <w:r>
+        <w:rPr>
+          <w:rFonts w:ascii="Times New Roman" w:hAnsi="Times New Roman" w:cs="Times New Roman"/>
+          <w:sz w:val="28"/>
+          <w:szCs w:val="28"/>
+        </w:rPr>
+        <w:t>Модель автомобиля (текстовое поле, обязательно);</w:t>
       </w:r>
     </w:p>
     <w:p>
       <w:pPr>
         <w:numPr>
           <w:ilvl w:val="0"/>
-          <w:numId w:val="9"/>
+          <w:numId w:val="11"/>
         </w:numPr>
         <w:spacing w:after="0" w:line="240" w:lineRule="auto"/>
-        <w:ind w:firstLine="851"/>
-        <w:jc w:val="both"/>
-        <w:rPr>
-          <w:rFonts w:ascii="Times New Roman" w:hAnsi="Times New Roman" w:cs="Times New Roman"/>
-          <w:sz w:val="28"/>
-          <w:szCs w:val="28"/>
-        </w:rPr>
-      </w:pPr>
-      <w:r>
-        <w:rPr>
-          <w:rFonts w:ascii="Times New Roman" w:hAnsi="Times New Roman" w:cs="Times New Roman"/>
-          <w:sz w:val="28"/>
-          <w:szCs w:val="28"/>
-        </w:rPr>
-        <w:t>Модель автомобиля (текстовое поле);</w:t>
+        <w:ind w:left="0" w:firstLine="851"/>
+        <w:jc w:val="both"/>
+        <w:rPr>
+          <w:rFonts w:ascii="Times New Roman" w:hAnsi="Times New Roman" w:cs="Times New Roman"/>
+          <w:sz w:val="28"/>
+          <w:szCs w:val="28"/>
+        </w:rPr>
+      </w:pPr>
+      <w:r>
+        <w:rPr>
+          <w:rFonts w:ascii="Times New Roman" w:hAnsi="Times New Roman" w:cs="Times New Roman"/>
+          <w:sz w:val="28"/>
+          <w:szCs w:val="28"/>
+        </w:rPr>
+        <w:t>Описание проблемы (текстовое поле, обязательно);</w:t>
       </w:r>
     </w:p>
     <w:p>
       <w:pPr>
         <w:numPr>
           <w:ilvl w:val="0"/>
-          <w:numId w:val="9"/>
+          <w:numId w:val="11"/>
         </w:numPr>
         <w:spacing w:after="0" w:line="240" w:lineRule="auto"/>
-        <w:ind w:firstLine="851"/>
-        <w:jc w:val="both"/>
-        <w:rPr>
-          <w:rFonts w:ascii="Times New Roman" w:hAnsi="Times New Roman" w:cs="Times New Roman"/>
-          <w:sz w:val="28"/>
-          <w:szCs w:val="28"/>
-        </w:rPr>
-      </w:pPr>
-      <w:r>
-        <w:rPr>
-          <w:rFonts w:ascii="Times New Roman" w:hAnsi="Times New Roman" w:cs="Times New Roman"/>
-          <w:sz w:val="28"/>
-          <w:szCs w:val="28"/>
-        </w:rPr>
-        <w:t>Описание проблемы (текстовое поле);</w:t>
+        <w:ind w:left="0" w:firstLine="851"/>
+        <w:jc w:val="both"/>
+        <w:rPr>
+          <w:rFonts w:ascii="Times New Roman" w:hAnsi="Times New Roman" w:cs="Times New Roman"/>
+          <w:sz w:val="28"/>
+          <w:szCs w:val="28"/>
+        </w:rPr>
+      </w:pPr>
+      <w:r>
+        <w:rPr>
+          <w:rFonts w:ascii="Times New Roman" w:hAnsi="Times New Roman" w:cs="Times New Roman"/>
+          <w:sz w:val="28"/>
+          <w:szCs w:val="28"/>
+        </w:rPr>
+        <w:t>Дата создания заявки (формируется автоматически на сервере);</w:t>
       </w:r>
     </w:p>
     <w:p>
       <w:pPr>
         <w:numPr>
           <w:ilvl w:val="0"/>
-          <w:numId w:val="9"/>
+          <w:numId w:val="11"/>
         </w:numPr>
         <w:spacing w:after="0" w:line="240" w:lineRule="auto"/>
+        <w:ind w:left="0" w:firstLine="851"/>
+        <w:jc w:val="both"/>
+        <w:rPr>
+          <w:rFonts w:ascii="Times New Roman" w:hAnsi="Times New Roman" w:cs="Times New Roman"/>
+          <w:sz w:val="28"/>
+          <w:szCs w:val="28"/>
+        </w:rPr>
+      </w:pPr>
+      <w:r>
+        <w:rPr>
+          <w:rFonts w:ascii="Times New Roman" w:hAnsi="Times New Roman" w:cs="Times New Roman"/>
+          <w:sz w:val="28"/>
+          <w:szCs w:val="28"/>
+        </w:rPr>
+        <w:t>Желаемая дата выполнения (необязательно, указывается клиентом).</w:t>
+      </w:r>
+    </w:p>
+    <w:p>
+      <w:pPr>
+        <w:spacing w:after="0" w:line="240" w:lineRule="auto"/>
         <w:ind w:firstLine="851"/>
         <w:jc w:val="both"/>
         <w:rPr>
@@ -1990,109 +2621,108 @@
           <w:sz w:val="28"/>
           <w:szCs w:val="28"/>
         </w:rPr>
-        <w:t>Дата создания заявки (формируется автоматически);</w:t>
+        <w:t>5.2 Данные пользователя</w:t>
       </w:r>
     </w:p>
     <w:p>
       <w:pPr>
         <w:numPr>
           <w:ilvl w:val="0"/>
-          <w:numId w:val="9"/>
+          <w:numId w:val="11"/>
         </w:numPr>
         <w:spacing w:after="0" w:line="240" w:lineRule="auto"/>
-        <w:ind w:firstLine="851"/>
-        <w:jc w:val="both"/>
-        <w:rPr>
-          <w:rFonts w:ascii="Times New Roman" w:hAnsi="Times New Roman" w:cs="Times New Roman"/>
-          <w:sz w:val="28"/>
-          <w:szCs w:val="28"/>
-        </w:rPr>
-      </w:pPr>
-      <w:r>
-        <w:rPr>
-          <w:rFonts w:ascii="Times New Roman" w:hAnsi="Times New Roman" w:cs="Times New Roman"/>
-          <w:sz w:val="28"/>
-          <w:szCs w:val="28"/>
-        </w:rPr>
-        <w:t>Срок выполнения (дата, указывается оператором при назначении).</w:t>
-      </w:r>
-    </w:p>
-    <w:p>
-      <w:pPr>
-        <w:spacing w:after="0" w:line="240" w:lineRule="auto"/>
-        <w:ind w:firstLine="851"/>
-        <w:jc w:val="both"/>
-        <w:rPr>
-          <w:rFonts w:ascii="Times New Roman" w:hAnsi="Times New Roman" w:cs="Times New Roman"/>
-          <w:sz w:val="28"/>
-          <w:szCs w:val="28"/>
-        </w:rPr>
-      </w:pPr>
-      <w:r>
-        <w:rPr>
-          <w:rFonts w:ascii="Times New Roman" w:hAnsi="Times New Roman" w:cs="Times New Roman"/>
-          <w:sz w:val="28"/>
-          <w:szCs w:val="28"/>
-        </w:rPr>
-        <w:lastRenderedPageBreak/>
-        <w:t>5.2 Данные пользователя</w:t>
+        <w:ind w:left="0" w:firstLine="851"/>
+        <w:jc w:val="both"/>
+        <w:rPr>
+          <w:rFonts w:ascii="Times New Roman" w:hAnsi="Times New Roman" w:cs="Times New Roman"/>
+          <w:sz w:val="28"/>
+          <w:szCs w:val="28"/>
+        </w:rPr>
+      </w:pPr>
+      <w:r>
+        <w:rPr>
+          <w:rFonts w:ascii="Times New Roman" w:hAnsi="Times New Roman" w:cs="Times New Roman"/>
+          <w:sz w:val="28"/>
+          <w:szCs w:val="28"/>
+        </w:rPr>
+        <w:t>ФИО (текстовое поле, обязательно);</w:t>
       </w:r>
     </w:p>
     <w:p>
       <w:pPr>
         <w:numPr>
           <w:ilvl w:val="0"/>
-          <w:numId w:val="9"/>
+          <w:numId w:val="11"/>
         </w:numPr>
         <w:spacing w:after="0" w:line="240" w:lineRule="auto"/>
-        <w:ind w:firstLine="851"/>
-        <w:jc w:val="both"/>
-        <w:rPr>
-          <w:rFonts w:ascii="Times New Roman" w:hAnsi="Times New Roman" w:cs="Times New Roman"/>
-          <w:sz w:val="28"/>
-          <w:szCs w:val="28"/>
-        </w:rPr>
-      </w:pPr>
-      <w:r>
-        <w:rPr>
-          <w:rFonts w:ascii="Times New Roman" w:hAnsi="Times New Roman" w:cs="Times New Roman"/>
-          <w:sz w:val="28"/>
-          <w:szCs w:val="28"/>
-        </w:rPr>
-        <w:t>ФИО (текстовое поле);</w:t>
+        <w:ind w:left="0" w:firstLine="851"/>
+        <w:jc w:val="both"/>
+        <w:rPr>
+          <w:rFonts w:ascii="Times New Roman" w:hAnsi="Times New Roman" w:cs="Times New Roman"/>
+          <w:sz w:val="28"/>
+          <w:szCs w:val="28"/>
+        </w:rPr>
+      </w:pPr>
+      <w:r>
+        <w:rPr>
+          <w:rFonts w:ascii="Times New Roman" w:hAnsi="Times New Roman" w:cs="Times New Roman"/>
+          <w:sz w:val="28"/>
+          <w:szCs w:val="28"/>
+        </w:rPr>
+        <w:t>Номер телефона (текстовое поле, обязательно);</w:t>
       </w:r>
     </w:p>
     <w:p>
       <w:pPr>
         <w:numPr>
           <w:ilvl w:val="0"/>
-          <w:numId w:val="9"/>
+          <w:numId w:val="11"/>
         </w:numPr>
         <w:spacing w:after="0" w:line="240" w:lineRule="auto"/>
-        <w:ind w:firstLine="851"/>
-        <w:jc w:val="both"/>
-        <w:rPr>
-          <w:rFonts w:ascii="Times New Roman" w:hAnsi="Times New Roman" w:cs="Times New Roman"/>
-          <w:sz w:val="28"/>
-          <w:szCs w:val="28"/>
-        </w:rPr>
-      </w:pPr>
-      <w:r>
-        <w:rPr>
-          <w:rFonts w:ascii="Times New Roman" w:hAnsi="Times New Roman" w:cs="Times New Roman"/>
-          <w:sz w:val="28"/>
-          <w:szCs w:val="28"/>
-        </w:rPr>
-        <w:t>Номер телефона;</w:t>
+        <w:ind w:left="0" w:firstLine="851"/>
+        <w:jc w:val="both"/>
+        <w:rPr>
+          <w:rFonts w:ascii="Times New Roman" w:hAnsi="Times New Roman" w:cs="Times New Roman"/>
+          <w:sz w:val="28"/>
+          <w:szCs w:val="28"/>
+        </w:rPr>
+      </w:pPr>
+      <w:r>
+        <w:rPr>
+          <w:rFonts w:ascii="Times New Roman" w:hAnsi="Times New Roman" w:cs="Times New Roman"/>
+          <w:sz w:val="28"/>
+          <w:szCs w:val="28"/>
+        </w:rPr>
+        <w:t>Логин (уникальный идентификатор для входа, обязательно);</w:t>
       </w:r>
     </w:p>
     <w:p>
       <w:pPr>
         <w:numPr>
           <w:ilvl w:val="0"/>
-          <w:numId w:val="9"/>
+          <w:numId w:val="11"/>
         </w:numPr>
         <w:spacing w:after="0" w:line="240" w:lineRule="auto"/>
+        <w:ind w:left="0" w:firstLine="851"/>
+        <w:jc w:val="both"/>
+        <w:rPr>
+          <w:rFonts w:ascii="Times New Roman" w:hAnsi="Times New Roman" w:cs="Times New Roman"/>
+          <w:sz w:val="28"/>
+          <w:szCs w:val="28"/>
+        </w:rPr>
+      </w:pPr>
+      <w:r>
+        <w:rPr>
+          <w:rFonts w:ascii="Times New Roman" w:hAnsi="Times New Roman" w:cs="Times New Roman"/>
+          <w:sz w:val="28"/>
+          <w:szCs w:val="28"/>
+        </w:rPr>
+        <w:t>Пароль (обязательно).</w:t>
+      </w:r>
+    </w:p>
+    <w:p>
+      <w:pPr>
+        <w:spacing w:after="0" w:line="240" w:lineRule="auto"/>
         <w:ind w:firstLine="851"/>
         <w:jc w:val="both"/>
         <w:rPr>
@@ -2107,84 +2737,92 @@
           <w:sz w:val="28"/>
           <w:szCs w:val="28"/>
         </w:rPr>
-        <w:t>Логин (уникальный идентификатор для входа);</w:t>
+        <w:t>5.3 Данные комментария</w:t>
       </w:r>
     </w:p>
     <w:p>
       <w:pPr>
         <w:numPr>
           <w:ilvl w:val="0"/>
-          <w:numId w:val="9"/>
+          <w:numId w:val="11"/>
         </w:numPr>
         <w:spacing w:after="0" w:line="240" w:lineRule="auto"/>
-        <w:ind w:firstLine="851"/>
-        <w:jc w:val="both"/>
-        <w:rPr>
-          <w:rFonts w:ascii="Times New Roman" w:hAnsi="Times New Roman" w:cs="Times New Roman"/>
-          <w:sz w:val="28"/>
-          <w:szCs w:val="28"/>
-        </w:rPr>
-      </w:pPr>
-      <w:r>
-        <w:rPr>
-          <w:rFonts w:ascii="Times New Roman" w:hAnsi="Times New Roman" w:cs="Times New Roman"/>
-          <w:sz w:val="28"/>
-          <w:szCs w:val="28"/>
-        </w:rPr>
-        <w:t>Пароль.</w:t>
-      </w:r>
-    </w:p>
-    <w:p>
-      <w:pPr>
-        <w:spacing w:after="0" w:line="240" w:lineRule="auto"/>
-        <w:ind w:firstLine="851"/>
-        <w:jc w:val="both"/>
-        <w:rPr>
-          <w:rFonts w:ascii="Times New Roman" w:hAnsi="Times New Roman" w:cs="Times New Roman"/>
-          <w:sz w:val="28"/>
-          <w:szCs w:val="28"/>
-        </w:rPr>
-      </w:pPr>
-      <w:r>
-        <w:rPr>
-          <w:rFonts w:ascii="Times New Roman" w:hAnsi="Times New Roman" w:cs="Times New Roman"/>
-          <w:sz w:val="28"/>
-          <w:szCs w:val="28"/>
-        </w:rPr>
-        <w:t>5.3 Данные комментария</w:t>
+        <w:ind w:left="0" w:firstLine="851"/>
+        <w:jc w:val="both"/>
+        <w:rPr>
+          <w:rFonts w:ascii="Times New Roman" w:hAnsi="Times New Roman" w:cs="Times New Roman"/>
+          <w:sz w:val="28"/>
+          <w:szCs w:val="28"/>
+        </w:rPr>
+      </w:pPr>
+      <w:r>
+        <w:rPr>
+          <w:rFonts w:ascii="Times New Roman" w:hAnsi="Times New Roman" w:cs="Times New Roman"/>
+          <w:sz w:val="28"/>
+          <w:szCs w:val="28"/>
+        </w:rPr>
+        <w:t>Текст комментария (добавляется механиком к карточке заявки);</w:t>
       </w:r>
     </w:p>
     <w:p>
       <w:pPr>
         <w:numPr>
           <w:ilvl w:val="0"/>
-          <w:numId w:val="9"/>
+          <w:numId w:val="11"/>
         </w:numPr>
         <w:spacing w:after="0" w:line="240" w:lineRule="auto"/>
-        <w:ind w:firstLine="851"/>
-        <w:jc w:val="both"/>
-        <w:rPr>
-          <w:rFonts w:ascii="Times New Roman" w:hAnsi="Times New Roman" w:cs="Times New Roman"/>
-          <w:sz w:val="28"/>
-          <w:szCs w:val="28"/>
-        </w:rPr>
-      </w:pPr>
-      <w:r>
-        <w:rPr>
-          <w:rFonts w:ascii="Times New Roman" w:hAnsi="Times New Roman" w:cs="Times New Roman"/>
-          <w:sz w:val="28"/>
-          <w:szCs w:val="28"/>
-        </w:rPr>
-        <w:t>Текст комментария (добавляется механиком к карточке заявки);</w:t>
+        <w:ind w:left="0" w:firstLine="851"/>
+        <w:jc w:val="both"/>
+        <w:rPr>
+          <w:rFonts w:ascii="Times New Roman" w:hAnsi="Times New Roman" w:cs="Times New Roman"/>
+          <w:sz w:val="28"/>
+          <w:szCs w:val="28"/>
+        </w:rPr>
+      </w:pPr>
+      <w:r>
+        <w:rPr>
+          <w:rFonts w:ascii="Times New Roman" w:hAnsi="Times New Roman" w:cs="Times New Roman"/>
+          <w:sz w:val="28"/>
+          <w:szCs w:val="28"/>
+        </w:rPr>
+        <w:t>Идентификатор мастера (формируется автоматически из сессии);</w:t>
       </w:r>
     </w:p>
     <w:p>
       <w:pPr>
         <w:numPr>
           <w:ilvl w:val="0"/>
-          <w:numId w:val="9"/>
+          <w:numId w:val="11"/>
         </w:numPr>
         <w:spacing w:after="0" w:line="240" w:lineRule="auto"/>
+        <w:ind w:left="0" w:firstLine="851"/>
+        <w:jc w:val="both"/>
+        <w:rPr>
+          <w:rFonts w:ascii="Times New Roman" w:hAnsi="Times New Roman" w:cs="Times New Roman"/>
+          <w:sz w:val="28"/>
+          <w:szCs w:val="28"/>
+        </w:rPr>
+      </w:pPr>
+      <w:r>
+        <w:rPr>
+          <w:rFonts w:ascii="Times New Roman" w:hAnsi="Times New Roman" w:cs="Times New Roman"/>
+          <w:sz w:val="28"/>
+          <w:szCs w:val="28"/>
+        </w:rPr>
+        <w:t>Идентификатор заявки (передаётся из карточки заявки)</w:t>
+      </w:r>
+      <w:r>
+        <w:rPr>
+          <w:rFonts w:ascii="Times New Roman" w:hAnsi="Times New Roman" w:cs="Times New Roman"/>
+          <w:sz w:val="28"/>
+          <w:szCs w:val="28"/>
+        </w:rPr>
+        <w:t>.</w:t>
+      </w:r>
+    </w:p>
+    <w:p>
+      <w:pPr>
+        <w:spacing w:after="0" w:line="240" w:lineRule="auto"/>
         <w:ind w:firstLine="851"/>
         <w:jc w:val="both"/>
         <w:rPr>
@@ -2199,164 +2837,132 @@
           <w:sz w:val="28"/>
           <w:szCs w:val="28"/>
         </w:rPr>
-        <w:t>Используемые запчасти и материалы.</w:t>
-      </w:r>
-    </w:p>
-    <w:p>
-      <w:pPr>
-        <w:spacing w:after="0" w:line="240" w:lineRule="auto"/>
-        <w:ind w:left="851"/>
-        <w:jc w:val="both"/>
-        <w:rPr>
-          <w:rFonts w:ascii="Times New Roman" w:hAnsi="Times New Roman" w:cs="Times New Roman"/>
-          <w:sz w:val="28"/>
-          <w:szCs w:val="28"/>
-        </w:rPr>
-      </w:pPr>
-    </w:p>
-    <w:p>
-      <w:pPr>
-        <w:spacing w:after="0" w:line="240" w:lineRule="auto"/>
-        <w:ind w:firstLine="851"/>
-        <w:jc w:val="both"/>
-        <w:rPr>
-          <w:rFonts w:ascii="Times New Roman" w:hAnsi="Times New Roman" w:cs="Times New Roman"/>
-          <w:sz w:val="28"/>
-          <w:szCs w:val="28"/>
-        </w:rPr>
-      </w:pPr>
-      <w:r>
-        <w:rPr>
-          <w:rFonts w:ascii="Times New Roman" w:hAnsi="Times New Roman" w:cs="Times New Roman"/>
-          <w:sz w:val="28"/>
-          <w:szCs w:val="28"/>
-        </w:rPr>
-        <w:t>6 Выходные данные</w:t>
-      </w:r>
-    </w:p>
-    <w:p>
-      <w:pPr>
-        <w:spacing w:after="0" w:line="240" w:lineRule="auto"/>
-        <w:ind w:firstLine="851"/>
-        <w:jc w:val="both"/>
-        <w:rPr>
-          <w:rFonts w:ascii="Times New Roman" w:hAnsi="Times New Roman" w:cs="Times New Roman"/>
-          <w:sz w:val="28"/>
-          <w:szCs w:val="28"/>
-        </w:rPr>
-      </w:pPr>
-      <w:r>
-        <w:rPr>
-          <w:rFonts w:ascii="Times New Roman" w:hAnsi="Times New Roman" w:cs="Times New Roman"/>
-          <w:sz w:val="28"/>
-          <w:szCs w:val="28"/>
-        </w:rPr>
-        <w:t>Программный модуль формирует следующие выходные данные:</w:t>
+        <w:t>5.4 Данные сообщения</w:t>
       </w:r>
     </w:p>
     <w:p>
       <w:pPr>
         <w:numPr>
           <w:ilvl w:val="0"/>
-          <w:numId w:val="9"/>
+          <w:numId w:val="11"/>
         </w:numPr>
         <w:spacing w:after="0" w:line="240" w:lineRule="auto"/>
-        <w:ind w:firstLine="851"/>
-        <w:jc w:val="both"/>
-        <w:rPr>
-          <w:rFonts w:ascii="Times New Roman" w:hAnsi="Times New Roman" w:cs="Times New Roman"/>
-          <w:sz w:val="28"/>
-          <w:szCs w:val="28"/>
-        </w:rPr>
-      </w:pPr>
-      <w:r>
-        <w:rPr>
-          <w:rFonts w:ascii="Times New Roman" w:hAnsi="Times New Roman" w:cs="Times New Roman"/>
-          <w:sz w:val="28"/>
-          <w:szCs w:val="28"/>
-        </w:rPr>
-        <w:t>Список заявок с возможностью фильтрации по статусу и поиска;</w:t>
+        <w:ind w:left="0" w:firstLine="851"/>
+        <w:jc w:val="both"/>
+        <w:rPr>
+          <w:rFonts w:ascii="Times New Roman" w:hAnsi="Times New Roman" w:cs="Times New Roman"/>
+          <w:sz w:val="28"/>
+          <w:szCs w:val="28"/>
+        </w:rPr>
+      </w:pPr>
+      <w:r>
+        <w:rPr>
+          <w:rFonts w:ascii="Times New Roman" w:hAnsi="Times New Roman" w:cs="Times New Roman"/>
+          <w:sz w:val="28"/>
+          <w:szCs w:val="28"/>
+        </w:rPr>
+        <w:t>Тема обращения (текстовое поле, обязательно);</w:t>
       </w:r>
     </w:p>
     <w:p>
       <w:pPr>
         <w:numPr>
           <w:ilvl w:val="0"/>
-          <w:numId w:val="9"/>
+          <w:numId w:val="11"/>
         </w:numPr>
         <w:spacing w:after="0" w:line="240" w:lineRule="auto"/>
-        <w:ind w:firstLine="851"/>
-        <w:jc w:val="both"/>
-        <w:rPr>
-          <w:rFonts w:ascii="Times New Roman" w:hAnsi="Times New Roman" w:cs="Times New Roman"/>
-          <w:sz w:val="28"/>
-          <w:szCs w:val="28"/>
-        </w:rPr>
-      </w:pPr>
-      <w:r>
-        <w:rPr>
-          <w:rFonts w:ascii="Times New Roman" w:hAnsi="Times New Roman" w:cs="Times New Roman"/>
-          <w:sz w:val="28"/>
-          <w:szCs w:val="28"/>
-        </w:rPr>
-        <w:t>Карточка заявки с полной информацией (клиент, автомобиль, механик, комментарии);</w:t>
+        <w:ind w:left="0" w:firstLine="851"/>
+        <w:jc w:val="both"/>
+        <w:rPr>
+          <w:rFonts w:ascii="Times New Roman" w:hAnsi="Times New Roman" w:cs="Times New Roman"/>
+          <w:sz w:val="28"/>
+          <w:szCs w:val="28"/>
+        </w:rPr>
+      </w:pPr>
+      <w:r>
+        <w:rPr>
+          <w:rFonts w:ascii="Times New Roman" w:hAnsi="Times New Roman" w:cs="Times New Roman"/>
+          <w:sz w:val="28"/>
+          <w:szCs w:val="28"/>
+        </w:rPr>
+        <w:t>Текст сообщения (текстовое поле, обязательно);</w:t>
       </w:r>
     </w:p>
     <w:p>
       <w:pPr>
         <w:numPr>
           <w:ilvl w:val="0"/>
-          <w:numId w:val="9"/>
+          <w:numId w:val="11"/>
         </w:numPr>
         <w:spacing w:after="0" w:line="240" w:lineRule="auto"/>
-        <w:ind w:firstLine="851"/>
-        <w:jc w:val="both"/>
-        <w:rPr>
-          <w:rFonts w:ascii="Times New Roman" w:hAnsi="Times New Roman" w:cs="Times New Roman"/>
-          <w:sz w:val="28"/>
-          <w:szCs w:val="28"/>
-        </w:rPr>
-      </w:pPr>
-      <w:r>
-        <w:rPr>
-          <w:rFonts w:ascii="Times New Roman" w:hAnsi="Times New Roman" w:cs="Times New Roman"/>
-          <w:sz w:val="28"/>
-          <w:szCs w:val="28"/>
-        </w:rPr>
-        <w:t>Статистика работы сервисного центра: количество выполненных заявок, среднее время ремонта (в днях), топ неисправностей по частоте обращений;</w:t>
+        <w:ind w:left="0" w:firstLine="851"/>
+        <w:jc w:val="both"/>
+        <w:rPr>
+          <w:rFonts w:ascii="Times New Roman" w:hAnsi="Times New Roman" w:cs="Times New Roman"/>
+          <w:sz w:val="28"/>
+          <w:szCs w:val="28"/>
+        </w:rPr>
+      </w:pPr>
+      <w:r>
+        <w:rPr>
+          <w:rFonts w:ascii="Times New Roman" w:hAnsi="Times New Roman" w:cs="Times New Roman"/>
+          <w:sz w:val="28"/>
+          <w:szCs w:val="28"/>
+        </w:rPr>
+        <w:t>Идентификатор клиента (формируется автоматически из сессии);</w:t>
       </w:r>
     </w:p>
     <w:p>
       <w:pPr>
         <w:numPr>
           <w:ilvl w:val="0"/>
-          <w:numId w:val="9"/>
+          <w:numId w:val="11"/>
         </w:numPr>
         <w:spacing w:after="0" w:line="240" w:lineRule="auto"/>
-        <w:ind w:firstLine="851"/>
-        <w:jc w:val="both"/>
-        <w:rPr>
-          <w:rFonts w:ascii="Times New Roman" w:hAnsi="Times New Roman" w:cs="Times New Roman"/>
-          <w:sz w:val="28"/>
-          <w:szCs w:val="28"/>
-        </w:rPr>
-      </w:pPr>
-      <w:r>
-        <w:rPr>
-          <w:rFonts w:ascii="Times New Roman" w:hAnsi="Times New Roman" w:cs="Times New Roman"/>
-          <w:sz w:val="28"/>
-          <w:szCs w:val="28"/>
-        </w:rPr>
-        <w:t>Производительность механиков: количество выполненных заявок и среднее время по каждому сотруднику;</w:t>
+        <w:ind w:left="0" w:firstLine="851"/>
+        <w:jc w:val="both"/>
+        <w:rPr>
+          <w:rFonts w:ascii="Times New Roman" w:hAnsi="Times New Roman" w:cs="Times New Roman"/>
+          <w:sz w:val="28"/>
+          <w:szCs w:val="28"/>
+        </w:rPr>
+      </w:pPr>
+      <w:r>
+        <w:rPr>
+          <w:rFonts w:ascii="Times New Roman" w:hAnsi="Times New Roman" w:cs="Times New Roman"/>
+          <w:sz w:val="28"/>
+          <w:szCs w:val="28"/>
+        </w:rPr>
+        <w:t>Дата отправки (формируется автоматически на сервере);</w:t>
       </w:r>
     </w:p>
     <w:p>
       <w:pPr>
         <w:numPr>
           <w:ilvl w:val="0"/>
-          <w:numId w:val="9"/>
+          <w:numId w:val="11"/>
         </w:numPr>
         <w:spacing w:after="0" w:line="240" w:lineRule="auto"/>
+        <w:ind w:left="0" w:firstLine="851"/>
+        <w:jc w:val="both"/>
+        <w:rPr>
+          <w:rFonts w:ascii="Times New Roman" w:hAnsi="Times New Roman" w:cs="Times New Roman"/>
+          <w:sz w:val="28"/>
+          <w:szCs w:val="28"/>
+        </w:rPr>
+      </w:pPr>
+      <w:r>
+        <w:rPr>
+          <w:rFonts w:ascii="Times New Roman" w:hAnsi="Times New Roman" w:cs="Times New Roman"/>
+          <w:sz w:val="28"/>
+          <w:szCs w:val="28"/>
+        </w:rPr>
+        <w:t>Статус прочтения (устанавливается автоматически).</w:t>
+      </w:r>
+    </w:p>
+    <w:p>
+      <w:pPr>
+        <w:spacing w:after="0" w:line="240" w:lineRule="auto"/>
         <w:ind w:firstLine="851"/>
         <w:jc w:val="both"/>
         <w:rPr>
@@ -2365,13 +2971,190 @@
           <w:szCs w:val="28"/>
         </w:rPr>
       </w:pPr>
-      <w:r>
-        <w:rPr>
-          <w:rFonts w:ascii="Times New Roman" w:hAnsi="Times New Roman" w:cs="Times New Roman"/>
-          <w:sz w:val="28"/>
-          <w:szCs w:val="28"/>
-        </w:rPr>
-        <w:t>QR-код со ссылкой на форму оценки качества обслуживания.</w:t>
+    </w:p>
+    <w:p>
+      <w:pPr>
+        <w:spacing w:after="0" w:line="240" w:lineRule="auto"/>
+        <w:ind w:firstLine="851"/>
+        <w:jc w:val="both"/>
+        <w:rPr>
+          <w:rFonts w:ascii="Times New Roman" w:hAnsi="Times New Roman" w:cs="Times New Roman"/>
+          <w:sz w:val="28"/>
+          <w:szCs w:val="28"/>
+        </w:rPr>
+      </w:pPr>
+      <w:r>
+        <w:rPr>
+          <w:rFonts w:ascii="Times New Roman" w:hAnsi="Times New Roman" w:cs="Times New Roman"/>
+          <w:sz w:val="28"/>
+          <w:szCs w:val="28"/>
+        </w:rPr>
+        <w:t>6 Выходные данные</w:t>
+      </w:r>
+    </w:p>
+    <w:p>
+      <w:pPr>
+        <w:spacing w:after="0" w:line="240" w:lineRule="auto"/>
+        <w:ind w:firstLine="851"/>
+        <w:jc w:val="both"/>
+        <w:rPr>
+          <w:rFonts w:ascii="Times New Roman" w:hAnsi="Times New Roman" w:cs="Times New Roman"/>
+          <w:sz w:val="28"/>
+          <w:szCs w:val="28"/>
+        </w:rPr>
+      </w:pPr>
+      <w:r>
+        <w:rPr>
+          <w:rFonts w:ascii="Times New Roman" w:hAnsi="Times New Roman" w:cs="Times New Roman"/>
+          <w:sz w:val="28"/>
+          <w:szCs w:val="28"/>
+        </w:rPr>
+        <w:lastRenderedPageBreak/>
+        <w:t>Программный модуль формирует следующие выходные данные:</w:t>
+      </w:r>
+    </w:p>
+    <w:p>
+      <w:pPr>
+        <w:numPr>
+          <w:ilvl w:val="0"/>
+          <w:numId w:val="11"/>
+        </w:numPr>
+        <w:spacing w:after="0" w:line="240" w:lineRule="auto"/>
+        <w:ind w:left="0" w:firstLine="851"/>
+        <w:jc w:val="both"/>
+        <w:rPr>
+          <w:rFonts w:ascii="Times New Roman" w:hAnsi="Times New Roman" w:cs="Times New Roman"/>
+          <w:sz w:val="28"/>
+          <w:szCs w:val="28"/>
+        </w:rPr>
+      </w:pPr>
+      <w:r>
+        <w:rPr>
+          <w:rFonts w:ascii="Times New Roman" w:hAnsi="Times New Roman" w:cs="Times New Roman"/>
+          <w:sz w:val="28"/>
+          <w:szCs w:val="28"/>
+        </w:rPr>
+        <w:t>Список заявок с возможностью фильтрации по статусу и полнотекстового поиска по номеру, модели, описанию проблемы;</w:t>
+      </w:r>
+    </w:p>
+    <w:p>
+      <w:pPr>
+        <w:numPr>
+          <w:ilvl w:val="0"/>
+          <w:numId w:val="11"/>
+        </w:numPr>
+        <w:spacing w:after="0" w:line="240" w:lineRule="auto"/>
+        <w:ind w:left="0" w:firstLine="851"/>
+        <w:jc w:val="both"/>
+        <w:rPr>
+          <w:rFonts w:ascii="Times New Roman" w:hAnsi="Times New Roman" w:cs="Times New Roman"/>
+          <w:sz w:val="28"/>
+          <w:szCs w:val="28"/>
+        </w:rPr>
+      </w:pPr>
+      <w:r>
+        <w:rPr>
+          <w:rFonts w:ascii="Times New Roman" w:hAnsi="Times New Roman" w:cs="Times New Roman"/>
+          <w:sz w:val="28"/>
+          <w:szCs w:val="28"/>
+        </w:rPr>
+        <w:t>Карточка заявки с полной информацией: клиент, автомобиль, назначенный механик, история комментариев, запчасти;</w:t>
+      </w:r>
+    </w:p>
+    <w:p>
+      <w:pPr>
+        <w:numPr>
+          <w:ilvl w:val="0"/>
+          <w:numId w:val="11"/>
+        </w:numPr>
+        <w:spacing w:after="0" w:line="240" w:lineRule="auto"/>
+        <w:ind w:left="0" w:firstLine="851"/>
+        <w:jc w:val="both"/>
+        <w:rPr>
+          <w:rFonts w:ascii="Times New Roman" w:hAnsi="Times New Roman" w:cs="Times New Roman"/>
+          <w:sz w:val="28"/>
+          <w:szCs w:val="28"/>
+        </w:rPr>
+      </w:pPr>
+      <w:r>
+        <w:rPr>
+          <w:rFonts w:ascii="Times New Roman" w:hAnsi="Times New Roman" w:cs="Times New Roman"/>
+          <w:sz w:val="28"/>
+          <w:szCs w:val="28"/>
+        </w:rPr>
+        <w:t>Список сообщений от клиентов с отображением статуса прочтения и наличия ответа;</w:t>
+      </w:r>
+    </w:p>
+    <w:p>
+      <w:pPr>
+        <w:numPr>
+          <w:ilvl w:val="0"/>
+          <w:numId w:val="11"/>
+        </w:numPr>
+        <w:spacing w:after="0" w:line="240" w:lineRule="auto"/>
+        <w:ind w:left="0" w:firstLine="851"/>
+        <w:jc w:val="both"/>
+        <w:rPr>
+          <w:rFonts w:ascii="Times New Roman" w:hAnsi="Times New Roman" w:cs="Times New Roman"/>
+          <w:sz w:val="28"/>
+          <w:szCs w:val="28"/>
+        </w:rPr>
+      </w:pPr>
+      <w:r>
+        <w:rPr>
+          <w:rFonts w:ascii="Times New Roman" w:hAnsi="Times New Roman" w:cs="Times New Roman"/>
+          <w:sz w:val="28"/>
+          <w:szCs w:val="28"/>
+        </w:rPr>
+        <w:t>Статистика работы сервисного центра: количество выполненных заявок, среднее время ремонта (в днях), топ неисправностей по частоте обращений;</w:t>
+      </w:r>
+    </w:p>
+    <w:p>
+      <w:pPr>
+        <w:numPr>
+          <w:ilvl w:val="0"/>
+          <w:numId w:val="11"/>
+        </w:numPr>
+        <w:spacing w:after="0" w:line="240" w:lineRule="auto"/>
+        <w:ind w:left="0" w:firstLine="851"/>
+        <w:jc w:val="both"/>
+        <w:rPr>
+          <w:rFonts w:ascii="Times New Roman" w:hAnsi="Times New Roman" w:cs="Times New Roman"/>
+          <w:sz w:val="28"/>
+          <w:szCs w:val="28"/>
+        </w:rPr>
+      </w:pPr>
+      <w:r>
+        <w:rPr>
+          <w:rFonts w:ascii="Times New Roman" w:hAnsi="Times New Roman" w:cs="Times New Roman"/>
+          <w:sz w:val="28"/>
+          <w:szCs w:val="28"/>
+        </w:rPr>
+        <w:t>Производительность механиков: количество выполненных заявок и среднее время по каждому сотруднику;</w:t>
+      </w:r>
+    </w:p>
+    <w:p>
+      <w:pPr>
+        <w:numPr>
+          <w:ilvl w:val="0"/>
+          <w:numId w:val="11"/>
+        </w:numPr>
+        <w:spacing w:after="0" w:line="240" w:lineRule="auto"/>
+        <w:ind w:left="0" w:firstLine="851"/>
+        <w:jc w:val="both"/>
+        <w:rPr>
+          <w:rFonts w:ascii="Times New Roman" w:hAnsi="Times New Roman" w:cs="Times New Roman"/>
+          <w:sz w:val="28"/>
+          <w:szCs w:val="28"/>
+        </w:rPr>
+      </w:pPr>
+      <w:r>
+        <w:rPr>
+          <w:rFonts w:ascii="Times New Roman" w:hAnsi="Times New Roman" w:cs="Times New Roman"/>
+          <w:sz w:val="28"/>
+          <w:szCs w:val="28"/>
+        </w:rPr>
+        <w:t>QR-код со ссылкой на форму оценки качества обслуживания (на страницах «Создать заявку» и «Связаться с нами»).</w:t>
       </w:r>
     </w:p>
     <w:p>
@@ -2423,62 +3206,36 @@
           <w:sz w:val="28"/>
           <w:szCs w:val="28"/>
         </w:rPr>
-        <w:t>Программный модуль использует стандартные HTTP-коды состояния для информирования об результатах выполнения запросов. В таблице 1 представлены возможные сообщения системы.</w:t>
+        <w:t>Программный модуль использует стандартные HTTP-коды состояния для информирования о результатах выполнения запросов.</w:t>
       </w:r>
     </w:p>
     <w:p>
       <w:pPr>
         <w:spacing w:after="0" w:line="240" w:lineRule="auto"/>
         <w:ind w:firstLine="851"/>
-        <w:jc w:val="both"/>
-        <w:rPr>
-          <w:rFonts w:ascii="Times New Roman" w:hAnsi="Times New Roman" w:cs="Times New Roman"/>
-          <w:sz w:val="28"/>
-          <w:szCs w:val="28"/>
-        </w:rPr>
-      </w:pPr>
-    </w:p>
-    <w:p>
-      <w:pPr>
-        <w:spacing w:after="0" w:line="240" w:lineRule="auto"/>
-        <w:jc w:val="both"/>
-        <w:rPr>
-          <w:rFonts w:ascii="Times New Roman" w:hAnsi="Times New Roman" w:cs="Times New Roman"/>
-          <w:sz w:val="28"/>
-          <w:szCs w:val="28"/>
-        </w:rPr>
-      </w:pPr>
-      <w:r>
-        <w:rPr>
-          <w:rFonts w:ascii="Times New Roman" w:hAnsi="Times New Roman" w:cs="Times New Roman"/>
-          <w:sz w:val="28"/>
-          <w:szCs w:val="28"/>
-        </w:rPr>
-        <w:t xml:space="preserve">Таблица 1 </w:t>
-      </w:r>
-      <w:r>
-        <w:rPr>
-          <w:rFonts w:ascii="Times New Roman" w:hAnsi="Times New Roman" w:cs="Times New Roman"/>
-          <w:sz w:val="28"/>
-          <w:szCs w:val="28"/>
-        </w:rPr>
-        <w:t>–</w:t>
-      </w:r>
-      <w:r>
-        <w:rPr>
-          <w:rFonts w:ascii="Times New Roman" w:hAnsi="Times New Roman" w:cs="Times New Roman"/>
-          <w:sz w:val="28"/>
-          <w:szCs w:val="28"/>
-        </w:rPr>
-        <w:t xml:space="preserve"> Коды ответов API</w:t>
-      </w:r>
-      <w:r>
-        <w:rPr>
-          <w:rFonts w:ascii="Times New Roman" w:hAnsi="Times New Roman" w:cs="Times New Roman"/>
-          <w:sz w:val="28"/>
-          <w:szCs w:val="28"/>
-        </w:rPr>
-        <w:t>Ц</w:t>
+        <w:rPr>
+          <w:rFonts w:ascii="Times New Roman" w:hAnsi="Times New Roman" w:cs="Times New Roman"/>
+          <w:sz w:val="28"/>
+          <w:szCs w:val="28"/>
+        </w:rPr>
+      </w:pPr>
+    </w:p>
+    <w:p>
+      <w:pPr>
+        <w:spacing w:after="0" w:line="240" w:lineRule="auto"/>
+        <w:rPr>
+          <w:rFonts w:ascii="Times New Roman" w:hAnsi="Times New Roman" w:cs="Times New Roman"/>
+          <w:sz w:val="28"/>
+          <w:szCs w:val="28"/>
+        </w:rPr>
+      </w:pPr>
+      <w:r>
+        <w:rPr>
+          <w:rFonts w:ascii="Times New Roman" w:hAnsi="Times New Roman" w:cs="Times New Roman"/>
+          <w:sz w:val="28"/>
+          <w:szCs w:val="28"/>
+        </w:rPr>
+        <w:t>Таблица 1 — Коды ответов API</w:t>
       </w:r>
     </w:p>
     <w:tbl>
@@ -2499,18 +3256,19 @@
         <w:tblLook w:val="04A0" w:firstRow="1" w:lastRow="0" w:firstColumn="1" w:lastColumn="0" w:noHBand="0" w:noVBand="1"/>
       </w:tblPr>
       <w:tblGrid>
-        <w:gridCol w:w="2000"/>
-        <w:gridCol w:w="7360"/>
+        <w:gridCol w:w="1969"/>
+        <w:gridCol w:w="4329"/>
+        <w:gridCol w:w="3062"/>
       </w:tblGrid>
       <w:tr>
         <w:tc>
           <w:tcPr>
-            <w:tcW w:w="2000" w:type="dxa"/>
+            <w:tcW w:w="2200" w:type="dxa"/>
             <w:tcBorders>
-              <w:top w:val="single" w:sz="1" w:space="0" w:color="CCCCCC"/>
-              <w:left w:val="single" w:sz="1" w:space="0" w:color="CCCCCC"/>
-              <w:bottom w:val="single" w:sz="1" w:space="0" w:color="CCCCCC"/>
-              <w:right w:val="single" w:sz="1" w:space="0" w:color="CCCCCC"/>
+              <w:top w:val="single" w:sz="1" w:space="0" w:color="AAAAAA"/>
+              <w:left w:val="single" w:sz="1" w:space="0" w:color="AAAAAA"/>
+              <w:bottom w:val="single" w:sz="1" w:space="0" w:color="AAAAAA"/>
+              <w:right w:val="single" w:sz="1" w:space="0" w:color="AAAAAA"/>
             </w:tcBorders>
             <w:tcMar>
               <w:top w:w="80" w:type="dxa"/>
@@ -2522,7 +3280,6 @@
           <w:p>
             <w:pPr>
               <w:spacing w:after="0" w:line="240" w:lineRule="auto"/>
-              <w:jc w:val="center"/>
               <w:rPr>
                 <w:rFonts w:ascii="Times New Roman" w:hAnsi="Times New Roman" w:cs="Times New Roman"/>
                 <w:sz w:val="28"/>
@@ -2541,12 +3298,12 @@
         </w:tc>
         <w:tc>
           <w:tcPr>
-            <w:tcW w:w="7360" w:type="dxa"/>
+            <w:tcW w:w="4800" w:type="dxa"/>
             <w:tcBorders>
-              <w:top w:val="single" w:sz="1" w:space="0" w:color="CCCCCC"/>
-              <w:left w:val="single" w:sz="1" w:space="0" w:color="CCCCCC"/>
-              <w:bottom w:val="single" w:sz="1" w:space="0" w:color="CCCCCC"/>
-              <w:right w:val="single" w:sz="1" w:space="0" w:color="CCCCCC"/>
+              <w:top w:val="single" w:sz="1" w:space="0" w:color="AAAAAA"/>
+              <w:left w:val="single" w:sz="1" w:space="0" w:color="AAAAAA"/>
+              <w:bottom w:val="single" w:sz="1" w:space="0" w:color="AAAAAA"/>
+              <w:right w:val="single" w:sz="1" w:space="0" w:color="AAAAAA"/>
             </w:tcBorders>
             <w:tcMar>
               <w:top w:w="80" w:type="dxa"/>
@@ -2558,7 +3315,6 @@
           <w:p>
             <w:pPr>
               <w:spacing w:after="0" w:line="240" w:lineRule="auto"/>
-              <w:jc w:val="center"/>
               <w:rPr>
                 <w:rFonts w:ascii="Times New Roman" w:hAnsi="Times New Roman" w:cs="Times New Roman"/>
                 <w:sz w:val="28"/>
@@ -2571,20 +3327,18 @@
                 <w:sz w:val="28"/>
                 <w:szCs w:val="28"/>
               </w:rPr>
-              <w:t>Описание</w:t>
+              <w:t>Статус</w:t>
             </w:r>
           </w:p>
         </w:tc>
-      </w:tr>
-      <w:tr>
         <w:tc>
           <w:tcPr>
-            <w:tcW w:w="2000" w:type="dxa"/>
+            <w:tcW w:w="2360" w:type="dxa"/>
             <w:tcBorders>
-              <w:top w:val="single" w:sz="1" w:space="0" w:color="CCCCCC"/>
-              <w:left w:val="single" w:sz="1" w:space="0" w:color="CCCCCC"/>
-              <w:bottom w:val="single" w:sz="1" w:space="0" w:color="CCCCCC"/>
-              <w:right w:val="single" w:sz="1" w:space="0" w:color="CCCCCC"/>
+              <w:top w:val="single" w:sz="1" w:space="0" w:color="AAAAAA"/>
+              <w:left w:val="single" w:sz="1" w:space="0" w:color="AAAAAA"/>
+              <w:bottom w:val="single" w:sz="1" w:space="0" w:color="AAAAAA"/>
+              <w:right w:val="single" w:sz="1" w:space="0" w:color="AAAAAA"/>
             </w:tcBorders>
             <w:tcMar>
               <w:top w:w="80" w:type="dxa"/>
@@ -2596,7 +3350,6 @@
           <w:p>
             <w:pPr>
               <w:spacing w:after="0" w:line="240" w:lineRule="auto"/>
-              <w:jc w:val="both"/>
               <w:rPr>
                 <w:rFonts w:ascii="Times New Roman" w:hAnsi="Times New Roman" w:cs="Times New Roman"/>
                 <w:sz w:val="28"/>
@@ -2609,18 +3362,20 @@
                 <w:sz w:val="28"/>
                 <w:szCs w:val="28"/>
               </w:rPr>
-              <w:t>200 OK</w:t>
+              <w:t>Описание</w:t>
             </w:r>
           </w:p>
         </w:tc>
+      </w:tr>
+      <w:tr>
         <w:tc>
           <w:tcPr>
-            <w:tcW w:w="7360" w:type="dxa"/>
+            <w:tcW w:w="2200" w:type="dxa"/>
             <w:tcBorders>
-              <w:top w:val="single" w:sz="1" w:space="0" w:color="CCCCCC"/>
-              <w:left w:val="single" w:sz="1" w:space="0" w:color="CCCCCC"/>
-              <w:bottom w:val="single" w:sz="1" w:space="0" w:color="CCCCCC"/>
-              <w:right w:val="single" w:sz="1" w:space="0" w:color="CCCCCC"/>
+              <w:top w:val="single" w:sz="1" w:space="0" w:color="AAAAAA"/>
+              <w:left w:val="single" w:sz="1" w:space="0" w:color="AAAAAA"/>
+              <w:bottom w:val="single" w:sz="1" w:space="0" w:color="AAAAAA"/>
+              <w:right w:val="single" w:sz="1" w:space="0" w:color="AAAAAA"/>
             </w:tcBorders>
             <w:tcMar>
               <w:top w:w="80" w:type="dxa"/>
@@ -2632,7 +3387,6 @@
           <w:p>
             <w:pPr>
               <w:spacing w:after="0" w:line="240" w:lineRule="auto"/>
-              <w:jc w:val="both"/>
               <w:rPr>
                 <w:rFonts w:ascii="Times New Roman" w:hAnsi="Times New Roman" w:cs="Times New Roman"/>
                 <w:sz w:val="28"/>
@@ -2645,20 +3399,18 @@
                 <w:sz w:val="28"/>
                 <w:szCs w:val="28"/>
               </w:rPr>
-              <w:t>Запрос выполнен успешно. Данные возвращены в теле ответа.</w:t>
+              <w:t>200</w:t>
             </w:r>
           </w:p>
         </w:tc>
-      </w:tr>
-      <w:tr>
         <w:tc>
           <w:tcPr>
-            <w:tcW w:w="2000" w:type="dxa"/>
+            <w:tcW w:w="4800" w:type="dxa"/>
             <w:tcBorders>
-              <w:top w:val="single" w:sz="1" w:space="0" w:color="CCCCCC"/>
-              <w:left w:val="single" w:sz="1" w:space="0" w:color="CCCCCC"/>
-              <w:bottom w:val="single" w:sz="1" w:space="0" w:color="CCCCCC"/>
-              <w:right w:val="single" w:sz="1" w:space="0" w:color="CCCCCC"/>
+              <w:top w:val="single" w:sz="1" w:space="0" w:color="AAAAAA"/>
+              <w:left w:val="single" w:sz="1" w:space="0" w:color="AAAAAA"/>
+              <w:bottom w:val="single" w:sz="1" w:space="0" w:color="AAAAAA"/>
+              <w:right w:val="single" w:sz="1" w:space="0" w:color="AAAAAA"/>
             </w:tcBorders>
             <w:tcMar>
               <w:top w:w="80" w:type="dxa"/>
@@ -2670,7 +3422,6 @@
           <w:p>
             <w:pPr>
               <w:spacing w:after="0" w:line="240" w:lineRule="auto"/>
-              <w:jc w:val="both"/>
               <w:rPr>
                 <w:rFonts w:ascii="Times New Roman" w:hAnsi="Times New Roman" w:cs="Times New Roman"/>
                 <w:sz w:val="28"/>
@@ -2683,28 +3434,18 @@
                 <w:sz w:val="28"/>
                 <w:szCs w:val="28"/>
               </w:rPr>
-              <w:t xml:space="preserve">201 </w:t>
-            </w:r>
-            <w:proofErr w:type="spellStart"/>
-            <w:r>
-              <w:rPr>
-                <w:rFonts w:ascii="Times New Roman" w:hAnsi="Times New Roman" w:cs="Times New Roman"/>
-                <w:sz w:val="28"/>
-                <w:szCs w:val="28"/>
-              </w:rPr>
-              <w:t>Created</w:t>
-            </w:r>
-            <w:proofErr w:type="spellEnd"/>
+              <w:t>OK</w:t>
+            </w:r>
           </w:p>
         </w:tc>
         <w:tc>
           <w:tcPr>
-            <w:tcW w:w="7360" w:type="dxa"/>
+            <w:tcW w:w="2360" w:type="dxa"/>
             <w:tcBorders>
-              <w:top w:val="single" w:sz="1" w:space="0" w:color="CCCCCC"/>
-              <w:left w:val="single" w:sz="1" w:space="0" w:color="CCCCCC"/>
-              <w:bottom w:val="single" w:sz="1" w:space="0" w:color="CCCCCC"/>
-              <w:right w:val="single" w:sz="1" w:space="0" w:color="CCCCCC"/>
+              <w:top w:val="single" w:sz="1" w:space="0" w:color="AAAAAA"/>
+              <w:left w:val="single" w:sz="1" w:space="0" w:color="AAAAAA"/>
+              <w:bottom w:val="single" w:sz="1" w:space="0" w:color="AAAAAA"/>
+              <w:right w:val="single" w:sz="1" w:space="0" w:color="AAAAAA"/>
             </w:tcBorders>
             <w:tcMar>
               <w:top w:w="80" w:type="dxa"/>
@@ -2716,7 +3457,6 @@
           <w:p>
             <w:pPr>
               <w:spacing w:after="0" w:line="240" w:lineRule="auto"/>
-              <w:jc w:val="both"/>
               <w:rPr>
                 <w:rFonts w:ascii="Times New Roman" w:hAnsi="Times New Roman" w:cs="Times New Roman"/>
                 <w:sz w:val="28"/>
@@ -2729,7 +3469,7 @@
                 <w:sz w:val="28"/>
                 <w:szCs w:val="28"/>
               </w:rPr>
-              <w:t>Запись успешно создана в базе данных.</w:t>
+              <w:t>Запрос выполнен успешно. Данные возвращены в теле ответа.</w:t>
             </w:r>
           </w:p>
         </w:tc>
@@ -2737,12 +3477,12 @@
       <w:tr>
         <w:tc>
           <w:tcPr>
-            <w:tcW w:w="2000" w:type="dxa"/>
+            <w:tcW w:w="2200" w:type="dxa"/>
             <w:tcBorders>
-              <w:top w:val="single" w:sz="1" w:space="0" w:color="CCCCCC"/>
-              <w:left w:val="single" w:sz="1" w:space="0" w:color="CCCCCC"/>
-              <w:bottom w:val="single" w:sz="1" w:space="0" w:color="CCCCCC"/>
-              <w:right w:val="single" w:sz="1" w:space="0" w:color="CCCCCC"/>
+              <w:top w:val="single" w:sz="1" w:space="0" w:color="AAAAAA"/>
+              <w:left w:val="single" w:sz="1" w:space="0" w:color="AAAAAA"/>
+              <w:bottom w:val="single" w:sz="1" w:space="0" w:color="AAAAAA"/>
+              <w:right w:val="single" w:sz="1" w:space="0" w:color="AAAAAA"/>
             </w:tcBorders>
             <w:tcMar>
               <w:top w:w="80" w:type="dxa"/>
@@ -2754,7 +3494,6 @@
           <w:p>
             <w:pPr>
               <w:spacing w:after="0" w:line="240" w:lineRule="auto"/>
-              <w:jc w:val="both"/>
               <w:rPr>
                 <w:rFonts w:ascii="Times New Roman" w:hAnsi="Times New Roman" w:cs="Times New Roman"/>
                 <w:sz w:val="28"/>
@@ -2767,46 +3506,18 @@
                 <w:sz w:val="28"/>
                 <w:szCs w:val="28"/>
               </w:rPr>
-              <w:t xml:space="preserve">400 </w:t>
-            </w:r>
-            <w:proofErr w:type="spellStart"/>
-            <w:r>
-              <w:rPr>
-                <w:rFonts w:ascii="Times New Roman" w:hAnsi="Times New Roman" w:cs="Times New Roman"/>
-                <w:sz w:val="28"/>
-                <w:szCs w:val="28"/>
-              </w:rPr>
-              <w:t>Bad</w:t>
-            </w:r>
-            <w:proofErr w:type="spellEnd"/>
-            <w:r>
-              <w:rPr>
-                <w:rFonts w:ascii="Times New Roman" w:hAnsi="Times New Roman" w:cs="Times New Roman"/>
-                <w:sz w:val="28"/>
-                <w:szCs w:val="28"/>
-              </w:rPr>
-              <w:t xml:space="preserve"> </w:t>
-            </w:r>
-            <w:proofErr w:type="spellStart"/>
-            <w:r>
-              <w:rPr>
-                <w:rFonts w:ascii="Times New Roman" w:hAnsi="Times New Roman" w:cs="Times New Roman"/>
-                <w:sz w:val="28"/>
-                <w:szCs w:val="28"/>
-              </w:rPr>
-              <w:t>Request</w:t>
-            </w:r>
-            <w:proofErr w:type="spellEnd"/>
+              <w:t>201</w:t>
+            </w:r>
           </w:p>
         </w:tc>
         <w:tc>
           <w:tcPr>
-            <w:tcW w:w="7360" w:type="dxa"/>
+            <w:tcW w:w="4800" w:type="dxa"/>
             <w:tcBorders>
-              <w:top w:val="single" w:sz="1" w:space="0" w:color="CCCCCC"/>
-              <w:left w:val="single" w:sz="1" w:space="0" w:color="CCCCCC"/>
-              <w:bottom w:val="single" w:sz="1" w:space="0" w:color="CCCCCC"/>
-              <w:right w:val="single" w:sz="1" w:space="0" w:color="CCCCCC"/>
+              <w:top w:val="single" w:sz="1" w:space="0" w:color="AAAAAA"/>
+              <w:left w:val="single" w:sz="1" w:space="0" w:color="AAAAAA"/>
+              <w:bottom w:val="single" w:sz="1" w:space="0" w:color="AAAAAA"/>
+              <w:right w:val="single" w:sz="1" w:space="0" w:color="AAAAAA"/>
             </w:tcBorders>
             <w:tcMar>
               <w:top w:w="80" w:type="dxa"/>
@@ -2818,33 +3529,32 @@
           <w:p>
             <w:pPr>
               <w:spacing w:after="0" w:line="240" w:lineRule="auto"/>
-              <w:jc w:val="both"/>
               <w:rPr>
                 <w:rFonts w:ascii="Times New Roman" w:hAnsi="Times New Roman" w:cs="Times New Roman"/>
                 <w:sz w:val="28"/>
                 <w:szCs w:val="28"/>
               </w:rPr>
             </w:pPr>
-            <w:r>
-              <w:rPr>
-                <w:rFonts w:ascii="Times New Roman" w:hAnsi="Times New Roman" w:cs="Times New Roman"/>
-                <w:sz w:val="28"/>
-                <w:szCs w:val="28"/>
-              </w:rPr>
-              <w:t>Некорректные входные данные. Проверьте формат и полноту передаваемых параметров.</w:t>
-            </w:r>
+            <w:proofErr w:type="spellStart"/>
+            <w:r>
+              <w:rPr>
+                <w:rFonts w:ascii="Times New Roman" w:hAnsi="Times New Roman" w:cs="Times New Roman"/>
+                <w:sz w:val="28"/>
+                <w:szCs w:val="28"/>
+              </w:rPr>
+              <w:t>Created</w:t>
+            </w:r>
+            <w:proofErr w:type="spellEnd"/>
           </w:p>
         </w:tc>
-      </w:tr>
-      <w:tr>
         <w:tc>
           <w:tcPr>
-            <w:tcW w:w="2000" w:type="dxa"/>
+            <w:tcW w:w="2360" w:type="dxa"/>
             <w:tcBorders>
-              <w:top w:val="single" w:sz="1" w:space="0" w:color="CCCCCC"/>
-              <w:left w:val="single" w:sz="1" w:space="0" w:color="CCCCCC"/>
-              <w:bottom w:val="single" w:sz="1" w:space="0" w:color="CCCCCC"/>
-              <w:right w:val="single" w:sz="1" w:space="0" w:color="CCCCCC"/>
+              <w:top w:val="single" w:sz="1" w:space="0" w:color="AAAAAA"/>
+              <w:left w:val="single" w:sz="1" w:space="0" w:color="AAAAAA"/>
+              <w:bottom w:val="single" w:sz="1" w:space="0" w:color="AAAAAA"/>
+              <w:right w:val="single" w:sz="1" w:space="0" w:color="AAAAAA"/>
             </w:tcBorders>
             <w:tcMar>
               <w:top w:w="80" w:type="dxa"/>
@@ -2856,7 +3566,6 @@
           <w:p>
             <w:pPr>
               <w:spacing w:after="0" w:line="240" w:lineRule="auto"/>
-              <w:jc w:val="both"/>
               <w:rPr>
                 <w:rFonts w:ascii="Times New Roman" w:hAnsi="Times New Roman" w:cs="Times New Roman"/>
                 <w:sz w:val="28"/>
@@ -2869,28 +3578,20 @@
                 <w:sz w:val="28"/>
                 <w:szCs w:val="28"/>
               </w:rPr>
-              <w:t xml:space="preserve">401 </w:t>
-            </w:r>
-            <w:proofErr w:type="spellStart"/>
-            <w:r>
-              <w:rPr>
-                <w:rFonts w:ascii="Times New Roman" w:hAnsi="Times New Roman" w:cs="Times New Roman"/>
-                <w:sz w:val="28"/>
-                <w:szCs w:val="28"/>
-              </w:rPr>
-              <w:t>Unauthorized</w:t>
-            </w:r>
-            <w:proofErr w:type="spellEnd"/>
+              <w:t>Запись успешно создана в базе данных.</w:t>
+            </w:r>
           </w:p>
         </w:tc>
+      </w:tr>
+      <w:tr>
         <w:tc>
           <w:tcPr>
-            <w:tcW w:w="7360" w:type="dxa"/>
+            <w:tcW w:w="2200" w:type="dxa"/>
             <w:tcBorders>
-              <w:top w:val="single" w:sz="1" w:space="0" w:color="CCCCCC"/>
-              <w:left w:val="single" w:sz="1" w:space="0" w:color="CCCCCC"/>
-              <w:bottom w:val="single" w:sz="1" w:space="0" w:color="CCCCCC"/>
-              <w:right w:val="single" w:sz="1" w:space="0" w:color="CCCCCC"/>
+              <w:top w:val="single" w:sz="1" w:space="0" w:color="AAAAAA"/>
+              <w:left w:val="single" w:sz="1" w:space="0" w:color="AAAAAA"/>
+              <w:bottom w:val="single" w:sz="1" w:space="0" w:color="AAAAAA"/>
+              <w:right w:val="single" w:sz="1" w:space="0" w:color="AAAAAA"/>
             </w:tcBorders>
             <w:tcMar>
               <w:top w:w="80" w:type="dxa"/>
@@ -2902,7 +3603,6 @@
           <w:p>
             <w:pPr>
               <w:spacing w:after="0" w:line="240" w:lineRule="auto"/>
-              <w:jc w:val="both"/>
               <w:rPr>
                 <w:rFonts w:ascii="Times New Roman" w:hAnsi="Times New Roman" w:cs="Times New Roman"/>
                 <w:sz w:val="28"/>
@@ -2915,20 +3615,18 @@
                 <w:sz w:val="28"/>
                 <w:szCs w:val="28"/>
               </w:rPr>
-              <w:t>Пользователь не авторизован. Необходимо выполнить вход в систему.</w:t>
+              <w:t>204</w:t>
             </w:r>
           </w:p>
         </w:tc>
-      </w:tr>
-      <w:tr>
         <w:tc>
           <w:tcPr>
-            <w:tcW w:w="2000" w:type="dxa"/>
+            <w:tcW w:w="4800" w:type="dxa"/>
             <w:tcBorders>
-              <w:top w:val="single" w:sz="1" w:space="0" w:color="CCCCCC"/>
-              <w:left w:val="single" w:sz="1" w:space="0" w:color="CCCCCC"/>
-              <w:bottom w:val="single" w:sz="1" w:space="0" w:color="CCCCCC"/>
-              <w:right w:val="single" w:sz="1" w:space="0" w:color="CCCCCC"/>
+              <w:top w:val="single" w:sz="1" w:space="0" w:color="AAAAAA"/>
+              <w:left w:val="single" w:sz="1" w:space="0" w:color="AAAAAA"/>
+              <w:bottom w:val="single" w:sz="1" w:space="0" w:color="AAAAAA"/>
+              <w:right w:val="single" w:sz="1" w:space="0" w:color="AAAAAA"/>
             </w:tcBorders>
             <w:tcMar>
               <w:top w:w="80" w:type="dxa"/>
@@ -2940,7 +3638,6 @@
           <w:p>
             <w:pPr>
               <w:spacing w:after="0" w:line="240" w:lineRule="auto"/>
-              <w:jc w:val="both"/>
               <w:rPr>
                 <w:rFonts w:ascii="Times New Roman" w:hAnsi="Times New Roman" w:cs="Times New Roman"/>
                 <w:sz w:val="28"/>
@@ -2953,28 +3650,18 @@
                 <w:sz w:val="28"/>
                 <w:szCs w:val="28"/>
               </w:rPr>
-              <w:t xml:space="preserve">403 </w:t>
-            </w:r>
-            <w:proofErr w:type="spellStart"/>
-            <w:r>
-              <w:rPr>
-                <w:rFonts w:ascii="Times New Roman" w:hAnsi="Times New Roman" w:cs="Times New Roman"/>
-                <w:sz w:val="28"/>
-                <w:szCs w:val="28"/>
-              </w:rPr>
-              <w:t>Forbidden</w:t>
-            </w:r>
-            <w:proofErr w:type="spellEnd"/>
+              <w:t>No Content</w:t>
+            </w:r>
           </w:p>
         </w:tc>
         <w:tc>
           <w:tcPr>
-            <w:tcW w:w="7360" w:type="dxa"/>
+            <w:tcW w:w="2360" w:type="dxa"/>
             <w:tcBorders>
-              <w:top w:val="single" w:sz="1" w:space="0" w:color="CCCCCC"/>
-              <w:left w:val="single" w:sz="1" w:space="0" w:color="CCCCCC"/>
-              <w:bottom w:val="single" w:sz="1" w:space="0" w:color="CCCCCC"/>
-              <w:right w:val="single" w:sz="1" w:space="0" w:color="CCCCCC"/>
+              <w:top w:val="single" w:sz="1" w:space="0" w:color="AAAAAA"/>
+              <w:left w:val="single" w:sz="1" w:space="0" w:color="AAAAAA"/>
+              <w:bottom w:val="single" w:sz="1" w:space="0" w:color="AAAAAA"/>
+              <w:right w:val="single" w:sz="1" w:space="0" w:color="AAAAAA"/>
             </w:tcBorders>
             <w:tcMar>
               <w:top w:w="80" w:type="dxa"/>
@@ -2986,7 +3673,6 @@
           <w:p>
             <w:pPr>
               <w:spacing w:after="0" w:line="240" w:lineRule="auto"/>
-              <w:jc w:val="both"/>
               <w:rPr>
                 <w:rFonts w:ascii="Times New Roman" w:hAnsi="Times New Roman" w:cs="Times New Roman"/>
                 <w:sz w:val="28"/>
@@ -2999,7 +3685,7 @@
                 <w:sz w:val="28"/>
                 <w:szCs w:val="28"/>
               </w:rPr>
-              <w:t>Недостаточно прав доступа для выполнения операции.</w:t>
+              <w:t>Операция выполнена успешно. Данные не возвращаются (обновление/удаление).</w:t>
             </w:r>
           </w:p>
         </w:tc>
@@ -3007,12 +3693,12 @@
       <w:tr>
         <w:tc>
           <w:tcPr>
-            <w:tcW w:w="2000" w:type="dxa"/>
+            <w:tcW w:w="2200" w:type="dxa"/>
             <w:tcBorders>
-              <w:top w:val="single" w:sz="1" w:space="0" w:color="CCCCCC"/>
-              <w:left w:val="single" w:sz="1" w:space="0" w:color="CCCCCC"/>
-              <w:bottom w:val="single" w:sz="1" w:space="0" w:color="CCCCCC"/>
-              <w:right w:val="single" w:sz="1" w:space="0" w:color="CCCCCC"/>
+              <w:top w:val="single" w:sz="1" w:space="0" w:color="AAAAAA"/>
+              <w:left w:val="single" w:sz="1" w:space="0" w:color="AAAAAA"/>
+              <w:bottom w:val="single" w:sz="1" w:space="0" w:color="AAAAAA"/>
+              <w:right w:val="single" w:sz="1" w:space="0" w:color="AAAAAA"/>
             </w:tcBorders>
             <w:tcMar>
               <w:top w:w="80" w:type="dxa"/>
@@ -3024,7 +3710,6 @@
           <w:p>
             <w:pPr>
               <w:spacing w:after="0" w:line="240" w:lineRule="auto"/>
-              <w:jc w:val="both"/>
               <w:rPr>
                 <w:rFonts w:ascii="Times New Roman" w:hAnsi="Times New Roman" w:cs="Times New Roman"/>
                 <w:sz w:val="28"/>
@@ -3037,46 +3722,18 @@
                 <w:sz w:val="28"/>
                 <w:szCs w:val="28"/>
               </w:rPr>
-              <w:t xml:space="preserve">404 </w:t>
-            </w:r>
-            <w:proofErr w:type="spellStart"/>
-            <w:r>
-              <w:rPr>
-                <w:rFonts w:ascii="Times New Roman" w:hAnsi="Times New Roman" w:cs="Times New Roman"/>
-                <w:sz w:val="28"/>
-                <w:szCs w:val="28"/>
-              </w:rPr>
-              <w:t>Not</w:t>
-            </w:r>
-            <w:proofErr w:type="spellEnd"/>
-            <w:r>
-              <w:rPr>
-                <w:rFonts w:ascii="Times New Roman" w:hAnsi="Times New Roman" w:cs="Times New Roman"/>
-                <w:sz w:val="28"/>
-                <w:szCs w:val="28"/>
-              </w:rPr>
-              <w:t xml:space="preserve"> </w:t>
-            </w:r>
-            <w:proofErr w:type="spellStart"/>
-            <w:r>
-              <w:rPr>
-                <w:rFonts w:ascii="Times New Roman" w:hAnsi="Times New Roman" w:cs="Times New Roman"/>
-                <w:sz w:val="28"/>
-                <w:szCs w:val="28"/>
-              </w:rPr>
-              <w:t>Found</w:t>
-            </w:r>
-            <w:proofErr w:type="spellEnd"/>
+              <w:t>400</w:t>
+            </w:r>
           </w:p>
         </w:tc>
         <w:tc>
           <w:tcPr>
-            <w:tcW w:w="7360" w:type="dxa"/>
+            <w:tcW w:w="4800" w:type="dxa"/>
             <w:tcBorders>
-              <w:top w:val="single" w:sz="1" w:space="0" w:color="CCCCCC"/>
-              <w:left w:val="single" w:sz="1" w:space="0" w:color="CCCCCC"/>
-              <w:bottom w:val="single" w:sz="1" w:space="0" w:color="CCCCCC"/>
-              <w:right w:val="single" w:sz="1" w:space="0" w:color="CCCCCC"/>
+              <w:top w:val="single" w:sz="1" w:space="0" w:color="AAAAAA"/>
+              <w:left w:val="single" w:sz="1" w:space="0" w:color="AAAAAA"/>
+              <w:bottom w:val="single" w:sz="1" w:space="0" w:color="AAAAAA"/>
+              <w:right w:val="single" w:sz="1" w:space="0" w:color="AAAAAA"/>
             </w:tcBorders>
             <w:tcMar>
               <w:top w:w="80" w:type="dxa"/>
@@ -3088,33 +3745,50 @@
           <w:p>
             <w:pPr>
               <w:spacing w:after="0" w:line="240" w:lineRule="auto"/>
-              <w:jc w:val="both"/>
               <w:rPr>
                 <w:rFonts w:ascii="Times New Roman" w:hAnsi="Times New Roman" w:cs="Times New Roman"/>
                 <w:sz w:val="28"/>
                 <w:szCs w:val="28"/>
               </w:rPr>
             </w:pPr>
-            <w:r>
-              <w:rPr>
-                <w:rFonts w:ascii="Times New Roman" w:hAnsi="Times New Roman" w:cs="Times New Roman"/>
-                <w:sz w:val="28"/>
-                <w:szCs w:val="28"/>
-              </w:rPr>
-              <w:t>Запрашиваемая запись не найдена в базе данных.</w:t>
-            </w:r>
+            <w:proofErr w:type="spellStart"/>
+            <w:r>
+              <w:rPr>
+                <w:rFonts w:ascii="Times New Roman" w:hAnsi="Times New Roman" w:cs="Times New Roman"/>
+                <w:sz w:val="28"/>
+                <w:szCs w:val="28"/>
+              </w:rPr>
+              <w:t>Bad</w:t>
+            </w:r>
+            <w:proofErr w:type="spellEnd"/>
+            <w:r>
+              <w:rPr>
+                <w:rFonts w:ascii="Times New Roman" w:hAnsi="Times New Roman" w:cs="Times New Roman"/>
+                <w:sz w:val="28"/>
+                <w:szCs w:val="28"/>
+              </w:rPr>
+              <w:t xml:space="preserve"> </w:t>
+            </w:r>
+            <w:proofErr w:type="spellStart"/>
+            <w:r>
+              <w:rPr>
+                <w:rFonts w:ascii="Times New Roman" w:hAnsi="Times New Roman" w:cs="Times New Roman"/>
+                <w:sz w:val="28"/>
+                <w:szCs w:val="28"/>
+              </w:rPr>
+              <w:t>Request</w:t>
+            </w:r>
+            <w:proofErr w:type="spellEnd"/>
           </w:p>
         </w:tc>
-      </w:tr>
-      <w:tr>
         <w:tc>
           <w:tcPr>
-            <w:tcW w:w="2000" w:type="dxa"/>
+            <w:tcW w:w="2360" w:type="dxa"/>
             <w:tcBorders>
-              <w:top w:val="single" w:sz="1" w:space="0" w:color="CCCCCC"/>
-              <w:left w:val="single" w:sz="1" w:space="0" w:color="CCCCCC"/>
-              <w:bottom w:val="single" w:sz="1" w:space="0" w:color="CCCCCC"/>
-              <w:right w:val="single" w:sz="1" w:space="0" w:color="CCCCCC"/>
+              <w:top w:val="single" w:sz="1" w:space="0" w:color="AAAAAA"/>
+              <w:left w:val="single" w:sz="1" w:space="0" w:color="AAAAAA"/>
+              <w:bottom w:val="single" w:sz="1" w:space="0" w:color="AAAAAA"/>
+              <w:right w:val="single" w:sz="1" w:space="0" w:color="AAAAAA"/>
             </w:tcBorders>
             <w:tcMar>
               <w:top w:w="80" w:type="dxa"/>
@@ -3126,7 +3800,6 @@
           <w:p>
             <w:pPr>
               <w:spacing w:after="0" w:line="240" w:lineRule="auto"/>
-              <w:jc w:val="both"/>
               <w:rPr>
                 <w:rFonts w:ascii="Times New Roman" w:hAnsi="Times New Roman" w:cs="Times New Roman"/>
                 <w:sz w:val="28"/>
@@ -3139,46 +3812,20 @@
                 <w:sz w:val="28"/>
                 <w:szCs w:val="28"/>
               </w:rPr>
-              <w:t xml:space="preserve">500 </w:t>
-            </w:r>
-            <w:proofErr w:type="spellStart"/>
-            <w:r>
-              <w:rPr>
-                <w:rFonts w:ascii="Times New Roman" w:hAnsi="Times New Roman" w:cs="Times New Roman"/>
-                <w:sz w:val="28"/>
-                <w:szCs w:val="28"/>
-              </w:rPr>
-              <w:t>Internal</w:t>
-            </w:r>
-            <w:proofErr w:type="spellEnd"/>
-            <w:r>
-              <w:rPr>
-                <w:rFonts w:ascii="Times New Roman" w:hAnsi="Times New Roman" w:cs="Times New Roman"/>
-                <w:sz w:val="28"/>
-                <w:szCs w:val="28"/>
-              </w:rPr>
-              <w:t xml:space="preserve"> Server </w:t>
-            </w:r>
-            <w:proofErr w:type="spellStart"/>
-            <w:r>
-              <w:rPr>
-                <w:rFonts w:ascii="Times New Roman" w:hAnsi="Times New Roman" w:cs="Times New Roman"/>
-                <w:sz w:val="28"/>
-                <w:szCs w:val="28"/>
-              </w:rPr>
-              <w:t>Error</w:t>
-            </w:r>
-            <w:proofErr w:type="spellEnd"/>
+              <w:t>Некорректные входные данные. Проверьте формат и полноту передаваемых параметров.</w:t>
+            </w:r>
           </w:p>
         </w:tc>
+      </w:tr>
+      <w:tr>
         <w:tc>
           <w:tcPr>
-            <w:tcW w:w="7360" w:type="dxa"/>
+            <w:tcW w:w="2200" w:type="dxa"/>
             <w:tcBorders>
-              <w:top w:val="single" w:sz="1" w:space="0" w:color="CCCCCC"/>
-              <w:left w:val="single" w:sz="1" w:space="0" w:color="CCCCCC"/>
-              <w:bottom w:val="single" w:sz="1" w:space="0" w:color="CCCCCC"/>
-              <w:right w:val="single" w:sz="1" w:space="0" w:color="CCCCCC"/>
+              <w:top w:val="single" w:sz="1" w:space="0" w:color="AAAAAA"/>
+              <w:left w:val="single" w:sz="1" w:space="0" w:color="AAAAAA"/>
+              <w:bottom w:val="single" w:sz="1" w:space="0" w:color="AAAAAA"/>
+              <w:right w:val="single" w:sz="1" w:space="0" w:color="AAAAAA"/>
             </w:tcBorders>
             <w:tcMar>
               <w:top w:w="80" w:type="dxa"/>
@@ -3190,7 +3837,560 @@
           <w:p>
             <w:pPr>
               <w:spacing w:after="0" w:line="240" w:lineRule="auto"/>
-              <w:jc w:val="both"/>
+              <w:rPr>
+                <w:rFonts w:ascii="Times New Roman" w:hAnsi="Times New Roman" w:cs="Times New Roman"/>
+                <w:sz w:val="28"/>
+                <w:szCs w:val="28"/>
+              </w:rPr>
+            </w:pPr>
+            <w:r>
+              <w:rPr>
+                <w:rFonts w:ascii="Times New Roman" w:hAnsi="Times New Roman" w:cs="Times New Roman"/>
+                <w:sz w:val="28"/>
+                <w:szCs w:val="28"/>
+              </w:rPr>
+              <w:t>401</w:t>
+            </w:r>
+          </w:p>
+        </w:tc>
+        <w:tc>
+          <w:tcPr>
+            <w:tcW w:w="4800" w:type="dxa"/>
+            <w:tcBorders>
+              <w:top w:val="single" w:sz="1" w:space="0" w:color="AAAAAA"/>
+              <w:left w:val="single" w:sz="1" w:space="0" w:color="AAAAAA"/>
+              <w:bottom w:val="single" w:sz="1" w:space="0" w:color="AAAAAA"/>
+              <w:right w:val="single" w:sz="1" w:space="0" w:color="AAAAAA"/>
+            </w:tcBorders>
+            <w:tcMar>
+              <w:top w:w="80" w:type="dxa"/>
+              <w:left w:w="120" w:type="dxa"/>
+              <w:bottom w:w="80" w:type="dxa"/>
+              <w:right w:w="120" w:type="dxa"/>
+            </w:tcMar>
+          </w:tcPr>
+          <w:p>
+            <w:pPr>
+              <w:spacing w:after="0" w:line="240" w:lineRule="auto"/>
+              <w:rPr>
+                <w:rFonts w:ascii="Times New Roman" w:hAnsi="Times New Roman" w:cs="Times New Roman"/>
+                <w:sz w:val="28"/>
+                <w:szCs w:val="28"/>
+              </w:rPr>
+            </w:pPr>
+            <w:proofErr w:type="spellStart"/>
+            <w:r>
+              <w:rPr>
+                <w:rFonts w:ascii="Times New Roman" w:hAnsi="Times New Roman" w:cs="Times New Roman"/>
+                <w:sz w:val="28"/>
+                <w:szCs w:val="28"/>
+              </w:rPr>
+              <w:t>Unauthorized</w:t>
+            </w:r>
+            <w:proofErr w:type="spellEnd"/>
+          </w:p>
+        </w:tc>
+        <w:tc>
+          <w:tcPr>
+            <w:tcW w:w="2360" w:type="dxa"/>
+            <w:tcBorders>
+              <w:top w:val="single" w:sz="1" w:space="0" w:color="AAAAAA"/>
+              <w:left w:val="single" w:sz="1" w:space="0" w:color="AAAAAA"/>
+              <w:bottom w:val="single" w:sz="1" w:space="0" w:color="AAAAAA"/>
+              <w:right w:val="single" w:sz="1" w:space="0" w:color="AAAAAA"/>
+            </w:tcBorders>
+            <w:tcMar>
+              <w:top w:w="80" w:type="dxa"/>
+              <w:left w:w="120" w:type="dxa"/>
+              <w:bottom w:w="80" w:type="dxa"/>
+              <w:right w:w="120" w:type="dxa"/>
+            </w:tcMar>
+          </w:tcPr>
+          <w:p>
+            <w:pPr>
+              <w:spacing w:after="0" w:line="240" w:lineRule="auto"/>
+              <w:rPr>
+                <w:rFonts w:ascii="Times New Roman" w:hAnsi="Times New Roman" w:cs="Times New Roman"/>
+                <w:sz w:val="28"/>
+                <w:szCs w:val="28"/>
+              </w:rPr>
+            </w:pPr>
+            <w:r>
+              <w:rPr>
+                <w:rFonts w:ascii="Times New Roman" w:hAnsi="Times New Roman" w:cs="Times New Roman"/>
+                <w:sz w:val="28"/>
+                <w:szCs w:val="28"/>
+              </w:rPr>
+              <w:t xml:space="preserve">Пользователь не авторизован. Необходимо выполнить вход в </w:t>
+            </w:r>
+            <w:r>
+              <w:rPr>
+                <w:rFonts w:ascii="Times New Roman" w:hAnsi="Times New Roman" w:cs="Times New Roman"/>
+                <w:sz w:val="28"/>
+                <w:szCs w:val="28"/>
+              </w:rPr>
+              <w:lastRenderedPageBreak/>
+              <w:t>систему.</w:t>
+            </w:r>
+          </w:p>
+        </w:tc>
+      </w:tr>
+      <w:tr>
+        <w:tc>
+          <w:tcPr>
+            <w:tcW w:w="2200" w:type="dxa"/>
+            <w:tcBorders>
+              <w:top w:val="single" w:sz="1" w:space="0" w:color="AAAAAA"/>
+              <w:left w:val="single" w:sz="1" w:space="0" w:color="AAAAAA"/>
+              <w:bottom w:val="single" w:sz="1" w:space="0" w:color="AAAAAA"/>
+              <w:right w:val="single" w:sz="1" w:space="0" w:color="AAAAAA"/>
+            </w:tcBorders>
+            <w:tcMar>
+              <w:top w:w="80" w:type="dxa"/>
+              <w:left w:w="120" w:type="dxa"/>
+              <w:bottom w:w="80" w:type="dxa"/>
+              <w:right w:w="120" w:type="dxa"/>
+            </w:tcMar>
+          </w:tcPr>
+          <w:p>
+            <w:pPr>
+              <w:spacing w:after="0" w:line="240" w:lineRule="auto"/>
+              <w:rPr>
+                <w:rFonts w:ascii="Times New Roman" w:hAnsi="Times New Roman" w:cs="Times New Roman"/>
+                <w:sz w:val="28"/>
+                <w:szCs w:val="28"/>
+              </w:rPr>
+            </w:pPr>
+            <w:r>
+              <w:rPr>
+                <w:rFonts w:ascii="Times New Roman" w:hAnsi="Times New Roman" w:cs="Times New Roman"/>
+                <w:sz w:val="28"/>
+                <w:szCs w:val="28"/>
+              </w:rPr>
+              <w:lastRenderedPageBreak/>
+              <w:t>403</w:t>
+            </w:r>
+          </w:p>
+        </w:tc>
+        <w:tc>
+          <w:tcPr>
+            <w:tcW w:w="4800" w:type="dxa"/>
+            <w:tcBorders>
+              <w:top w:val="single" w:sz="1" w:space="0" w:color="AAAAAA"/>
+              <w:left w:val="single" w:sz="1" w:space="0" w:color="AAAAAA"/>
+              <w:bottom w:val="single" w:sz="1" w:space="0" w:color="AAAAAA"/>
+              <w:right w:val="single" w:sz="1" w:space="0" w:color="AAAAAA"/>
+            </w:tcBorders>
+            <w:tcMar>
+              <w:top w:w="80" w:type="dxa"/>
+              <w:left w:w="120" w:type="dxa"/>
+              <w:bottom w:w="80" w:type="dxa"/>
+              <w:right w:w="120" w:type="dxa"/>
+            </w:tcMar>
+          </w:tcPr>
+          <w:p>
+            <w:pPr>
+              <w:spacing w:after="0" w:line="240" w:lineRule="auto"/>
+              <w:rPr>
+                <w:rFonts w:ascii="Times New Roman" w:hAnsi="Times New Roman" w:cs="Times New Roman"/>
+                <w:sz w:val="28"/>
+                <w:szCs w:val="28"/>
+              </w:rPr>
+            </w:pPr>
+            <w:proofErr w:type="spellStart"/>
+            <w:r>
+              <w:rPr>
+                <w:rFonts w:ascii="Times New Roman" w:hAnsi="Times New Roman" w:cs="Times New Roman"/>
+                <w:sz w:val="28"/>
+                <w:szCs w:val="28"/>
+              </w:rPr>
+              <w:t>Forbidden</w:t>
+            </w:r>
+            <w:proofErr w:type="spellEnd"/>
+          </w:p>
+        </w:tc>
+        <w:tc>
+          <w:tcPr>
+            <w:tcW w:w="2360" w:type="dxa"/>
+            <w:tcBorders>
+              <w:top w:val="single" w:sz="1" w:space="0" w:color="AAAAAA"/>
+              <w:left w:val="single" w:sz="1" w:space="0" w:color="AAAAAA"/>
+              <w:bottom w:val="single" w:sz="1" w:space="0" w:color="AAAAAA"/>
+              <w:right w:val="single" w:sz="1" w:space="0" w:color="AAAAAA"/>
+            </w:tcBorders>
+            <w:tcMar>
+              <w:top w:w="80" w:type="dxa"/>
+              <w:left w:w="120" w:type="dxa"/>
+              <w:bottom w:w="80" w:type="dxa"/>
+              <w:right w:w="120" w:type="dxa"/>
+            </w:tcMar>
+          </w:tcPr>
+          <w:p>
+            <w:pPr>
+              <w:spacing w:after="0" w:line="240" w:lineRule="auto"/>
+              <w:rPr>
+                <w:rFonts w:ascii="Times New Roman" w:hAnsi="Times New Roman" w:cs="Times New Roman"/>
+                <w:sz w:val="28"/>
+                <w:szCs w:val="28"/>
+              </w:rPr>
+            </w:pPr>
+            <w:r>
+              <w:rPr>
+                <w:rFonts w:ascii="Times New Roman" w:hAnsi="Times New Roman" w:cs="Times New Roman"/>
+                <w:sz w:val="28"/>
+                <w:szCs w:val="28"/>
+              </w:rPr>
+              <w:t>Недостаточно прав доступа для выполнения операции.</w:t>
+            </w:r>
+          </w:p>
+        </w:tc>
+      </w:tr>
+      <w:tr>
+        <w:tc>
+          <w:tcPr>
+            <w:tcW w:w="2200" w:type="dxa"/>
+            <w:tcBorders>
+              <w:top w:val="single" w:sz="1" w:space="0" w:color="AAAAAA"/>
+              <w:left w:val="single" w:sz="1" w:space="0" w:color="AAAAAA"/>
+              <w:bottom w:val="single" w:sz="1" w:space="0" w:color="AAAAAA"/>
+              <w:right w:val="single" w:sz="1" w:space="0" w:color="AAAAAA"/>
+            </w:tcBorders>
+            <w:tcMar>
+              <w:top w:w="80" w:type="dxa"/>
+              <w:left w:w="120" w:type="dxa"/>
+              <w:bottom w:w="80" w:type="dxa"/>
+              <w:right w:w="120" w:type="dxa"/>
+            </w:tcMar>
+          </w:tcPr>
+          <w:p>
+            <w:pPr>
+              <w:spacing w:after="0" w:line="240" w:lineRule="auto"/>
+              <w:rPr>
+                <w:rFonts w:ascii="Times New Roman" w:hAnsi="Times New Roman" w:cs="Times New Roman"/>
+                <w:sz w:val="28"/>
+                <w:szCs w:val="28"/>
+              </w:rPr>
+            </w:pPr>
+            <w:r>
+              <w:rPr>
+                <w:rFonts w:ascii="Times New Roman" w:hAnsi="Times New Roman" w:cs="Times New Roman"/>
+                <w:sz w:val="28"/>
+                <w:szCs w:val="28"/>
+              </w:rPr>
+              <w:t>404</w:t>
+            </w:r>
+          </w:p>
+        </w:tc>
+        <w:tc>
+          <w:tcPr>
+            <w:tcW w:w="4800" w:type="dxa"/>
+            <w:tcBorders>
+              <w:top w:val="single" w:sz="1" w:space="0" w:color="AAAAAA"/>
+              <w:left w:val="single" w:sz="1" w:space="0" w:color="AAAAAA"/>
+              <w:bottom w:val="single" w:sz="1" w:space="0" w:color="AAAAAA"/>
+              <w:right w:val="single" w:sz="1" w:space="0" w:color="AAAAAA"/>
+            </w:tcBorders>
+            <w:tcMar>
+              <w:top w:w="80" w:type="dxa"/>
+              <w:left w:w="120" w:type="dxa"/>
+              <w:bottom w:w="80" w:type="dxa"/>
+              <w:right w:w="120" w:type="dxa"/>
+            </w:tcMar>
+          </w:tcPr>
+          <w:p>
+            <w:pPr>
+              <w:spacing w:after="0" w:line="240" w:lineRule="auto"/>
+              <w:rPr>
+                <w:rFonts w:ascii="Times New Roman" w:hAnsi="Times New Roman" w:cs="Times New Roman"/>
+                <w:sz w:val="28"/>
+                <w:szCs w:val="28"/>
+              </w:rPr>
+            </w:pPr>
+            <w:proofErr w:type="spellStart"/>
+            <w:r>
+              <w:rPr>
+                <w:rFonts w:ascii="Times New Roman" w:hAnsi="Times New Roman" w:cs="Times New Roman"/>
+                <w:sz w:val="28"/>
+                <w:szCs w:val="28"/>
+              </w:rPr>
+              <w:t>Not</w:t>
+            </w:r>
+            <w:proofErr w:type="spellEnd"/>
+            <w:r>
+              <w:rPr>
+                <w:rFonts w:ascii="Times New Roman" w:hAnsi="Times New Roman" w:cs="Times New Roman"/>
+                <w:sz w:val="28"/>
+                <w:szCs w:val="28"/>
+              </w:rPr>
+              <w:t xml:space="preserve"> </w:t>
+            </w:r>
+            <w:proofErr w:type="spellStart"/>
+            <w:r>
+              <w:rPr>
+                <w:rFonts w:ascii="Times New Roman" w:hAnsi="Times New Roman" w:cs="Times New Roman"/>
+                <w:sz w:val="28"/>
+                <w:szCs w:val="28"/>
+              </w:rPr>
+              <w:t>Found</w:t>
+            </w:r>
+            <w:proofErr w:type="spellEnd"/>
+          </w:p>
+        </w:tc>
+        <w:tc>
+          <w:tcPr>
+            <w:tcW w:w="2360" w:type="dxa"/>
+            <w:tcBorders>
+              <w:top w:val="single" w:sz="1" w:space="0" w:color="AAAAAA"/>
+              <w:left w:val="single" w:sz="1" w:space="0" w:color="AAAAAA"/>
+              <w:bottom w:val="single" w:sz="1" w:space="0" w:color="AAAAAA"/>
+              <w:right w:val="single" w:sz="1" w:space="0" w:color="AAAAAA"/>
+            </w:tcBorders>
+            <w:tcMar>
+              <w:top w:w="80" w:type="dxa"/>
+              <w:left w:w="120" w:type="dxa"/>
+              <w:bottom w:w="80" w:type="dxa"/>
+              <w:right w:w="120" w:type="dxa"/>
+            </w:tcMar>
+          </w:tcPr>
+          <w:p>
+            <w:pPr>
+              <w:spacing w:after="0" w:line="240" w:lineRule="auto"/>
+              <w:rPr>
+                <w:rFonts w:ascii="Times New Roman" w:hAnsi="Times New Roman" w:cs="Times New Roman"/>
+                <w:sz w:val="28"/>
+                <w:szCs w:val="28"/>
+              </w:rPr>
+            </w:pPr>
+            <w:r>
+              <w:rPr>
+                <w:rFonts w:ascii="Times New Roman" w:hAnsi="Times New Roman" w:cs="Times New Roman"/>
+                <w:sz w:val="28"/>
+                <w:szCs w:val="28"/>
+              </w:rPr>
+              <w:t>Запрашиваемая запись не найдена в базе данных.</w:t>
+            </w:r>
+          </w:p>
+        </w:tc>
+      </w:tr>
+      <w:tr>
+        <w:tc>
+          <w:tcPr>
+            <w:tcW w:w="2200" w:type="dxa"/>
+            <w:tcBorders>
+              <w:top w:val="single" w:sz="1" w:space="0" w:color="AAAAAA"/>
+              <w:left w:val="single" w:sz="1" w:space="0" w:color="AAAAAA"/>
+              <w:bottom w:val="single" w:sz="1" w:space="0" w:color="AAAAAA"/>
+              <w:right w:val="single" w:sz="1" w:space="0" w:color="AAAAAA"/>
+            </w:tcBorders>
+            <w:tcMar>
+              <w:top w:w="80" w:type="dxa"/>
+              <w:left w:w="120" w:type="dxa"/>
+              <w:bottom w:w="80" w:type="dxa"/>
+              <w:right w:w="120" w:type="dxa"/>
+            </w:tcMar>
+          </w:tcPr>
+          <w:p>
+            <w:pPr>
+              <w:spacing w:after="0" w:line="240" w:lineRule="auto"/>
+              <w:rPr>
+                <w:rFonts w:ascii="Times New Roman" w:hAnsi="Times New Roman" w:cs="Times New Roman"/>
+                <w:sz w:val="28"/>
+                <w:szCs w:val="28"/>
+              </w:rPr>
+            </w:pPr>
+            <w:r>
+              <w:rPr>
+                <w:rFonts w:ascii="Times New Roman" w:hAnsi="Times New Roman" w:cs="Times New Roman"/>
+                <w:sz w:val="28"/>
+                <w:szCs w:val="28"/>
+              </w:rPr>
+              <w:t>409</w:t>
+            </w:r>
+          </w:p>
+        </w:tc>
+        <w:tc>
+          <w:tcPr>
+            <w:tcW w:w="4800" w:type="dxa"/>
+            <w:tcBorders>
+              <w:top w:val="single" w:sz="1" w:space="0" w:color="AAAAAA"/>
+              <w:left w:val="single" w:sz="1" w:space="0" w:color="AAAAAA"/>
+              <w:bottom w:val="single" w:sz="1" w:space="0" w:color="AAAAAA"/>
+              <w:right w:val="single" w:sz="1" w:space="0" w:color="AAAAAA"/>
+            </w:tcBorders>
+            <w:tcMar>
+              <w:top w:w="80" w:type="dxa"/>
+              <w:left w:w="120" w:type="dxa"/>
+              <w:bottom w:w="80" w:type="dxa"/>
+              <w:right w:w="120" w:type="dxa"/>
+            </w:tcMar>
+          </w:tcPr>
+          <w:p>
+            <w:pPr>
+              <w:spacing w:after="0" w:line="240" w:lineRule="auto"/>
+              <w:rPr>
+                <w:rFonts w:ascii="Times New Roman" w:hAnsi="Times New Roman" w:cs="Times New Roman"/>
+                <w:sz w:val="28"/>
+                <w:szCs w:val="28"/>
+              </w:rPr>
+            </w:pPr>
+            <w:proofErr w:type="spellStart"/>
+            <w:r>
+              <w:rPr>
+                <w:rFonts w:ascii="Times New Roman" w:hAnsi="Times New Roman" w:cs="Times New Roman"/>
+                <w:sz w:val="28"/>
+                <w:szCs w:val="28"/>
+              </w:rPr>
+              <w:t>Conflict</w:t>
+            </w:r>
+            <w:proofErr w:type="spellEnd"/>
+          </w:p>
+        </w:tc>
+        <w:tc>
+          <w:tcPr>
+            <w:tcW w:w="2360" w:type="dxa"/>
+            <w:tcBorders>
+              <w:top w:val="single" w:sz="1" w:space="0" w:color="AAAAAA"/>
+              <w:left w:val="single" w:sz="1" w:space="0" w:color="AAAAAA"/>
+              <w:bottom w:val="single" w:sz="1" w:space="0" w:color="AAAAAA"/>
+              <w:right w:val="single" w:sz="1" w:space="0" w:color="AAAAAA"/>
+            </w:tcBorders>
+            <w:tcMar>
+              <w:top w:w="80" w:type="dxa"/>
+              <w:left w:w="120" w:type="dxa"/>
+              <w:bottom w:w="80" w:type="dxa"/>
+              <w:right w:w="120" w:type="dxa"/>
+            </w:tcMar>
+          </w:tcPr>
+          <w:p>
+            <w:pPr>
+              <w:spacing w:after="0" w:line="240" w:lineRule="auto"/>
+              <w:rPr>
+                <w:rFonts w:ascii="Times New Roman" w:hAnsi="Times New Roman" w:cs="Times New Roman"/>
+                <w:sz w:val="28"/>
+                <w:szCs w:val="28"/>
+              </w:rPr>
+            </w:pPr>
+            <w:r>
+              <w:rPr>
+                <w:rFonts w:ascii="Times New Roman" w:hAnsi="Times New Roman" w:cs="Times New Roman"/>
+                <w:sz w:val="28"/>
+                <w:szCs w:val="28"/>
+              </w:rPr>
+              <w:t>Конфликт данных. Например, логин уже занят другим пользователем.</w:t>
+            </w:r>
+          </w:p>
+        </w:tc>
+      </w:tr>
+      <w:tr>
+        <w:tc>
+          <w:tcPr>
+            <w:tcW w:w="2200" w:type="dxa"/>
+            <w:tcBorders>
+              <w:top w:val="single" w:sz="1" w:space="0" w:color="AAAAAA"/>
+              <w:left w:val="single" w:sz="1" w:space="0" w:color="AAAAAA"/>
+              <w:bottom w:val="single" w:sz="1" w:space="0" w:color="AAAAAA"/>
+              <w:right w:val="single" w:sz="1" w:space="0" w:color="AAAAAA"/>
+            </w:tcBorders>
+            <w:tcMar>
+              <w:top w:w="80" w:type="dxa"/>
+              <w:left w:w="120" w:type="dxa"/>
+              <w:bottom w:w="80" w:type="dxa"/>
+              <w:right w:w="120" w:type="dxa"/>
+            </w:tcMar>
+          </w:tcPr>
+          <w:p>
+            <w:pPr>
+              <w:spacing w:after="0" w:line="240" w:lineRule="auto"/>
+              <w:rPr>
+                <w:rFonts w:ascii="Times New Roman" w:hAnsi="Times New Roman" w:cs="Times New Roman"/>
+                <w:sz w:val="28"/>
+                <w:szCs w:val="28"/>
+              </w:rPr>
+            </w:pPr>
+            <w:r>
+              <w:rPr>
+                <w:rFonts w:ascii="Times New Roman" w:hAnsi="Times New Roman" w:cs="Times New Roman"/>
+                <w:sz w:val="28"/>
+                <w:szCs w:val="28"/>
+              </w:rPr>
+              <w:t>500</w:t>
+            </w:r>
+          </w:p>
+        </w:tc>
+        <w:tc>
+          <w:tcPr>
+            <w:tcW w:w="4800" w:type="dxa"/>
+            <w:tcBorders>
+              <w:top w:val="single" w:sz="1" w:space="0" w:color="AAAAAA"/>
+              <w:left w:val="single" w:sz="1" w:space="0" w:color="AAAAAA"/>
+              <w:bottom w:val="single" w:sz="1" w:space="0" w:color="AAAAAA"/>
+              <w:right w:val="single" w:sz="1" w:space="0" w:color="AAAAAA"/>
+            </w:tcBorders>
+            <w:tcMar>
+              <w:top w:w="80" w:type="dxa"/>
+              <w:left w:w="120" w:type="dxa"/>
+              <w:bottom w:w="80" w:type="dxa"/>
+              <w:right w:w="120" w:type="dxa"/>
+            </w:tcMar>
+          </w:tcPr>
+          <w:p>
+            <w:pPr>
+              <w:spacing w:after="0" w:line="240" w:lineRule="auto"/>
+              <w:rPr>
+                <w:rFonts w:ascii="Times New Roman" w:hAnsi="Times New Roman" w:cs="Times New Roman"/>
+                <w:sz w:val="28"/>
+                <w:szCs w:val="28"/>
+              </w:rPr>
+            </w:pPr>
+            <w:proofErr w:type="spellStart"/>
+            <w:r>
+              <w:rPr>
+                <w:rFonts w:ascii="Times New Roman" w:hAnsi="Times New Roman" w:cs="Times New Roman"/>
+                <w:sz w:val="28"/>
+                <w:szCs w:val="28"/>
+              </w:rPr>
+              <w:t>Internal</w:t>
+            </w:r>
+            <w:proofErr w:type="spellEnd"/>
+            <w:r>
+              <w:rPr>
+                <w:rFonts w:ascii="Times New Roman" w:hAnsi="Times New Roman" w:cs="Times New Roman"/>
+                <w:sz w:val="28"/>
+                <w:szCs w:val="28"/>
+              </w:rPr>
+              <w:t xml:space="preserve"> Server </w:t>
+            </w:r>
+            <w:proofErr w:type="spellStart"/>
+            <w:r>
+              <w:rPr>
+                <w:rFonts w:ascii="Times New Roman" w:hAnsi="Times New Roman" w:cs="Times New Roman"/>
+                <w:sz w:val="28"/>
+                <w:szCs w:val="28"/>
+              </w:rPr>
+              <w:t>Error</w:t>
+            </w:r>
+            <w:proofErr w:type="spellEnd"/>
+          </w:p>
+        </w:tc>
+        <w:tc>
+          <w:tcPr>
+            <w:tcW w:w="2360" w:type="dxa"/>
+            <w:tcBorders>
+              <w:top w:val="single" w:sz="1" w:space="0" w:color="AAAAAA"/>
+              <w:left w:val="single" w:sz="1" w:space="0" w:color="AAAAAA"/>
+              <w:bottom w:val="single" w:sz="1" w:space="0" w:color="AAAAAA"/>
+              <w:right w:val="single" w:sz="1" w:space="0" w:color="AAAAAA"/>
+            </w:tcBorders>
+            <w:tcMar>
+              <w:top w:w="80" w:type="dxa"/>
+              <w:left w:w="120" w:type="dxa"/>
+              <w:bottom w:w="80" w:type="dxa"/>
+              <w:right w:w="120" w:type="dxa"/>
+            </w:tcMar>
+          </w:tcPr>
+          <w:p>
+            <w:pPr>
+              <w:spacing w:after="0" w:line="240" w:lineRule="auto"/>
               <w:rPr>
                 <w:rFonts w:ascii="Times New Roman" w:hAnsi="Times New Roman" w:cs="Times New Roman"/>
                 <w:sz w:val="28"/>
@@ -3213,7 +4413,6 @@
       <w:pPr>
         <w:spacing w:after="0" w:line="240" w:lineRule="auto"/>
         <w:ind w:firstLine="851"/>
-        <w:jc w:val="both"/>
         <w:rPr>
           <w:rFonts w:ascii="Times New Roman" w:hAnsi="Times New Roman" w:cs="Times New Roman"/>
           <w:sz w:val="28"/>
@@ -3238,7 +4437,6 @@
           <w:sz w:val="28"/>
           <w:szCs w:val="28"/>
         </w:rPr>
-        <w:lastRenderedPageBreak/>
         <w:t>Пользовательские уведомления отображаются в виде модальных окон трёх типов:</w:t>
       </w:r>
     </w:p>
@@ -3246,89 +4444,89 @@
       <w:pPr>
         <w:numPr>
           <w:ilvl w:val="0"/>
-          <w:numId w:val="9"/>
+          <w:numId w:val="11"/>
         </w:numPr>
         <w:spacing w:after="0" w:line="240" w:lineRule="auto"/>
-        <w:ind w:firstLine="851"/>
-        <w:jc w:val="both"/>
-        <w:rPr>
-          <w:rFonts w:ascii="Times New Roman" w:hAnsi="Times New Roman" w:cs="Times New Roman"/>
-          <w:sz w:val="28"/>
-          <w:szCs w:val="28"/>
-        </w:rPr>
-      </w:pPr>
-      <w:r>
-        <w:rPr>
-          <w:rFonts w:ascii="Times New Roman" w:hAnsi="Times New Roman" w:cs="Times New Roman"/>
-          <w:sz w:val="28"/>
-          <w:szCs w:val="28"/>
-        </w:rPr>
-        <w:t xml:space="preserve">Информация (синяя иконка) </w:t>
-      </w:r>
-      <w:r>
-        <w:rPr>
-          <w:rFonts w:ascii="Times New Roman" w:hAnsi="Times New Roman" w:cs="Times New Roman"/>
-          <w:sz w:val="28"/>
-          <w:szCs w:val="28"/>
-        </w:rPr>
-        <w:t>–</w:t>
-      </w:r>
-      <w:r>
-        <w:rPr>
-          <w:rFonts w:ascii="Times New Roman" w:hAnsi="Times New Roman" w:cs="Times New Roman"/>
-          <w:sz w:val="28"/>
-          <w:szCs w:val="28"/>
-        </w:rPr>
-        <w:t xml:space="preserve"> подтверждение успешно выполненных действий;</w:t>
+        <w:ind w:left="0" w:firstLine="851"/>
+        <w:jc w:val="both"/>
+        <w:rPr>
+          <w:rFonts w:ascii="Times New Roman" w:hAnsi="Times New Roman" w:cs="Times New Roman"/>
+          <w:sz w:val="28"/>
+          <w:szCs w:val="28"/>
+        </w:rPr>
+      </w:pPr>
+      <w:r>
+        <w:rPr>
+          <w:rFonts w:ascii="Times New Roman" w:hAnsi="Times New Roman" w:cs="Times New Roman"/>
+          <w:sz w:val="28"/>
+          <w:szCs w:val="28"/>
+        </w:rPr>
+        <w:t>Информация (синяя иконка) — подтверждение успешно выполненных действий;</w:t>
       </w:r>
     </w:p>
     <w:p>
       <w:pPr>
         <w:numPr>
           <w:ilvl w:val="0"/>
-          <w:numId w:val="9"/>
+          <w:numId w:val="11"/>
         </w:numPr>
         <w:spacing w:after="0" w:line="240" w:lineRule="auto"/>
-        <w:ind w:firstLine="851"/>
-        <w:jc w:val="both"/>
-        <w:rPr>
-          <w:rFonts w:ascii="Times New Roman" w:hAnsi="Times New Roman" w:cs="Times New Roman"/>
-          <w:sz w:val="28"/>
-          <w:szCs w:val="28"/>
-        </w:rPr>
-      </w:pPr>
-      <w:r>
-        <w:rPr>
-          <w:rFonts w:ascii="Times New Roman" w:hAnsi="Times New Roman" w:cs="Times New Roman"/>
-          <w:sz w:val="28"/>
-          <w:szCs w:val="28"/>
-        </w:rPr>
-        <w:t xml:space="preserve">Предупреждение (жёлтая иконка) </w:t>
-      </w:r>
-      <w:r>
-        <w:rPr>
-          <w:rFonts w:ascii="Times New Roman" w:hAnsi="Times New Roman" w:cs="Times New Roman"/>
-          <w:sz w:val="28"/>
-          <w:szCs w:val="28"/>
-        </w:rPr>
-        <w:t>–</w:t>
-      </w:r>
-      <w:r>
-        <w:rPr>
-          <w:rFonts w:ascii="Times New Roman" w:hAnsi="Times New Roman" w:cs="Times New Roman"/>
-          <w:sz w:val="28"/>
-          <w:szCs w:val="28"/>
-        </w:rPr>
-        <w:t xml:space="preserve"> запрос подтверждения перед необратимыми операциями;</w:t>
+        <w:ind w:left="0" w:firstLine="851"/>
+        <w:jc w:val="both"/>
+        <w:rPr>
+          <w:rFonts w:ascii="Times New Roman" w:hAnsi="Times New Roman" w:cs="Times New Roman"/>
+          <w:sz w:val="28"/>
+          <w:szCs w:val="28"/>
+        </w:rPr>
+      </w:pPr>
+      <w:r>
+        <w:rPr>
+          <w:rFonts w:ascii="Times New Roman" w:hAnsi="Times New Roman" w:cs="Times New Roman"/>
+          <w:sz w:val="28"/>
+          <w:szCs w:val="28"/>
+        </w:rPr>
+        <w:t>Предупреждение (жёлтая иконка) — запрос подтверждения перед необратимыми операциями;</w:t>
       </w:r>
     </w:p>
     <w:p>
       <w:pPr>
         <w:numPr>
           <w:ilvl w:val="0"/>
-          <w:numId w:val="9"/>
+          <w:numId w:val="11"/>
         </w:numPr>
         <w:spacing w:after="0" w:line="240" w:lineRule="auto"/>
+        <w:ind w:left="0" w:firstLine="851"/>
+        <w:jc w:val="both"/>
+        <w:rPr>
+          <w:rFonts w:ascii="Times New Roman" w:hAnsi="Times New Roman" w:cs="Times New Roman"/>
+          <w:sz w:val="28"/>
+          <w:szCs w:val="28"/>
+        </w:rPr>
+      </w:pPr>
+      <w:r>
+        <w:rPr>
+          <w:rFonts w:ascii="Times New Roman" w:hAnsi="Times New Roman" w:cs="Times New Roman"/>
+          <w:sz w:val="28"/>
+          <w:szCs w:val="28"/>
+        </w:rPr>
+        <w:t>Ошибка (красная иконка) — сообщение об ошибке с описанием причины и рекомендациями по исправлению.</w:t>
+      </w:r>
+    </w:p>
+    <w:p>
+      <w:pPr>
+        <w:spacing w:after="0" w:line="240" w:lineRule="auto"/>
+        <w:ind w:left="851"/>
+        <w:jc w:val="both"/>
+        <w:rPr>
+          <w:rFonts w:ascii="Times New Roman" w:hAnsi="Times New Roman" w:cs="Times New Roman"/>
+          <w:sz w:val="28"/>
+          <w:szCs w:val="28"/>
+        </w:rPr>
+      </w:pPr>
+    </w:p>
+    <w:p>
+      <w:pPr>
+        <w:spacing w:after="0" w:line="240" w:lineRule="auto"/>
         <w:ind w:firstLine="851"/>
         <w:jc w:val="both"/>
         <w:rPr>
@@ -3343,23 +4541,7 @@
           <w:sz w:val="28"/>
           <w:szCs w:val="28"/>
         </w:rPr>
-        <w:t xml:space="preserve">Ошибка (красная иконка) </w:t>
-      </w:r>
-      <w:r>
-        <w:rPr>
-          <w:rFonts w:ascii="Times New Roman" w:hAnsi="Times New Roman" w:cs="Times New Roman"/>
-          <w:sz w:val="28"/>
-          <w:szCs w:val="28"/>
-        </w:rPr>
-        <w:t>–</w:t>
-      </w:r>
-      <w:r>
-        <w:rPr>
-          <w:rFonts w:ascii="Times New Roman" w:hAnsi="Times New Roman" w:cs="Times New Roman"/>
-          <w:sz w:val="28"/>
-          <w:szCs w:val="28"/>
-        </w:rPr>
-        <w:t xml:space="preserve"> сообщение об ошибке с описанием причины и рекомендациями по исправлению.</w:t>
+        <w:t>8 Описание API-интерфейса</w:t>
       </w:r>
     </w:p>
     <w:p>
@@ -3371,14 +4553,3323 @@
           <w:rFonts w:ascii="Times New Roman" w:hAnsi="Times New Roman" w:cs="Times New Roman"/>
           <w:sz w:val="28"/>
           <w:szCs w:val="28"/>
+        </w:rPr>
+      </w:pPr>
+      <w:r>
+        <w:rPr>
+          <w:rFonts w:ascii="Times New Roman" w:hAnsi="Times New Roman" w:cs="Times New Roman"/>
+          <w:sz w:val="28"/>
+          <w:szCs w:val="28"/>
+        </w:rPr>
+        <w:t>Взаимодействие клиентской части с сервером осуществляется через REST API. Все запросы и ответы используют формат JSON.</w:t>
+      </w:r>
+    </w:p>
+    <w:p>
+      <w:pPr>
+        <w:spacing w:after="0" w:line="240" w:lineRule="auto"/>
+        <w:ind w:firstLine="851"/>
+        <w:rPr>
+          <w:rFonts w:ascii="Times New Roman" w:hAnsi="Times New Roman" w:cs="Times New Roman"/>
+          <w:sz w:val="28"/>
+          <w:szCs w:val="28"/>
+        </w:rPr>
+      </w:pPr>
+    </w:p>
+    <w:p>
+      <w:pPr>
+        <w:spacing w:after="0" w:line="240" w:lineRule="auto"/>
+        <w:rPr>
+          <w:rFonts w:ascii="Times New Roman" w:hAnsi="Times New Roman" w:cs="Times New Roman"/>
+          <w:sz w:val="28"/>
+          <w:szCs w:val="28"/>
+        </w:rPr>
+      </w:pPr>
+      <w:r>
+        <w:rPr>
+          <w:rFonts w:ascii="Times New Roman" w:hAnsi="Times New Roman" w:cs="Times New Roman"/>
+          <w:sz w:val="28"/>
+          <w:szCs w:val="28"/>
+        </w:rPr>
+        <w:t xml:space="preserve">Таблица 2 — Основные </w:t>
+      </w:r>
+      <w:proofErr w:type="spellStart"/>
+      <w:r>
+        <w:rPr>
+          <w:rFonts w:ascii="Times New Roman" w:hAnsi="Times New Roman" w:cs="Times New Roman"/>
+          <w:sz w:val="28"/>
+          <w:szCs w:val="28"/>
+        </w:rPr>
+        <w:t>эндпоинты</w:t>
+      </w:r>
+      <w:proofErr w:type="spellEnd"/>
+      <w:r>
+        <w:rPr>
+          <w:rFonts w:ascii="Times New Roman" w:hAnsi="Times New Roman" w:cs="Times New Roman"/>
+          <w:sz w:val="28"/>
+          <w:szCs w:val="28"/>
+        </w:rPr>
+        <w:t xml:space="preserve"> API</w:t>
+      </w:r>
+    </w:p>
+    <w:tbl>
+      <w:tblPr>
+        <w:tblW w:w="9360" w:type="dxa"/>
+        <w:tblBorders>
+          <w:top w:val="single" w:sz="4" w:space="0" w:color="auto"/>
+          <w:left w:val="single" w:sz="4" w:space="0" w:color="auto"/>
+          <w:bottom w:val="single" w:sz="4" w:space="0" w:color="auto"/>
+          <w:right w:val="single" w:sz="4" w:space="0" w:color="auto"/>
+          <w:insideH w:val="single" w:sz="4" w:space="0" w:color="auto"/>
+          <w:insideV w:val="single" w:sz="4" w:space="0" w:color="auto"/>
+        </w:tblBorders>
+        <w:tblCellMar>
+          <w:left w:w="10" w:type="dxa"/>
+          <w:right w:w="10" w:type="dxa"/>
+        </w:tblCellMar>
+        <w:tblLook w:val="04A0" w:firstRow="1" w:lastRow="0" w:firstColumn="1" w:lastColumn="0" w:noHBand="0" w:noVBand="1"/>
+      </w:tblPr>
+      <w:tblGrid>
+        <w:gridCol w:w="3013"/>
+        <w:gridCol w:w="3036"/>
+        <w:gridCol w:w="3311"/>
+      </w:tblGrid>
+      <w:tr>
+        <w:tc>
+          <w:tcPr>
+            <w:tcW w:w="2200" w:type="dxa"/>
+            <w:tcBorders>
+              <w:top w:val="single" w:sz="1" w:space="0" w:color="AAAAAA"/>
+              <w:left w:val="single" w:sz="1" w:space="0" w:color="AAAAAA"/>
+              <w:bottom w:val="single" w:sz="1" w:space="0" w:color="AAAAAA"/>
+              <w:right w:val="single" w:sz="1" w:space="0" w:color="AAAAAA"/>
+            </w:tcBorders>
+            <w:tcMar>
+              <w:top w:w="80" w:type="dxa"/>
+              <w:left w:w="120" w:type="dxa"/>
+              <w:bottom w:w="80" w:type="dxa"/>
+              <w:right w:w="120" w:type="dxa"/>
+            </w:tcMar>
+          </w:tcPr>
+          <w:p>
+            <w:pPr>
+              <w:spacing w:after="0" w:line="240" w:lineRule="auto"/>
+              <w:rPr>
+                <w:rFonts w:ascii="Times New Roman" w:hAnsi="Times New Roman" w:cs="Times New Roman"/>
+                <w:sz w:val="28"/>
+                <w:szCs w:val="28"/>
+              </w:rPr>
+            </w:pPr>
+            <w:r>
+              <w:rPr>
+                <w:rFonts w:ascii="Times New Roman" w:hAnsi="Times New Roman" w:cs="Times New Roman"/>
+                <w:sz w:val="28"/>
+                <w:szCs w:val="28"/>
+              </w:rPr>
+              <w:t>Метод / URL</w:t>
+            </w:r>
+          </w:p>
+        </w:tc>
+        <w:tc>
+          <w:tcPr>
+            <w:tcW w:w="4800" w:type="dxa"/>
+            <w:tcBorders>
+              <w:top w:val="single" w:sz="1" w:space="0" w:color="AAAAAA"/>
+              <w:left w:val="single" w:sz="1" w:space="0" w:color="AAAAAA"/>
+              <w:bottom w:val="single" w:sz="1" w:space="0" w:color="AAAAAA"/>
+              <w:right w:val="single" w:sz="1" w:space="0" w:color="AAAAAA"/>
+            </w:tcBorders>
+            <w:tcMar>
+              <w:top w:w="80" w:type="dxa"/>
+              <w:left w:w="120" w:type="dxa"/>
+              <w:bottom w:w="80" w:type="dxa"/>
+              <w:right w:w="120" w:type="dxa"/>
+            </w:tcMar>
+          </w:tcPr>
+          <w:p>
+            <w:pPr>
+              <w:spacing w:after="0" w:line="240" w:lineRule="auto"/>
+              <w:rPr>
+                <w:rFonts w:ascii="Times New Roman" w:hAnsi="Times New Roman" w:cs="Times New Roman"/>
+                <w:sz w:val="28"/>
+                <w:szCs w:val="28"/>
+              </w:rPr>
+            </w:pPr>
+            <w:r>
+              <w:rPr>
+                <w:rFonts w:ascii="Times New Roman" w:hAnsi="Times New Roman" w:cs="Times New Roman"/>
+                <w:sz w:val="28"/>
+                <w:szCs w:val="28"/>
+              </w:rPr>
+              <w:t>Назначение</w:t>
+            </w:r>
+          </w:p>
+        </w:tc>
+        <w:tc>
+          <w:tcPr>
+            <w:tcW w:w="2360" w:type="dxa"/>
+            <w:tcBorders>
+              <w:top w:val="single" w:sz="1" w:space="0" w:color="AAAAAA"/>
+              <w:left w:val="single" w:sz="1" w:space="0" w:color="AAAAAA"/>
+              <w:bottom w:val="single" w:sz="1" w:space="0" w:color="AAAAAA"/>
+              <w:right w:val="single" w:sz="1" w:space="0" w:color="AAAAAA"/>
+            </w:tcBorders>
+            <w:tcMar>
+              <w:top w:w="80" w:type="dxa"/>
+              <w:left w:w="120" w:type="dxa"/>
+              <w:bottom w:w="80" w:type="dxa"/>
+              <w:right w:w="120" w:type="dxa"/>
+            </w:tcMar>
+          </w:tcPr>
+          <w:p>
+            <w:pPr>
+              <w:spacing w:after="0" w:line="240" w:lineRule="auto"/>
+              <w:rPr>
+                <w:rFonts w:ascii="Times New Roman" w:hAnsi="Times New Roman" w:cs="Times New Roman"/>
+                <w:sz w:val="28"/>
+                <w:szCs w:val="28"/>
+              </w:rPr>
+            </w:pPr>
+            <w:r>
+              <w:rPr>
+                <w:rFonts w:ascii="Times New Roman" w:hAnsi="Times New Roman" w:cs="Times New Roman"/>
+                <w:sz w:val="28"/>
+                <w:szCs w:val="28"/>
+              </w:rPr>
+              <w:t>Примечания</w:t>
+            </w:r>
+          </w:p>
+        </w:tc>
+      </w:tr>
+      <w:tr>
+        <w:tc>
+          <w:tcPr>
+            <w:tcW w:w="2200" w:type="dxa"/>
+            <w:tcBorders>
+              <w:top w:val="single" w:sz="1" w:space="0" w:color="AAAAAA"/>
+              <w:left w:val="single" w:sz="1" w:space="0" w:color="AAAAAA"/>
+              <w:bottom w:val="single" w:sz="1" w:space="0" w:color="AAAAAA"/>
+              <w:right w:val="single" w:sz="1" w:space="0" w:color="AAAAAA"/>
+            </w:tcBorders>
+            <w:tcMar>
+              <w:top w:w="80" w:type="dxa"/>
+              <w:left w:w="120" w:type="dxa"/>
+              <w:bottom w:w="80" w:type="dxa"/>
+              <w:right w:w="120" w:type="dxa"/>
+            </w:tcMar>
+          </w:tcPr>
+          <w:p>
+            <w:pPr>
+              <w:spacing w:after="0" w:line="240" w:lineRule="auto"/>
+              <w:rPr>
+                <w:rFonts w:ascii="Times New Roman" w:hAnsi="Times New Roman" w:cs="Times New Roman"/>
+                <w:sz w:val="28"/>
+                <w:szCs w:val="28"/>
+              </w:rPr>
+            </w:pPr>
+            <w:r>
+              <w:rPr>
+                <w:rFonts w:ascii="Times New Roman" w:hAnsi="Times New Roman" w:cs="Times New Roman"/>
+                <w:sz w:val="28"/>
+                <w:szCs w:val="28"/>
+              </w:rPr>
+              <w:t>POST /</w:t>
+            </w:r>
+            <w:proofErr w:type="spellStart"/>
+            <w:r>
+              <w:rPr>
+                <w:rFonts w:ascii="Times New Roman" w:hAnsi="Times New Roman" w:cs="Times New Roman"/>
+                <w:sz w:val="28"/>
+                <w:szCs w:val="28"/>
+              </w:rPr>
+              <w:t>api</w:t>
+            </w:r>
+            <w:proofErr w:type="spellEnd"/>
+            <w:r>
+              <w:rPr>
+                <w:rFonts w:ascii="Times New Roman" w:hAnsi="Times New Roman" w:cs="Times New Roman"/>
+                <w:sz w:val="28"/>
+                <w:szCs w:val="28"/>
+              </w:rPr>
+              <w:t>/</w:t>
+            </w:r>
+            <w:proofErr w:type="spellStart"/>
+            <w:r>
+              <w:rPr>
+                <w:rFonts w:ascii="Times New Roman" w:hAnsi="Times New Roman" w:cs="Times New Roman"/>
+                <w:sz w:val="28"/>
+                <w:szCs w:val="28"/>
+              </w:rPr>
+              <w:t>login</w:t>
+            </w:r>
+            <w:proofErr w:type="spellEnd"/>
+          </w:p>
+        </w:tc>
+        <w:tc>
+          <w:tcPr>
+            <w:tcW w:w="4800" w:type="dxa"/>
+            <w:tcBorders>
+              <w:top w:val="single" w:sz="1" w:space="0" w:color="AAAAAA"/>
+              <w:left w:val="single" w:sz="1" w:space="0" w:color="AAAAAA"/>
+              <w:bottom w:val="single" w:sz="1" w:space="0" w:color="AAAAAA"/>
+              <w:right w:val="single" w:sz="1" w:space="0" w:color="AAAAAA"/>
+            </w:tcBorders>
+            <w:tcMar>
+              <w:top w:w="80" w:type="dxa"/>
+              <w:left w:w="120" w:type="dxa"/>
+              <w:bottom w:w="80" w:type="dxa"/>
+              <w:right w:w="120" w:type="dxa"/>
+            </w:tcMar>
+          </w:tcPr>
+          <w:p>
+            <w:pPr>
+              <w:spacing w:after="0" w:line="240" w:lineRule="auto"/>
+              <w:rPr>
+                <w:rFonts w:ascii="Times New Roman" w:hAnsi="Times New Roman" w:cs="Times New Roman"/>
+                <w:sz w:val="28"/>
+                <w:szCs w:val="28"/>
+              </w:rPr>
+            </w:pPr>
+            <w:r>
+              <w:rPr>
+                <w:rFonts w:ascii="Times New Roman" w:hAnsi="Times New Roman" w:cs="Times New Roman"/>
+                <w:sz w:val="28"/>
+                <w:szCs w:val="28"/>
+              </w:rPr>
+              <w:t>Авторизация пользователя</w:t>
+            </w:r>
+          </w:p>
+        </w:tc>
+        <w:tc>
+          <w:tcPr>
+            <w:tcW w:w="2360" w:type="dxa"/>
+            <w:tcBorders>
+              <w:top w:val="single" w:sz="1" w:space="0" w:color="AAAAAA"/>
+              <w:left w:val="single" w:sz="1" w:space="0" w:color="AAAAAA"/>
+              <w:bottom w:val="single" w:sz="1" w:space="0" w:color="AAAAAA"/>
+              <w:right w:val="single" w:sz="1" w:space="0" w:color="AAAAAA"/>
+            </w:tcBorders>
+            <w:tcMar>
+              <w:top w:w="80" w:type="dxa"/>
+              <w:left w:w="120" w:type="dxa"/>
+              <w:bottom w:w="80" w:type="dxa"/>
+              <w:right w:w="120" w:type="dxa"/>
+            </w:tcMar>
+          </w:tcPr>
+          <w:p>
+            <w:pPr>
+              <w:spacing w:after="0" w:line="240" w:lineRule="auto"/>
+              <w:rPr>
+                <w:rFonts w:ascii="Times New Roman" w:hAnsi="Times New Roman" w:cs="Times New Roman"/>
+                <w:sz w:val="28"/>
+                <w:szCs w:val="28"/>
+              </w:rPr>
+            </w:pPr>
+            <w:r>
+              <w:rPr>
+                <w:rFonts w:ascii="Times New Roman" w:hAnsi="Times New Roman" w:cs="Times New Roman"/>
+                <w:sz w:val="28"/>
+                <w:szCs w:val="28"/>
+              </w:rPr>
+              <w:t>Возвращает данные пользователя, устанавливает куки.</w:t>
+            </w:r>
+          </w:p>
+        </w:tc>
+      </w:tr>
+      <w:tr>
+        <w:tc>
+          <w:tcPr>
+            <w:tcW w:w="2200" w:type="dxa"/>
+            <w:tcBorders>
+              <w:top w:val="single" w:sz="1" w:space="0" w:color="AAAAAA"/>
+              <w:left w:val="single" w:sz="1" w:space="0" w:color="AAAAAA"/>
+              <w:bottom w:val="single" w:sz="1" w:space="0" w:color="AAAAAA"/>
+              <w:right w:val="single" w:sz="1" w:space="0" w:color="AAAAAA"/>
+            </w:tcBorders>
+            <w:tcMar>
+              <w:top w:w="80" w:type="dxa"/>
+              <w:left w:w="120" w:type="dxa"/>
+              <w:bottom w:w="80" w:type="dxa"/>
+              <w:right w:w="120" w:type="dxa"/>
+            </w:tcMar>
+          </w:tcPr>
+          <w:p>
+            <w:pPr>
+              <w:spacing w:after="0" w:line="240" w:lineRule="auto"/>
+              <w:rPr>
+                <w:rFonts w:ascii="Times New Roman" w:hAnsi="Times New Roman" w:cs="Times New Roman"/>
+                <w:sz w:val="28"/>
+                <w:szCs w:val="28"/>
+              </w:rPr>
+            </w:pPr>
+            <w:r>
+              <w:rPr>
+                <w:rFonts w:ascii="Times New Roman" w:hAnsi="Times New Roman" w:cs="Times New Roman"/>
+                <w:sz w:val="28"/>
+                <w:szCs w:val="28"/>
+              </w:rPr>
+              <w:t>GET /</w:t>
+            </w:r>
+            <w:proofErr w:type="spellStart"/>
+            <w:r>
+              <w:rPr>
+                <w:rFonts w:ascii="Times New Roman" w:hAnsi="Times New Roman" w:cs="Times New Roman"/>
+                <w:sz w:val="28"/>
+                <w:szCs w:val="28"/>
+              </w:rPr>
+              <w:t>api</w:t>
+            </w:r>
+            <w:proofErr w:type="spellEnd"/>
+            <w:r>
+              <w:rPr>
+                <w:rFonts w:ascii="Times New Roman" w:hAnsi="Times New Roman" w:cs="Times New Roman"/>
+                <w:sz w:val="28"/>
+                <w:szCs w:val="28"/>
+              </w:rPr>
+              <w:t>/</w:t>
+            </w:r>
+            <w:proofErr w:type="spellStart"/>
+            <w:r>
+              <w:rPr>
+                <w:rFonts w:ascii="Times New Roman" w:hAnsi="Times New Roman" w:cs="Times New Roman"/>
+                <w:sz w:val="28"/>
+                <w:szCs w:val="28"/>
+              </w:rPr>
+              <w:t>logout</w:t>
+            </w:r>
+            <w:proofErr w:type="spellEnd"/>
+          </w:p>
+        </w:tc>
+        <w:tc>
+          <w:tcPr>
+            <w:tcW w:w="4800" w:type="dxa"/>
+            <w:tcBorders>
+              <w:top w:val="single" w:sz="1" w:space="0" w:color="AAAAAA"/>
+              <w:left w:val="single" w:sz="1" w:space="0" w:color="AAAAAA"/>
+              <w:bottom w:val="single" w:sz="1" w:space="0" w:color="AAAAAA"/>
+              <w:right w:val="single" w:sz="1" w:space="0" w:color="AAAAAA"/>
+            </w:tcBorders>
+            <w:tcMar>
+              <w:top w:w="80" w:type="dxa"/>
+              <w:left w:w="120" w:type="dxa"/>
+              <w:bottom w:w="80" w:type="dxa"/>
+              <w:right w:w="120" w:type="dxa"/>
+            </w:tcMar>
+          </w:tcPr>
+          <w:p>
+            <w:pPr>
+              <w:spacing w:after="0" w:line="240" w:lineRule="auto"/>
+              <w:rPr>
+                <w:rFonts w:ascii="Times New Roman" w:hAnsi="Times New Roman" w:cs="Times New Roman"/>
+                <w:sz w:val="28"/>
+                <w:szCs w:val="28"/>
+              </w:rPr>
+            </w:pPr>
+            <w:r>
+              <w:rPr>
+                <w:rFonts w:ascii="Times New Roman" w:hAnsi="Times New Roman" w:cs="Times New Roman"/>
+                <w:sz w:val="28"/>
+                <w:szCs w:val="28"/>
+              </w:rPr>
+              <w:t>Выход из системы</w:t>
+            </w:r>
+          </w:p>
+        </w:tc>
+        <w:tc>
+          <w:tcPr>
+            <w:tcW w:w="2360" w:type="dxa"/>
+            <w:tcBorders>
+              <w:top w:val="single" w:sz="1" w:space="0" w:color="AAAAAA"/>
+              <w:left w:val="single" w:sz="1" w:space="0" w:color="AAAAAA"/>
+              <w:bottom w:val="single" w:sz="1" w:space="0" w:color="AAAAAA"/>
+              <w:right w:val="single" w:sz="1" w:space="0" w:color="AAAAAA"/>
+            </w:tcBorders>
+            <w:tcMar>
+              <w:top w:w="80" w:type="dxa"/>
+              <w:left w:w="120" w:type="dxa"/>
+              <w:bottom w:w="80" w:type="dxa"/>
+              <w:right w:w="120" w:type="dxa"/>
+            </w:tcMar>
+          </w:tcPr>
+          <w:p>
+            <w:pPr>
+              <w:spacing w:after="0" w:line="240" w:lineRule="auto"/>
+              <w:rPr>
+                <w:rFonts w:ascii="Times New Roman" w:hAnsi="Times New Roman" w:cs="Times New Roman"/>
+                <w:sz w:val="28"/>
+                <w:szCs w:val="28"/>
+              </w:rPr>
+            </w:pPr>
+            <w:r>
+              <w:rPr>
+                <w:rFonts w:ascii="Times New Roman" w:hAnsi="Times New Roman" w:cs="Times New Roman"/>
+                <w:sz w:val="28"/>
+                <w:szCs w:val="28"/>
+              </w:rPr>
+              <w:t>Удаляет куки, перенаправляет на /</w:t>
+            </w:r>
+            <w:proofErr w:type="spellStart"/>
+            <w:r>
+              <w:rPr>
+                <w:rFonts w:ascii="Times New Roman" w:hAnsi="Times New Roman" w:cs="Times New Roman"/>
+                <w:sz w:val="28"/>
+                <w:szCs w:val="28"/>
+              </w:rPr>
+              <w:t>login</w:t>
+            </w:r>
+            <w:proofErr w:type="spellEnd"/>
+            <w:r>
+              <w:rPr>
+                <w:rFonts w:ascii="Times New Roman" w:hAnsi="Times New Roman" w:cs="Times New Roman"/>
+                <w:sz w:val="28"/>
+                <w:szCs w:val="28"/>
+              </w:rPr>
+              <w:t>.</w:t>
+            </w:r>
+          </w:p>
+        </w:tc>
+      </w:tr>
+      <w:tr>
+        <w:tc>
+          <w:tcPr>
+            <w:tcW w:w="2200" w:type="dxa"/>
+            <w:tcBorders>
+              <w:top w:val="single" w:sz="1" w:space="0" w:color="AAAAAA"/>
+              <w:left w:val="single" w:sz="1" w:space="0" w:color="AAAAAA"/>
+              <w:bottom w:val="single" w:sz="1" w:space="0" w:color="AAAAAA"/>
+              <w:right w:val="single" w:sz="1" w:space="0" w:color="AAAAAA"/>
+            </w:tcBorders>
+            <w:tcMar>
+              <w:top w:w="80" w:type="dxa"/>
+              <w:left w:w="120" w:type="dxa"/>
+              <w:bottom w:w="80" w:type="dxa"/>
+              <w:right w:w="120" w:type="dxa"/>
+            </w:tcMar>
+          </w:tcPr>
+          <w:p>
+            <w:pPr>
+              <w:spacing w:after="0" w:line="240" w:lineRule="auto"/>
+              <w:rPr>
+                <w:rFonts w:ascii="Times New Roman" w:hAnsi="Times New Roman" w:cs="Times New Roman"/>
+                <w:sz w:val="28"/>
+                <w:szCs w:val="28"/>
+              </w:rPr>
+            </w:pPr>
+            <w:r>
+              <w:rPr>
+                <w:rFonts w:ascii="Times New Roman" w:hAnsi="Times New Roman" w:cs="Times New Roman"/>
+                <w:sz w:val="28"/>
+                <w:szCs w:val="28"/>
+              </w:rPr>
+              <w:t>GET /</w:t>
+            </w:r>
+            <w:proofErr w:type="spellStart"/>
+            <w:r>
+              <w:rPr>
+                <w:rFonts w:ascii="Times New Roman" w:hAnsi="Times New Roman" w:cs="Times New Roman"/>
+                <w:sz w:val="28"/>
+                <w:szCs w:val="28"/>
+              </w:rPr>
+              <w:t>api</w:t>
+            </w:r>
+            <w:proofErr w:type="spellEnd"/>
+            <w:r>
+              <w:rPr>
+                <w:rFonts w:ascii="Times New Roman" w:hAnsi="Times New Roman" w:cs="Times New Roman"/>
+                <w:sz w:val="28"/>
+                <w:szCs w:val="28"/>
+              </w:rPr>
+              <w:t>/</w:t>
+            </w:r>
+            <w:proofErr w:type="spellStart"/>
+            <w:r>
+              <w:rPr>
+                <w:rFonts w:ascii="Times New Roman" w:hAnsi="Times New Roman" w:cs="Times New Roman"/>
+                <w:sz w:val="28"/>
+                <w:szCs w:val="28"/>
+              </w:rPr>
+              <w:t>me</w:t>
+            </w:r>
+            <w:proofErr w:type="spellEnd"/>
+          </w:p>
+        </w:tc>
+        <w:tc>
+          <w:tcPr>
+            <w:tcW w:w="4800" w:type="dxa"/>
+            <w:tcBorders>
+              <w:top w:val="single" w:sz="1" w:space="0" w:color="AAAAAA"/>
+              <w:left w:val="single" w:sz="1" w:space="0" w:color="AAAAAA"/>
+              <w:bottom w:val="single" w:sz="1" w:space="0" w:color="AAAAAA"/>
+              <w:right w:val="single" w:sz="1" w:space="0" w:color="AAAAAA"/>
+            </w:tcBorders>
+            <w:tcMar>
+              <w:top w:w="80" w:type="dxa"/>
+              <w:left w:w="120" w:type="dxa"/>
+              <w:bottom w:w="80" w:type="dxa"/>
+              <w:right w:w="120" w:type="dxa"/>
+            </w:tcMar>
+          </w:tcPr>
+          <w:p>
+            <w:pPr>
+              <w:spacing w:after="0" w:line="240" w:lineRule="auto"/>
+              <w:rPr>
+                <w:rFonts w:ascii="Times New Roman" w:hAnsi="Times New Roman" w:cs="Times New Roman"/>
+                <w:sz w:val="28"/>
+                <w:szCs w:val="28"/>
+              </w:rPr>
+            </w:pPr>
+            <w:r>
+              <w:rPr>
+                <w:rFonts w:ascii="Times New Roman" w:hAnsi="Times New Roman" w:cs="Times New Roman"/>
+                <w:sz w:val="28"/>
+                <w:szCs w:val="28"/>
+              </w:rPr>
+              <w:t>Получить текущего пользователя</w:t>
+            </w:r>
+          </w:p>
+        </w:tc>
+        <w:tc>
+          <w:tcPr>
+            <w:tcW w:w="2360" w:type="dxa"/>
+            <w:tcBorders>
+              <w:top w:val="single" w:sz="1" w:space="0" w:color="AAAAAA"/>
+              <w:left w:val="single" w:sz="1" w:space="0" w:color="AAAAAA"/>
+              <w:bottom w:val="single" w:sz="1" w:space="0" w:color="AAAAAA"/>
+              <w:right w:val="single" w:sz="1" w:space="0" w:color="AAAAAA"/>
+            </w:tcBorders>
+            <w:tcMar>
+              <w:top w:w="80" w:type="dxa"/>
+              <w:left w:w="120" w:type="dxa"/>
+              <w:bottom w:w="80" w:type="dxa"/>
+              <w:right w:w="120" w:type="dxa"/>
+            </w:tcMar>
+          </w:tcPr>
+          <w:p>
+            <w:pPr>
+              <w:spacing w:after="0" w:line="240" w:lineRule="auto"/>
+              <w:rPr>
+                <w:rFonts w:ascii="Times New Roman" w:hAnsi="Times New Roman" w:cs="Times New Roman"/>
+                <w:sz w:val="28"/>
+                <w:szCs w:val="28"/>
+              </w:rPr>
+            </w:pPr>
+            <w:r>
+              <w:rPr>
+                <w:rFonts w:ascii="Times New Roman" w:hAnsi="Times New Roman" w:cs="Times New Roman"/>
+                <w:sz w:val="28"/>
+                <w:szCs w:val="28"/>
+              </w:rPr>
+              <w:t>Требует аутентификации.</w:t>
+            </w:r>
+          </w:p>
+        </w:tc>
+      </w:tr>
+      <w:tr>
+        <w:tc>
+          <w:tcPr>
+            <w:tcW w:w="2200" w:type="dxa"/>
+            <w:tcBorders>
+              <w:top w:val="single" w:sz="1" w:space="0" w:color="AAAAAA"/>
+              <w:left w:val="single" w:sz="1" w:space="0" w:color="AAAAAA"/>
+              <w:bottom w:val="single" w:sz="1" w:space="0" w:color="AAAAAA"/>
+              <w:right w:val="single" w:sz="1" w:space="0" w:color="AAAAAA"/>
+            </w:tcBorders>
+            <w:tcMar>
+              <w:top w:w="80" w:type="dxa"/>
+              <w:left w:w="120" w:type="dxa"/>
+              <w:bottom w:w="80" w:type="dxa"/>
+              <w:right w:w="120" w:type="dxa"/>
+            </w:tcMar>
+          </w:tcPr>
+          <w:p>
+            <w:pPr>
+              <w:spacing w:after="0" w:line="240" w:lineRule="auto"/>
+              <w:rPr>
+                <w:rFonts w:ascii="Times New Roman" w:hAnsi="Times New Roman" w:cs="Times New Roman"/>
+                <w:sz w:val="28"/>
+                <w:szCs w:val="28"/>
+              </w:rPr>
+            </w:pPr>
+            <w:r>
+              <w:rPr>
+                <w:rFonts w:ascii="Times New Roman" w:hAnsi="Times New Roman" w:cs="Times New Roman"/>
+                <w:sz w:val="28"/>
+                <w:szCs w:val="28"/>
+              </w:rPr>
+              <w:lastRenderedPageBreak/>
+              <w:t>GET /</w:t>
+            </w:r>
+            <w:proofErr w:type="spellStart"/>
+            <w:r>
+              <w:rPr>
+                <w:rFonts w:ascii="Times New Roman" w:hAnsi="Times New Roman" w:cs="Times New Roman"/>
+                <w:sz w:val="28"/>
+                <w:szCs w:val="28"/>
+              </w:rPr>
+              <w:t>api</w:t>
+            </w:r>
+            <w:proofErr w:type="spellEnd"/>
+            <w:r>
+              <w:rPr>
+                <w:rFonts w:ascii="Times New Roman" w:hAnsi="Times New Roman" w:cs="Times New Roman"/>
+                <w:sz w:val="28"/>
+                <w:szCs w:val="28"/>
+              </w:rPr>
+              <w:t>/</w:t>
+            </w:r>
+            <w:proofErr w:type="spellStart"/>
+            <w:r>
+              <w:rPr>
+                <w:rFonts w:ascii="Times New Roman" w:hAnsi="Times New Roman" w:cs="Times New Roman"/>
+                <w:sz w:val="28"/>
+                <w:szCs w:val="28"/>
+              </w:rPr>
+              <w:t>users</w:t>
+            </w:r>
+            <w:proofErr w:type="spellEnd"/>
+          </w:p>
+        </w:tc>
+        <w:tc>
+          <w:tcPr>
+            <w:tcW w:w="4800" w:type="dxa"/>
+            <w:tcBorders>
+              <w:top w:val="single" w:sz="1" w:space="0" w:color="AAAAAA"/>
+              <w:left w:val="single" w:sz="1" w:space="0" w:color="AAAAAA"/>
+              <w:bottom w:val="single" w:sz="1" w:space="0" w:color="AAAAAA"/>
+              <w:right w:val="single" w:sz="1" w:space="0" w:color="AAAAAA"/>
+            </w:tcBorders>
+            <w:tcMar>
+              <w:top w:w="80" w:type="dxa"/>
+              <w:left w:w="120" w:type="dxa"/>
+              <w:bottom w:w="80" w:type="dxa"/>
+              <w:right w:w="120" w:type="dxa"/>
+            </w:tcMar>
+          </w:tcPr>
+          <w:p>
+            <w:pPr>
+              <w:spacing w:after="0" w:line="240" w:lineRule="auto"/>
+              <w:rPr>
+                <w:rFonts w:ascii="Times New Roman" w:hAnsi="Times New Roman" w:cs="Times New Roman"/>
+                <w:sz w:val="28"/>
+                <w:szCs w:val="28"/>
+              </w:rPr>
+            </w:pPr>
+            <w:r>
+              <w:rPr>
+                <w:rFonts w:ascii="Times New Roman" w:hAnsi="Times New Roman" w:cs="Times New Roman"/>
+                <w:sz w:val="28"/>
+                <w:szCs w:val="28"/>
+              </w:rPr>
+              <w:t>Список пользователей</w:t>
+            </w:r>
+          </w:p>
+        </w:tc>
+        <w:tc>
+          <w:tcPr>
+            <w:tcW w:w="2360" w:type="dxa"/>
+            <w:tcBorders>
+              <w:top w:val="single" w:sz="1" w:space="0" w:color="AAAAAA"/>
+              <w:left w:val="single" w:sz="1" w:space="0" w:color="AAAAAA"/>
+              <w:bottom w:val="single" w:sz="1" w:space="0" w:color="AAAAAA"/>
+              <w:right w:val="single" w:sz="1" w:space="0" w:color="AAAAAA"/>
+            </w:tcBorders>
+            <w:tcMar>
+              <w:top w:w="80" w:type="dxa"/>
+              <w:left w:w="120" w:type="dxa"/>
+              <w:bottom w:w="80" w:type="dxa"/>
+              <w:right w:w="120" w:type="dxa"/>
+            </w:tcMar>
+          </w:tcPr>
+          <w:p>
+            <w:pPr>
+              <w:spacing w:after="0" w:line="240" w:lineRule="auto"/>
+              <w:rPr>
+                <w:rFonts w:ascii="Times New Roman" w:hAnsi="Times New Roman" w:cs="Times New Roman"/>
+                <w:sz w:val="28"/>
+                <w:szCs w:val="28"/>
+              </w:rPr>
+            </w:pPr>
+            <w:r>
+              <w:rPr>
+                <w:rFonts w:ascii="Times New Roman" w:hAnsi="Times New Roman" w:cs="Times New Roman"/>
+                <w:sz w:val="28"/>
+                <w:szCs w:val="28"/>
+              </w:rPr>
+              <w:t>Доступно администратору.</w:t>
+            </w:r>
+          </w:p>
+        </w:tc>
+      </w:tr>
+      <w:tr>
+        <w:tc>
+          <w:tcPr>
+            <w:tcW w:w="2200" w:type="dxa"/>
+            <w:tcBorders>
+              <w:top w:val="single" w:sz="1" w:space="0" w:color="AAAAAA"/>
+              <w:left w:val="single" w:sz="1" w:space="0" w:color="AAAAAA"/>
+              <w:bottom w:val="single" w:sz="1" w:space="0" w:color="AAAAAA"/>
+              <w:right w:val="single" w:sz="1" w:space="0" w:color="AAAAAA"/>
+            </w:tcBorders>
+            <w:tcMar>
+              <w:top w:w="80" w:type="dxa"/>
+              <w:left w:w="120" w:type="dxa"/>
+              <w:bottom w:w="80" w:type="dxa"/>
+              <w:right w:w="120" w:type="dxa"/>
+            </w:tcMar>
+          </w:tcPr>
+          <w:p>
+            <w:pPr>
+              <w:spacing w:after="0" w:line="240" w:lineRule="auto"/>
+              <w:rPr>
+                <w:rFonts w:ascii="Times New Roman" w:hAnsi="Times New Roman" w:cs="Times New Roman"/>
+                <w:sz w:val="28"/>
+                <w:szCs w:val="28"/>
+              </w:rPr>
+            </w:pPr>
+            <w:r>
+              <w:rPr>
+                <w:rFonts w:ascii="Times New Roman" w:hAnsi="Times New Roman" w:cs="Times New Roman"/>
+                <w:sz w:val="28"/>
+                <w:szCs w:val="28"/>
+              </w:rPr>
+              <w:t>POST /</w:t>
+            </w:r>
+            <w:proofErr w:type="spellStart"/>
+            <w:r>
+              <w:rPr>
+                <w:rFonts w:ascii="Times New Roman" w:hAnsi="Times New Roman" w:cs="Times New Roman"/>
+                <w:sz w:val="28"/>
+                <w:szCs w:val="28"/>
+              </w:rPr>
+              <w:t>api</w:t>
+            </w:r>
+            <w:proofErr w:type="spellEnd"/>
+            <w:r>
+              <w:rPr>
+                <w:rFonts w:ascii="Times New Roman" w:hAnsi="Times New Roman" w:cs="Times New Roman"/>
+                <w:sz w:val="28"/>
+                <w:szCs w:val="28"/>
+              </w:rPr>
+              <w:t>/</w:t>
+            </w:r>
+            <w:proofErr w:type="spellStart"/>
+            <w:r>
+              <w:rPr>
+                <w:rFonts w:ascii="Times New Roman" w:hAnsi="Times New Roman" w:cs="Times New Roman"/>
+                <w:sz w:val="28"/>
+                <w:szCs w:val="28"/>
+              </w:rPr>
+              <w:t>users</w:t>
+            </w:r>
+            <w:proofErr w:type="spellEnd"/>
+          </w:p>
+        </w:tc>
+        <w:tc>
+          <w:tcPr>
+            <w:tcW w:w="4800" w:type="dxa"/>
+            <w:tcBorders>
+              <w:top w:val="single" w:sz="1" w:space="0" w:color="AAAAAA"/>
+              <w:left w:val="single" w:sz="1" w:space="0" w:color="AAAAAA"/>
+              <w:bottom w:val="single" w:sz="1" w:space="0" w:color="AAAAAA"/>
+              <w:right w:val="single" w:sz="1" w:space="0" w:color="AAAAAA"/>
+            </w:tcBorders>
+            <w:tcMar>
+              <w:top w:w="80" w:type="dxa"/>
+              <w:left w:w="120" w:type="dxa"/>
+              <w:bottom w:w="80" w:type="dxa"/>
+              <w:right w:w="120" w:type="dxa"/>
+            </w:tcMar>
+          </w:tcPr>
+          <w:p>
+            <w:pPr>
+              <w:spacing w:after="0" w:line="240" w:lineRule="auto"/>
+              <w:rPr>
+                <w:rFonts w:ascii="Times New Roman" w:hAnsi="Times New Roman" w:cs="Times New Roman"/>
+                <w:sz w:val="28"/>
+                <w:szCs w:val="28"/>
+              </w:rPr>
+            </w:pPr>
+            <w:r>
+              <w:rPr>
+                <w:rFonts w:ascii="Times New Roman" w:hAnsi="Times New Roman" w:cs="Times New Roman"/>
+                <w:sz w:val="28"/>
+                <w:szCs w:val="28"/>
+              </w:rPr>
+              <w:t>Регистрация клиента</w:t>
+            </w:r>
+          </w:p>
+        </w:tc>
+        <w:tc>
+          <w:tcPr>
+            <w:tcW w:w="2360" w:type="dxa"/>
+            <w:tcBorders>
+              <w:top w:val="single" w:sz="1" w:space="0" w:color="AAAAAA"/>
+              <w:left w:val="single" w:sz="1" w:space="0" w:color="AAAAAA"/>
+              <w:bottom w:val="single" w:sz="1" w:space="0" w:color="AAAAAA"/>
+              <w:right w:val="single" w:sz="1" w:space="0" w:color="AAAAAA"/>
+            </w:tcBorders>
+            <w:tcMar>
+              <w:top w:w="80" w:type="dxa"/>
+              <w:left w:w="120" w:type="dxa"/>
+              <w:bottom w:w="80" w:type="dxa"/>
+              <w:right w:w="120" w:type="dxa"/>
+            </w:tcMar>
+          </w:tcPr>
+          <w:p>
+            <w:pPr>
+              <w:spacing w:after="0" w:line="240" w:lineRule="auto"/>
+              <w:rPr>
+                <w:rFonts w:ascii="Times New Roman" w:hAnsi="Times New Roman" w:cs="Times New Roman"/>
+                <w:sz w:val="28"/>
+                <w:szCs w:val="28"/>
+              </w:rPr>
+            </w:pPr>
+            <w:r>
+              <w:rPr>
+                <w:rFonts w:ascii="Times New Roman" w:hAnsi="Times New Roman" w:cs="Times New Roman"/>
+                <w:sz w:val="28"/>
+                <w:szCs w:val="28"/>
+              </w:rPr>
+              <w:t>Тип устанавливается как «Заказчик».</w:t>
+            </w:r>
+          </w:p>
+        </w:tc>
+      </w:tr>
+      <w:tr>
+        <w:tc>
+          <w:tcPr>
+            <w:tcW w:w="2200" w:type="dxa"/>
+            <w:tcBorders>
+              <w:top w:val="single" w:sz="1" w:space="0" w:color="AAAAAA"/>
+              <w:left w:val="single" w:sz="1" w:space="0" w:color="AAAAAA"/>
+              <w:bottom w:val="single" w:sz="1" w:space="0" w:color="AAAAAA"/>
+              <w:right w:val="single" w:sz="1" w:space="0" w:color="AAAAAA"/>
+            </w:tcBorders>
+            <w:tcMar>
+              <w:top w:w="80" w:type="dxa"/>
+              <w:left w:w="120" w:type="dxa"/>
+              <w:bottom w:w="80" w:type="dxa"/>
+              <w:right w:w="120" w:type="dxa"/>
+            </w:tcMar>
+          </w:tcPr>
+          <w:p>
+            <w:pPr>
+              <w:spacing w:after="0" w:line="240" w:lineRule="auto"/>
+              <w:rPr>
+                <w:rFonts w:ascii="Times New Roman" w:hAnsi="Times New Roman" w:cs="Times New Roman"/>
+                <w:sz w:val="28"/>
+                <w:szCs w:val="28"/>
+              </w:rPr>
+            </w:pPr>
+            <w:r>
+              <w:rPr>
+                <w:rFonts w:ascii="Times New Roman" w:hAnsi="Times New Roman" w:cs="Times New Roman"/>
+                <w:sz w:val="28"/>
+                <w:szCs w:val="28"/>
+              </w:rPr>
+              <w:t>POST /</w:t>
+            </w:r>
+            <w:proofErr w:type="spellStart"/>
+            <w:r>
+              <w:rPr>
+                <w:rFonts w:ascii="Times New Roman" w:hAnsi="Times New Roman" w:cs="Times New Roman"/>
+                <w:sz w:val="28"/>
+                <w:szCs w:val="28"/>
+              </w:rPr>
+              <w:t>api</w:t>
+            </w:r>
+            <w:proofErr w:type="spellEnd"/>
+            <w:r>
+              <w:rPr>
+                <w:rFonts w:ascii="Times New Roman" w:hAnsi="Times New Roman" w:cs="Times New Roman"/>
+                <w:sz w:val="28"/>
+                <w:szCs w:val="28"/>
+              </w:rPr>
+              <w:t>/</w:t>
+            </w:r>
+            <w:proofErr w:type="spellStart"/>
+            <w:r>
+              <w:rPr>
+                <w:rFonts w:ascii="Times New Roman" w:hAnsi="Times New Roman" w:cs="Times New Roman"/>
+                <w:sz w:val="28"/>
+                <w:szCs w:val="28"/>
+              </w:rPr>
+              <w:t>users</w:t>
+            </w:r>
+            <w:proofErr w:type="spellEnd"/>
+            <w:r>
+              <w:rPr>
+                <w:rFonts w:ascii="Times New Roman" w:hAnsi="Times New Roman" w:cs="Times New Roman"/>
+                <w:sz w:val="28"/>
+                <w:szCs w:val="28"/>
+              </w:rPr>
+              <w:t>/</w:t>
+            </w:r>
+            <w:proofErr w:type="spellStart"/>
+            <w:r>
+              <w:rPr>
+                <w:rFonts w:ascii="Times New Roman" w:hAnsi="Times New Roman" w:cs="Times New Roman"/>
+                <w:sz w:val="28"/>
+                <w:szCs w:val="28"/>
+              </w:rPr>
+              <w:t>staff</w:t>
+            </w:r>
+            <w:proofErr w:type="spellEnd"/>
+          </w:p>
+        </w:tc>
+        <w:tc>
+          <w:tcPr>
+            <w:tcW w:w="4800" w:type="dxa"/>
+            <w:tcBorders>
+              <w:top w:val="single" w:sz="1" w:space="0" w:color="AAAAAA"/>
+              <w:left w:val="single" w:sz="1" w:space="0" w:color="AAAAAA"/>
+              <w:bottom w:val="single" w:sz="1" w:space="0" w:color="AAAAAA"/>
+              <w:right w:val="single" w:sz="1" w:space="0" w:color="AAAAAA"/>
+            </w:tcBorders>
+            <w:tcMar>
+              <w:top w:w="80" w:type="dxa"/>
+              <w:left w:w="120" w:type="dxa"/>
+              <w:bottom w:w="80" w:type="dxa"/>
+              <w:right w:w="120" w:type="dxa"/>
+            </w:tcMar>
+          </w:tcPr>
+          <w:p>
+            <w:pPr>
+              <w:spacing w:after="0" w:line="240" w:lineRule="auto"/>
+              <w:rPr>
+                <w:rFonts w:ascii="Times New Roman" w:hAnsi="Times New Roman" w:cs="Times New Roman"/>
+                <w:sz w:val="28"/>
+                <w:szCs w:val="28"/>
+              </w:rPr>
+            </w:pPr>
+            <w:r>
+              <w:rPr>
+                <w:rFonts w:ascii="Times New Roman" w:hAnsi="Times New Roman" w:cs="Times New Roman"/>
+                <w:sz w:val="28"/>
+                <w:szCs w:val="28"/>
+              </w:rPr>
+              <w:t>Создание сотрудника</w:t>
+            </w:r>
+          </w:p>
+        </w:tc>
+        <w:tc>
+          <w:tcPr>
+            <w:tcW w:w="2360" w:type="dxa"/>
+            <w:tcBorders>
+              <w:top w:val="single" w:sz="1" w:space="0" w:color="AAAAAA"/>
+              <w:left w:val="single" w:sz="1" w:space="0" w:color="AAAAAA"/>
+              <w:bottom w:val="single" w:sz="1" w:space="0" w:color="AAAAAA"/>
+              <w:right w:val="single" w:sz="1" w:space="0" w:color="AAAAAA"/>
+            </w:tcBorders>
+            <w:tcMar>
+              <w:top w:w="80" w:type="dxa"/>
+              <w:left w:w="120" w:type="dxa"/>
+              <w:bottom w:w="80" w:type="dxa"/>
+              <w:right w:w="120" w:type="dxa"/>
+            </w:tcMar>
+          </w:tcPr>
+          <w:p>
+            <w:pPr>
+              <w:spacing w:after="0" w:line="240" w:lineRule="auto"/>
+              <w:rPr>
+                <w:rFonts w:ascii="Times New Roman" w:hAnsi="Times New Roman" w:cs="Times New Roman"/>
+                <w:sz w:val="28"/>
+                <w:szCs w:val="28"/>
+              </w:rPr>
+            </w:pPr>
+            <w:r>
+              <w:rPr>
+                <w:rFonts w:ascii="Times New Roman" w:hAnsi="Times New Roman" w:cs="Times New Roman"/>
+                <w:sz w:val="28"/>
+                <w:szCs w:val="28"/>
+              </w:rPr>
+              <w:t xml:space="preserve">Тип передаётся в поле </w:t>
+            </w:r>
+            <w:proofErr w:type="spellStart"/>
+            <w:r>
+              <w:rPr>
+                <w:rFonts w:ascii="Times New Roman" w:hAnsi="Times New Roman" w:cs="Times New Roman"/>
+                <w:sz w:val="28"/>
+                <w:szCs w:val="28"/>
+              </w:rPr>
+              <w:t>type</w:t>
+            </w:r>
+            <w:proofErr w:type="spellEnd"/>
+            <w:r>
+              <w:rPr>
+                <w:rFonts w:ascii="Times New Roman" w:hAnsi="Times New Roman" w:cs="Times New Roman"/>
+                <w:sz w:val="28"/>
+                <w:szCs w:val="28"/>
+              </w:rPr>
+              <w:t>.</w:t>
+            </w:r>
+          </w:p>
+        </w:tc>
+      </w:tr>
+      <w:tr>
+        <w:tc>
+          <w:tcPr>
+            <w:tcW w:w="2200" w:type="dxa"/>
+            <w:tcBorders>
+              <w:top w:val="single" w:sz="1" w:space="0" w:color="AAAAAA"/>
+              <w:left w:val="single" w:sz="1" w:space="0" w:color="AAAAAA"/>
+              <w:bottom w:val="single" w:sz="1" w:space="0" w:color="AAAAAA"/>
+              <w:right w:val="single" w:sz="1" w:space="0" w:color="AAAAAA"/>
+            </w:tcBorders>
+            <w:tcMar>
+              <w:top w:w="80" w:type="dxa"/>
+              <w:left w:w="120" w:type="dxa"/>
+              <w:bottom w:w="80" w:type="dxa"/>
+              <w:right w:w="120" w:type="dxa"/>
+            </w:tcMar>
+          </w:tcPr>
+          <w:p>
+            <w:pPr>
+              <w:spacing w:after="0" w:line="240" w:lineRule="auto"/>
+              <w:rPr>
+                <w:rFonts w:ascii="Times New Roman" w:hAnsi="Times New Roman" w:cs="Times New Roman"/>
+                <w:sz w:val="28"/>
+                <w:szCs w:val="28"/>
+              </w:rPr>
+            </w:pPr>
+            <w:r>
+              <w:rPr>
+                <w:rFonts w:ascii="Times New Roman" w:hAnsi="Times New Roman" w:cs="Times New Roman"/>
+                <w:sz w:val="28"/>
+                <w:szCs w:val="28"/>
+              </w:rPr>
+              <w:t>PUT /</w:t>
+            </w:r>
+            <w:proofErr w:type="spellStart"/>
+            <w:r>
+              <w:rPr>
+                <w:rFonts w:ascii="Times New Roman" w:hAnsi="Times New Roman" w:cs="Times New Roman"/>
+                <w:sz w:val="28"/>
+                <w:szCs w:val="28"/>
+              </w:rPr>
+              <w:t>api</w:t>
+            </w:r>
+            <w:proofErr w:type="spellEnd"/>
+            <w:r>
+              <w:rPr>
+                <w:rFonts w:ascii="Times New Roman" w:hAnsi="Times New Roman" w:cs="Times New Roman"/>
+                <w:sz w:val="28"/>
+                <w:szCs w:val="28"/>
+              </w:rPr>
+              <w:t>/</w:t>
+            </w:r>
+            <w:proofErr w:type="spellStart"/>
+            <w:r>
+              <w:rPr>
+                <w:rFonts w:ascii="Times New Roman" w:hAnsi="Times New Roman" w:cs="Times New Roman"/>
+                <w:sz w:val="28"/>
+                <w:szCs w:val="28"/>
+              </w:rPr>
+              <w:t>users</w:t>
+            </w:r>
+            <w:proofErr w:type="spellEnd"/>
+            <w:r>
+              <w:rPr>
+                <w:rFonts w:ascii="Times New Roman" w:hAnsi="Times New Roman" w:cs="Times New Roman"/>
+                <w:sz w:val="28"/>
+                <w:szCs w:val="28"/>
+              </w:rPr>
+              <w:t>/{</w:t>
+            </w:r>
+            <w:proofErr w:type="spellStart"/>
+            <w:r>
+              <w:rPr>
+                <w:rFonts w:ascii="Times New Roman" w:hAnsi="Times New Roman" w:cs="Times New Roman"/>
+                <w:sz w:val="28"/>
+                <w:szCs w:val="28"/>
+              </w:rPr>
+              <w:t>id</w:t>
+            </w:r>
+            <w:proofErr w:type="spellEnd"/>
+            <w:r>
+              <w:rPr>
+                <w:rFonts w:ascii="Times New Roman" w:hAnsi="Times New Roman" w:cs="Times New Roman"/>
+                <w:sz w:val="28"/>
+                <w:szCs w:val="28"/>
+              </w:rPr>
+              <w:t>}</w:t>
+            </w:r>
+          </w:p>
+        </w:tc>
+        <w:tc>
+          <w:tcPr>
+            <w:tcW w:w="4800" w:type="dxa"/>
+            <w:tcBorders>
+              <w:top w:val="single" w:sz="1" w:space="0" w:color="AAAAAA"/>
+              <w:left w:val="single" w:sz="1" w:space="0" w:color="AAAAAA"/>
+              <w:bottom w:val="single" w:sz="1" w:space="0" w:color="AAAAAA"/>
+              <w:right w:val="single" w:sz="1" w:space="0" w:color="AAAAAA"/>
+            </w:tcBorders>
+            <w:tcMar>
+              <w:top w:w="80" w:type="dxa"/>
+              <w:left w:w="120" w:type="dxa"/>
+              <w:bottom w:w="80" w:type="dxa"/>
+              <w:right w:w="120" w:type="dxa"/>
+            </w:tcMar>
+          </w:tcPr>
+          <w:p>
+            <w:pPr>
+              <w:spacing w:after="0" w:line="240" w:lineRule="auto"/>
+              <w:rPr>
+                <w:rFonts w:ascii="Times New Roman" w:hAnsi="Times New Roman" w:cs="Times New Roman"/>
+                <w:sz w:val="28"/>
+                <w:szCs w:val="28"/>
+              </w:rPr>
+            </w:pPr>
+            <w:r>
+              <w:rPr>
+                <w:rFonts w:ascii="Times New Roman" w:hAnsi="Times New Roman" w:cs="Times New Roman"/>
+                <w:sz w:val="28"/>
+                <w:szCs w:val="28"/>
+              </w:rPr>
+              <w:t>Обновление профиля</w:t>
+            </w:r>
+          </w:p>
+        </w:tc>
+        <w:tc>
+          <w:tcPr>
+            <w:tcW w:w="2360" w:type="dxa"/>
+            <w:tcBorders>
+              <w:top w:val="single" w:sz="1" w:space="0" w:color="AAAAAA"/>
+              <w:left w:val="single" w:sz="1" w:space="0" w:color="AAAAAA"/>
+              <w:bottom w:val="single" w:sz="1" w:space="0" w:color="AAAAAA"/>
+              <w:right w:val="single" w:sz="1" w:space="0" w:color="AAAAAA"/>
+            </w:tcBorders>
+            <w:tcMar>
+              <w:top w:w="80" w:type="dxa"/>
+              <w:left w:w="120" w:type="dxa"/>
+              <w:bottom w:w="80" w:type="dxa"/>
+              <w:right w:w="120" w:type="dxa"/>
+            </w:tcMar>
+          </w:tcPr>
+          <w:p>
+            <w:pPr>
+              <w:spacing w:after="0" w:line="240" w:lineRule="auto"/>
+              <w:rPr>
+                <w:rFonts w:ascii="Times New Roman" w:hAnsi="Times New Roman" w:cs="Times New Roman"/>
+                <w:sz w:val="28"/>
+                <w:szCs w:val="28"/>
+              </w:rPr>
+            </w:pPr>
+          </w:p>
+        </w:tc>
+      </w:tr>
+      <w:tr>
+        <w:tc>
+          <w:tcPr>
+            <w:tcW w:w="2200" w:type="dxa"/>
+            <w:tcBorders>
+              <w:top w:val="single" w:sz="1" w:space="0" w:color="AAAAAA"/>
+              <w:left w:val="single" w:sz="1" w:space="0" w:color="AAAAAA"/>
+              <w:bottom w:val="single" w:sz="1" w:space="0" w:color="AAAAAA"/>
+              <w:right w:val="single" w:sz="1" w:space="0" w:color="AAAAAA"/>
+            </w:tcBorders>
+            <w:tcMar>
+              <w:top w:w="80" w:type="dxa"/>
+              <w:left w:w="120" w:type="dxa"/>
+              <w:bottom w:w="80" w:type="dxa"/>
+              <w:right w:w="120" w:type="dxa"/>
+            </w:tcMar>
+          </w:tcPr>
+          <w:p>
+            <w:pPr>
+              <w:spacing w:after="0" w:line="240" w:lineRule="auto"/>
+              <w:rPr>
+                <w:rFonts w:ascii="Times New Roman" w:hAnsi="Times New Roman" w:cs="Times New Roman"/>
+                <w:sz w:val="28"/>
+                <w:szCs w:val="28"/>
+              </w:rPr>
+            </w:pPr>
+            <w:r>
+              <w:rPr>
+                <w:rFonts w:ascii="Times New Roman" w:hAnsi="Times New Roman" w:cs="Times New Roman"/>
+                <w:sz w:val="28"/>
+                <w:szCs w:val="28"/>
+              </w:rPr>
+              <w:t>DELETE /</w:t>
+            </w:r>
+            <w:proofErr w:type="spellStart"/>
+            <w:r>
+              <w:rPr>
+                <w:rFonts w:ascii="Times New Roman" w:hAnsi="Times New Roman" w:cs="Times New Roman"/>
+                <w:sz w:val="28"/>
+                <w:szCs w:val="28"/>
+              </w:rPr>
+              <w:t>api</w:t>
+            </w:r>
+            <w:proofErr w:type="spellEnd"/>
+            <w:r>
+              <w:rPr>
+                <w:rFonts w:ascii="Times New Roman" w:hAnsi="Times New Roman" w:cs="Times New Roman"/>
+                <w:sz w:val="28"/>
+                <w:szCs w:val="28"/>
+              </w:rPr>
+              <w:t>/</w:t>
+            </w:r>
+            <w:proofErr w:type="spellStart"/>
+            <w:r>
+              <w:rPr>
+                <w:rFonts w:ascii="Times New Roman" w:hAnsi="Times New Roman" w:cs="Times New Roman"/>
+                <w:sz w:val="28"/>
+                <w:szCs w:val="28"/>
+              </w:rPr>
+              <w:t>users</w:t>
+            </w:r>
+            <w:proofErr w:type="spellEnd"/>
+            <w:r>
+              <w:rPr>
+                <w:rFonts w:ascii="Times New Roman" w:hAnsi="Times New Roman" w:cs="Times New Roman"/>
+                <w:sz w:val="28"/>
+                <w:szCs w:val="28"/>
+              </w:rPr>
+              <w:t>/{</w:t>
+            </w:r>
+            <w:proofErr w:type="spellStart"/>
+            <w:r>
+              <w:rPr>
+                <w:rFonts w:ascii="Times New Roman" w:hAnsi="Times New Roman" w:cs="Times New Roman"/>
+                <w:sz w:val="28"/>
+                <w:szCs w:val="28"/>
+              </w:rPr>
+              <w:t>id</w:t>
+            </w:r>
+            <w:proofErr w:type="spellEnd"/>
+            <w:r>
+              <w:rPr>
+                <w:rFonts w:ascii="Times New Roman" w:hAnsi="Times New Roman" w:cs="Times New Roman"/>
+                <w:sz w:val="28"/>
+                <w:szCs w:val="28"/>
+              </w:rPr>
+              <w:t>}</w:t>
+            </w:r>
+          </w:p>
+        </w:tc>
+        <w:tc>
+          <w:tcPr>
+            <w:tcW w:w="4800" w:type="dxa"/>
+            <w:tcBorders>
+              <w:top w:val="single" w:sz="1" w:space="0" w:color="AAAAAA"/>
+              <w:left w:val="single" w:sz="1" w:space="0" w:color="AAAAAA"/>
+              <w:bottom w:val="single" w:sz="1" w:space="0" w:color="AAAAAA"/>
+              <w:right w:val="single" w:sz="1" w:space="0" w:color="AAAAAA"/>
+            </w:tcBorders>
+            <w:tcMar>
+              <w:top w:w="80" w:type="dxa"/>
+              <w:left w:w="120" w:type="dxa"/>
+              <w:bottom w:w="80" w:type="dxa"/>
+              <w:right w:w="120" w:type="dxa"/>
+            </w:tcMar>
+          </w:tcPr>
+          <w:p>
+            <w:pPr>
+              <w:spacing w:after="0" w:line="240" w:lineRule="auto"/>
+              <w:rPr>
+                <w:rFonts w:ascii="Times New Roman" w:hAnsi="Times New Roman" w:cs="Times New Roman"/>
+                <w:sz w:val="28"/>
+                <w:szCs w:val="28"/>
+              </w:rPr>
+            </w:pPr>
+            <w:r>
+              <w:rPr>
+                <w:rFonts w:ascii="Times New Roman" w:hAnsi="Times New Roman" w:cs="Times New Roman"/>
+                <w:sz w:val="28"/>
+                <w:szCs w:val="28"/>
+              </w:rPr>
+              <w:t>Деактивация пользователя</w:t>
+            </w:r>
+          </w:p>
+        </w:tc>
+        <w:tc>
+          <w:tcPr>
+            <w:tcW w:w="2360" w:type="dxa"/>
+            <w:tcBorders>
+              <w:top w:val="single" w:sz="1" w:space="0" w:color="AAAAAA"/>
+              <w:left w:val="single" w:sz="1" w:space="0" w:color="AAAAAA"/>
+              <w:bottom w:val="single" w:sz="1" w:space="0" w:color="AAAAAA"/>
+              <w:right w:val="single" w:sz="1" w:space="0" w:color="AAAAAA"/>
+            </w:tcBorders>
+            <w:tcMar>
+              <w:top w:w="80" w:type="dxa"/>
+              <w:left w:w="120" w:type="dxa"/>
+              <w:bottom w:w="80" w:type="dxa"/>
+              <w:right w:w="120" w:type="dxa"/>
+            </w:tcMar>
+          </w:tcPr>
+          <w:p>
+            <w:pPr>
+              <w:spacing w:after="0" w:line="240" w:lineRule="auto"/>
+              <w:rPr>
+                <w:rFonts w:ascii="Times New Roman" w:hAnsi="Times New Roman" w:cs="Times New Roman"/>
+                <w:sz w:val="28"/>
+                <w:szCs w:val="28"/>
+              </w:rPr>
+            </w:pPr>
+            <w:r>
+              <w:rPr>
+                <w:rFonts w:ascii="Times New Roman" w:hAnsi="Times New Roman" w:cs="Times New Roman"/>
+                <w:sz w:val="28"/>
+                <w:szCs w:val="28"/>
+              </w:rPr>
+              <w:t xml:space="preserve">Тип добавляет префикс </w:t>
+            </w:r>
+            <w:proofErr w:type="spellStart"/>
+            <w:r>
+              <w:rPr>
+                <w:rFonts w:ascii="Times New Roman" w:hAnsi="Times New Roman" w:cs="Times New Roman"/>
+                <w:sz w:val="28"/>
+                <w:szCs w:val="28"/>
+              </w:rPr>
+              <w:t>inactive</w:t>
+            </w:r>
+            <w:proofErr w:type="spellEnd"/>
+            <w:r>
+              <w:rPr>
+                <w:rFonts w:ascii="Times New Roman" w:hAnsi="Times New Roman" w:cs="Times New Roman"/>
+                <w:sz w:val="28"/>
+                <w:szCs w:val="28"/>
+              </w:rPr>
+              <w:t>_.</w:t>
+            </w:r>
+          </w:p>
+        </w:tc>
+      </w:tr>
+      <w:tr>
+        <w:tc>
+          <w:tcPr>
+            <w:tcW w:w="2200" w:type="dxa"/>
+            <w:tcBorders>
+              <w:top w:val="single" w:sz="1" w:space="0" w:color="AAAAAA"/>
+              <w:left w:val="single" w:sz="1" w:space="0" w:color="AAAAAA"/>
+              <w:bottom w:val="single" w:sz="1" w:space="0" w:color="AAAAAA"/>
+              <w:right w:val="single" w:sz="1" w:space="0" w:color="AAAAAA"/>
+            </w:tcBorders>
+            <w:tcMar>
+              <w:top w:w="80" w:type="dxa"/>
+              <w:left w:w="120" w:type="dxa"/>
+              <w:bottom w:w="80" w:type="dxa"/>
+              <w:right w:w="120" w:type="dxa"/>
+            </w:tcMar>
+          </w:tcPr>
+          <w:p>
+            <w:pPr>
+              <w:spacing w:after="0" w:line="240" w:lineRule="auto"/>
+              <w:rPr>
+                <w:rFonts w:ascii="Times New Roman" w:hAnsi="Times New Roman" w:cs="Times New Roman"/>
+                <w:sz w:val="28"/>
+                <w:szCs w:val="28"/>
+              </w:rPr>
+            </w:pPr>
+            <w:r>
+              <w:rPr>
+                <w:rFonts w:ascii="Times New Roman" w:hAnsi="Times New Roman" w:cs="Times New Roman"/>
+                <w:sz w:val="28"/>
+                <w:szCs w:val="28"/>
+              </w:rPr>
+              <w:t>GET /</w:t>
+            </w:r>
+            <w:proofErr w:type="spellStart"/>
+            <w:r>
+              <w:rPr>
+                <w:rFonts w:ascii="Times New Roman" w:hAnsi="Times New Roman" w:cs="Times New Roman"/>
+                <w:sz w:val="28"/>
+                <w:szCs w:val="28"/>
+              </w:rPr>
+              <w:t>api</w:t>
+            </w:r>
+            <w:proofErr w:type="spellEnd"/>
+            <w:r>
+              <w:rPr>
+                <w:rFonts w:ascii="Times New Roman" w:hAnsi="Times New Roman" w:cs="Times New Roman"/>
+                <w:sz w:val="28"/>
+                <w:szCs w:val="28"/>
+              </w:rPr>
+              <w:t>/</w:t>
+            </w:r>
+            <w:proofErr w:type="spellStart"/>
+            <w:r>
+              <w:rPr>
+                <w:rFonts w:ascii="Times New Roman" w:hAnsi="Times New Roman" w:cs="Times New Roman"/>
+                <w:sz w:val="28"/>
+                <w:szCs w:val="28"/>
+              </w:rPr>
+              <w:t>requests</w:t>
+            </w:r>
+            <w:proofErr w:type="spellEnd"/>
+          </w:p>
+        </w:tc>
+        <w:tc>
+          <w:tcPr>
+            <w:tcW w:w="4800" w:type="dxa"/>
+            <w:tcBorders>
+              <w:top w:val="single" w:sz="1" w:space="0" w:color="AAAAAA"/>
+              <w:left w:val="single" w:sz="1" w:space="0" w:color="AAAAAA"/>
+              <w:bottom w:val="single" w:sz="1" w:space="0" w:color="AAAAAA"/>
+              <w:right w:val="single" w:sz="1" w:space="0" w:color="AAAAAA"/>
+            </w:tcBorders>
+            <w:tcMar>
+              <w:top w:w="80" w:type="dxa"/>
+              <w:left w:w="120" w:type="dxa"/>
+              <w:bottom w:w="80" w:type="dxa"/>
+              <w:right w:w="120" w:type="dxa"/>
+            </w:tcMar>
+          </w:tcPr>
+          <w:p>
+            <w:pPr>
+              <w:spacing w:after="0" w:line="240" w:lineRule="auto"/>
+              <w:rPr>
+                <w:rFonts w:ascii="Times New Roman" w:hAnsi="Times New Roman" w:cs="Times New Roman"/>
+                <w:sz w:val="28"/>
+                <w:szCs w:val="28"/>
+              </w:rPr>
+            </w:pPr>
+            <w:r>
+              <w:rPr>
+                <w:rFonts w:ascii="Times New Roman" w:hAnsi="Times New Roman" w:cs="Times New Roman"/>
+                <w:sz w:val="28"/>
+                <w:szCs w:val="28"/>
+              </w:rPr>
+              <w:t>Список заявок</w:t>
+            </w:r>
+          </w:p>
+        </w:tc>
+        <w:tc>
+          <w:tcPr>
+            <w:tcW w:w="2360" w:type="dxa"/>
+            <w:tcBorders>
+              <w:top w:val="single" w:sz="1" w:space="0" w:color="AAAAAA"/>
+              <w:left w:val="single" w:sz="1" w:space="0" w:color="AAAAAA"/>
+              <w:bottom w:val="single" w:sz="1" w:space="0" w:color="AAAAAA"/>
+              <w:right w:val="single" w:sz="1" w:space="0" w:color="AAAAAA"/>
+            </w:tcBorders>
+            <w:tcMar>
+              <w:top w:w="80" w:type="dxa"/>
+              <w:left w:w="120" w:type="dxa"/>
+              <w:bottom w:w="80" w:type="dxa"/>
+              <w:right w:w="120" w:type="dxa"/>
+            </w:tcMar>
+          </w:tcPr>
+          <w:p>
+            <w:pPr>
+              <w:spacing w:after="0" w:line="240" w:lineRule="auto"/>
+              <w:rPr>
+                <w:rFonts w:ascii="Times New Roman" w:hAnsi="Times New Roman" w:cs="Times New Roman"/>
+                <w:sz w:val="28"/>
+                <w:szCs w:val="28"/>
+              </w:rPr>
+            </w:pPr>
+            <w:r>
+              <w:rPr>
+                <w:rFonts w:ascii="Times New Roman" w:hAnsi="Times New Roman" w:cs="Times New Roman"/>
+                <w:sz w:val="28"/>
+                <w:szCs w:val="28"/>
+              </w:rPr>
+              <w:t>Фильтрация по роли пользователя.</w:t>
+            </w:r>
+          </w:p>
+        </w:tc>
+      </w:tr>
+      <w:tr>
+        <w:tc>
+          <w:tcPr>
+            <w:tcW w:w="2200" w:type="dxa"/>
+            <w:tcBorders>
+              <w:top w:val="single" w:sz="1" w:space="0" w:color="AAAAAA"/>
+              <w:left w:val="single" w:sz="1" w:space="0" w:color="AAAAAA"/>
+              <w:bottom w:val="single" w:sz="1" w:space="0" w:color="AAAAAA"/>
+              <w:right w:val="single" w:sz="1" w:space="0" w:color="AAAAAA"/>
+            </w:tcBorders>
+            <w:tcMar>
+              <w:top w:w="80" w:type="dxa"/>
+              <w:left w:w="120" w:type="dxa"/>
+              <w:bottom w:w="80" w:type="dxa"/>
+              <w:right w:w="120" w:type="dxa"/>
+            </w:tcMar>
+          </w:tcPr>
+          <w:p>
+            <w:pPr>
+              <w:spacing w:after="0" w:line="240" w:lineRule="auto"/>
+              <w:rPr>
+                <w:rFonts w:ascii="Times New Roman" w:hAnsi="Times New Roman" w:cs="Times New Roman"/>
+                <w:sz w:val="28"/>
+                <w:szCs w:val="28"/>
+              </w:rPr>
+            </w:pPr>
+            <w:r>
+              <w:rPr>
+                <w:rFonts w:ascii="Times New Roman" w:hAnsi="Times New Roman" w:cs="Times New Roman"/>
+                <w:sz w:val="28"/>
+                <w:szCs w:val="28"/>
+              </w:rPr>
+              <w:t>GET /</w:t>
+            </w:r>
+            <w:proofErr w:type="spellStart"/>
+            <w:r>
+              <w:rPr>
+                <w:rFonts w:ascii="Times New Roman" w:hAnsi="Times New Roman" w:cs="Times New Roman"/>
+                <w:sz w:val="28"/>
+                <w:szCs w:val="28"/>
+              </w:rPr>
+              <w:t>api</w:t>
+            </w:r>
+            <w:proofErr w:type="spellEnd"/>
+            <w:r>
+              <w:rPr>
+                <w:rFonts w:ascii="Times New Roman" w:hAnsi="Times New Roman" w:cs="Times New Roman"/>
+                <w:sz w:val="28"/>
+                <w:szCs w:val="28"/>
+              </w:rPr>
+              <w:t>/</w:t>
+            </w:r>
+            <w:proofErr w:type="spellStart"/>
+            <w:r>
+              <w:rPr>
+                <w:rFonts w:ascii="Times New Roman" w:hAnsi="Times New Roman" w:cs="Times New Roman"/>
+                <w:sz w:val="28"/>
+                <w:szCs w:val="28"/>
+              </w:rPr>
+              <w:t>requests</w:t>
+            </w:r>
+            <w:proofErr w:type="spellEnd"/>
+            <w:r>
+              <w:rPr>
+                <w:rFonts w:ascii="Times New Roman" w:hAnsi="Times New Roman" w:cs="Times New Roman"/>
+                <w:sz w:val="28"/>
+                <w:szCs w:val="28"/>
+              </w:rPr>
+              <w:t>/{</w:t>
+            </w:r>
+            <w:proofErr w:type="spellStart"/>
+            <w:r>
+              <w:rPr>
+                <w:rFonts w:ascii="Times New Roman" w:hAnsi="Times New Roman" w:cs="Times New Roman"/>
+                <w:sz w:val="28"/>
+                <w:szCs w:val="28"/>
+              </w:rPr>
+              <w:t>id</w:t>
+            </w:r>
+            <w:proofErr w:type="spellEnd"/>
+            <w:r>
+              <w:rPr>
+                <w:rFonts w:ascii="Times New Roman" w:hAnsi="Times New Roman" w:cs="Times New Roman"/>
+                <w:sz w:val="28"/>
+                <w:szCs w:val="28"/>
+              </w:rPr>
+              <w:t>}</w:t>
+            </w:r>
+          </w:p>
+        </w:tc>
+        <w:tc>
+          <w:tcPr>
+            <w:tcW w:w="4800" w:type="dxa"/>
+            <w:tcBorders>
+              <w:top w:val="single" w:sz="1" w:space="0" w:color="AAAAAA"/>
+              <w:left w:val="single" w:sz="1" w:space="0" w:color="AAAAAA"/>
+              <w:bottom w:val="single" w:sz="1" w:space="0" w:color="AAAAAA"/>
+              <w:right w:val="single" w:sz="1" w:space="0" w:color="AAAAAA"/>
+            </w:tcBorders>
+            <w:tcMar>
+              <w:top w:w="80" w:type="dxa"/>
+              <w:left w:w="120" w:type="dxa"/>
+              <w:bottom w:w="80" w:type="dxa"/>
+              <w:right w:w="120" w:type="dxa"/>
+            </w:tcMar>
+          </w:tcPr>
+          <w:p>
+            <w:pPr>
+              <w:spacing w:after="0" w:line="240" w:lineRule="auto"/>
+              <w:rPr>
+                <w:rFonts w:ascii="Times New Roman" w:hAnsi="Times New Roman" w:cs="Times New Roman"/>
+                <w:sz w:val="28"/>
+                <w:szCs w:val="28"/>
+              </w:rPr>
+            </w:pPr>
+            <w:r>
+              <w:rPr>
+                <w:rFonts w:ascii="Times New Roman" w:hAnsi="Times New Roman" w:cs="Times New Roman"/>
+                <w:sz w:val="28"/>
+                <w:szCs w:val="28"/>
+              </w:rPr>
+              <w:t>Карточка заявки</w:t>
+            </w:r>
+          </w:p>
+        </w:tc>
+        <w:tc>
+          <w:tcPr>
+            <w:tcW w:w="2360" w:type="dxa"/>
+            <w:tcBorders>
+              <w:top w:val="single" w:sz="1" w:space="0" w:color="AAAAAA"/>
+              <w:left w:val="single" w:sz="1" w:space="0" w:color="AAAAAA"/>
+              <w:bottom w:val="single" w:sz="1" w:space="0" w:color="AAAAAA"/>
+              <w:right w:val="single" w:sz="1" w:space="0" w:color="AAAAAA"/>
+            </w:tcBorders>
+            <w:tcMar>
+              <w:top w:w="80" w:type="dxa"/>
+              <w:left w:w="120" w:type="dxa"/>
+              <w:bottom w:w="80" w:type="dxa"/>
+              <w:right w:w="120" w:type="dxa"/>
+            </w:tcMar>
+          </w:tcPr>
+          <w:p>
+            <w:pPr>
+              <w:spacing w:after="0" w:line="240" w:lineRule="auto"/>
+              <w:rPr>
+                <w:rFonts w:ascii="Times New Roman" w:hAnsi="Times New Roman" w:cs="Times New Roman"/>
+                <w:sz w:val="28"/>
+                <w:szCs w:val="28"/>
+              </w:rPr>
+            </w:pPr>
+            <w:r>
+              <w:rPr>
+                <w:rFonts w:ascii="Times New Roman" w:hAnsi="Times New Roman" w:cs="Times New Roman"/>
+                <w:sz w:val="28"/>
+                <w:szCs w:val="28"/>
+              </w:rPr>
+              <w:t>Включает ФИО клиента и механика.</w:t>
+            </w:r>
+          </w:p>
+        </w:tc>
+      </w:tr>
+      <w:tr>
+        <w:tc>
+          <w:tcPr>
+            <w:tcW w:w="2200" w:type="dxa"/>
+            <w:tcBorders>
+              <w:top w:val="single" w:sz="1" w:space="0" w:color="AAAAAA"/>
+              <w:left w:val="single" w:sz="1" w:space="0" w:color="AAAAAA"/>
+              <w:bottom w:val="single" w:sz="1" w:space="0" w:color="AAAAAA"/>
+              <w:right w:val="single" w:sz="1" w:space="0" w:color="AAAAAA"/>
+            </w:tcBorders>
+            <w:tcMar>
+              <w:top w:w="80" w:type="dxa"/>
+              <w:left w:w="120" w:type="dxa"/>
+              <w:bottom w:w="80" w:type="dxa"/>
+              <w:right w:w="120" w:type="dxa"/>
+            </w:tcMar>
+          </w:tcPr>
+          <w:p>
+            <w:pPr>
+              <w:spacing w:after="0" w:line="240" w:lineRule="auto"/>
+              <w:rPr>
+                <w:rFonts w:ascii="Times New Roman" w:hAnsi="Times New Roman" w:cs="Times New Roman"/>
+                <w:sz w:val="28"/>
+                <w:szCs w:val="28"/>
+              </w:rPr>
+            </w:pPr>
+            <w:r>
+              <w:rPr>
+                <w:rFonts w:ascii="Times New Roman" w:hAnsi="Times New Roman" w:cs="Times New Roman"/>
+                <w:sz w:val="28"/>
+                <w:szCs w:val="28"/>
+              </w:rPr>
+              <w:t>GET /</w:t>
+            </w:r>
+            <w:proofErr w:type="spellStart"/>
+            <w:r>
+              <w:rPr>
+                <w:rFonts w:ascii="Times New Roman" w:hAnsi="Times New Roman" w:cs="Times New Roman"/>
+                <w:sz w:val="28"/>
+                <w:szCs w:val="28"/>
+              </w:rPr>
+              <w:t>api</w:t>
+            </w:r>
+            <w:proofErr w:type="spellEnd"/>
+            <w:r>
+              <w:rPr>
+                <w:rFonts w:ascii="Times New Roman" w:hAnsi="Times New Roman" w:cs="Times New Roman"/>
+                <w:sz w:val="28"/>
+                <w:szCs w:val="28"/>
+              </w:rPr>
+              <w:t>/</w:t>
+            </w:r>
+            <w:proofErr w:type="spellStart"/>
+            <w:r>
+              <w:rPr>
+                <w:rFonts w:ascii="Times New Roman" w:hAnsi="Times New Roman" w:cs="Times New Roman"/>
+                <w:sz w:val="28"/>
+                <w:szCs w:val="28"/>
+              </w:rPr>
+              <w:t>requests</w:t>
+            </w:r>
+            <w:proofErr w:type="spellEnd"/>
+            <w:r>
+              <w:rPr>
+                <w:rFonts w:ascii="Times New Roman" w:hAnsi="Times New Roman" w:cs="Times New Roman"/>
+                <w:sz w:val="28"/>
+                <w:szCs w:val="28"/>
+              </w:rPr>
+              <w:t>/</w:t>
+            </w:r>
+            <w:proofErr w:type="spellStart"/>
+            <w:r>
+              <w:rPr>
+                <w:rFonts w:ascii="Times New Roman" w:hAnsi="Times New Roman" w:cs="Times New Roman"/>
+                <w:sz w:val="28"/>
+                <w:szCs w:val="28"/>
+              </w:rPr>
+              <w:t>search</w:t>
+            </w:r>
+            <w:proofErr w:type="spellEnd"/>
+          </w:p>
+        </w:tc>
+        <w:tc>
+          <w:tcPr>
+            <w:tcW w:w="4800" w:type="dxa"/>
+            <w:tcBorders>
+              <w:top w:val="single" w:sz="1" w:space="0" w:color="AAAAAA"/>
+              <w:left w:val="single" w:sz="1" w:space="0" w:color="AAAAAA"/>
+              <w:bottom w:val="single" w:sz="1" w:space="0" w:color="AAAAAA"/>
+              <w:right w:val="single" w:sz="1" w:space="0" w:color="AAAAAA"/>
+            </w:tcBorders>
+            <w:tcMar>
+              <w:top w:w="80" w:type="dxa"/>
+              <w:left w:w="120" w:type="dxa"/>
+              <w:bottom w:w="80" w:type="dxa"/>
+              <w:right w:w="120" w:type="dxa"/>
+            </w:tcMar>
+          </w:tcPr>
+          <w:p>
+            <w:pPr>
+              <w:spacing w:after="0" w:line="240" w:lineRule="auto"/>
+              <w:rPr>
+                <w:rFonts w:ascii="Times New Roman" w:hAnsi="Times New Roman" w:cs="Times New Roman"/>
+                <w:sz w:val="28"/>
+                <w:szCs w:val="28"/>
+              </w:rPr>
+            </w:pPr>
+            <w:r>
+              <w:rPr>
+                <w:rFonts w:ascii="Times New Roman" w:hAnsi="Times New Roman" w:cs="Times New Roman"/>
+                <w:sz w:val="28"/>
+                <w:szCs w:val="28"/>
+              </w:rPr>
+              <w:t>Поиск заявок</w:t>
+            </w:r>
+          </w:p>
+        </w:tc>
+        <w:tc>
+          <w:tcPr>
+            <w:tcW w:w="2360" w:type="dxa"/>
+            <w:tcBorders>
+              <w:top w:val="single" w:sz="1" w:space="0" w:color="AAAAAA"/>
+              <w:left w:val="single" w:sz="1" w:space="0" w:color="AAAAAA"/>
+              <w:bottom w:val="single" w:sz="1" w:space="0" w:color="AAAAAA"/>
+              <w:right w:val="single" w:sz="1" w:space="0" w:color="AAAAAA"/>
+            </w:tcBorders>
+            <w:tcMar>
+              <w:top w:w="80" w:type="dxa"/>
+              <w:left w:w="120" w:type="dxa"/>
+              <w:bottom w:w="80" w:type="dxa"/>
+              <w:right w:w="120" w:type="dxa"/>
+            </w:tcMar>
+          </w:tcPr>
+          <w:p>
+            <w:pPr>
+              <w:spacing w:after="0" w:line="240" w:lineRule="auto"/>
+              <w:rPr>
+                <w:rFonts w:ascii="Times New Roman" w:hAnsi="Times New Roman" w:cs="Times New Roman"/>
+                <w:sz w:val="28"/>
+                <w:szCs w:val="28"/>
+              </w:rPr>
+            </w:pPr>
+            <w:r>
+              <w:rPr>
+                <w:rFonts w:ascii="Times New Roman" w:hAnsi="Times New Roman" w:cs="Times New Roman"/>
+                <w:sz w:val="28"/>
+                <w:szCs w:val="28"/>
+              </w:rPr>
+              <w:t xml:space="preserve">Параметры: </w:t>
+            </w:r>
+            <w:proofErr w:type="spellStart"/>
+            <w:r>
+              <w:rPr>
+                <w:rFonts w:ascii="Times New Roman" w:hAnsi="Times New Roman" w:cs="Times New Roman"/>
+                <w:sz w:val="28"/>
+                <w:szCs w:val="28"/>
+              </w:rPr>
+              <w:t>status</w:t>
+            </w:r>
+            <w:proofErr w:type="spellEnd"/>
+            <w:r>
+              <w:rPr>
+                <w:rFonts w:ascii="Times New Roman" w:hAnsi="Times New Roman" w:cs="Times New Roman"/>
+                <w:sz w:val="28"/>
+                <w:szCs w:val="28"/>
+              </w:rPr>
+              <w:t xml:space="preserve">, </w:t>
+            </w:r>
+            <w:proofErr w:type="spellStart"/>
+            <w:r>
+              <w:rPr>
+                <w:rFonts w:ascii="Times New Roman" w:hAnsi="Times New Roman" w:cs="Times New Roman"/>
+                <w:sz w:val="28"/>
+                <w:szCs w:val="28"/>
+              </w:rPr>
+              <w:t>query</w:t>
+            </w:r>
+            <w:proofErr w:type="spellEnd"/>
+            <w:r>
+              <w:rPr>
+                <w:rFonts w:ascii="Times New Roman" w:hAnsi="Times New Roman" w:cs="Times New Roman"/>
+                <w:sz w:val="28"/>
+                <w:szCs w:val="28"/>
+              </w:rPr>
+              <w:t>.</w:t>
+            </w:r>
+          </w:p>
+        </w:tc>
+      </w:tr>
+      <w:tr>
+        <w:tc>
+          <w:tcPr>
+            <w:tcW w:w="2200" w:type="dxa"/>
+            <w:tcBorders>
+              <w:top w:val="single" w:sz="1" w:space="0" w:color="AAAAAA"/>
+              <w:left w:val="single" w:sz="1" w:space="0" w:color="AAAAAA"/>
+              <w:bottom w:val="single" w:sz="1" w:space="0" w:color="AAAAAA"/>
+              <w:right w:val="single" w:sz="1" w:space="0" w:color="AAAAAA"/>
+            </w:tcBorders>
+            <w:tcMar>
+              <w:top w:w="80" w:type="dxa"/>
+              <w:left w:w="120" w:type="dxa"/>
+              <w:bottom w:w="80" w:type="dxa"/>
+              <w:right w:w="120" w:type="dxa"/>
+            </w:tcMar>
+          </w:tcPr>
+          <w:p>
+            <w:pPr>
+              <w:spacing w:after="0" w:line="240" w:lineRule="auto"/>
+              <w:rPr>
+                <w:rFonts w:ascii="Times New Roman" w:hAnsi="Times New Roman" w:cs="Times New Roman"/>
+                <w:sz w:val="28"/>
+                <w:szCs w:val="28"/>
+              </w:rPr>
+            </w:pPr>
+            <w:r>
+              <w:rPr>
+                <w:rFonts w:ascii="Times New Roman" w:hAnsi="Times New Roman" w:cs="Times New Roman"/>
+                <w:sz w:val="28"/>
+                <w:szCs w:val="28"/>
+              </w:rPr>
+              <w:t>POST /</w:t>
+            </w:r>
+            <w:proofErr w:type="spellStart"/>
+            <w:r>
+              <w:rPr>
+                <w:rFonts w:ascii="Times New Roman" w:hAnsi="Times New Roman" w:cs="Times New Roman"/>
+                <w:sz w:val="28"/>
+                <w:szCs w:val="28"/>
+              </w:rPr>
+              <w:t>api</w:t>
+            </w:r>
+            <w:proofErr w:type="spellEnd"/>
+            <w:r>
+              <w:rPr>
+                <w:rFonts w:ascii="Times New Roman" w:hAnsi="Times New Roman" w:cs="Times New Roman"/>
+                <w:sz w:val="28"/>
+                <w:szCs w:val="28"/>
+              </w:rPr>
+              <w:t>/</w:t>
+            </w:r>
+            <w:proofErr w:type="spellStart"/>
+            <w:r>
+              <w:rPr>
+                <w:rFonts w:ascii="Times New Roman" w:hAnsi="Times New Roman" w:cs="Times New Roman"/>
+                <w:sz w:val="28"/>
+                <w:szCs w:val="28"/>
+              </w:rPr>
+              <w:t>requests</w:t>
+            </w:r>
+            <w:proofErr w:type="spellEnd"/>
+          </w:p>
+        </w:tc>
+        <w:tc>
+          <w:tcPr>
+            <w:tcW w:w="4800" w:type="dxa"/>
+            <w:tcBorders>
+              <w:top w:val="single" w:sz="1" w:space="0" w:color="AAAAAA"/>
+              <w:left w:val="single" w:sz="1" w:space="0" w:color="AAAAAA"/>
+              <w:bottom w:val="single" w:sz="1" w:space="0" w:color="AAAAAA"/>
+              <w:right w:val="single" w:sz="1" w:space="0" w:color="AAAAAA"/>
+            </w:tcBorders>
+            <w:tcMar>
+              <w:top w:w="80" w:type="dxa"/>
+              <w:left w:w="120" w:type="dxa"/>
+              <w:bottom w:w="80" w:type="dxa"/>
+              <w:right w:w="120" w:type="dxa"/>
+            </w:tcMar>
+          </w:tcPr>
+          <w:p>
+            <w:pPr>
+              <w:spacing w:after="0" w:line="240" w:lineRule="auto"/>
+              <w:rPr>
+                <w:rFonts w:ascii="Times New Roman" w:hAnsi="Times New Roman" w:cs="Times New Roman"/>
+                <w:sz w:val="28"/>
+                <w:szCs w:val="28"/>
+              </w:rPr>
+            </w:pPr>
+            <w:r>
+              <w:rPr>
+                <w:rFonts w:ascii="Times New Roman" w:hAnsi="Times New Roman" w:cs="Times New Roman"/>
+                <w:sz w:val="28"/>
+                <w:szCs w:val="28"/>
+              </w:rPr>
+              <w:t>Создать заявку</w:t>
+            </w:r>
+          </w:p>
+        </w:tc>
+        <w:tc>
+          <w:tcPr>
+            <w:tcW w:w="2360" w:type="dxa"/>
+            <w:tcBorders>
+              <w:top w:val="single" w:sz="1" w:space="0" w:color="AAAAAA"/>
+              <w:left w:val="single" w:sz="1" w:space="0" w:color="AAAAAA"/>
+              <w:bottom w:val="single" w:sz="1" w:space="0" w:color="AAAAAA"/>
+              <w:right w:val="single" w:sz="1" w:space="0" w:color="AAAAAA"/>
+            </w:tcBorders>
+            <w:tcMar>
+              <w:top w:w="80" w:type="dxa"/>
+              <w:left w:w="120" w:type="dxa"/>
+              <w:bottom w:w="80" w:type="dxa"/>
+              <w:right w:w="120" w:type="dxa"/>
+            </w:tcMar>
+          </w:tcPr>
+          <w:p>
+            <w:pPr>
+              <w:spacing w:after="0" w:line="240" w:lineRule="auto"/>
+              <w:rPr>
+                <w:rFonts w:ascii="Times New Roman" w:hAnsi="Times New Roman" w:cs="Times New Roman"/>
+                <w:sz w:val="28"/>
+                <w:szCs w:val="28"/>
+              </w:rPr>
+            </w:pPr>
+          </w:p>
+        </w:tc>
+      </w:tr>
+      <w:tr>
+        <w:tc>
+          <w:tcPr>
+            <w:tcW w:w="2200" w:type="dxa"/>
+            <w:tcBorders>
+              <w:top w:val="single" w:sz="1" w:space="0" w:color="AAAAAA"/>
+              <w:left w:val="single" w:sz="1" w:space="0" w:color="AAAAAA"/>
+              <w:bottom w:val="single" w:sz="1" w:space="0" w:color="AAAAAA"/>
+              <w:right w:val="single" w:sz="1" w:space="0" w:color="AAAAAA"/>
+            </w:tcBorders>
+            <w:tcMar>
+              <w:top w:w="80" w:type="dxa"/>
+              <w:left w:w="120" w:type="dxa"/>
+              <w:bottom w:w="80" w:type="dxa"/>
+              <w:right w:w="120" w:type="dxa"/>
+            </w:tcMar>
+          </w:tcPr>
+          <w:p>
+            <w:pPr>
+              <w:spacing w:after="0" w:line="240" w:lineRule="auto"/>
+              <w:rPr>
+                <w:rFonts w:ascii="Times New Roman" w:hAnsi="Times New Roman" w:cs="Times New Roman"/>
+                <w:sz w:val="28"/>
+                <w:szCs w:val="28"/>
+              </w:rPr>
+            </w:pPr>
+            <w:r>
+              <w:rPr>
+                <w:rFonts w:ascii="Times New Roman" w:hAnsi="Times New Roman" w:cs="Times New Roman"/>
+                <w:sz w:val="28"/>
+                <w:szCs w:val="28"/>
+              </w:rPr>
+              <w:t>PUT /</w:t>
+            </w:r>
+            <w:proofErr w:type="spellStart"/>
+            <w:r>
+              <w:rPr>
+                <w:rFonts w:ascii="Times New Roman" w:hAnsi="Times New Roman" w:cs="Times New Roman"/>
+                <w:sz w:val="28"/>
+                <w:szCs w:val="28"/>
+              </w:rPr>
+              <w:t>api</w:t>
+            </w:r>
+            <w:proofErr w:type="spellEnd"/>
+            <w:r>
+              <w:rPr>
+                <w:rFonts w:ascii="Times New Roman" w:hAnsi="Times New Roman" w:cs="Times New Roman"/>
+                <w:sz w:val="28"/>
+                <w:szCs w:val="28"/>
+              </w:rPr>
+              <w:t>/</w:t>
+            </w:r>
+            <w:proofErr w:type="spellStart"/>
+            <w:r>
+              <w:rPr>
+                <w:rFonts w:ascii="Times New Roman" w:hAnsi="Times New Roman" w:cs="Times New Roman"/>
+                <w:sz w:val="28"/>
+                <w:szCs w:val="28"/>
+              </w:rPr>
+              <w:t>requests</w:t>
+            </w:r>
+            <w:proofErr w:type="spellEnd"/>
+            <w:r>
+              <w:rPr>
+                <w:rFonts w:ascii="Times New Roman" w:hAnsi="Times New Roman" w:cs="Times New Roman"/>
+                <w:sz w:val="28"/>
+                <w:szCs w:val="28"/>
+              </w:rPr>
+              <w:t>/{</w:t>
+            </w:r>
+            <w:proofErr w:type="spellStart"/>
+            <w:r>
+              <w:rPr>
+                <w:rFonts w:ascii="Times New Roman" w:hAnsi="Times New Roman" w:cs="Times New Roman"/>
+                <w:sz w:val="28"/>
+                <w:szCs w:val="28"/>
+              </w:rPr>
+              <w:t>id</w:t>
+            </w:r>
+            <w:proofErr w:type="spellEnd"/>
+            <w:r>
+              <w:rPr>
+                <w:rFonts w:ascii="Times New Roman" w:hAnsi="Times New Roman" w:cs="Times New Roman"/>
+                <w:sz w:val="28"/>
+                <w:szCs w:val="28"/>
+              </w:rPr>
+              <w:t>}</w:t>
+            </w:r>
+          </w:p>
+        </w:tc>
+        <w:tc>
+          <w:tcPr>
+            <w:tcW w:w="4800" w:type="dxa"/>
+            <w:tcBorders>
+              <w:top w:val="single" w:sz="1" w:space="0" w:color="AAAAAA"/>
+              <w:left w:val="single" w:sz="1" w:space="0" w:color="AAAAAA"/>
+              <w:bottom w:val="single" w:sz="1" w:space="0" w:color="AAAAAA"/>
+              <w:right w:val="single" w:sz="1" w:space="0" w:color="AAAAAA"/>
+            </w:tcBorders>
+            <w:tcMar>
+              <w:top w:w="80" w:type="dxa"/>
+              <w:left w:w="120" w:type="dxa"/>
+              <w:bottom w:w="80" w:type="dxa"/>
+              <w:right w:w="120" w:type="dxa"/>
+            </w:tcMar>
+          </w:tcPr>
+          <w:p>
+            <w:pPr>
+              <w:spacing w:after="0" w:line="240" w:lineRule="auto"/>
+              <w:rPr>
+                <w:rFonts w:ascii="Times New Roman" w:hAnsi="Times New Roman" w:cs="Times New Roman"/>
+                <w:sz w:val="28"/>
+                <w:szCs w:val="28"/>
+              </w:rPr>
+            </w:pPr>
+            <w:r>
+              <w:rPr>
+                <w:rFonts w:ascii="Times New Roman" w:hAnsi="Times New Roman" w:cs="Times New Roman"/>
+                <w:sz w:val="28"/>
+                <w:szCs w:val="28"/>
+              </w:rPr>
+              <w:t>Обновить заявку</w:t>
+            </w:r>
+          </w:p>
+        </w:tc>
+        <w:tc>
+          <w:tcPr>
+            <w:tcW w:w="2360" w:type="dxa"/>
+            <w:tcBorders>
+              <w:top w:val="single" w:sz="1" w:space="0" w:color="AAAAAA"/>
+              <w:left w:val="single" w:sz="1" w:space="0" w:color="AAAAAA"/>
+              <w:bottom w:val="single" w:sz="1" w:space="0" w:color="AAAAAA"/>
+              <w:right w:val="single" w:sz="1" w:space="0" w:color="AAAAAA"/>
+            </w:tcBorders>
+            <w:tcMar>
+              <w:top w:w="80" w:type="dxa"/>
+              <w:left w:w="120" w:type="dxa"/>
+              <w:bottom w:w="80" w:type="dxa"/>
+              <w:right w:w="120" w:type="dxa"/>
+            </w:tcMar>
+          </w:tcPr>
+          <w:p>
+            <w:pPr>
+              <w:spacing w:after="0" w:line="240" w:lineRule="auto"/>
+              <w:rPr>
+                <w:rFonts w:ascii="Times New Roman" w:hAnsi="Times New Roman" w:cs="Times New Roman"/>
+                <w:sz w:val="28"/>
+                <w:szCs w:val="28"/>
+              </w:rPr>
+            </w:pPr>
+            <w:r>
+              <w:rPr>
+                <w:rFonts w:ascii="Times New Roman" w:hAnsi="Times New Roman" w:cs="Times New Roman"/>
+                <w:sz w:val="28"/>
+                <w:szCs w:val="28"/>
+              </w:rPr>
+              <w:t>Статус, механик, запчасти, даты.</w:t>
+            </w:r>
+          </w:p>
+        </w:tc>
+      </w:tr>
+      <w:tr>
+        <w:tc>
+          <w:tcPr>
+            <w:tcW w:w="2200" w:type="dxa"/>
+            <w:tcBorders>
+              <w:top w:val="single" w:sz="1" w:space="0" w:color="AAAAAA"/>
+              <w:left w:val="single" w:sz="1" w:space="0" w:color="AAAAAA"/>
+              <w:bottom w:val="single" w:sz="1" w:space="0" w:color="AAAAAA"/>
+              <w:right w:val="single" w:sz="1" w:space="0" w:color="AAAAAA"/>
+            </w:tcBorders>
+            <w:tcMar>
+              <w:top w:w="80" w:type="dxa"/>
+              <w:left w:w="120" w:type="dxa"/>
+              <w:bottom w:w="80" w:type="dxa"/>
+              <w:right w:w="120" w:type="dxa"/>
+            </w:tcMar>
+          </w:tcPr>
+          <w:p>
+            <w:pPr>
+              <w:spacing w:after="0" w:line="240" w:lineRule="auto"/>
+              <w:rPr>
+                <w:rFonts w:ascii="Times New Roman" w:hAnsi="Times New Roman" w:cs="Times New Roman"/>
+                <w:sz w:val="28"/>
+                <w:szCs w:val="28"/>
+              </w:rPr>
+            </w:pPr>
+            <w:r>
+              <w:rPr>
+                <w:rFonts w:ascii="Times New Roman" w:hAnsi="Times New Roman" w:cs="Times New Roman"/>
+                <w:sz w:val="28"/>
+                <w:szCs w:val="28"/>
+              </w:rPr>
+              <w:t>DELETE /</w:t>
+            </w:r>
+            <w:proofErr w:type="spellStart"/>
+            <w:r>
+              <w:rPr>
+                <w:rFonts w:ascii="Times New Roman" w:hAnsi="Times New Roman" w:cs="Times New Roman"/>
+                <w:sz w:val="28"/>
+                <w:szCs w:val="28"/>
+              </w:rPr>
+              <w:t>api</w:t>
+            </w:r>
+            <w:proofErr w:type="spellEnd"/>
+            <w:r>
+              <w:rPr>
+                <w:rFonts w:ascii="Times New Roman" w:hAnsi="Times New Roman" w:cs="Times New Roman"/>
+                <w:sz w:val="28"/>
+                <w:szCs w:val="28"/>
+              </w:rPr>
+              <w:t>/</w:t>
+            </w:r>
+            <w:proofErr w:type="spellStart"/>
+            <w:r>
+              <w:rPr>
+                <w:rFonts w:ascii="Times New Roman" w:hAnsi="Times New Roman" w:cs="Times New Roman"/>
+                <w:sz w:val="28"/>
+                <w:szCs w:val="28"/>
+              </w:rPr>
+              <w:t>requests</w:t>
+            </w:r>
+            <w:proofErr w:type="spellEnd"/>
+            <w:r>
+              <w:rPr>
+                <w:rFonts w:ascii="Times New Roman" w:hAnsi="Times New Roman" w:cs="Times New Roman"/>
+                <w:sz w:val="28"/>
+                <w:szCs w:val="28"/>
+              </w:rPr>
+              <w:t>/{</w:t>
+            </w:r>
+            <w:proofErr w:type="spellStart"/>
+            <w:r>
+              <w:rPr>
+                <w:rFonts w:ascii="Times New Roman" w:hAnsi="Times New Roman" w:cs="Times New Roman"/>
+                <w:sz w:val="28"/>
+                <w:szCs w:val="28"/>
+              </w:rPr>
+              <w:t>id</w:t>
+            </w:r>
+            <w:proofErr w:type="spellEnd"/>
+            <w:r>
+              <w:rPr>
+                <w:rFonts w:ascii="Times New Roman" w:hAnsi="Times New Roman" w:cs="Times New Roman"/>
+                <w:sz w:val="28"/>
+                <w:szCs w:val="28"/>
+              </w:rPr>
+              <w:t>}</w:t>
+            </w:r>
+          </w:p>
+        </w:tc>
+        <w:tc>
+          <w:tcPr>
+            <w:tcW w:w="4800" w:type="dxa"/>
+            <w:tcBorders>
+              <w:top w:val="single" w:sz="1" w:space="0" w:color="AAAAAA"/>
+              <w:left w:val="single" w:sz="1" w:space="0" w:color="AAAAAA"/>
+              <w:bottom w:val="single" w:sz="1" w:space="0" w:color="AAAAAA"/>
+              <w:right w:val="single" w:sz="1" w:space="0" w:color="AAAAAA"/>
+            </w:tcBorders>
+            <w:tcMar>
+              <w:top w:w="80" w:type="dxa"/>
+              <w:left w:w="120" w:type="dxa"/>
+              <w:bottom w:w="80" w:type="dxa"/>
+              <w:right w:w="120" w:type="dxa"/>
+            </w:tcMar>
+          </w:tcPr>
+          <w:p>
+            <w:pPr>
+              <w:spacing w:after="0" w:line="240" w:lineRule="auto"/>
+              <w:rPr>
+                <w:rFonts w:ascii="Times New Roman" w:hAnsi="Times New Roman" w:cs="Times New Roman"/>
+                <w:sz w:val="28"/>
+                <w:szCs w:val="28"/>
+              </w:rPr>
+            </w:pPr>
+            <w:r>
+              <w:rPr>
+                <w:rFonts w:ascii="Times New Roman" w:hAnsi="Times New Roman" w:cs="Times New Roman"/>
+                <w:sz w:val="28"/>
+                <w:szCs w:val="28"/>
+              </w:rPr>
+              <w:t>Удалить заявку</w:t>
+            </w:r>
+          </w:p>
+        </w:tc>
+        <w:tc>
+          <w:tcPr>
+            <w:tcW w:w="2360" w:type="dxa"/>
+            <w:tcBorders>
+              <w:top w:val="single" w:sz="1" w:space="0" w:color="AAAAAA"/>
+              <w:left w:val="single" w:sz="1" w:space="0" w:color="AAAAAA"/>
+              <w:bottom w:val="single" w:sz="1" w:space="0" w:color="AAAAAA"/>
+              <w:right w:val="single" w:sz="1" w:space="0" w:color="AAAAAA"/>
+            </w:tcBorders>
+            <w:tcMar>
+              <w:top w:w="80" w:type="dxa"/>
+              <w:left w:w="120" w:type="dxa"/>
+              <w:bottom w:w="80" w:type="dxa"/>
+              <w:right w:w="120" w:type="dxa"/>
+            </w:tcMar>
+          </w:tcPr>
+          <w:p>
+            <w:pPr>
+              <w:spacing w:after="0" w:line="240" w:lineRule="auto"/>
+              <w:rPr>
+                <w:rFonts w:ascii="Times New Roman" w:hAnsi="Times New Roman" w:cs="Times New Roman"/>
+                <w:sz w:val="28"/>
+                <w:szCs w:val="28"/>
+              </w:rPr>
+            </w:pPr>
+          </w:p>
+        </w:tc>
+      </w:tr>
+      <w:tr>
+        <w:tc>
+          <w:tcPr>
+            <w:tcW w:w="2200" w:type="dxa"/>
+            <w:tcBorders>
+              <w:top w:val="single" w:sz="1" w:space="0" w:color="AAAAAA"/>
+              <w:left w:val="single" w:sz="1" w:space="0" w:color="AAAAAA"/>
+              <w:bottom w:val="single" w:sz="1" w:space="0" w:color="AAAAAA"/>
+              <w:right w:val="single" w:sz="1" w:space="0" w:color="AAAAAA"/>
+            </w:tcBorders>
+            <w:tcMar>
+              <w:top w:w="80" w:type="dxa"/>
+              <w:left w:w="120" w:type="dxa"/>
+              <w:bottom w:w="80" w:type="dxa"/>
+              <w:right w:w="120" w:type="dxa"/>
+            </w:tcMar>
+          </w:tcPr>
+          <w:p>
+            <w:pPr>
+              <w:spacing w:after="0" w:line="240" w:lineRule="auto"/>
+              <w:rPr>
+                <w:rFonts w:ascii="Times New Roman" w:hAnsi="Times New Roman" w:cs="Times New Roman"/>
+                <w:sz w:val="28"/>
+                <w:szCs w:val="28"/>
+              </w:rPr>
+            </w:pPr>
+            <w:r>
+              <w:rPr>
+                <w:rFonts w:ascii="Times New Roman" w:hAnsi="Times New Roman" w:cs="Times New Roman"/>
+                <w:sz w:val="28"/>
+                <w:szCs w:val="28"/>
+              </w:rPr>
+              <w:t>GET /</w:t>
+            </w:r>
+            <w:proofErr w:type="spellStart"/>
+            <w:r>
+              <w:rPr>
+                <w:rFonts w:ascii="Times New Roman" w:hAnsi="Times New Roman" w:cs="Times New Roman"/>
+                <w:sz w:val="28"/>
+                <w:szCs w:val="28"/>
+              </w:rPr>
+              <w:t>api</w:t>
+            </w:r>
+            <w:proofErr w:type="spellEnd"/>
+            <w:r>
+              <w:rPr>
+                <w:rFonts w:ascii="Times New Roman" w:hAnsi="Times New Roman" w:cs="Times New Roman"/>
+                <w:sz w:val="28"/>
+                <w:szCs w:val="28"/>
+              </w:rPr>
+              <w:t>/</w:t>
+            </w:r>
+            <w:proofErr w:type="spellStart"/>
+            <w:r>
+              <w:rPr>
+                <w:rFonts w:ascii="Times New Roman" w:hAnsi="Times New Roman" w:cs="Times New Roman"/>
+                <w:sz w:val="28"/>
+                <w:szCs w:val="28"/>
+              </w:rPr>
+              <w:t>comments</w:t>
+            </w:r>
+            <w:proofErr w:type="spellEnd"/>
+          </w:p>
+        </w:tc>
+        <w:tc>
+          <w:tcPr>
+            <w:tcW w:w="4800" w:type="dxa"/>
+            <w:tcBorders>
+              <w:top w:val="single" w:sz="1" w:space="0" w:color="AAAAAA"/>
+              <w:left w:val="single" w:sz="1" w:space="0" w:color="AAAAAA"/>
+              <w:bottom w:val="single" w:sz="1" w:space="0" w:color="AAAAAA"/>
+              <w:right w:val="single" w:sz="1" w:space="0" w:color="AAAAAA"/>
+            </w:tcBorders>
+            <w:tcMar>
+              <w:top w:w="80" w:type="dxa"/>
+              <w:left w:w="120" w:type="dxa"/>
+              <w:bottom w:w="80" w:type="dxa"/>
+              <w:right w:w="120" w:type="dxa"/>
+            </w:tcMar>
+          </w:tcPr>
+          <w:p>
+            <w:pPr>
+              <w:spacing w:after="0" w:line="240" w:lineRule="auto"/>
+              <w:rPr>
+                <w:rFonts w:ascii="Times New Roman" w:hAnsi="Times New Roman" w:cs="Times New Roman"/>
+                <w:sz w:val="28"/>
+                <w:szCs w:val="28"/>
+              </w:rPr>
+            </w:pPr>
+            <w:r>
+              <w:rPr>
+                <w:rFonts w:ascii="Times New Roman" w:hAnsi="Times New Roman" w:cs="Times New Roman"/>
+                <w:sz w:val="28"/>
+                <w:szCs w:val="28"/>
+              </w:rPr>
+              <w:t>Комментарии к заявке</w:t>
+            </w:r>
+          </w:p>
+        </w:tc>
+        <w:tc>
+          <w:tcPr>
+            <w:tcW w:w="2360" w:type="dxa"/>
+            <w:tcBorders>
+              <w:top w:val="single" w:sz="1" w:space="0" w:color="AAAAAA"/>
+              <w:left w:val="single" w:sz="1" w:space="0" w:color="AAAAAA"/>
+              <w:bottom w:val="single" w:sz="1" w:space="0" w:color="AAAAAA"/>
+              <w:right w:val="single" w:sz="1" w:space="0" w:color="AAAAAA"/>
+            </w:tcBorders>
+            <w:tcMar>
+              <w:top w:w="80" w:type="dxa"/>
+              <w:left w:w="120" w:type="dxa"/>
+              <w:bottom w:w="80" w:type="dxa"/>
+              <w:right w:w="120" w:type="dxa"/>
+            </w:tcMar>
+          </w:tcPr>
+          <w:p>
+            <w:pPr>
+              <w:spacing w:after="0" w:line="240" w:lineRule="auto"/>
+              <w:rPr>
+                <w:rFonts w:ascii="Times New Roman" w:hAnsi="Times New Roman" w:cs="Times New Roman"/>
+                <w:sz w:val="28"/>
+                <w:szCs w:val="28"/>
+              </w:rPr>
+            </w:pPr>
+            <w:r>
+              <w:rPr>
+                <w:rFonts w:ascii="Times New Roman" w:hAnsi="Times New Roman" w:cs="Times New Roman"/>
+                <w:sz w:val="28"/>
+                <w:szCs w:val="28"/>
+              </w:rPr>
+              <w:t xml:space="preserve">Параметр: </w:t>
+            </w:r>
+            <w:proofErr w:type="spellStart"/>
+            <w:r>
+              <w:rPr>
+                <w:rFonts w:ascii="Times New Roman" w:hAnsi="Times New Roman" w:cs="Times New Roman"/>
+                <w:sz w:val="28"/>
+                <w:szCs w:val="28"/>
+              </w:rPr>
+              <w:t>requestID</w:t>
+            </w:r>
+            <w:proofErr w:type="spellEnd"/>
+            <w:r>
+              <w:rPr>
+                <w:rFonts w:ascii="Times New Roman" w:hAnsi="Times New Roman" w:cs="Times New Roman"/>
+                <w:sz w:val="28"/>
+                <w:szCs w:val="28"/>
+              </w:rPr>
+              <w:t>.</w:t>
+            </w:r>
+          </w:p>
+        </w:tc>
+      </w:tr>
+      <w:tr>
+        <w:tc>
+          <w:tcPr>
+            <w:tcW w:w="2200" w:type="dxa"/>
+            <w:tcBorders>
+              <w:top w:val="single" w:sz="1" w:space="0" w:color="AAAAAA"/>
+              <w:left w:val="single" w:sz="1" w:space="0" w:color="AAAAAA"/>
+              <w:bottom w:val="single" w:sz="1" w:space="0" w:color="AAAAAA"/>
+              <w:right w:val="single" w:sz="1" w:space="0" w:color="AAAAAA"/>
+            </w:tcBorders>
+            <w:tcMar>
+              <w:top w:w="80" w:type="dxa"/>
+              <w:left w:w="120" w:type="dxa"/>
+              <w:bottom w:w="80" w:type="dxa"/>
+              <w:right w:w="120" w:type="dxa"/>
+            </w:tcMar>
+          </w:tcPr>
+          <w:p>
+            <w:pPr>
+              <w:spacing w:after="0" w:line="240" w:lineRule="auto"/>
+              <w:rPr>
+                <w:rFonts w:ascii="Times New Roman" w:hAnsi="Times New Roman" w:cs="Times New Roman"/>
+                <w:sz w:val="28"/>
+                <w:szCs w:val="28"/>
+              </w:rPr>
+            </w:pPr>
+            <w:r>
+              <w:rPr>
+                <w:rFonts w:ascii="Times New Roman" w:hAnsi="Times New Roman" w:cs="Times New Roman"/>
+                <w:sz w:val="28"/>
+                <w:szCs w:val="28"/>
+              </w:rPr>
+              <w:t>POST /</w:t>
+            </w:r>
+            <w:proofErr w:type="spellStart"/>
+            <w:r>
+              <w:rPr>
+                <w:rFonts w:ascii="Times New Roman" w:hAnsi="Times New Roman" w:cs="Times New Roman"/>
+                <w:sz w:val="28"/>
+                <w:szCs w:val="28"/>
+              </w:rPr>
+              <w:t>api</w:t>
+            </w:r>
+            <w:proofErr w:type="spellEnd"/>
+            <w:r>
+              <w:rPr>
+                <w:rFonts w:ascii="Times New Roman" w:hAnsi="Times New Roman" w:cs="Times New Roman"/>
+                <w:sz w:val="28"/>
+                <w:szCs w:val="28"/>
+              </w:rPr>
+              <w:t>/</w:t>
+            </w:r>
+            <w:proofErr w:type="spellStart"/>
+            <w:r>
+              <w:rPr>
+                <w:rFonts w:ascii="Times New Roman" w:hAnsi="Times New Roman" w:cs="Times New Roman"/>
+                <w:sz w:val="28"/>
+                <w:szCs w:val="28"/>
+              </w:rPr>
+              <w:t>comments</w:t>
+            </w:r>
+            <w:proofErr w:type="spellEnd"/>
+          </w:p>
+        </w:tc>
+        <w:tc>
+          <w:tcPr>
+            <w:tcW w:w="4800" w:type="dxa"/>
+            <w:tcBorders>
+              <w:top w:val="single" w:sz="1" w:space="0" w:color="AAAAAA"/>
+              <w:left w:val="single" w:sz="1" w:space="0" w:color="AAAAAA"/>
+              <w:bottom w:val="single" w:sz="1" w:space="0" w:color="AAAAAA"/>
+              <w:right w:val="single" w:sz="1" w:space="0" w:color="AAAAAA"/>
+            </w:tcBorders>
+            <w:tcMar>
+              <w:top w:w="80" w:type="dxa"/>
+              <w:left w:w="120" w:type="dxa"/>
+              <w:bottom w:w="80" w:type="dxa"/>
+              <w:right w:w="120" w:type="dxa"/>
+            </w:tcMar>
+          </w:tcPr>
+          <w:p>
+            <w:pPr>
+              <w:spacing w:after="0" w:line="240" w:lineRule="auto"/>
+              <w:rPr>
+                <w:rFonts w:ascii="Times New Roman" w:hAnsi="Times New Roman" w:cs="Times New Roman"/>
+                <w:sz w:val="28"/>
+                <w:szCs w:val="28"/>
+              </w:rPr>
+            </w:pPr>
+            <w:r>
+              <w:rPr>
+                <w:rFonts w:ascii="Times New Roman" w:hAnsi="Times New Roman" w:cs="Times New Roman"/>
+                <w:sz w:val="28"/>
+                <w:szCs w:val="28"/>
+              </w:rPr>
+              <w:t>Добавить комментарий</w:t>
+            </w:r>
+          </w:p>
+        </w:tc>
+        <w:tc>
+          <w:tcPr>
+            <w:tcW w:w="2360" w:type="dxa"/>
+            <w:tcBorders>
+              <w:top w:val="single" w:sz="1" w:space="0" w:color="AAAAAA"/>
+              <w:left w:val="single" w:sz="1" w:space="0" w:color="AAAAAA"/>
+              <w:bottom w:val="single" w:sz="1" w:space="0" w:color="AAAAAA"/>
+              <w:right w:val="single" w:sz="1" w:space="0" w:color="AAAAAA"/>
+            </w:tcBorders>
+            <w:tcMar>
+              <w:top w:w="80" w:type="dxa"/>
+              <w:left w:w="120" w:type="dxa"/>
+              <w:bottom w:w="80" w:type="dxa"/>
+              <w:right w:w="120" w:type="dxa"/>
+            </w:tcMar>
+          </w:tcPr>
+          <w:p>
+            <w:pPr>
+              <w:spacing w:after="0" w:line="240" w:lineRule="auto"/>
+              <w:rPr>
+                <w:rFonts w:ascii="Times New Roman" w:hAnsi="Times New Roman" w:cs="Times New Roman"/>
+                <w:sz w:val="28"/>
+                <w:szCs w:val="28"/>
+              </w:rPr>
+            </w:pPr>
+          </w:p>
+        </w:tc>
+      </w:tr>
+      <w:tr>
+        <w:tc>
+          <w:tcPr>
+            <w:tcW w:w="2200" w:type="dxa"/>
+            <w:tcBorders>
+              <w:top w:val="single" w:sz="1" w:space="0" w:color="AAAAAA"/>
+              <w:left w:val="single" w:sz="1" w:space="0" w:color="AAAAAA"/>
+              <w:bottom w:val="single" w:sz="1" w:space="0" w:color="AAAAAA"/>
+              <w:right w:val="single" w:sz="1" w:space="0" w:color="AAAAAA"/>
+            </w:tcBorders>
+            <w:tcMar>
+              <w:top w:w="80" w:type="dxa"/>
+              <w:left w:w="120" w:type="dxa"/>
+              <w:bottom w:w="80" w:type="dxa"/>
+              <w:right w:w="120" w:type="dxa"/>
+            </w:tcMar>
+          </w:tcPr>
+          <w:p>
+            <w:pPr>
+              <w:spacing w:after="0" w:line="240" w:lineRule="auto"/>
+              <w:rPr>
+                <w:rFonts w:ascii="Times New Roman" w:hAnsi="Times New Roman" w:cs="Times New Roman"/>
+                <w:sz w:val="28"/>
+                <w:szCs w:val="28"/>
+              </w:rPr>
+            </w:pPr>
+            <w:r>
+              <w:rPr>
+                <w:rFonts w:ascii="Times New Roman" w:hAnsi="Times New Roman" w:cs="Times New Roman"/>
+                <w:sz w:val="28"/>
+                <w:szCs w:val="28"/>
+              </w:rPr>
+              <w:t>GET /</w:t>
+            </w:r>
+            <w:proofErr w:type="spellStart"/>
+            <w:r>
+              <w:rPr>
+                <w:rFonts w:ascii="Times New Roman" w:hAnsi="Times New Roman" w:cs="Times New Roman"/>
+                <w:sz w:val="28"/>
+                <w:szCs w:val="28"/>
+              </w:rPr>
+              <w:t>api</w:t>
+            </w:r>
+            <w:proofErr w:type="spellEnd"/>
+            <w:r>
+              <w:rPr>
+                <w:rFonts w:ascii="Times New Roman" w:hAnsi="Times New Roman" w:cs="Times New Roman"/>
+                <w:sz w:val="28"/>
+                <w:szCs w:val="28"/>
+              </w:rPr>
+              <w:t>/</w:t>
+            </w:r>
+            <w:proofErr w:type="spellStart"/>
+            <w:r>
+              <w:rPr>
+                <w:rFonts w:ascii="Times New Roman" w:hAnsi="Times New Roman" w:cs="Times New Roman"/>
+                <w:sz w:val="28"/>
+                <w:szCs w:val="28"/>
+              </w:rPr>
+              <w:t>messages</w:t>
+            </w:r>
+            <w:proofErr w:type="spellEnd"/>
+          </w:p>
+        </w:tc>
+        <w:tc>
+          <w:tcPr>
+            <w:tcW w:w="4800" w:type="dxa"/>
+            <w:tcBorders>
+              <w:top w:val="single" w:sz="1" w:space="0" w:color="AAAAAA"/>
+              <w:left w:val="single" w:sz="1" w:space="0" w:color="AAAAAA"/>
+              <w:bottom w:val="single" w:sz="1" w:space="0" w:color="AAAAAA"/>
+              <w:right w:val="single" w:sz="1" w:space="0" w:color="AAAAAA"/>
+            </w:tcBorders>
+            <w:tcMar>
+              <w:top w:w="80" w:type="dxa"/>
+              <w:left w:w="120" w:type="dxa"/>
+              <w:bottom w:w="80" w:type="dxa"/>
+              <w:right w:w="120" w:type="dxa"/>
+            </w:tcMar>
+          </w:tcPr>
+          <w:p>
+            <w:pPr>
+              <w:spacing w:after="0" w:line="240" w:lineRule="auto"/>
+              <w:rPr>
+                <w:rFonts w:ascii="Times New Roman" w:hAnsi="Times New Roman" w:cs="Times New Roman"/>
+                <w:sz w:val="28"/>
+                <w:szCs w:val="28"/>
+              </w:rPr>
+            </w:pPr>
+            <w:r>
+              <w:rPr>
+                <w:rFonts w:ascii="Times New Roman" w:hAnsi="Times New Roman" w:cs="Times New Roman"/>
+                <w:sz w:val="28"/>
+                <w:szCs w:val="28"/>
+              </w:rPr>
+              <w:t>Сообщения</w:t>
+            </w:r>
+          </w:p>
+        </w:tc>
+        <w:tc>
+          <w:tcPr>
+            <w:tcW w:w="2360" w:type="dxa"/>
+            <w:tcBorders>
+              <w:top w:val="single" w:sz="1" w:space="0" w:color="AAAAAA"/>
+              <w:left w:val="single" w:sz="1" w:space="0" w:color="AAAAAA"/>
+              <w:bottom w:val="single" w:sz="1" w:space="0" w:color="AAAAAA"/>
+              <w:right w:val="single" w:sz="1" w:space="0" w:color="AAAAAA"/>
+            </w:tcBorders>
+            <w:tcMar>
+              <w:top w:w="80" w:type="dxa"/>
+              <w:left w:w="120" w:type="dxa"/>
+              <w:bottom w:w="80" w:type="dxa"/>
+              <w:right w:w="120" w:type="dxa"/>
+            </w:tcMar>
+          </w:tcPr>
+          <w:p>
+            <w:pPr>
+              <w:spacing w:after="0" w:line="240" w:lineRule="auto"/>
+              <w:rPr>
+                <w:rFonts w:ascii="Times New Roman" w:hAnsi="Times New Roman" w:cs="Times New Roman"/>
+                <w:sz w:val="28"/>
+                <w:szCs w:val="28"/>
+              </w:rPr>
+            </w:pPr>
+            <w:r>
+              <w:rPr>
+                <w:rFonts w:ascii="Times New Roman" w:hAnsi="Times New Roman" w:cs="Times New Roman"/>
+                <w:sz w:val="28"/>
+                <w:szCs w:val="28"/>
+              </w:rPr>
+              <w:t>Для клиента — только свои.</w:t>
+            </w:r>
+          </w:p>
+        </w:tc>
+      </w:tr>
+      <w:tr>
+        <w:tc>
+          <w:tcPr>
+            <w:tcW w:w="2200" w:type="dxa"/>
+            <w:tcBorders>
+              <w:top w:val="single" w:sz="1" w:space="0" w:color="AAAAAA"/>
+              <w:left w:val="single" w:sz="1" w:space="0" w:color="AAAAAA"/>
+              <w:bottom w:val="single" w:sz="1" w:space="0" w:color="AAAAAA"/>
+              <w:right w:val="single" w:sz="1" w:space="0" w:color="AAAAAA"/>
+            </w:tcBorders>
+            <w:tcMar>
+              <w:top w:w="80" w:type="dxa"/>
+              <w:left w:w="120" w:type="dxa"/>
+              <w:bottom w:w="80" w:type="dxa"/>
+              <w:right w:w="120" w:type="dxa"/>
+            </w:tcMar>
+          </w:tcPr>
+          <w:p>
+            <w:pPr>
+              <w:spacing w:after="0" w:line="240" w:lineRule="auto"/>
+              <w:rPr>
+                <w:rFonts w:ascii="Times New Roman" w:hAnsi="Times New Roman" w:cs="Times New Roman"/>
+                <w:sz w:val="28"/>
+                <w:szCs w:val="28"/>
+              </w:rPr>
+            </w:pPr>
+            <w:r>
+              <w:rPr>
+                <w:rFonts w:ascii="Times New Roman" w:hAnsi="Times New Roman" w:cs="Times New Roman"/>
+                <w:sz w:val="28"/>
+                <w:szCs w:val="28"/>
+              </w:rPr>
+              <w:t>POST /</w:t>
+            </w:r>
+            <w:proofErr w:type="spellStart"/>
+            <w:r>
+              <w:rPr>
+                <w:rFonts w:ascii="Times New Roman" w:hAnsi="Times New Roman" w:cs="Times New Roman"/>
+                <w:sz w:val="28"/>
+                <w:szCs w:val="28"/>
+              </w:rPr>
+              <w:t>api</w:t>
+            </w:r>
+            <w:proofErr w:type="spellEnd"/>
+            <w:r>
+              <w:rPr>
+                <w:rFonts w:ascii="Times New Roman" w:hAnsi="Times New Roman" w:cs="Times New Roman"/>
+                <w:sz w:val="28"/>
+                <w:szCs w:val="28"/>
+              </w:rPr>
+              <w:t>/</w:t>
+            </w:r>
+            <w:proofErr w:type="spellStart"/>
+            <w:r>
+              <w:rPr>
+                <w:rFonts w:ascii="Times New Roman" w:hAnsi="Times New Roman" w:cs="Times New Roman"/>
+                <w:sz w:val="28"/>
+                <w:szCs w:val="28"/>
+              </w:rPr>
+              <w:t>messages</w:t>
+            </w:r>
+            <w:proofErr w:type="spellEnd"/>
+          </w:p>
+        </w:tc>
+        <w:tc>
+          <w:tcPr>
+            <w:tcW w:w="4800" w:type="dxa"/>
+            <w:tcBorders>
+              <w:top w:val="single" w:sz="1" w:space="0" w:color="AAAAAA"/>
+              <w:left w:val="single" w:sz="1" w:space="0" w:color="AAAAAA"/>
+              <w:bottom w:val="single" w:sz="1" w:space="0" w:color="AAAAAA"/>
+              <w:right w:val="single" w:sz="1" w:space="0" w:color="AAAAAA"/>
+            </w:tcBorders>
+            <w:tcMar>
+              <w:top w:w="80" w:type="dxa"/>
+              <w:left w:w="120" w:type="dxa"/>
+              <w:bottom w:w="80" w:type="dxa"/>
+              <w:right w:w="120" w:type="dxa"/>
+            </w:tcMar>
+          </w:tcPr>
+          <w:p>
+            <w:pPr>
+              <w:spacing w:after="0" w:line="240" w:lineRule="auto"/>
+              <w:rPr>
+                <w:rFonts w:ascii="Times New Roman" w:hAnsi="Times New Roman" w:cs="Times New Roman"/>
+                <w:sz w:val="28"/>
+                <w:szCs w:val="28"/>
+              </w:rPr>
+            </w:pPr>
+            <w:r>
+              <w:rPr>
+                <w:rFonts w:ascii="Times New Roman" w:hAnsi="Times New Roman" w:cs="Times New Roman"/>
+                <w:sz w:val="28"/>
+                <w:szCs w:val="28"/>
+              </w:rPr>
+              <w:t>Отправить обращение</w:t>
+            </w:r>
+          </w:p>
+        </w:tc>
+        <w:tc>
+          <w:tcPr>
+            <w:tcW w:w="2360" w:type="dxa"/>
+            <w:tcBorders>
+              <w:top w:val="single" w:sz="1" w:space="0" w:color="AAAAAA"/>
+              <w:left w:val="single" w:sz="1" w:space="0" w:color="AAAAAA"/>
+              <w:bottom w:val="single" w:sz="1" w:space="0" w:color="AAAAAA"/>
+              <w:right w:val="single" w:sz="1" w:space="0" w:color="AAAAAA"/>
+            </w:tcBorders>
+            <w:tcMar>
+              <w:top w:w="80" w:type="dxa"/>
+              <w:left w:w="120" w:type="dxa"/>
+              <w:bottom w:w="80" w:type="dxa"/>
+              <w:right w:w="120" w:type="dxa"/>
+            </w:tcMar>
+          </w:tcPr>
+          <w:p>
+            <w:pPr>
+              <w:spacing w:after="0" w:line="240" w:lineRule="auto"/>
+              <w:rPr>
+                <w:rFonts w:ascii="Times New Roman" w:hAnsi="Times New Roman" w:cs="Times New Roman"/>
+                <w:sz w:val="28"/>
+                <w:szCs w:val="28"/>
+              </w:rPr>
+            </w:pPr>
+          </w:p>
+        </w:tc>
+      </w:tr>
+      <w:tr>
+        <w:tc>
+          <w:tcPr>
+            <w:tcW w:w="2200" w:type="dxa"/>
+            <w:tcBorders>
+              <w:top w:val="single" w:sz="1" w:space="0" w:color="AAAAAA"/>
+              <w:left w:val="single" w:sz="1" w:space="0" w:color="AAAAAA"/>
+              <w:bottom w:val="single" w:sz="1" w:space="0" w:color="AAAAAA"/>
+              <w:right w:val="single" w:sz="1" w:space="0" w:color="AAAAAA"/>
+            </w:tcBorders>
+            <w:tcMar>
+              <w:top w:w="80" w:type="dxa"/>
+              <w:left w:w="120" w:type="dxa"/>
+              <w:bottom w:w="80" w:type="dxa"/>
+              <w:right w:w="120" w:type="dxa"/>
+            </w:tcMar>
+          </w:tcPr>
+          <w:p>
+            <w:pPr>
+              <w:spacing w:after="0" w:line="240" w:lineRule="auto"/>
+              <w:rPr>
+                <w:rFonts w:ascii="Times New Roman" w:hAnsi="Times New Roman" w:cs="Times New Roman"/>
+                <w:sz w:val="28"/>
+                <w:szCs w:val="28"/>
+                <w:lang w:val="en-US"/>
+              </w:rPr>
+            </w:pPr>
+            <w:r>
+              <w:rPr>
+                <w:rFonts w:ascii="Times New Roman" w:hAnsi="Times New Roman" w:cs="Times New Roman"/>
+                <w:sz w:val="28"/>
+                <w:szCs w:val="28"/>
+                <w:lang w:val="en-US"/>
+              </w:rPr>
+              <w:t>PUT /</w:t>
+            </w:r>
+            <w:proofErr w:type="spellStart"/>
+            <w:r>
+              <w:rPr>
+                <w:rFonts w:ascii="Times New Roman" w:hAnsi="Times New Roman" w:cs="Times New Roman"/>
+                <w:sz w:val="28"/>
+                <w:szCs w:val="28"/>
+                <w:lang w:val="en-US"/>
+              </w:rPr>
+              <w:t>api</w:t>
+            </w:r>
+            <w:proofErr w:type="spellEnd"/>
+            <w:r>
+              <w:rPr>
+                <w:rFonts w:ascii="Times New Roman" w:hAnsi="Times New Roman" w:cs="Times New Roman"/>
+                <w:sz w:val="28"/>
+                <w:szCs w:val="28"/>
+                <w:lang w:val="en-US"/>
+              </w:rPr>
+              <w:t>/messages/{id}/reply</w:t>
+            </w:r>
+          </w:p>
+        </w:tc>
+        <w:tc>
+          <w:tcPr>
+            <w:tcW w:w="4800" w:type="dxa"/>
+            <w:tcBorders>
+              <w:top w:val="single" w:sz="1" w:space="0" w:color="AAAAAA"/>
+              <w:left w:val="single" w:sz="1" w:space="0" w:color="AAAAAA"/>
+              <w:bottom w:val="single" w:sz="1" w:space="0" w:color="AAAAAA"/>
+              <w:right w:val="single" w:sz="1" w:space="0" w:color="AAAAAA"/>
+            </w:tcBorders>
+            <w:tcMar>
+              <w:top w:w="80" w:type="dxa"/>
+              <w:left w:w="120" w:type="dxa"/>
+              <w:bottom w:w="80" w:type="dxa"/>
+              <w:right w:w="120" w:type="dxa"/>
+            </w:tcMar>
+          </w:tcPr>
+          <w:p>
+            <w:pPr>
+              <w:spacing w:after="0" w:line="240" w:lineRule="auto"/>
+              <w:rPr>
+                <w:rFonts w:ascii="Times New Roman" w:hAnsi="Times New Roman" w:cs="Times New Roman"/>
+                <w:sz w:val="28"/>
+                <w:szCs w:val="28"/>
+              </w:rPr>
+            </w:pPr>
+            <w:r>
+              <w:rPr>
+                <w:rFonts w:ascii="Times New Roman" w:hAnsi="Times New Roman" w:cs="Times New Roman"/>
+                <w:sz w:val="28"/>
+                <w:szCs w:val="28"/>
+              </w:rPr>
+              <w:t>Ответить на сообщение</w:t>
+            </w:r>
+          </w:p>
+        </w:tc>
+        <w:tc>
+          <w:tcPr>
+            <w:tcW w:w="2360" w:type="dxa"/>
+            <w:tcBorders>
+              <w:top w:val="single" w:sz="1" w:space="0" w:color="AAAAAA"/>
+              <w:left w:val="single" w:sz="1" w:space="0" w:color="AAAAAA"/>
+              <w:bottom w:val="single" w:sz="1" w:space="0" w:color="AAAAAA"/>
+              <w:right w:val="single" w:sz="1" w:space="0" w:color="AAAAAA"/>
+            </w:tcBorders>
+            <w:tcMar>
+              <w:top w:w="80" w:type="dxa"/>
+              <w:left w:w="120" w:type="dxa"/>
+              <w:bottom w:w="80" w:type="dxa"/>
+              <w:right w:w="120" w:type="dxa"/>
+            </w:tcMar>
+          </w:tcPr>
+          <w:p>
+            <w:pPr>
+              <w:spacing w:after="0" w:line="240" w:lineRule="auto"/>
+              <w:rPr>
+                <w:rFonts w:ascii="Times New Roman" w:hAnsi="Times New Roman" w:cs="Times New Roman"/>
+                <w:sz w:val="28"/>
+                <w:szCs w:val="28"/>
+              </w:rPr>
+            </w:pPr>
+            <w:r>
+              <w:rPr>
+                <w:rFonts w:ascii="Times New Roman" w:hAnsi="Times New Roman" w:cs="Times New Roman"/>
+                <w:sz w:val="28"/>
+                <w:szCs w:val="28"/>
+              </w:rPr>
+              <w:t xml:space="preserve">Устанавливает </w:t>
+            </w:r>
+            <w:proofErr w:type="spellStart"/>
+            <w:r>
+              <w:rPr>
+                <w:rFonts w:ascii="Times New Roman" w:hAnsi="Times New Roman" w:cs="Times New Roman"/>
+                <w:sz w:val="28"/>
+                <w:szCs w:val="28"/>
+              </w:rPr>
+              <w:t>reply</w:t>
+            </w:r>
+            <w:proofErr w:type="spellEnd"/>
+            <w:r>
+              <w:rPr>
+                <w:rFonts w:ascii="Times New Roman" w:hAnsi="Times New Roman" w:cs="Times New Roman"/>
+                <w:sz w:val="28"/>
+                <w:szCs w:val="28"/>
+              </w:rPr>
+              <w:t xml:space="preserve"> и </w:t>
+            </w:r>
+            <w:proofErr w:type="spellStart"/>
+            <w:r>
+              <w:rPr>
+                <w:rFonts w:ascii="Times New Roman" w:hAnsi="Times New Roman" w:cs="Times New Roman"/>
+                <w:sz w:val="28"/>
+                <w:szCs w:val="28"/>
+              </w:rPr>
+              <w:t>isRead</w:t>
+            </w:r>
+            <w:proofErr w:type="spellEnd"/>
+            <w:r>
+              <w:rPr>
+                <w:rFonts w:ascii="Times New Roman" w:hAnsi="Times New Roman" w:cs="Times New Roman"/>
+                <w:sz w:val="28"/>
+                <w:szCs w:val="28"/>
+              </w:rPr>
+              <w:t>=</w:t>
+            </w:r>
+            <w:proofErr w:type="spellStart"/>
+            <w:r>
+              <w:rPr>
+                <w:rFonts w:ascii="Times New Roman" w:hAnsi="Times New Roman" w:cs="Times New Roman"/>
+                <w:sz w:val="28"/>
+                <w:szCs w:val="28"/>
+              </w:rPr>
+              <w:t>true</w:t>
+            </w:r>
+            <w:proofErr w:type="spellEnd"/>
+            <w:r>
+              <w:rPr>
+                <w:rFonts w:ascii="Times New Roman" w:hAnsi="Times New Roman" w:cs="Times New Roman"/>
+                <w:sz w:val="28"/>
+                <w:szCs w:val="28"/>
+              </w:rPr>
+              <w:t>.</w:t>
+            </w:r>
+          </w:p>
+        </w:tc>
+      </w:tr>
+      <w:tr>
+        <w:tc>
+          <w:tcPr>
+            <w:tcW w:w="2200" w:type="dxa"/>
+            <w:tcBorders>
+              <w:top w:val="single" w:sz="1" w:space="0" w:color="AAAAAA"/>
+              <w:left w:val="single" w:sz="1" w:space="0" w:color="AAAAAA"/>
+              <w:bottom w:val="single" w:sz="1" w:space="0" w:color="AAAAAA"/>
+              <w:right w:val="single" w:sz="1" w:space="0" w:color="AAAAAA"/>
+            </w:tcBorders>
+            <w:tcMar>
+              <w:top w:w="80" w:type="dxa"/>
+              <w:left w:w="120" w:type="dxa"/>
+              <w:bottom w:w="80" w:type="dxa"/>
+              <w:right w:w="120" w:type="dxa"/>
+            </w:tcMar>
+          </w:tcPr>
+          <w:p>
+            <w:pPr>
+              <w:spacing w:after="0" w:line="240" w:lineRule="auto"/>
+              <w:rPr>
+                <w:rFonts w:ascii="Times New Roman" w:hAnsi="Times New Roman" w:cs="Times New Roman"/>
+                <w:sz w:val="28"/>
+                <w:szCs w:val="28"/>
+                <w:lang w:val="en-US"/>
+              </w:rPr>
+            </w:pPr>
+            <w:r>
+              <w:rPr>
+                <w:rFonts w:ascii="Times New Roman" w:hAnsi="Times New Roman" w:cs="Times New Roman"/>
+                <w:sz w:val="28"/>
+                <w:szCs w:val="28"/>
+                <w:lang w:val="en-US"/>
+              </w:rPr>
+              <w:t>PUT /</w:t>
+            </w:r>
+            <w:proofErr w:type="spellStart"/>
+            <w:r>
+              <w:rPr>
+                <w:rFonts w:ascii="Times New Roman" w:hAnsi="Times New Roman" w:cs="Times New Roman"/>
+                <w:sz w:val="28"/>
+                <w:szCs w:val="28"/>
+                <w:lang w:val="en-US"/>
+              </w:rPr>
+              <w:t>api</w:t>
+            </w:r>
+            <w:proofErr w:type="spellEnd"/>
+            <w:r>
+              <w:rPr>
+                <w:rFonts w:ascii="Times New Roman" w:hAnsi="Times New Roman" w:cs="Times New Roman"/>
+                <w:sz w:val="28"/>
+                <w:szCs w:val="28"/>
+                <w:lang w:val="en-US"/>
+              </w:rPr>
+              <w:t>/messages/{id}/read</w:t>
+            </w:r>
+          </w:p>
+        </w:tc>
+        <w:tc>
+          <w:tcPr>
+            <w:tcW w:w="4800" w:type="dxa"/>
+            <w:tcBorders>
+              <w:top w:val="single" w:sz="1" w:space="0" w:color="AAAAAA"/>
+              <w:left w:val="single" w:sz="1" w:space="0" w:color="AAAAAA"/>
+              <w:bottom w:val="single" w:sz="1" w:space="0" w:color="AAAAAA"/>
+              <w:right w:val="single" w:sz="1" w:space="0" w:color="AAAAAA"/>
+            </w:tcBorders>
+            <w:tcMar>
+              <w:top w:w="80" w:type="dxa"/>
+              <w:left w:w="120" w:type="dxa"/>
+              <w:bottom w:w="80" w:type="dxa"/>
+              <w:right w:w="120" w:type="dxa"/>
+            </w:tcMar>
+          </w:tcPr>
+          <w:p>
+            <w:pPr>
+              <w:spacing w:after="0" w:line="240" w:lineRule="auto"/>
+              <w:rPr>
+                <w:rFonts w:ascii="Times New Roman" w:hAnsi="Times New Roman" w:cs="Times New Roman"/>
+                <w:sz w:val="28"/>
+                <w:szCs w:val="28"/>
+              </w:rPr>
+            </w:pPr>
+            <w:r>
+              <w:rPr>
+                <w:rFonts w:ascii="Times New Roman" w:hAnsi="Times New Roman" w:cs="Times New Roman"/>
+                <w:sz w:val="28"/>
+                <w:szCs w:val="28"/>
+              </w:rPr>
+              <w:t>Пометить прочитанным</w:t>
+            </w:r>
+          </w:p>
+        </w:tc>
+        <w:tc>
+          <w:tcPr>
+            <w:tcW w:w="2360" w:type="dxa"/>
+            <w:tcBorders>
+              <w:top w:val="single" w:sz="1" w:space="0" w:color="AAAAAA"/>
+              <w:left w:val="single" w:sz="1" w:space="0" w:color="AAAAAA"/>
+              <w:bottom w:val="single" w:sz="1" w:space="0" w:color="AAAAAA"/>
+              <w:right w:val="single" w:sz="1" w:space="0" w:color="AAAAAA"/>
+            </w:tcBorders>
+            <w:tcMar>
+              <w:top w:w="80" w:type="dxa"/>
+              <w:left w:w="120" w:type="dxa"/>
+              <w:bottom w:w="80" w:type="dxa"/>
+              <w:right w:w="120" w:type="dxa"/>
+            </w:tcMar>
+          </w:tcPr>
+          <w:p>
+            <w:pPr>
+              <w:spacing w:after="0" w:line="240" w:lineRule="auto"/>
+              <w:rPr>
+                <w:rFonts w:ascii="Times New Roman" w:hAnsi="Times New Roman" w:cs="Times New Roman"/>
+                <w:sz w:val="28"/>
+                <w:szCs w:val="28"/>
+              </w:rPr>
+            </w:pPr>
+          </w:p>
+        </w:tc>
+      </w:tr>
+      <w:tr>
+        <w:tc>
+          <w:tcPr>
+            <w:tcW w:w="2200" w:type="dxa"/>
+            <w:tcBorders>
+              <w:top w:val="single" w:sz="1" w:space="0" w:color="AAAAAA"/>
+              <w:left w:val="single" w:sz="1" w:space="0" w:color="AAAAAA"/>
+              <w:bottom w:val="single" w:sz="1" w:space="0" w:color="AAAAAA"/>
+              <w:right w:val="single" w:sz="1" w:space="0" w:color="AAAAAA"/>
+            </w:tcBorders>
+            <w:tcMar>
+              <w:top w:w="80" w:type="dxa"/>
+              <w:left w:w="120" w:type="dxa"/>
+              <w:bottom w:w="80" w:type="dxa"/>
+              <w:right w:w="120" w:type="dxa"/>
+            </w:tcMar>
+          </w:tcPr>
+          <w:p>
+            <w:pPr>
+              <w:spacing w:after="0" w:line="240" w:lineRule="auto"/>
+              <w:rPr>
+                <w:rFonts w:ascii="Times New Roman" w:hAnsi="Times New Roman" w:cs="Times New Roman"/>
+                <w:sz w:val="28"/>
+                <w:szCs w:val="28"/>
+              </w:rPr>
+            </w:pPr>
+            <w:r>
+              <w:rPr>
+                <w:rFonts w:ascii="Times New Roman" w:hAnsi="Times New Roman" w:cs="Times New Roman"/>
+                <w:sz w:val="28"/>
+                <w:szCs w:val="28"/>
+              </w:rPr>
+              <w:t>GET /</w:t>
+            </w:r>
+            <w:proofErr w:type="spellStart"/>
+            <w:r>
+              <w:rPr>
+                <w:rFonts w:ascii="Times New Roman" w:hAnsi="Times New Roman" w:cs="Times New Roman"/>
+                <w:sz w:val="28"/>
+                <w:szCs w:val="28"/>
+              </w:rPr>
+              <w:t>api</w:t>
+            </w:r>
+            <w:proofErr w:type="spellEnd"/>
+            <w:r>
+              <w:rPr>
+                <w:rFonts w:ascii="Times New Roman" w:hAnsi="Times New Roman" w:cs="Times New Roman"/>
+                <w:sz w:val="28"/>
+                <w:szCs w:val="28"/>
+              </w:rPr>
+              <w:t>/</w:t>
+            </w:r>
+            <w:proofErr w:type="spellStart"/>
+            <w:r>
+              <w:rPr>
+                <w:rFonts w:ascii="Times New Roman" w:hAnsi="Times New Roman" w:cs="Times New Roman"/>
+                <w:sz w:val="28"/>
+                <w:szCs w:val="28"/>
+              </w:rPr>
+              <w:t>statistics</w:t>
+            </w:r>
+            <w:proofErr w:type="spellEnd"/>
+          </w:p>
+        </w:tc>
+        <w:tc>
+          <w:tcPr>
+            <w:tcW w:w="4800" w:type="dxa"/>
+            <w:tcBorders>
+              <w:top w:val="single" w:sz="1" w:space="0" w:color="AAAAAA"/>
+              <w:left w:val="single" w:sz="1" w:space="0" w:color="AAAAAA"/>
+              <w:bottom w:val="single" w:sz="1" w:space="0" w:color="AAAAAA"/>
+              <w:right w:val="single" w:sz="1" w:space="0" w:color="AAAAAA"/>
+            </w:tcBorders>
+            <w:tcMar>
+              <w:top w:w="80" w:type="dxa"/>
+              <w:left w:w="120" w:type="dxa"/>
+              <w:bottom w:w="80" w:type="dxa"/>
+              <w:right w:w="120" w:type="dxa"/>
+            </w:tcMar>
+          </w:tcPr>
+          <w:p>
+            <w:pPr>
+              <w:spacing w:after="0" w:line="240" w:lineRule="auto"/>
+              <w:rPr>
+                <w:rFonts w:ascii="Times New Roman" w:hAnsi="Times New Roman" w:cs="Times New Roman"/>
+                <w:sz w:val="28"/>
+                <w:szCs w:val="28"/>
+              </w:rPr>
+            </w:pPr>
+            <w:r>
+              <w:rPr>
+                <w:rFonts w:ascii="Times New Roman" w:hAnsi="Times New Roman" w:cs="Times New Roman"/>
+                <w:sz w:val="28"/>
+                <w:szCs w:val="28"/>
+              </w:rPr>
+              <w:t>Статистика</w:t>
+            </w:r>
+          </w:p>
+        </w:tc>
+        <w:tc>
+          <w:tcPr>
+            <w:tcW w:w="2360" w:type="dxa"/>
+            <w:tcBorders>
+              <w:top w:val="single" w:sz="1" w:space="0" w:color="AAAAAA"/>
+              <w:left w:val="single" w:sz="1" w:space="0" w:color="AAAAAA"/>
+              <w:bottom w:val="single" w:sz="1" w:space="0" w:color="AAAAAA"/>
+              <w:right w:val="single" w:sz="1" w:space="0" w:color="AAAAAA"/>
+            </w:tcBorders>
+            <w:tcMar>
+              <w:top w:w="80" w:type="dxa"/>
+              <w:left w:w="120" w:type="dxa"/>
+              <w:bottom w:w="80" w:type="dxa"/>
+              <w:right w:w="120" w:type="dxa"/>
+            </w:tcMar>
+          </w:tcPr>
+          <w:p>
+            <w:pPr>
+              <w:spacing w:after="0" w:line="240" w:lineRule="auto"/>
+              <w:rPr>
+                <w:rFonts w:ascii="Times New Roman" w:hAnsi="Times New Roman" w:cs="Times New Roman"/>
+                <w:sz w:val="28"/>
+                <w:szCs w:val="28"/>
+                <w:lang w:val="en-US"/>
+              </w:rPr>
+            </w:pPr>
+            <w:r>
+              <w:rPr>
+                <w:rFonts w:ascii="Times New Roman" w:hAnsi="Times New Roman" w:cs="Times New Roman"/>
+                <w:sz w:val="28"/>
+                <w:szCs w:val="28"/>
+              </w:rPr>
+              <w:t>Параметр</w:t>
+            </w:r>
+            <w:r>
+              <w:rPr>
+                <w:rFonts w:ascii="Times New Roman" w:hAnsi="Times New Roman" w:cs="Times New Roman"/>
+                <w:sz w:val="28"/>
+                <w:szCs w:val="28"/>
+                <w:lang w:val="en-US"/>
+              </w:rPr>
+              <w:t>: period (week/month/quarter/year).</w:t>
+            </w:r>
+          </w:p>
+        </w:tc>
+      </w:tr>
+    </w:tbl>
+    <w:p>
+      <w:pPr>
+        <w:spacing w:after="0" w:line="240" w:lineRule="auto"/>
+        <w:ind w:firstLine="851"/>
+        <w:rPr>
+          <w:rFonts w:ascii="Times New Roman" w:hAnsi="Times New Roman" w:cs="Times New Roman"/>
+          <w:lang w:val="en-US"/>
         </w:rPr>
       </w:pPr>
     </w:p>
     <w:sectPr>
       <w:pgSz w:w="11906" w:h="16838"/>
-      <w:pgMar w:top="1134" w:right="850" w:bottom="1134" w:left="1701" w:header="708" w:footer="708" w:gutter="0"/>
+      <w:pgMar w:top="1440" w:right="1008" w:bottom="1440" w:left="1701" w:header="708" w:footer="708" w:gutter="0"/>
       <w:cols w:space="720"/>
-      <w:docGrid w:linePitch="381"/>
+      <w:docGrid w:linePitch="360"/>
     </w:sectPr>
   </w:body>
 </w:document>
@@ -3612,6 +8103,64 @@
     </w:lvl>
   </w:abstractNum>
   <w:abstractNum w:abstractNumId="2" w15:restartNumberingAfterBreak="0">
+    <w:nsid w:val="14AA7950"/>
+    <w:multiLevelType w:val="hybridMultilevel"/>
+    <w:tmpl w:val="4A46F582"/>
+    <w:lvl w:ilvl="0" w:tplc="C1209698">
+      <w:start w:val="1"/>
+      <w:numFmt w:val="bullet"/>
+      <w:suff w:val="space"/>
+      <w:lvlText w:val="–"/>
+      <w:lvlJc w:val="left"/>
+      <w:pPr>
+        <w:ind w:left="720" w:hanging="360"/>
+      </w:pPr>
+      <w:rPr>
+        <w:rFonts w:hint="default"/>
+      </w:rPr>
+    </w:lvl>
+    <w:lvl w:ilvl="1" w:tplc="603A0E58">
+      <w:numFmt w:val="decimal"/>
+      <w:lvlText w:val=""/>
+      <w:lvlJc w:val="left"/>
+    </w:lvl>
+    <w:lvl w:ilvl="2" w:tplc="A93CE7DE">
+      <w:numFmt w:val="decimal"/>
+      <w:lvlText w:val=""/>
+      <w:lvlJc w:val="left"/>
+    </w:lvl>
+    <w:lvl w:ilvl="3" w:tplc="EAA67942">
+      <w:numFmt w:val="decimal"/>
+      <w:lvlText w:val=""/>
+      <w:lvlJc w:val="left"/>
+    </w:lvl>
+    <w:lvl w:ilvl="4" w:tplc="678E323E">
+      <w:numFmt w:val="decimal"/>
+      <w:lvlText w:val=""/>
+      <w:lvlJc w:val="left"/>
+    </w:lvl>
+    <w:lvl w:ilvl="5" w:tplc="FC084E0C">
+      <w:numFmt w:val="decimal"/>
+      <w:lvlText w:val=""/>
+      <w:lvlJc w:val="left"/>
+    </w:lvl>
+    <w:lvl w:ilvl="6" w:tplc="7DF22DE2">
+      <w:numFmt w:val="decimal"/>
+      <w:lvlText w:val=""/>
+      <w:lvlJc w:val="left"/>
+    </w:lvl>
+    <w:lvl w:ilvl="7" w:tplc="C1D247C2">
+      <w:numFmt w:val="decimal"/>
+      <w:lvlText w:val=""/>
+      <w:lvlJc w:val="left"/>
+    </w:lvl>
+    <w:lvl w:ilvl="8" w:tplc="51B4E6F6">
+      <w:numFmt w:val="decimal"/>
+      <w:lvlText w:val=""/>
+      <w:lvlJc w:val="left"/>
+    </w:lvl>
+  </w:abstractNum>
+  <w:abstractNum w:abstractNumId="3" w15:restartNumberingAfterBreak="0">
     <w:nsid w:val="1FFB1E1A"/>
     <w:multiLevelType w:val="multilevel"/>
     <w:tmpl w:val="E228C3D0"/>
@@ -3724,7 +8273,7 @@
       </w:rPr>
     </w:lvl>
   </w:abstractNum>
-  <w:abstractNum w:abstractNumId="3" w15:restartNumberingAfterBreak="0">
+  <w:abstractNum w:abstractNumId="4" w15:restartNumberingAfterBreak="0">
     <w:nsid w:val="2C1B4A9E"/>
     <w:multiLevelType w:val="hybridMultilevel"/>
     <w:tmpl w:val="8A569C02"/>
@@ -3782,7 +8331,7 @@
       <w:lvlJc w:val="left"/>
     </w:lvl>
   </w:abstractNum>
-  <w:abstractNum w:abstractNumId="4" w15:restartNumberingAfterBreak="0">
+  <w:abstractNum w:abstractNumId="5" w15:restartNumberingAfterBreak="0">
     <w:nsid w:val="2DD90FF7"/>
     <w:multiLevelType w:val="hybridMultilevel"/>
     <w:tmpl w:val="4992EB66"/>
@@ -3868,7 +8417,7 @@
       </w:pPr>
     </w:lvl>
   </w:abstractNum>
-  <w:abstractNum w:abstractNumId="5" w15:restartNumberingAfterBreak="0">
+  <w:abstractNum w:abstractNumId="6" w15:restartNumberingAfterBreak="0">
     <w:nsid w:val="3D0D538A"/>
     <w:multiLevelType w:val="singleLevel"/>
     <w:tmpl w:val="0419000F"/>
@@ -3882,7 +8431,7 @@
       </w:pPr>
     </w:lvl>
   </w:abstractNum>
-  <w:abstractNum w:abstractNumId="6" w15:restartNumberingAfterBreak="0">
+  <w:abstractNum w:abstractNumId="7" w15:restartNumberingAfterBreak="0">
     <w:nsid w:val="58CF3987"/>
     <w:multiLevelType w:val="multilevel"/>
     <w:tmpl w:val="0419001D"/>
@@ -3973,7 +8522,7 @@
       </w:pPr>
     </w:lvl>
   </w:abstractNum>
-  <w:abstractNum w:abstractNumId="7" w15:restartNumberingAfterBreak="0">
+  <w:abstractNum w:abstractNumId="8" w15:restartNumberingAfterBreak="0">
     <w:nsid w:val="681D78DC"/>
     <w:multiLevelType w:val="multilevel"/>
     <w:tmpl w:val="D3A27870"/>
@@ -4090,16 +8639,16 @@
     </w:lvl>
   </w:abstractNum>
   <w:num w:numId="1" w16cid:durableId="829323971">
+    <w:abstractNumId w:val="7"/>
+  </w:num>
+  <w:num w:numId="2" w16cid:durableId="1523738871">
     <w:abstractNumId w:val="6"/>
   </w:num>
-  <w:num w:numId="2" w16cid:durableId="1523738871">
-    <w:abstractNumId w:val="5"/>
-  </w:num>
   <w:num w:numId="3" w16cid:durableId="1120732994">
-    <w:abstractNumId w:val="7"/>
+    <w:abstractNumId w:val="8"/>
   </w:num>
   <w:num w:numId="4" w16cid:durableId="100758807">
-    <w:abstractNumId w:val="7"/>
+    <w:abstractNumId w:val="8"/>
     <w:lvlOverride w:ilvl="0">
       <w:lvl w:ilvl="0">
         <w:start w:val="1"/>
@@ -4234,7 +8783,7 @@
     <w:abstractNumId w:val="0"/>
   </w:num>
   <w:num w:numId="6" w16cid:durableId="1092627385">
-    <w:abstractNumId w:val="4"/>
+    <w:abstractNumId w:val="5"/>
     <w:lvlOverride w:ilvl="0">
       <w:startOverride w:val="1"/>
     </w:lvlOverride>
@@ -4294,13 +8843,19 @@
     </w:lvlOverride>
   </w:num>
   <w:num w:numId="8" w16cid:durableId="1122383063">
+    <w:abstractNumId w:val="3"/>
+  </w:num>
+  <w:num w:numId="9" w16cid:durableId="336200446">
+    <w:abstractNumId w:val="4"/>
+  </w:num>
+  <w:num w:numId="10" w16cid:durableId="1886867272">
+    <w:abstractNumId w:val="4"/>
+  </w:num>
+  <w:num w:numId="11" w16cid:durableId="2096199503">
     <w:abstractNumId w:val="2"/>
   </w:num>
-  <w:num w:numId="9" w16cid:durableId="336200446">
-    <w:abstractNumId w:val="3"/>
-  </w:num>
-  <w:num w:numId="10" w16cid:durableId="1886867272">
-    <w:abstractNumId w:val="3"/>
+  <w:num w:numId="12" w16cid:durableId="374549912">
+    <w:abstractNumId w:val="2"/>
   </w:num>
 </w:numbering>
 </file>
@@ -4712,7 +9267,6 @@
   <w:style w:type="character" w:default="1" w:styleId="a0">
     <w:name w:val="Default Paragraph Font"/>
     <w:uiPriority w:val="1"/>
-    <w:semiHidden/>
     <w:unhideWhenUsed/>
   </w:style>
   <w:style w:type="table" w:default="1" w:styleId="a1">
